--- a/downloads/teacher/ai-5-week-04.docx
+++ b/downloads/teacher/ai-5-week-04.docx
@@ -2221,6 +2221,396 @@
         <w:t>For your Image-pattern Network Investigation, save the input, procedure, observed result and limitation of this check. Label this worked example as practice; use a different, previously unreviewed case when checking independent understanding.</w:t>
       </w:r>
     </w:p>
+    <w:p>
+      <w:pPr>
+        <w:pStyle w:val="Heading1"/>
+      </w:pPr>
+      <w:r>
+        <w:t>07. Prepare, teach and assess</w:t>
+      </w:r>
+    </w:p>
+    <w:p>
+      <w:r>
+        <w:t>Teaching target: Trace identity ReLU and sigmoid on a numerical score</w:t>
+      </w:r>
+    </w:p>
+    <w:p>
+      <w:r>
+        <w:t>Prepare the labelled worked-case picture, the matching workbook, fictional input cards and a place for individual responses. Check a local Python 3 environment before class; have a paper-trace version ready.</w:t>
+      </w:r>
+    </w:p>
+    <w:tbl>
+      <w:tblPr>
+        <w:tblStyle w:val="LightShading-Accent1"/>
+        <w:tblW w:type="auto" w:w="0"/>
+        <w:tblLook w:firstColumn="1" w:firstRow="1" w:lastColumn="0" w:lastRow="0" w:noHBand="0" w:noVBand="1" w:val="04A0"/>
+      </w:tblPr>
+      <w:tblGrid>
+        <w:gridCol w:w="3408"/>
+        <w:gridCol w:w="3408"/>
+        <w:gridCol w:w="3408"/>
+      </w:tblGrid>
+      <w:tr>
+        <w:trPr>
+          <w:tblHeader/>
+        </w:trPr>
+        <w:tc>
+          <w:tcPr>
+            <w:tcW w:type="dxa" w:w="3408"/>
+          </w:tcPr>
+          <w:p>
+            <w:r>
+              <w:t>Session</w:t>
+            </w:r>
+          </w:p>
+        </w:tc>
+        <w:tc>
+          <w:tcPr>
+            <w:tcW w:type="dxa" w:w="3408"/>
+          </w:tcPr>
+          <w:p>
+            <w:r>
+              <w:t>Plan</w:t>
+            </w:r>
+          </w:p>
+        </w:tc>
+        <w:tc>
+          <w:tcPr>
+            <w:tcW w:type="dxa" w:w="3408"/>
+          </w:tcPr>
+          <w:p>
+            <w:r>
+              <w:t>Resources</w:t>
+            </w:r>
+          </w:p>
+        </w:tc>
+      </w:tr>
+      <w:tr>
+        <w:tc>
+          <w:tcPr>
+            <w:tcW w:type="dxa" w:w="3408"/>
+          </w:tcPr>
+          <w:p>
+            <w:r>
+              <w:t>Session 1 · Understand · 45 min</w:t>
+            </w:r>
+          </w:p>
+        </w:tc>
+        <w:tc>
+          <w:tcPr>
+            <w:tcW w:type="dxa" w:w="3408"/>
+          </w:tcPr>
+          <w:p>
+            <w:r>
+              <w:t>0–7: recall and prerequisite; 7–15: inspect the concrete case and predict; 15–30: teacher models the worked trace; 30–40: learners explain a step using the text and visual; 40–45: check the core idea.</w:t>
+            </w:r>
+          </w:p>
+        </w:tc>
+        <w:tc>
+          <w:tcPr>
+            <w:tcW w:type="dxa" w:w="3408"/>
+          </w:tcPr>
+          <w:p>
+            <w:r>
+              <w:t>Sections 1–6; record the brief recall in the workbook.</w:t>
+            </w:r>
+          </w:p>
+        </w:tc>
+      </w:tr>
+      <w:tr>
+        <w:tc>
+          <w:tcPr>
+            <w:tcW w:type="dxa" w:w="3408"/>
+          </w:tcPr>
+          <w:p>
+            <w:r>
+              <w:t>Session 2 · Practise · 45 min</w:t>
+            </w:r>
+          </w:p>
+        </w:tc>
+        <w:tc>
+          <w:tcPr>
+            <w:tcW w:type="dxa" w:w="3408"/>
+          </w:tcPr>
+          <w:p>
+            <w:r>
+              <w:t>0–5: retrieve the procedure; 5–15: W2 completion practice; 15–23: explain and check with a partner; 23–30: each learner answers the misconception check; 30–40: targeted reteaching or a harder variation; 40–45: prepare the investigation.</w:t>
+            </w:r>
+          </w:p>
+        </w:tc>
+        <w:tc>
+          <w:tcPr>
+            <w:tcW w:type="dxa" w:w="3408"/>
+          </w:tcPr>
+          <w:p>
+            <w:r>
+              <w:t>Sections 7–10; use the matching workbook W2 and misconception check.</w:t>
+            </w:r>
+          </w:p>
+        </w:tc>
+      </w:tr>
+      <w:tr>
+        <w:tc>
+          <w:tcPr>
+            <w:tcW w:type="dxa" w:w="3408"/>
+          </w:tcPr>
+          <w:p>
+            <w:r>
+              <w:t>Session 3 · Investigate and transfer · 45 min</w:t>
+            </w:r>
+          </w:p>
+        </w:tc>
+        <w:tc>
+          <w:tcPr>
+            <w:tcW w:type="dxa" w:w="3408"/>
+          </w:tcPr>
+          <w:p>
+            <w:r>
+              <w:t>0–5: retrieve the decision rule; 5–20: investigate or trace; 20–30: start the independent case; 30–38: connect the project; 38–43: act on feedback; 43–45: plan the return check.</w:t>
+            </w:r>
+          </w:p>
+        </w:tc>
+        <w:tc>
+          <w:tcPr>
+            <w:tcW w:type="dxa" w:w="3408"/>
+          </w:tcPr>
+          <w:p>
+            <w:r>
+              <w:t>Sections 9 and 11–14. Give extra time to finish the full task set; use Section 15 when the week includes a coding lab.</w:t>
+            </w:r>
+          </w:p>
+        </w:tc>
+      </w:tr>
+    </w:tbl>
+    <w:p>
+      <w:r>
+        <w:t>Before class, solve the supported practice: Use the lesson sigmoid values for -2, 0, 2. Predict classes under a &gt;= 0.5, then explain the zero-score case.</w:t>
+      </w:r>
+    </w:p>
+    <w:p>
+      <w:r>
+        <w:t>Reasoned practice answer: Teacher explanation: Classes are 0, 1, 1. Sigmoid(0) equals 0.5 and the declared &gt;= comparison includes equality.</w:t>
+      </w:r>
+    </w:p>
+    <w:p>
+      <w:r>
+        <w:t>Check every learner before discussion: Use the worked case for Activation functions. Proposed explanation: “ReLU returns a class label”. Decide whether this explanation is supported. Point to the step or supplied fact that decides; explain your repair if needed.</w:t>
+      </w:r>
+    </w:p>
+    <w:p>
+      <w:r>
+        <w:t>Misconception repair: Positive scores retain magnitude, so ReLU(2) is 2. A final class rule is separate.</w:t>
+      </w:r>
+    </w:p>
+    <w:p>
+      <w:r>
+        <w:t>Support: read the exact case aloud, enlarge the labelled picture, supply input cards and model only the first deciding step. Accept a spoken explanation or drawing; retain the reasoning goal.</w:t>
+      </w:r>
+    </w:p>
+    <w:p>
+      <w:r>
+        <w:t>Extension: Replace ReLU with identity. Require a prediction and a reason before comparing. Expected result: h becomes-2, 0, 1 and outputs become-4, 2, 5. Reason: Identity retains the negative intermediate value instead of clipping it.</w:t>
+      </w:r>
+    </w:p>
+    <w:p>
+      <w:r>
+        <w:t>Independent assessment: withhold the reserved answer until the learner has attempted the new case. Record support separately from correctness.</w:t>
+      </w:r>
+    </w:p>
+    <w:tbl>
+      <w:tblPr>
+        <w:tblStyle w:val="LightShading-Accent1"/>
+        <w:tblW w:type="auto" w:w="0"/>
+        <w:tblLook w:firstColumn="1" w:firstRow="1" w:lastColumn="0" w:lastRow="0" w:noHBand="0" w:noVBand="1" w:val="04A0"/>
+      </w:tblPr>
+      <w:tblGrid>
+        <w:gridCol w:w="2556"/>
+        <w:gridCol w:w="2556"/>
+        <w:gridCol w:w="2556"/>
+        <w:gridCol w:w="2556"/>
+      </w:tblGrid>
+      <w:tr>
+        <w:trPr>
+          <w:tblHeader/>
+        </w:trPr>
+        <w:tc>
+          <w:tcPr>
+            <w:tcW w:type="dxa" w:w="2556"/>
+          </w:tcPr>
+          <w:p>
+            <w:r>
+              <w:t>Criterion</w:t>
+            </w:r>
+          </w:p>
+        </w:tc>
+        <w:tc>
+          <w:tcPr>
+            <w:tcW w:type="dxa" w:w="2556"/>
+          </w:tcPr>
+          <w:p>
+            <w:r>
+              <w:t>Not yet</w:t>
+            </w:r>
+          </w:p>
+        </w:tc>
+        <w:tc>
+          <w:tcPr>
+            <w:tcW w:type="dxa" w:w="2556"/>
+          </w:tcPr>
+          <w:p>
+            <w:r>
+              <w:t>With support</w:t>
+            </w:r>
+          </w:p>
+        </w:tc>
+        <w:tc>
+          <w:tcPr>
+            <w:tcW w:type="dxa" w:w="2556"/>
+          </w:tcPr>
+          <w:p>
+            <w:r>
+              <w:t>Independent</w:t>
+            </w:r>
+          </w:p>
+        </w:tc>
+      </w:tr>
+      <w:tr>
+        <w:tc>
+          <w:tcPr>
+            <w:tcW w:type="dxa" w:w="2556"/>
+          </w:tcPr>
+          <w:p>
+            <w:r>
+              <w:t>Explanation</w:t>
+            </w:r>
+          </w:p>
+        </w:tc>
+        <w:tc>
+          <w:tcPr>
+            <w:tcW w:type="dxa" w:w="2556"/>
+          </w:tcPr>
+          <w:p>
+            <w:r>
+              <w:t>Names an answer without a deciding fact</w:t>
+            </w:r>
+          </w:p>
+        </w:tc>
+        <w:tc>
+          <w:tcPr>
+            <w:tcW w:type="dxa" w:w="2556"/>
+          </w:tcPr>
+          <w:p>
+            <w:r>
+              <w:t>Uses a hint to link fact and decision</w:t>
+            </w:r>
+          </w:p>
+        </w:tc>
+        <w:tc>
+          <w:tcPr>
+            <w:tcW w:type="dxa" w:w="2556"/>
+          </w:tcPr>
+          <w:p>
+            <w:r>
+              <w:t>Explains the deciding fact in own words</w:t>
+            </w:r>
+          </w:p>
+        </w:tc>
+      </w:tr>
+      <w:tr>
+        <w:tc>
+          <w:tcPr>
+            <w:tcW w:type="dxa" w:w="2556"/>
+          </w:tcPr>
+          <w:p>
+            <w:r>
+              <w:t>Trace or test</w:t>
+            </w:r>
+          </w:p>
+        </w:tc>
+        <w:tc>
+          <w:tcPr>
+            <w:tcW w:type="dxa" w:w="2556"/>
+          </w:tcPr>
+          <w:p>
+            <w:r>
+              <w:t>Cannot connect input and result</w:t>
+            </w:r>
+          </w:p>
+        </w:tc>
+        <w:tc>
+          <w:tcPr>
+            <w:tcW w:type="dxa" w:w="2556"/>
+          </w:tcPr>
+          <w:p>
+            <w:r>
+              <w:t>Completes steps with prompts</w:t>
+            </w:r>
+          </w:p>
+        </w:tc>
+        <w:tc>
+          <w:tcPr>
+            <w:tcW w:type="dxa" w:w="2556"/>
+          </w:tcPr>
+          <w:p>
+            <w:r>
+              <w:t>Traces or tests a changed case accurately</w:t>
+            </w:r>
+          </w:p>
+        </w:tc>
+      </w:tr>
+      <w:tr>
+        <w:tc>
+          <w:tcPr>
+            <w:tcW w:type="dxa" w:w="2556"/>
+          </w:tcPr>
+          <w:p>
+            <w:r>
+              <w:t>Limits and revision</w:t>
+            </w:r>
+          </w:p>
+        </w:tc>
+        <w:tc>
+          <w:tcPr>
+            <w:tcW w:type="dxa" w:w="2556"/>
+          </w:tcPr>
+          <w:p>
+            <w:r>
+              <w:t>Claims more than evidence supports</w:t>
+            </w:r>
+          </w:p>
+        </w:tc>
+        <w:tc>
+          <w:tcPr>
+            <w:tcW w:type="dxa" w:w="2556"/>
+          </w:tcPr>
+          <w:p>
+            <w:r>
+              <w:t>Names a limit after a prompt</w:t>
+            </w:r>
+          </w:p>
+        </w:tc>
+        <w:tc>
+          <w:tcPr>
+            <w:tcW w:type="dxa" w:w="2556"/>
+          </w:tcPr>
+          <w:p>
+            <w:r>
+              <w:t>States a defensible limit and useful next test</w:t>
+            </w:r>
+          </w:p>
+        </w:tc>
+      </w:tr>
+    </w:tbl>
+    <w:p>
+      <w:r>
+        <w:t>Project checkpoint: Frame the need. Name the user, the problem, allowed inputs and a safe simple starting method.</w:t>
+      </w:r>
+    </w:p>
+    <w:p>
+      <w:r>
+        <w:t>Use the weekly teacher answer for topic-specific reasoning. A saved progress tick is an activity record; judge mastery from the learner’s explanation and evidence.</w:t>
+      </w:r>
+    </w:p>
     <w:sectPr>
       <w:pgSz w:w="12240" w:h="15840"/>
       <w:pgMar w:top="936" w:right="1008" w:bottom="936" w:left="1008" w:header="720" w:footer="720" w:gutter="0"/>

--- a/downloads/teacher/ai-5-week-04.docx
+++ b/downloads/teacher/ai-5-week-04.docx
@@ -2611,6 +2611,39 @@
         <w:t>Use the weekly teacher answer for topic-specific reasoning. A saved progress tick is an activity record; judge mastery from the learner’s explanation and evidence.</w:t>
       </w:r>
     </w:p>
+    <w:p>
+      <w:pPr>
+        <w:pStyle w:val="Heading1"/>
+      </w:pPr>
+      <w:r>
+        <w:t>08. Use feedback, labs and repair paths</w:t>
+      </w:r>
+    </w:p>
+    <w:p>
+      <w:r>
+        <w:t>Use the two formative questions as supported practice, not as independent mastery scores. Discuss the deciding evidence rather than accepting a guessed selection.</w:t>
+      </w:r>
+    </w:p>
+    <w:p>
+      <w:r>
+        <w:t>The feedback comes from the reviewed public worked case. Do not reveal the separately reserved independent teacher answer until the learner has attempted that case.</w:t>
+      </w:r>
+    </w:p>
+    <w:p>
+      <w:r>
+        <w:t>Ask students to predict before running code. Preserve errors and actual outputs; collect a changed test and an explanation. The branch-boundary and indexing lessons deliberately include failure cases.</w:t>
+      </w:r>
+    </w:p>
+    <w:p>
+      <w:r>
+        <w:t>Use the earlier worked-explanation links to address a specific missing building block, then return to the current question. Adapt this suggestion after observing the learner; it is not an automatic diagnosis.</w:t>
+      </w:r>
+    </w:p>
+    <w:p>
+      <w:r>
+        <w:t>Collect the completed-work portfolio as evidence. Record support separately from correctness, and assess explanation, trace/test and limitations. Progress ticks and quiz selections alone do not establish mastery.</w:t>
+      </w:r>
+    </w:p>
     <w:sectPr>
       <w:pgSz w:w="12240" w:h="15840"/>
       <w:pgMar w:top="936" w:right="1008" w:bottom="936" w:left="1008" w:header="720" w:footer="720" w:gutter="0"/>

--- a/downloads/teacher/ai-5-week-04.docx
+++ b/downloads/teacher/ai-5-week-04.docx
@@ -29,16 +29,51 @@
       </w:r>
     </w:p>
     <w:p>
-      <w:pPr>
-        <w:pStyle w:val="Heading3"/>
-      </w:pPr>
-      <w:r>
-        <w:t>Teach the learning cycle</w:t>
+      <w:r>
+        <w:t>Prepare Activation functions: check the target, prerequisites, resources and adaptable teaching schedule.</w:t>
       </w:r>
     </w:p>
     <w:p>
-      <w:r>
-        <w:t>Primary target: Trace identity ReLU and sigmoid on a numerical score</w:t>
+      <w:pPr>
+        <w:pStyle w:val="Heading3"/>
+      </w:pPr>
+      <w:r>
+        <w:t>Teach the learning cycle</w:t>
+      </w:r>
+    </w:p>
+    <w:p>
+      <w:pPr>
+        <w:spacing w:line="336" w:lineRule="auto" w:after="180"/>
+      </w:pPr>
+      <w:r>
+        <w:rPr>
+          <w:b w:val="0"/>
+        </w:rPr>
+        <w:t xml:space="preserve">Primary target: Trace identity </w:t>
+      </w:r>
+      <w:r>
+        <w:rPr>
+          <w:b/>
+        </w:rPr>
+        <w:t>ReLU</w:t>
+      </w:r>
+      <w:r>
+        <w:rPr>
+          <w:b w:val="0"/>
+        </w:rPr>
+        <w:t xml:space="preserve"> and </w:t>
+      </w:r>
+      <w:r>
+        <w:rPr>
+          <w:b/>
+        </w:rPr>
+        <w:t>sigmoid</w:t>
+      </w:r>
+      <w:r>
+        <w:rPr>
+          <w:b w:val="0"/>
+        </w:rPr>
+        <w:t xml:space="preserve"> on a numerical score</w:t>
       </w:r>
     </w:p>
     <w:tbl>
@@ -185,16 +220,37 @@
       </w:tr>
     </w:tbl>
     <w:p>
-      <w:r>
-        <w:t>This is a starting allocation of 135 minutes, not a validated duration. Preserve all named topics. Schedule extra time for connected examples, the full investigation, independent cases and project building. Repeated copies of a case share one recorded attempt; they are not new evidence.</w:t>
+      <w:pPr>
+        <w:spacing w:line="336" w:lineRule="auto" w:after="180"/>
+      </w:pPr>
+      <w:r>
+        <w:rPr>
+          <w:b w:val="0"/>
+        </w:rPr>
+        <w:t>This is a starting allocation of 135 minutes, not a validated duration. Preserve all named topics. Schedule extra time for connected examples, the full investigation, independent cases and project building.</w:t>
       </w:r>
     </w:p>
     <w:p>
       <w:pPr>
-        <w:pStyle w:val="Heading3"/>
-      </w:pPr>
-      <w:r>
-        <w:t>Retrieval answer guidance</w:t>
+        <w:spacing w:line="336" w:lineRule="auto" w:after="180"/>
+      </w:pPr>
+      <w:r>
+        <w:rPr>
+          <w:b w:val="0"/>
+        </w:rPr>
+        <w:t xml:space="preserve">Repeated copies of a case share one recorded attempt; they are not new </w:t>
+      </w:r>
+      <w:r>
+        <w:rPr>
+          <w:b/>
+        </w:rPr>
+        <w:t>evidence</w:t>
+      </w:r>
+      <w:r>
+        <w:rPr>
+          <w:b w:val="0"/>
+        </w:rPr>
+        <w:t>.</w:t>
       </w:r>
     </w:p>
     <w:p>
@@ -202,109 +258,301 @@
         <w:pStyle w:val="Heading3"/>
       </w:pPr>
       <w:r>
-        <w:t>Bias terms and decision boundaries</w:t>
+        <w:t>Retrieval answer guidance</w:t>
       </w:r>
     </w:p>
     <w:p>
-      <w:r>
-        <w:t>Without opening the old lesson, explain one key idea from Bias terms and decision boundaries. Give an example and a mistake that the idea helps you avoid.</w:t>
+      <w:pPr>
+        <w:pStyle w:val="Heading3"/>
+      </w:pPr>
+      <w:r>
+        <w:t>Bias terms and decision boundaries</w:t>
       </w:r>
     </w:p>
     <w:p>
-      <w:r>
-        <w:t>Look for: Calculate a weighted score with a bias term</w:t>
+      <w:pPr>
+        <w:spacing w:line="336" w:lineRule="auto" w:after="180"/>
+      </w:pPr>
+      <w:r>
+        <w:rPr>
+          <w:b w:val="0"/>
+        </w:rPr>
+        <w:t>Without opening the old lesson, explain one key idea from Bias terms and decision boundaries. Give an example and a mistake that the idea helps you avoid.</w:t>
       </w:r>
     </w:p>
     <w:p>
-      <w:r>
-        <w:t>Reference example, not the only acceptable wording: Teacher explanation: Weighted sum 10 - 4 = 6; bias -3; score 3; prediction 1. Add the bias once after summing.</w:t>
+      <w:pPr>
+        <w:spacing w:line="336" w:lineRule="auto" w:after="180"/>
+      </w:pPr>
+      <w:r>
+        <w:rPr>
+          <w:b w:val="0"/>
+        </w:rPr>
+        <w:t>Look for: Calculate a weighted score with a bias term</w:t>
       </w:r>
     </w:p>
     <w:p>
       <w:pPr>
-        <w:pStyle w:val="Heading3"/>
-      </w:pPr>
-      <w:r>
-        <w:t>Representing inputs as vectors</w:t>
+        <w:spacing w:line="336" w:lineRule="auto" w:after="180"/>
+      </w:pPr>
+      <w:r>
+        <w:rPr>
+          <w:b w:val="0"/>
+        </w:rPr>
+        <w:t xml:space="preserve">Reference example, not the only acceptable wording: Teacher explanation: Weighted sum 10 - 4 = 6; bias -3; score 3; </w:t>
+      </w:r>
+      <w:r>
+        <w:rPr>
+          <w:b/>
+        </w:rPr>
+        <w:t>prediction</w:t>
+      </w:r>
+      <w:r>
+        <w:rPr>
+          <w:b w:val="0"/>
+        </w:rPr>
+        <w:t xml:space="preserve"> 1. Add the bias once after summing.</w:t>
       </w:r>
     </w:p>
     <w:p>
-      <w:r>
-        <w:t>Without opening the old lesson, explain one key idea from Representing inputs as vectors. Give an example and a mistake that the idea helps you avoid.</w:t>
+      <w:pPr>
+        <w:pStyle w:val="Heading3"/>
+      </w:pPr>
+      <w:r>
+        <w:t>Representing inputs as vectors</w:t>
       </w:r>
     </w:p>
     <w:p>
-      <w:r>
-        <w:t>Look for: Encode a record using a fixed feature order and units</w:t>
+      <w:pPr>
+        <w:spacing w:line="336" w:lineRule="auto" w:after="180"/>
+      </w:pPr>
+      <w:r>
+        <w:rPr>
+          <w:b w:val="0"/>
+        </w:rPr>
+        <w:t xml:space="preserve">Without opening the old lesson, explain one key idea from Representing </w:t>
+      </w:r>
+      <w:r>
+        <w:rPr>
+          <w:b/>
+        </w:rPr>
+        <w:t>input</w:t>
+      </w:r>
+      <w:r>
+        <w:rPr>
+          <w:b w:val="0"/>
+        </w:rPr>
+        <w:t>s as vectors. Give an example and a mistake that the idea helps you avoid.</w:t>
       </w:r>
     </w:p>
     <w:p>
-      <w:r>
-        <w:t>Reference example, not the only acceptable wording: Teacher explanation: A [4, 2], B [2, 4], C [3, 3]. Each has dimension 2. The table has 3 rows and 2 columns.</w:t>
+      <w:pPr>
+        <w:spacing w:line="336" w:lineRule="auto" w:after="180"/>
+      </w:pPr>
+      <w:r>
+        <w:rPr>
+          <w:b w:val="0"/>
+        </w:rPr>
+        <w:t>Look for: Encode a record using a fixed feature order and units</w:t>
       </w:r>
     </w:p>
     <w:p>
-      <w:r>
-        <w:t>Use two 45-minute sessions to compare activation functions before network training. Students should trace z, activation a and any later output separately. Sigmoid arithmetic may use the supplied approximations. Focus on the change in function shape and the distinction between an activation, class decision and probability claim.</w:t>
+      <w:pPr>
+        <w:spacing w:line="336" w:lineRule="auto" w:after="180"/>
+      </w:pPr>
+      <w:r>
+        <w:rPr>
+          <w:b w:val="0"/>
+        </w:rPr>
+        <w:t>Reference example, not the only acceptable wording: Teacher explanation: A [4, 2], B [2, 4], C [3, 3]. Each has dimension 2. The table has 3 rows and 2 columns.</w:t>
       </w:r>
     </w:p>
     <w:p>
       <w:pPr>
-        <w:pStyle w:val="Heading3"/>
-      </w:pPr>
-      <w:r>
-        <w:t>Outcomes</w:t>
+        <w:spacing w:line="336" w:lineRule="auto" w:after="180"/>
+      </w:pPr>
+      <w:r>
+        <w:rPr>
+          <w:b w:val="0"/>
+        </w:rPr>
+        <w:t xml:space="preserve">Use two 45-minute sessions to compare </w:t>
+      </w:r>
+      <w:r>
+        <w:rPr>
+          <w:b/>
+        </w:rPr>
+        <w:t>activation function</w:t>
+      </w:r>
+      <w:r>
+        <w:rPr>
+          <w:b w:val="0"/>
+        </w:rPr>
+        <w:t xml:space="preserve">s before network </w:t>
+      </w:r>
+      <w:r>
+        <w:rPr>
+          <w:b/>
+        </w:rPr>
+        <w:t>training</w:t>
+      </w:r>
+      <w:r>
+        <w:rPr>
+          <w:b w:val="0"/>
+        </w:rPr>
+        <w:t xml:space="preserve">. Students should trace z, activation a and any later </w:t>
+      </w:r>
+      <w:r>
+        <w:rPr>
+          <w:b/>
+        </w:rPr>
+        <w:t>output</w:t>
+      </w:r>
+      <w:r>
+        <w:rPr>
+          <w:b w:val="0"/>
+        </w:rPr>
+        <w:t xml:space="preserve"> separately. </w:t>
+      </w:r>
+      <w:r>
+        <w:rPr>
+          <w:b/>
+        </w:rPr>
+        <w:t>Sigmoid</w:t>
+      </w:r>
+      <w:r>
+        <w:rPr>
+          <w:b w:val="0"/>
+        </w:rPr>
+        <w:t xml:space="preserve"> arithmetic may use the supplied approximations.</w:t>
       </w:r>
     </w:p>
     <w:p>
-      <w:r>
-        <w:t>Trace identity ReLU and sigmoid on a numerical score</w:t>
+      <w:pPr>
+        <w:spacing w:line="336" w:lineRule="auto" w:after="180"/>
+      </w:pPr>
+      <w:r>
+        <w:rPr>
+          <w:b w:val="0"/>
+        </w:rPr>
+        <w:t>Focus on the change in function shape and the distinction between an activation, class decision and probability claim.</w:t>
       </w:r>
     </w:p>
     <w:p>
-      <w:r>
-        <w:t>Explain how a nonlinear activation changes a computation</w:t>
+      <w:pPr>
+        <w:pStyle w:val="Heading3"/>
+      </w:pPr>
+      <w:r>
+        <w:t>Outcomes</w:t>
       </w:r>
     </w:p>
     <w:p>
-      <w:r>
-        <w:t>Distinguish an activation output from a final class or verified probability</w:t>
+      <w:pPr>
+        <w:spacing w:line="336" w:lineRule="auto" w:after="180"/>
+      </w:pPr>
+      <w:r>
+        <w:rPr>
+          <w:b w:val="0"/>
+        </w:rPr>
+        <w:t xml:space="preserve">Trace identity </w:t>
+      </w:r>
+      <w:r>
+        <w:rPr>
+          <w:b/>
+        </w:rPr>
+        <w:t>ReLU</w:t>
+      </w:r>
+      <w:r>
+        <w:rPr>
+          <w:b w:val="0"/>
+        </w:rPr>
+        <w:t xml:space="preserve"> and </w:t>
+      </w:r>
+      <w:r>
+        <w:rPr>
+          <w:b/>
+        </w:rPr>
+        <w:t>sigmoid</w:t>
+      </w:r>
+      <w:r>
+        <w:rPr>
+          <w:b w:val="0"/>
+        </w:rPr>
+        <w:t xml:space="preserve"> on a numerical score</w:t>
       </w:r>
     </w:p>
     <w:p>
       <w:pPr>
-        <w:pStyle w:val="Heading3"/>
-      </w:pPr>
-      <w:r>
-        <w:t>Preparation</w:t>
+        <w:spacing w:line="336" w:lineRule="auto" w:after="180"/>
+      </w:pPr>
+      <w:r>
+        <w:rPr>
+          <w:b w:val="0"/>
+        </w:rPr>
+        <w:t>Explain how a nonlinear activation changes a computation</w:t>
       </w:r>
     </w:p>
     <w:p>
-      <w:r>
-        <w:t>Printed lesson and workbook; paper and pencil</w:t>
+      <w:pPr>
+        <w:spacing w:line="336" w:lineRule="auto" w:after="180"/>
+      </w:pPr>
+      <w:r>
+        <w:rPr>
+          <w:b w:val="0"/>
+        </w:rPr>
+        <w:t xml:space="preserve">Distinguish an activation </w:t>
+      </w:r>
+      <w:r>
+        <w:rPr>
+          <w:b/>
+        </w:rPr>
+        <w:t>output</w:t>
+      </w:r>
+      <w:r>
+        <w:rPr>
+          <w:b w:val="0"/>
+        </w:rPr>
+        <w:t xml:space="preserve"> from a final class or verified probability</w:t>
       </w:r>
     </w:p>
     <w:p>
-      <w:r>
-        <w:t>Calculator and optional local Python 3 editor; no packages or AI accounts needed</w:t>
+      <w:pPr>
+        <w:pStyle w:val="Heading3"/>
+      </w:pPr>
+      <w:r>
+        <w:t>Preparation</w:t>
       </w:r>
     </w:p>
     <w:p>
-      <w:r>
-        <w:t>Use the fictional examples supplied; prepare the fresh retry before class</w:t>
+      <w:pPr>
+        <w:spacing w:line="336" w:lineRule="auto" w:after="180"/>
+      </w:pPr>
+      <w:r>
+        <w:rPr>
+          <w:b w:val="0"/>
+        </w:rPr>
+        <w:t>Printed lesson and workbook; paper and pencil</w:t>
       </w:r>
     </w:p>
     <w:p>
       <w:pPr>
-        <w:pStyle w:val="Heading3"/>
-      </w:pPr>
-      <w:r>
-        <w:t>Prerequisite answer</w:t>
+        <w:spacing w:line="336" w:lineRule="auto" w:after="180"/>
+      </w:pPr>
+      <w:r>
+        <w:rPr>
+          <w:b w:val="0"/>
+        </w:rPr>
+        <w:t>Calculator and optional local Python 3 editor; no packages or AI accounts needed</w:t>
       </w:r>
     </w:p>
     <w:p>
-      <w:r>
-        <w:t>The score is zero and the class is 1 because equality is included.</w:t>
+      <w:pPr>
+        <w:spacing w:line="336" w:lineRule="auto" w:after="180"/>
+      </w:pPr>
+      <w:r>
+        <w:rPr>
+          <w:b w:val="0"/>
+        </w:rPr>
+        <w:t>Use the fictional examples supplied; prepare the fresh retry before class</w:t>
       </w:r>
     </w:p>
     <w:p>
@@ -312,55 +560,410 @@
         <w:pStyle w:val="Heading3"/>
       </w:pPr>
       <w:r>
-        <w:t>End goal for the pictorial case</w:t>
+        <w:t>Prerequisite answer</w:t>
       </w:r>
     </w:p>
     <w:p>
-      <w:r>
-        <w:t>By the end, I can explain activation functions using a traced example and a stated limitation.</w:t>
+      <w:pPr>
+        <w:spacing w:line="336" w:lineRule="auto" w:after="180"/>
+      </w:pPr>
+      <w:r>
+        <w:rPr>
+          <w:b w:val="0"/>
+        </w:rPr>
+        <w:t>The score is zero and the class is 1 because equality is included.</w:t>
       </w:r>
     </w:p>
     <w:p>
-      <w:r>
-        <w:t>This added worked case illustrates the week’s main idea. Retain all original and connected topics; schedule its practice within the teaching cycle.</w:t>
+      <w:pPr>
+        <w:pStyle w:val="Heading3"/>
+      </w:pPr>
+      <w:r>
+        <w:t>End goal for the pictorial case</w:t>
       </w:r>
     </w:p>
     <w:p>
       <w:pPr>
-        <w:pStyle w:val="Heading1"/>
-      </w:pPr>
-      <w:r>
-        <w:t>02. Explain and model the mechanism</w:t>
+        <w:spacing w:line="336" w:lineRule="auto" w:after="180"/>
+      </w:pPr>
+      <w:r>
+        <w:rPr>
+          <w:b w:val="0"/>
+        </w:rPr>
+        <w:t xml:space="preserve">By the end, I can explain </w:t>
+      </w:r>
+      <w:r>
+        <w:rPr>
+          <w:b/>
+        </w:rPr>
+        <w:t>activation function</w:t>
+      </w:r>
+      <w:r>
+        <w:rPr>
+          <w:b w:val="0"/>
+        </w:rPr>
+        <w:t>s using a traced example and a stated limitation.</w:t>
       </w:r>
     </w:p>
     <w:p>
-      <w:r>
-        <w:t>First compute an affine score z = w dot x + b. An activation then returns a = f(z). In a network this value may become an input to another layer; it is not automatically a class prediction. We will compare three functions using the same incoming scores so that only the activation changes.</w:t>
+      <w:pPr>
+        <w:spacing w:line="336" w:lineRule="auto" w:after="180"/>
+      </w:pPr>
+      <w:r>
+        <w:rPr>
+          <w:b w:val="0"/>
+        </w:rPr>
+        <w:t>This added worked case illustrates the week’s main idea. Retain all original and connected topics; schedule its practice within the teaching cycle.</w:t>
       </w:r>
     </w:p>
     <w:p>
-      <w:r>
-        <w:t>Identity returns z unchanged. ReLU, pronounced ree-loo, returns the larger of zero and z. Thus ReLU(-2) = 0, ReLU(0) = 0 and ReLU(2) = 2. Positive scores keep their magnitude; ReLU does not turn every positive value into 1.</w:t>
+      <w:pPr>
+        <w:pStyle w:val="Heading1"/>
+      </w:pPr>
+      <w:r>
+        <w:t>02. Explain and model the mechanism</w:t>
       </w:r>
     </w:p>
     <w:p>
       <w:r>
-        <w:t>These are fixed arithmetic functions. Selecting a function or changing its input is not itself a training procedure. Later weeks will introduce losses and parameter updates.</w:t>
+        <w:t>Model Activation functions using the supplied case, labelled mechanism and reasoning. Make the scope of each conclusion explicit.</w:t>
       </w:r>
     </w:p>
     <w:p>
-      <w:r>
-        <w:t>Sigmoid is 1 / (1 + exp(-z)). Here exp(t) means e raised to power t, where e is approximately 2.718. A calculator or the supplied Python code can evaluate it; no calculus is required this week. For z = -2, 0 and 2, sigmoid outputs are approximately 0.1192, 0.5 and 0.8808.</w:t>
+      <w:pPr>
+        <w:pStyle w:val="Heading3"/>
+      </w:pPr>
+      <w:r>
+        <w:t>Explain Activation functions · 1</w:t>
       </w:r>
     </w:p>
     <w:p>
-      <w:r>
-        <w:t>For every finite mathematical input, sigmoid is strictly between 0 and 1, though computer rounding can produce an endpoint for extreme scores. Negative inputs produce values below 0.5, zero gives 0.5, and positive inputs give values above 0.5. A class rule still needs to be stated: if class 1 means sigmoid(z) &gt;= 0.5, these three predictions are 0, 1 and 1.</w:t>
+      <w:pPr>
+        <w:spacing w:line="336" w:lineRule="auto" w:after="180"/>
+      </w:pPr>
+      <w:r>
+        <w:rPr>
+          <w:b w:val="0"/>
+        </w:rPr>
+        <w:t xml:space="preserve">First compute an affine score z = w dot x + b. An activation then returns a = f(z). In a network this value may become an </w:t>
+      </w:r>
+      <w:r>
+        <w:rPr>
+          <w:b/>
+        </w:rPr>
+        <w:t>input</w:t>
+      </w:r>
+      <w:r>
+        <w:rPr>
+          <w:b w:val="0"/>
+        </w:rPr>
+        <w:t xml:space="preserve"> to another layer; it is not automatically a class </w:t>
+      </w:r>
+      <w:r>
+        <w:rPr>
+          <w:b/>
+        </w:rPr>
+        <w:t>prediction</w:t>
+      </w:r>
+      <w:r>
+        <w:rPr>
+          <w:b w:val="0"/>
+        </w:rPr>
+        <w:t>.</w:t>
       </w:r>
     </w:p>
     <w:p>
-      <w:r>
-        <w:t>The two algebraically equivalent branches avoid taking exp of a large positive number. A value within [0, 1] is not automatically a reliable probability: its interpretation depends on the fitted task and evaluation evidence.</w:t>
+      <w:pPr>
+        <w:spacing w:line="336" w:lineRule="auto" w:after="180"/>
+      </w:pPr>
+      <w:r>
+        <w:rPr>
+          <w:b w:val="0"/>
+        </w:rPr>
+        <w:t>We will compare three functions using the same incoming scores so that only the activation changes.</w:t>
+      </w:r>
+    </w:p>
+    <w:p>
+      <w:pPr>
+        <w:spacing w:line="336" w:lineRule="auto" w:after="180"/>
+      </w:pPr>
+      <w:r>
+        <w:rPr>
+          <w:b w:val="0"/>
+        </w:rPr>
+        <w:t xml:space="preserve">Identity returns z unchanged. </w:t>
+      </w:r>
+      <w:r>
+        <w:rPr>
+          <w:b/>
+        </w:rPr>
+        <w:t>ReLU</w:t>
+      </w:r>
+      <w:r>
+        <w:rPr>
+          <w:b w:val="0"/>
+        </w:rPr>
+        <w:t xml:space="preserve">, pronounced ree-loo, returns the larger of zero and z. Thus </w:t>
+      </w:r>
+      <w:r>
+        <w:rPr>
+          <w:b/>
+        </w:rPr>
+        <w:t>ReLU</w:t>
+      </w:r>
+      <w:r>
+        <w:rPr>
+          <w:b w:val="0"/>
+        </w:rPr>
+        <w:t xml:space="preserve">(-2) = 0, </w:t>
+      </w:r>
+      <w:r>
+        <w:rPr>
+          <w:b/>
+        </w:rPr>
+        <w:t>ReLU</w:t>
+      </w:r>
+      <w:r>
+        <w:rPr>
+          <w:b w:val="0"/>
+        </w:rPr>
+        <w:t xml:space="preserve">(0) = 0 and </w:t>
+      </w:r>
+      <w:r>
+        <w:rPr>
+          <w:b/>
+        </w:rPr>
+        <w:t>ReLU</w:t>
+      </w:r>
+      <w:r>
+        <w:rPr>
+          <w:b w:val="0"/>
+        </w:rPr>
+        <w:t xml:space="preserve">(2) = 2. Positive scores keep their magnitude; </w:t>
+      </w:r>
+      <w:r>
+        <w:rPr>
+          <w:b/>
+        </w:rPr>
+        <w:t>ReLU</w:t>
+      </w:r>
+      <w:r>
+        <w:rPr>
+          <w:b w:val="0"/>
+        </w:rPr>
+        <w:t xml:space="preserve"> does not turn every positive value into 1.</w:t>
+      </w:r>
+    </w:p>
+    <w:p>
+      <w:pPr>
+        <w:spacing w:line="336" w:lineRule="auto" w:after="180"/>
+      </w:pPr>
+      <w:r>
+        <w:rPr>
+          <w:b w:val="0"/>
+        </w:rPr>
+        <w:t xml:space="preserve">These are fixed arithmetic functions. Selecting a function or changing its </w:t>
+      </w:r>
+      <w:r>
+        <w:rPr>
+          <w:b/>
+        </w:rPr>
+        <w:t>input</w:t>
+      </w:r>
+      <w:r>
+        <w:rPr>
+          <w:b w:val="0"/>
+        </w:rPr>
+        <w:t xml:space="preserve"> is not itself a </w:t>
+      </w:r>
+      <w:r>
+        <w:rPr>
+          <w:b/>
+        </w:rPr>
+        <w:t>training</w:t>
+      </w:r>
+      <w:r>
+        <w:rPr>
+          <w:b w:val="0"/>
+        </w:rPr>
+        <w:t xml:space="preserve"> procedure. Later weeks will introduce losses and parameter updates.</w:t>
+      </w:r>
+    </w:p>
+    <w:p>
+      <w:pPr>
+        <w:spacing w:line="336" w:lineRule="auto" w:after="180"/>
+      </w:pPr>
+      <w:r>
+        <w:rPr>
+          <w:b/>
+        </w:rPr>
+        <w:t>Sigmoid</w:t>
+      </w:r>
+      <w:r>
+        <w:rPr>
+          <w:b w:val="0"/>
+        </w:rPr>
+        <w:t xml:space="preserve"> is 1 / (1 + exp(-z)). Here exp(t) means e raised to power t, where e is approximately 2.718. A calculator or the supplied Python code can evaluate it; no calculus is required this week.</w:t>
+      </w:r>
+    </w:p>
+    <w:p>
+      <w:pPr>
+        <w:spacing w:line="336" w:lineRule="auto" w:after="180"/>
+      </w:pPr>
+      <w:r>
+        <w:rPr>
+          <w:b w:val="0"/>
+        </w:rPr>
+        <w:t xml:space="preserve">For z = -2, 0 and 2, </w:t>
+      </w:r>
+      <w:r>
+        <w:rPr>
+          <w:b/>
+        </w:rPr>
+        <w:t>sigmoid</w:t>
+      </w:r>
+      <w:r>
+        <w:rPr>
+          <w:b w:val="0"/>
+        </w:rPr>
+        <w:t xml:space="preserve"> </w:t>
+      </w:r>
+      <w:r>
+        <w:rPr>
+          <w:b/>
+        </w:rPr>
+        <w:t>output</w:t>
+      </w:r>
+      <w:r>
+        <w:rPr>
+          <w:b w:val="0"/>
+        </w:rPr>
+        <w:t>s are approximately 0.1192, 0.5 and 0.8808.</w:t>
+      </w:r>
+    </w:p>
+    <w:p>
+      <w:pPr>
+        <w:pStyle w:val="Heading3"/>
+      </w:pPr>
+      <w:r>
+        <w:t>Explain Activation functions · 2</w:t>
+      </w:r>
+    </w:p>
+    <w:p>
+      <w:pPr>
+        <w:spacing w:line="336" w:lineRule="auto" w:after="180"/>
+      </w:pPr>
+      <w:r>
+        <w:rPr>
+          <w:b w:val="0"/>
+        </w:rPr>
+        <w:t xml:space="preserve">For every finite mathematical </w:t>
+      </w:r>
+      <w:r>
+        <w:rPr>
+          <w:b/>
+        </w:rPr>
+        <w:t>input</w:t>
+      </w:r>
+      <w:r>
+        <w:rPr>
+          <w:b w:val="0"/>
+        </w:rPr>
+        <w:t xml:space="preserve">, </w:t>
+      </w:r>
+      <w:r>
+        <w:rPr>
+          <w:b/>
+        </w:rPr>
+        <w:t>sigmoid</w:t>
+      </w:r>
+      <w:r>
+        <w:rPr>
+          <w:b w:val="0"/>
+        </w:rPr>
+        <w:t xml:space="preserve"> is strictly between 0 and 1, though computer rounding can produce an endpoint for extreme scores.</w:t>
+      </w:r>
+    </w:p>
+    <w:p>
+      <w:pPr>
+        <w:spacing w:line="336" w:lineRule="auto" w:after="180"/>
+      </w:pPr>
+      <w:r>
+        <w:rPr>
+          <w:b w:val="0"/>
+        </w:rPr>
+        <w:t xml:space="preserve">Negative </w:t>
+      </w:r>
+      <w:r>
+        <w:rPr>
+          <w:b/>
+        </w:rPr>
+        <w:t>input</w:t>
+      </w:r>
+      <w:r>
+        <w:rPr>
+          <w:b w:val="0"/>
+        </w:rPr>
+        <w:t xml:space="preserve">s produce values below 0.5, zero gives 0.5, and positive </w:t>
+      </w:r>
+      <w:r>
+        <w:rPr>
+          <w:b/>
+        </w:rPr>
+        <w:t>input</w:t>
+      </w:r>
+      <w:r>
+        <w:rPr>
+          <w:b w:val="0"/>
+        </w:rPr>
+        <w:t xml:space="preserve">s give values above 0.5. A class rule still needs to be stated: if class 1 means </w:t>
+      </w:r>
+      <w:r>
+        <w:rPr>
+          <w:b/>
+        </w:rPr>
+        <w:t>sigmoid</w:t>
+      </w:r>
+      <w:r>
+        <w:rPr>
+          <w:b w:val="0"/>
+        </w:rPr>
+        <w:t xml:space="preserve">(z) &gt;= 0.5, these three </w:t>
+      </w:r>
+      <w:r>
+        <w:rPr>
+          <w:b/>
+        </w:rPr>
+        <w:t>prediction</w:t>
+      </w:r>
+      <w:r>
+        <w:rPr>
+          <w:b w:val="0"/>
+        </w:rPr>
+        <w:t>s are 0, 1 and 1.</w:t>
+      </w:r>
+    </w:p>
+    <w:p>
+      <w:pPr>
+        <w:spacing w:line="336" w:lineRule="auto" w:after="180"/>
+      </w:pPr>
+      <w:r>
+        <w:rPr>
+          <w:b w:val="0"/>
+        </w:rPr>
+        <w:t xml:space="preserve">The two algebraically equivalent branches avoid taking exp of a large positive number. A value within [0, 1] is not automatically a reliable probability: its interpretation depends on the fitted task and evaluation </w:t>
+      </w:r>
+      <w:r>
+        <w:rPr>
+          <w:b/>
+        </w:rPr>
+        <w:t>evidence</w:t>
+      </w:r>
+      <w:r>
+        <w:rPr>
+          <w:b w:val="0"/>
+        </w:rPr>
+        <w:t>.</w:t>
       </w:r>
     </w:p>
     <w:tbl>
@@ -644,21 +1247,135 @@
       </w:r>
     </w:p>
     <w:p>
-      <w:r>
-        <w:t>Guided: identity outputs -1 and 1; ReLU outputs 0 and 1. Sigmoid class predictions under &gt;= 0.5 are 0 and 1. Exit: the computation establishes an activation of about 0.8808 for score 2. It does not establish calibrated probabilities, correctness on this individual case or reliability on future populations.</w:t>
+      <w:pPr>
+        <w:pStyle w:val="Heading3"/>
+      </w:pPr>
+      <w:r>
+        <w:t>Explain Activation functions · 3</w:t>
       </w:r>
     </w:p>
     <w:p>
       <w:pPr>
-        <w:pStyle w:val="Heading3"/>
-      </w:pPr>
-      <w:r>
-        <w:t>Model the reasoning aloud</w:t>
+        <w:spacing w:line="336" w:lineRule="auto" w:after="180"/>
+      </w:pPr>
+      <w:r>
+        <w:rPr>
+          <w:b w:val="0"/>
+        </w:rPr>
+        <w:t xml:space="preserve">Guided: identity </w:t>
+      </w:r>
+      <w:r>
+        <w:rPr>
+          <w:b/>
+        </w:rPr>
+        <w:t>output</w:t>
+      </w:r>
+      <w:r>
+        <w:rPr>
+          <w:b w:val="0"/>
+        </w:rPr>
+        <w:t xml:space="preserve">s -1 and 1; </w:t>
+      </w:r>
+      <w:r>
+        <w:rPr>
+          <w:b/>
+        </w:rPr>
+        <w:t>ReLU</w:t>
+      </w:r>
+      <w:r>
+        <w:rPr>
+          <w:b w:val="0"/>
+        </w:rPr>
+        <w:t xml:space="preserve"> </w:t>
+      </w:r>
+      <w:r>
+        <w:rPr>
+          <w:b/>
+        </w:rPr>
+        <w:t>output</w:t>
+      </w:r>
+      <w:r>
+        <w:rPr>
+          <w:b w:val="0"/>
+        </w:rPr>
+        <w:t xml:space="preserve">s 0 and 1. </w:t>
+      </w:r>
+      <w:r>
+        <w:rPr>
+          <w:b/>
+        </w:rPr>
+        <w:t>Sigmoid</w:t>
+      </w:r>
+      <w:r>
+        <w:rPr>
+          <w:b w:val="0"/>
+        </w:rPr>
+        <w:t xml:space="preserve"> class </w:t>
+      </w:r>
+      <w:r>
+        <w:rPr>
+          <w:b/>
+        </w:rPr>
+        <w:t>prediction</w:t>
+      </w:r>
+      <w:r>
+        <w:rPr>
+          <w:b w:val="0"/>
+        </w:rPr>
+        <w:t>s under &gt;= 0.5 are 0 and 1. Exit: the computation establishes an activation of about 0.8808 for score 2.</w:t>
       </w:r>
     </w:p>
     <w:p>
-      <w:r>
-        <w:t>Use the complete worked example below before asking learners to complete W2. Reveal a small part, invite a prediction, then explain the deciding step. These teacher notes contain solutions; do not reveal the independent case answer during modelling.</w:t>
+      <w:pPr>
+        <w:spacing w:line="336" w:lineRule="auto" w:after="180"/>
+      </w:pPr>
+      <w:r>
+        <w:rPr>
+          <w:b w:val="0"/>
+        </w:rPr>
+        <w:t>It does not establish calibrated probabilities, correctness on this individual case or reliability on future populations.</w:t>
+      </w:r>
+    </w:p>
+    <w:p>
+      <w:pPr>
+        <w:pStyle w:val="Heading3"/>
+      </w:pPr>
+      <w:r>
+        <w:t>Model the reasoning aloud</w:t>
+      </w:r>
+    </w:p>
+    <w:p>
+      <w:pPr>
+        <w:spacing w:line="336" w:lineRule="auto" w:after="180"/>
+      </w:pPr>
+      <w:r>
+        <w:rPr>
+          <w:b w:val="0"/>
+        </w:rPr>
+        <w:t xml:space="preserve">Use the complete worked example below before asking learners to complete W2. Reveal a small part, invite a </w:t>
+      </w:r>
+      <w:r>
+        <w:rPr>
+          <w:b/>
+        </w:rPr>
+        <w:t>prediction</w:t>
+      </w:r>
+      <w:r>
+        <w:rPr>
+          <w:b w:val="0"/>
+        </w:rPr>
+        <w:t>, then explain the deciding step.</w:t>
+      </w:r>
+    </w:p>
+    <w:p>
+      <w:pPr>
+        <w:spacing w:line="336" w:lineRule="auto" w:after="180"/>
+      </w:pPr>
+      <w:r>
+        <w:rPr>
+          <w:b w:val="0"/>
+        </w:rPr>
+        <w:t>These teacher notes contain solutions; do not reveal the independent case answer during modelling.</w:t>
       </w:r>
     </w:p>
     <w:p>
@@ -948,7 +1665,13 @@
       </w:tr>
     </w:tbl>
     <w:p>
-      <w:r>
+      <w:pPr>
+        <w:spacing w:line="336" w:lineRule="auto" w:after="180"/>
+      </w:pPr>
+      <w:r>
+        <w:rPr>
+          <w:b w:val="0"/>
+        </w:rPr>
         <w:t>Use the diagram and verbal explanation together. Ask learners to match a sentence to a specific visual step; do not assign learners fixed visual or auditory learning styles.</w:t>
       </w:r>
     </w:p>
@@ -961,8 +1684,26 @@
       </w:r>
     </w:p>
     <w:p>
-      <w:r>
-        <w:t>See what ReLU removes before the next weighted step.</w:t>
+      <w:pPr>
+        <w:spacing w:line="336" w:lineRule="auto" w:after="180"/>
+      </w:pPr>
+      <w:r>
+        <w:rPr>
+          <w:b w:val="0"/>
+        </w:rPr>
+        <w:t xml:space="preserve">See what </w:t>
+      </w:r>
+      <w:r>
+        <w:rPr>
+          <w:b/>
+        </w:rPr>
+        <w:t>ReLU</w:t>
+      </w:r>
+      <w:r>
+        <w:rPr>
+          <w:b w:val="0"/>
+        </w:rPr>
+        <w:t xml:space="preserve"> removes before the next weighted step.</w:t>
       </w:r>
     </w:p>
     <w:p>
@@ -974,13 +1715,67 @@
       </w:r>
     </w:p>
     <w:p>
-      <w:r>
-        <w:t>Toy network z=x-3; h=max(0, z); y=3h+2. Inputs x=1, 3, 4.</w:t>
+      <w:pPr>
+        <w:pStyle w:val="Heading3"/>
+      </w:pPr>
+      <w:r>
+        <w:t>Supplied facts</w:t>
       </w:r>
     </w:p>
     <w:p>
-      <w:r>
-        <w:t>All inputs and outcomes in this worked example are invented classroom data; no real model run is claimed.</w:t>
+      <w:pPr>
+        <w:spacing w:line="336" w:lineRule="auto" w:after="180"/>
+        <w:shd w:fill="F1F6FC"/>
+      </w:pPr>
+      <w:r>
+        <w:rPr>
+          <w:b w:val="0"/>
+        </w:rPr>
+        <w:t xml:space="preserve">Toy network z=x-3; h=max(0, z); y=3h+2. </w:t>
+      </w:r>
+      <w:r>
+        <w:rPr>
+          <w:b/>
+        </w:rPr>
+        <w:t>Input</w:t>
+      </w:r>
+      <w:r>
+        <w:rPr>
+          <w:b w:val="0"/>
+        </w:rPr>
+        <w:t>s x=1, 3, 4.</w:t>
+      </w:r>
+    </w:p>
+    <w:p>
+      <w:pPr>
+        <w:pStyle w:val="Heading3"/>
+      </w:pPr>
+      <w:r>
+        <w:t>Supplied facts</w:t>
+      </w:r>
+    </w:p>
+    <w:p>
+      <w:pPr>
+        <w:spacing w:line="336" w:lineRule="auto" w:after="180"/>
+        <w:shd w:fill="F1F6FC"/>
+      </w:pPr>
+      <w:r>
+        <w:rPr>
+          <w:b w:val="0"/>
+        </w:rPr>
+        <w:t xml:space="preserve">All </w:t>
+      </w:r>
+      <w:r>
+        <w:rPr>
+          <w:b/>
+        </w:rPr>
+        <w:t>input</w:t>
+      </w:r>
+      <w:r>
+        <w:rPr>
+          <w:b w:val="0"/>
+        </w:rPr>
+        <w:t>s and outcomes in this worked example are invented classroom data; no real model run is claimed.</w:t>
       </w:r>
     </w:p>
     <w:p>
@@ -1179,21 +1974,83 @@
       </w:r>
     </w:p>
     <w:p>
-      <w:r>
-        <w:t>ReLU means keep a positive value and replace a negative one with zero. The output layer receives that transformed value, not the original input. Inputs one and three therefore both deliver zero to the final layer and produce two. Replacing ReLU with identity changes the procedure: negative intermediate values now remain available to the next layer.</w:t>
+      <w:pPr>
+        <w:pStyle w:val="Heading3"/>
+      </w:pPr>
+      <w:r>
+        <w:t>Why the result follows</w:t>
       </w:r>
     </w:p>
     <w:p>
       <w:pPr>
-        <w:pStyle w:val="Heading3"/>
-      </w:pPr>
-      <w:r>
-        <w:t>What this example does not establish</w:t>
+        <w:spacing w:line="336" w:lineRule="auto" w:after="180"/>
+        <w:shd w:fill="F1F6FC"/>
+      </w:pPr>
+      <w:r>
+        <w:rPr>
+          <w:b/>
+        </w:rPr>
+        <w:t>ReLU</w:t>
+      </w:r>
+      <w:r>
+        <w:rPr>
+          <w:b w:val="0"/>
+        </w:rPr>
+        <w:t xml:space="preserve"> means keep a positive value and replace a negative one with zero. The </w:t>
+      </w:r>
+      <w:r>
+        <w:rPr>
+          <w:b/>
+        </w:rPr>
+        <w:t>output</w:t>
+      </w:r>
+      <w:r>
+        <w:rPr>
+          <w:b w:val="0"/>
+        </w:rPr>
+        <w:t xml:space="preserve"> layer receives that transformed value, not the original </w:t>
+      </w:r>
+      <w:r>
+        <w:rPr>
+          <w:b/>
+        </w:rPr>
+        <w:t>input</w:t>
+      </w:r>
+      <w:r>
+        <w:rPr>
+          <w:b w:val="0"/>
+        </w:rPr>
+        <w:t>.</w:t>
       </w:r>
     </w:p>
     <w:p>
-      <w:r>
-        <w:t>ReLU is one activation choice. Clipping negatives does not itself train the network or prove useful representation.</w:t>
+      <w:pPr>
+        <w:spacing w:line="336" w:lineRule="auto" w:after="180"/>
+        <w:shd w:fill="F1F6FC"/>
+      </w:pPr>
+      <w:r>
+        <w:rPr>
+          <w:b/>
+        </w:rPr>
+        <w:t>Input</w:t>
+      </w:r>
+      <w:r>
+        <w:rPr>
+          <w:b w:val="0"/>
+        </w:rPr>
+        <w:t xml:space="preserve">s one and three therefore both deliver zero to the final layer and produce two. Replacing </w:t>
+      </w:r>
+      <w:r>
+        <w:rPr>
+          <w:b/>
+        </w:rPr>
+        <w:t>ReLU</w:t>
+      </w:r>
+      <w:r>
+        <w:rPr>
+          <w:b w:val="0"/>
+        </w:rPr>
+        <w:t xml:space="preserve"> with identity changes the procedure: negative intermediate values now remain available to the next layer.</w:t>
       </w:r>
     </w:p>
     <w:p>
@@ -1201,22 +2058,41 @@
         <w:pStyle w:val="Heading3"/>
       </w:pPr>
       <w:r>
-        <w:t>Change one thing in the pictured case</w:t>
+        <w:t>What this example does not establish</w:t>
       </w:r>
     </w:p>
     <w:p>
-      <w:r>
-        <w:t>Change: Replace ReLU with identity.</w:t>
+      <w:pPr>
+        <w:pStyle w:val="Heading3"/>
+      </w:pPr>
+      <w:r>
+        <w:t>Keep the stated limit</w:t>
       </w:r>
     </w:p>
     <w:p>
-      <w:r>
-        <w:t>Prediction: h becomes-2, 0, 1 and outputs become-4, 2, 5.</w:t>
+      <w:pPr>
+        <w:spacing w:line="336" w:lineRule="auto" w:after="180"/>
+        <w:shd w:fill="FFF5E6"/>
+      </w:pPr>
+      <w:r>
+        <w:rPr>
+          <w:b/>
+        </w:rPr>
+        <w:t>ReLU</w:t>
+      </w:r>
+      <w:r>
+        <w:rPr>
+          <w:b w:val="0"/>
+        </w:rPr>
+        <w:t xml:space="preserve"> is one activation choice. Clipping negatives does not itself train the network or prove useful representation.</w:t>
       </w:r>
     </w:p>
     <w:p>
-      <w:r>
-        <w:t>Reason: Identity retains the negative intermediate value instead of clipping it.</w:t>
+      <w:pPr>
+        <w:pStyle w:val="Heading3"/>
+      </w:pPr>
+      <w:r>
+        <w:t>Change one thing in the pictured case</w:t>
       </w:r>
     </w:p>
     <w:p>
@@ -1224,20 +2100,164 @@
         <w:pStyle w:val="Heading3"/>
       </w:pPr>
       <w:r>
-        <w:t>Ask while showing the picture</w:t>
+        <w:t>Change one thing</w:t>
       </w:r>
     </w:p>
     <w:p>
-      <w:r>
-        <w:t>Cover the result. Ask learners to name the inputs and predict the next step. Uncover one step, connect the icon to the actual procedure, and explain its evidence. Then change the supplied condition and compare. The picture is a representation; it does not document execution of a real AI model.</w:t>
+      <w:pPr>
+        <w:spacing w:line="336" w:lineRule="auto" w:after="180"/>
+        <w:shd w:fill="F5F1FB"/>
+      </w:pPr>
+      <w:r>
+        <w:rPr>
+          <w:b w:val="0"/>
+        </w:rPr>
+        <w:t xml:space="preserve">Change: Replace </w:t>
+      </w:r>
+      <w:r>
+        <w:rPr>
+          <w:b/>
+        </w:rPr>
+        <w:t>ReLU</w:t>
+      </w:r>
+      <w:r>
+        <w:rPr>
+          <w:b w:val="0"/>
+        </w:rPr>
+        <w:t xml:space="preserve"> with identity.</w:t>
       </w:r>
     </w:p>
     <w:p>
       <w:pPr>
+        <w:pStyle w:val="Heading3"/>
+      </w:pPr>
+      <w:r>
+        <w:t>Predicted result</w:t>
+      </w:r>
+    </w:p>
+    <w:p>
+      <w:pPr>
+        <w:spacing w:line="336" w:lineRule="auto" w:after="180"/>
+        <w:shd w:fill="F1F6FC"/>
+      </w:pPr>
+      <w:r>
+        <w:rPr>
+          <w:b/>
+        </w:rPr>
+        <w:t>Prediction</w:t>
+      </w:r>
+      <w:r>
+        <w:rPr>
+          <w:b w:val="0"/>
+        </w:rPr>
+        <w:t xml:space="preserve">: h becomes-2, 0, 1 and </w:t>
+      </w:r>
+      <w:r>
+        <w:rPr>
+          <w:b/>
+        </w:rPr>
+        <w:t>output</w:t>
+      </w:r>
+      <w:r>
+        <w:rPr>
+          <w:b w:val="0"/>
+        </w:rPr>
+        <w:t>s become-4, 2, 5.</w:t>
+      </w:r>
+    </w:p>
+    <w:p>
+      <w:pPr>
+        <w:pStyle w:val="Heading3"/>
+      </w:pPr>
+      <w:r>
+        <w:t>Why the result follows</w:t>
+      </w:r>
+    </w:p>
+    <w:p>
+      <w:pPr>
+        <w:spacing w:line="336" w:lineRule="auto" w:after="180"/>
+        <w:shd w:fill="F1F6FC"/>
+      </w:pPr>
+      <w:r>
+        <w:rPr>
+          <w:b w:val="0"/>
+        </w:rPr>
+        <w:t>Reason: Identity retains the negative intermediate value instead of clipping it.</w:t>
+      </w:r>
+    </w:p>
+    <w:p>
+      <w:pPr>
+        <w:pStyle w:val="Heading3"/>
+      </w:pPr>
+      <w:r>
+        <w:t>Ask while showing the picture</w:t>
+      </w:r>
+    </w:p>
+    <w:p>
+      <w:pPr>
+        <w:pStyle w:val="Heading3"/>
+      </w:pPr>
+      <w:r>
+        <w:t>Ask while showing the picture · 4</w:t>
+      </w:r>
+    </w:p>
+    <w:p>
+      <w:pPr>
+        <w:spacing w:line="336" w:lineRule="auto" w:after="180"/>
+      </w:pPr>
+      <w:r>
+        <w:rPr>
+          <w:b w:val="0"/>
+        </w:rPr>
+        <w:t xml:space="preserve">Cover the result. Ask learners to name the </w:t>
+      </w:r>
+      <w:r>
+        <w:rPr>
+          <w:b/>
+        </w:rPr>
+        <w:t>input</w:t>
+      </w:r>
+      <w:r>
+        <w:rPr>
+          <w:b w:val="0"/>
+        </w:rPr>
+        <w:t xml:space="preserve">s and predict the next step. Uncover one step, connect the icon to the actual procedure, and explain its </w:t>
+      </w:r>
+      <w:r>
+        <w:rPr>
+          <w:b/>
+        </w:rPr>
+        <w:t>evidence</w:t>
+      </w:r>
+      <w:r>
+        <w:rPr>
+          <w:b w:val="0"/>
+        </w:rPr>
+        <w:t>. Then change the supplied condition and compare.</w:t>
+      </w:r>
+    </w:p>
+    <w:p>
+      <w:pPr>
+        <w:spacing w:line="336" w:lineRule="auto" w:after="180"/>
+      </w:pPr>
+      <w:r>
+        <w:rPr>
+          <w:b w:val="0"/>
+        </w:rPr>
+        <w:t>The picture is a representation; it does not document execution of a real AI model.</w:t>
+      </w:r>
+    </w:p>
+    <w:p>
+      <w:pPr>
         <w:pStyle w:val="Heading1"/>
       </w:pPr>
       <w:r>
         <w:t>03. Demonstrate and guide practice</w:t>
+      </w:r>
+    </w:p>
+    <w:p>
+      <w:r>
+        <w:t>Demonstrate Activation functions, reduce support deliberately and check individual reasoning before discussing answers.</w:t>
       </w:r>
     </w:p>
     <w:tbl>
@@ -1453,36 +2473,148 @@
       </w:tr>
     </w:tbl>
     <w:p>
-      <w:r>
-        <w:t>Use the worked example in Sections 3 and 6. Collect a prediction before revealing its result; ask the learner to point to each intermediate fact.</w:t>
+      <w:pPr>
+        <w:spacing w:line="336" w:lineRule="auto" w:after="180"/>
+      </w:pPr>
+      <w:r>
+        <w:rPr>
+          <w:b w:val="0"/>
+        </w:rPr>
+        <w:t xml:space="preserve">Use the worked example in Sections 3 and 6. Collect a </w:t>
+      </w:r>
+      <w:r>
+        <w:rPr>
+          <w:b/>
+        </w:rPr>
+        <w:t>prediction</w:t>
+      </w:r>
+      <w:r>
+        <w:rPr>
+          <w:b w:val="0"/>
+        </w:rPr>
+        <w:t xml:space="preserve"> before revealing its result; ask the learner to point to each intermediate fact.</w:t>
       </w:r>
     </w:p>
     <w:p>
-      <w:r>
-        <w:t>Use a number line and a three-column z, a, y table. Supply sigmoid values rather than requiring exponent calculations from memory. Extension: use several inputs to verify that sigmoid(z) and sigmoid(-z) sum to 1 within rounding error, while noting that this symmetry is not evidence of calibration.</w:t>
+      <w:pPr>
+        <w:spacing w:line="336" w:lineRule="auto" w:after="180"/>
+      </w:pPr>
+      <w:r>
+        <w:rPr>
+          <w:b w:val="0"/>
+        </w:rPr>
+        <w:t xml:space="preserve">Use a number line and a three-column z, a, y table. Supply </w:t>
+      </w:r>
+      <w:r>
+        <w:rPr>
+          <w:b/>
+        </w:rPr>
+        <w:t>sigmoid</w:t>
+      </w:r>
+      <w:r>
+        <w:rPr>
+          <w:b w:val="0"/>
+        </w:rPr>
+        <w:t xml:space="preserve"> values rather than requiring exponent calculations from memory.</w:t>
       </w:r>
     </w:p>
     <w:p>
       <w:pPr>
-        <w:pStyle w:val="Heading3"/>
-      </w:pPr>
-      <w:r>
-        <w:t>Reduce help deliberately</w:t>
+        <w:spacing w:line="336" w:lineRule="auto" w:after="180"/>
+      </w:pPr>
+      <w:r>
+        <w:rPr>
+          <w:b w:val="0"/>
+        </w:rPr>
+        <w:t xml:space="preserve">Extension: use several </w:t>
+      </w:r>
+      <w:r>
+        <w:rPr>
+          <w:b/>
+        </w:rPr>
+        <w:t>input</w:t>
+      </w:r>
+      <w:r>
+        <w:rPr>
+          <w:b w:val="0"/>
+        </w:rPr>
+        <w:t xml:space="preserve">s to verify that </w:t>
+      </w:r>
+      <w:r>
+        <w:rPr>
+          <w:b/>
+        </w:rPr>
+        <w:t>sigmoid</w:t>
+      </w:r>
+      <w:r>
+        <w:rPr>
+          <w:b w:val="0"/>
+        </w:rPr>
+        <w:t xml:space="preserve">(z) and </w:t>
+      </w:r>
+      <w:r>
+        <w:rPr>
+          <w:b/>
+        </w:rPr>
+        <w:t>sigmoid</w:t>
+      </w:r>
+      <w:r>
+        <w:rPr>
+          <w:b w:val="0"/>
+        </w:rPr>
+        <w:t xml:space="preserve">(-z) sum to 1 within rounding error, while noting that this symmetry is not </w:t>
+      </w:r>
+      <w:r>
+        <w:rPr>
+          <w:b/>
+        </w:rPr>
+        <w:t>evidence</w:t>
+      </w:r>
+      <w:r>
+        <w:rPr>
+          <w:b w:val="0"/>
+        </w:rPr>
+        <w:t xml:space="preserve"> of calibration.</w:t>
       </w:r>
     </w:p>
     <w:p>
-      <w:r>
-        <w:t>Completion task: Use the lesson sigmoid values for -2, 0, 2. Predict classes under a &gt;= 0.5, then explain the zero-score case.</w:t>
+      <w:pPr>
+        <w:pStyle w:val="Heading3"/>
+      </w:pPr>
+      <w:r>
+        <w:t>Reduce help deliberately</w:t>
       </w:r>
     </w:p>
     <w:p>
-      <w:r>
-        <w:t>Teacher check: Teacher explanation: Classes are 0, 1, 1. Sigmoid(0) equals 0.5 and the declared &gt;= comparison includes equality.</w:t>
+      <w:pPr>
+        <w:pStyle w:val="Heading3"/>
+      </w:pPr>
+      <w:r>
+        <w:t>Completion practice</w:t>
       </w:r>
     </w:p>
     <w:p>
-      <w:r>
-        <w:t>Start by identifying the given inputs together. Leave the intermediate steps blank. If needed, model one step, then withdraw that help on the next step. Move to a full trace only when the partial trace is understood. For partners, alternate explainer and checker; collect a response from every learner before discussion.</w:t>
+      <w:pPr>
+        <w:spacing w:line="336" w:lineRule="auto" w:after="180"/>
+        <w:shd w:fill="F5F1FB"/>
+      </w:pPr>
+      <w:r>
+        <w:rPr>
+          <w:b w:val="0"/>
+        </w:rPr>
+        <w:t xml:space="preserve">Completion task: Use the lesson </w:t>
+      </w:r>
+      <w:r>
+        <w:rPr>
+          <w:b/>
+        </w:rPr>
+        <w:t>sigmoid</w:t>
+      </w:r>
+      <w:r>
+        <w:rPr>
+          <w:b w:val="0"/>
+        </w:rPr>
+        <w:t xml:space="preserve"> values for -2, 0, 2. Predict classes under a &gt;= 0.5, then explain the zero-score case.</w:t>
       </w:r>
     </w:p>
     <w:p>
@@ -1490,22 +2622,65 @@
         <w:pStyle w:val="Heading3"/>
       </w:pPr>
       <w:r>
-        <w:t>Individual reasoning check</w:t>
+        <w:t>Reasoning to listen for</w:t>
       </w:r>
     </w:p>
     <w:p>
-      <w:r>
-        <w:t>Use the worked case for Activation functions. Proposed explanation: “ReLU returns a class label”. Decide whether this explanation is supported. Point to the step or supplied fact that decides; explain your repair if needed.</w:t>
+      <w:pPr>
+        <w:spacing w:line="336" w:lineRule="auto" w:after="180"/>
+        <w:shd w:fill="F1F6FC"/>
+      </w:pPr>
+      <w:r>
+        <w:rPr>
+          <w:b w:val="0"/>
+        </w:rPr>
+        <w:t xml:space="preserve">Teacher check: Teacher explanation: Classes are 0, 1, 1. </w:t>
+      </w:r>
+      <w:r>
+        <w:rPr>
+          <w:b/>
+        </w:rPr>
+        <w:t>Sigmoid</w:t>
+      </w:r>
+      <w:r>
+        <w:rPr>
+          <w:b w:val="0"/>
+        </w:rPr>
+        <w:t>(0) equals 0.5 and the declared &gt;= comparison includes equality.</w:t>
       </w:r>
     </w:p>
     <w:p>
-      <w:r>
-        <w:t>Expected correction: Positive scores retain magnitude, so ReLU(2) is 2. A final class rule is separate.</w:t>
+      <w:pPr>
+        <w:spacing w:line="336" w:lineRule="auto" w:after="180"/>
+      </w:pPr>
+      <w:r>
+        <w:rPr>
+          <w:b w:val="0"/>
+        </w:rPr>
+        <w:t xml:space="preserve">Start by identifying the given </w:t>
+      </w:r>
+      <w:r>
+        <w:rPr>
+          <w:b/>
+        </w:rPr>
+        <w:t>input</w:t>
+      </w:r>
+      <w:r>
+        <w:rPr>
+          <w:b w:val="0"/>
+        </w:rPr>
+        <w:t>s together. Leave the intermediate steps blank. If needed, model one step, then withdraw that help on the next step. Move to a full trace only when the partial trace is understood.</w:t>
       </w:r>
     </w:p>
     <w:p>
-      <w:r>
-        <w:t>Collect explanations, not only yes/no votes. If a misunderstanding is common, re-model the relevant step for the class. If it affects a few learners, give a short targeted group explanation while others solve a more demanding variation.</w:t>
+      <w:pPr>
+        <w:spacing w:line="336" w:lineRule="auto" w:after="180"/>
+      </w:pPr>
+      <w:r>
+        <w:rPr>
+          <w:b w:val="0"/>
+        </w:rPr>
+        <w:t>For partners, alternate explainer and checker; collect a response from every learner before discussion.</w:t>
       </w:r>
     </w:p>
     <w:p>
@@ -1513,12 +2688,42 @@
         <w:pStyle w:val="Heading3"/>
       </w:pPr>
       <w:r>
-        <w:t>Pictorial practice question</w:t>
+        <w:t>Individual reasoning check</w:t>
       </w:r>
     </w:p>
     <w:p>
-      <w:r>
-        <w:t>Which original inputs cannot be distinguished by this network’s final output? Point to the relevant step in the picture, then write the changed result and the rule or evidence that supports it.</w:t>
+      <w:pPr>
+        <w:spacing w:line="336" w:lineRule="auto" w:after="180"/>
+      </w:pPr>
+      <w:r>
+        <w:rPr>
+          <w:b w:val="0"/>
+        </w:rPr>
+        <w:t xml:space="preserve">Use the worked case for </w:t>
+      </w:r>
+      <w:r>
+        <w:rPr>
+          <w:b/>
+        </w:rPr>
+        <w:t>Activation function</w:t>
+      </w:r>
+      <w:r>
+        <w:rPr>
+          <w:b w:val="0"/>
+        </w:rPr>
+        <w:t>s. Proposed explanation: “</w:t>
+      </w:r>
+      <w:r>
+        <w:rPr>
+          <w:b/>
+        </w:rPr>
+        <w:t>ReLU</w:t>
+      </w:r>
+      <w:r>
+        <w:rPr>
+          <w:b w:val="0"/>
+        </w:rPr>
+        <w:t xml:space="preserve"> returns a class label”. Decide whether this explanation is supported. Point to the step or supplied fact that decides; explain your repair if needed.</w:t>
       </w:r>
     </w:p>
     <w:p>
@@ -1526,50 +2731,355 @@
         <w:pStyle w:val="Heading3"/>
       </w:pPr>
       <w:r>
-        <w:t>Reasoned teacher answer</w:t>
+        <w:t>Expected repair</w:t>
       </w:r>
     </w:p>
     <w:p>
-      <w:r>
-        <w:t>x=1 and x=3 both give h = 0 and y = 2. After ReLU, the downstream step receives identical values for those inputs. Changed-case check: h becomes-2, 0, 1 and outputs become-4, 2, 5. Identity retains the negative intermediate value instead of clipping it.</w:t>
+      <w:pPr>
+        <w:spacing w:line="336" w:lineRule="auto" w:after="180"/>
+        <w:shd w:fill="F1F6FC"/>
+      </w:pPr>
+      <w:r>
+        <w:rPr>
+          <w:b w:val="0"/>
+        </w:rPr>
+        <w:t xml:space="preserve">Expected correction: Positive scores retain magnitude, so </w:t>
+      </w:r>
+      <w:r>
+        <w:rPr>
+          <w:b/>
+        </w:rPr>
+        <w:t>ReLU</w:t>
+      </w:r>
+      <w:r>
+        <w:rPr>
+          <w:b w:val="0"/>
+        </w:rPr>
+        <w:t>(2) is 2. A final class rule is separate.</w:t>
       </w:r>
     </w:p>
     <w:p>
-      <w:r>
-        <w:t>Changed-case reasoning: h becomes-2, 0, 1 and outputs become-4, 2, 5. Identity retains the negative intermediate value instead of clipping it.</w:t>
+      <w:pPr>
+        <w:spacing w:line="336" w:lineRule="auto" w:after="180"/>
+      </w:pPr>
+      <w:r>
+        <w:rPr>
+          <w:b w:val="0"/>
+        </w:rPr>
+        <w:t>Collect explanations, not only yes/no votes. If a misunderstanding is common, re-model the relevant step for the class.</w:t>
       </w:r>
     </w:p>
     <w:p>
-      <w:r>
-        <w:t>Collect each learner’s explanation before discussion. Use the first missing connection between input, deciding step and result to choose support. This question is worked-case practice, not fresh mastery evidence.</w:t>
+      <w:pPr>
+        <w:spacing w:line="336" w:lineRule="auto" w:after="180"/>
+      </w:pPr>
+      <w:r>
+        <w:rPr>
+          <w:b w:val="0"/>
+        </w:rPr>
+        <w:t>If it affects a few learners, give a short targeted group explanation while others solve a more demanding variation.</w:t>
       </w:r>
     </w:p>
     <w:p>
       <w:pPr>
-        <w:pStyle w:val="Heading1"/>
-      </w:pPr>
-      <w:r>
-        <w:t>04. Run the investigation and diagnose misconceptions</w:t>
+        <w:pStyle w:val="Heading3"/>
+      </w:pPr>
+      <w:r>
+        <w:t>Pictorial practice question</w:t>
       </w:r>
     </w:p>
     <w:p>
-      <w:r>
-        <w:t>ReLU returns a class label: Positive scores retain magnitude, so ReLU(2) is 2. A final class rule is separate.</w:t>
+      <w:pPr>
+        <w:spacing w:line="336" w:lineRule="auto" w:after="180"/>
+      </w:pPr>
+      <w:r>
+        <w:rPr>
+          <w:b w:val="0"/>
+        </w:rPr>
+        <w:t xml:space="preserve">Which original </w:t>
+      </w:r>
+      <w:r>
+        <w:rPr>
+          <w:b/>
+        </w:rPr>
+        <w:t>input</w:t>
+      </w:r>
+      <w:r>
+        <w:rPr>
+          <w:b w:val="0"/>
+        </w:rPr>
+        <w:t xml:space="preserve">s cannot be distinguished by this network’s final </w:t>
+      </w:r>
+      <w:r>
+        <w:rPr>
+          <w:b/>
+        </w:rPr>
+        <w:t>output</w:t>
+      </w:r>
+      <w:r>
+        <w:rPr>
+          <w:b w:val="0"/>
+        </w:rPr>
+        <w:t xml:space="preserve">? Point to the relevant step in the picture, then write the changed result and the rule or </w:t>
+      </w:r>
+      <w:r>
+        <w:rPr>
+          <w:b/>
+        </w:rPr>
+        <w:t>evidence</w:t>
+      </w:r>
+      <w:r>
+        <w:rPr>
+          <w:b w:val="0"/>
+        </w:rPr>
+        <w:t xml:space="preserve"> that supports it.</w:t>
       </w:r>
     </w:p>
     <w:p>
-      <w:r>
-        <w:t>A bounded number is a calibrated probability: A range restriction comes from the formula. Calibration needs appropriate evidence.</w:t>
+      <w:pPr>
+        <w:pStyle w:val="Heading3"/>
+      </w:pPr>
+      <w:r>
+        <w:t>Reasoned teacher answer</w:t>
       </w:r>
     </w:p>
     <w:p>
-      <w:r>
-        <w:t>Nonlinearity guarantees a better result: It changes which functions can be represented; data, fitting and valid evaluation still determine model quality.</w:t>
+      <w:pPr>
+        <w:spacing w:line="336" w:lineRule="auto" w:after="180"/>
+      </w:pPr>
+      <w:r>
+        <w:rPr>
+          <w:b w:val="0"/>
+        </w:rPr>
+        <w:t xml:space="preserve">x=1 and x=3 both give h = 0 and y = 2. After </w:t>
+      </w:r>
+      <w:r>
+        <w:rPr>
+          <w:b/>
+        </w:rPr>
+        <w:t>ReLU</w:t>
+      </w:r>
+      <w:r>
+        <w:rPr>
+          <w:b w:val="0"/>
+        </w:rPr>
+        <w:t xml:space="preserve">, the downstream step receives identical values for those </w:t>
+      </w:r>
+      <w:r>
+        <w:rPr>
+          <w:b/>
+        </w:rPr>
+        <w:t>input</w:t>
+      </w:r>
+      <w:r>
+        <w:rPr>
+          <w:b w:val="0"/>
+        </w:rPr>
+        <w:t xml:space="preserve">s. Changed-case check: h becomes-2, 0, 1 and </w:t>
+      </w:r>
+      <w:r>
+        <w:rPr>
+          <w:b/>
+        </w:rPr>
+        <w:t>output</w:t>
+      </w:r>
+      <w:r>
+        <w:rPr>
+          <w:b w:val="0"/>
+        </w:rPr>
+        <w:t>s become-4, 2, 5.</w:t>
       </w:r>
     </w:p>
     <w:p>
-      <w:r>
-        <w:t>Use Section 9 for the evidence ledger. Add a boundary or missing-input case and record the expected response before checking. More successful repeats of one case do not establish wider coverage.</w:t>
+      <w:pPr>
+        <w:spacing w:line="336" w:lineRule="auto" w:after="180"/>
+      </w:pPr>
+      <w:r>
+        <w:rPr>
+          <w:b w:val="0"/>
+        </w:rPr>
+        <w:t>Identity retains the negative intermediate value instead of clipping it.</w:t>
+      </w:r>
+    </w:p>
+    <w:p>
+      <w:pPr>
+        <w:spacing w:line="336" w:lineRule="auto" w:after="180"/>
+      </w:pPr>
+      <w:r>
+        <w:rPr>
+          <w:b w:val="0"/>
+        </w:rPr>
+        <w:t xml:space="preserve">Changed-case reasoning: h becomes-2, 0, 1 and </w:t>
+      </w:r>
+      <w:r>
+        <w:rPr>
+          <w:b/>
+        </w:rPr>
+        <w:t>output</w:t>
+      </w:r>
+      <w:r>
+        <w:rPr>
+          <w:b w:val="0"/>
+        </w:rPr>
+        <w:t>s become-4, 2, 5. Identity retains the negative intermediate value instead of clipping it.</w:t>
+      </w:r>
+    </w:p>
+    <w:p>
+      <w:pPr>
+        <w:spacing w:line="336" w:lineRule="auto" w:after="180"/>
+      </w:pPr>
+      <w:r>
+        <w:rPr>
+          <w:b w:val="0"/>
+        </w:rPr>
+        <w:t xml:space="preserve">Collect each learner’s explanation before discussion. Use the first missing connection between </w:t>
+      </w:r>
+      <w:r>
+        <w:rPr>
+          <w:b/>
+        </w:rPr>
+        <w:t>input</w:t>
+      </w:r>
+      <w:r>
+        <w:rPr>
+          <w:b w:val="0"/>
+        </w:rPr>
+        <w:t xml:space="preserve">, deciding step and result to choose support. This question is worked-case practice, not fresh mastery </w:t>
+      </w:r>
+      <w:r>
+        <w:rPr>
+          <w:b/>
+        </w:rPr>
+        <w:t>evidence</w:t>
+      </w:r>
+      <w:r>
+        <w:rPr>
+          <w:b w:val="0"/>
+        </w:rPr>
+        <w:t>.</w:t>
+      </w:r>
+    </w:p>
+    <w:p>
+      <w:pPr>
+        <w:pStyle w:val="Heading1"/>
+      </w:pPr>
+      <w:r>
+        <w:t>04. Run the investigation and diagnose misconceptions</w:t>
+      </w:r>
+    </w:p>
+    <w:p>
+      <w:r>
+        <w:t>Run the Activation functions investigation and use the first unsupported step to choose a teaching response.</w:t>
+      </w:r>
+    </w:p>
+    <w:p>
+      <w:pPr>
+        <w:spacing w:line="336" w:lineRule="auto" w:after="180"/>
+      </w:pPr>
+      <w:r>
+        <w:rPr>
+          <w:b/>
+        </w:rPr>
+        <w:t>ReLU</w:t>
+      </w:r>
+      <w:r>
+        <w:rPr>
+          <w:b w:val="0"/>
+        </w:rPr>
+        <w:t xml:space="preserve"> returns a class label: Positive scores retain magnitude, so </w:t>
+      </w:r>
+      <w:r>
+        <w:rPr>
+          <w:b/>
+        </w:rPr>
+        <w:t>ReLU</w:t>
+      </w:r>
+      <w:r>
+        <w:rPr>
+          <w:b w:val="0"/>
+        </w:rPr>
+        <w:t>(2) is 2. A final class rule is separate.</w:t>
+      </w:r>
+    </w:p>
+    <w:p>
+      <w:pPr>
+        <w:spacing w:line="336" w:lineRule="auto" w:after="180"/>
+      </w:pPr>
+      <w:r>
+        <w:rPr>
+          <w:b w:val="0"/>
+        </w:rPr>
+        <w:t xml:space="preserve">A bounded number is a calibrated probability: A range restriction comes from the formula. Calibration needs appropriate </w:t>
+      </w:r>
+      <w:r>
+        <w:rPr>
+          <w:b/>
+        </w:rPr>
+        <w:t>evidence</w:t>
+      </w:r>
+      <w:r>
+        <w:rPr>
+          <w:b w:val="0"/>
+        </w:rPr>
+        <w:t>.</w:t>
+      </w:r>
+    </w:p>
+    <w:p>
+      <w:pPr>
+        <w:spacing w:line="336" w:lineRule="auto" w:after="180"/>
+      </w:pPr>
+      <w:r>
+        <w:rPr>
+          <w:b w:val="0"/>
+        </w:rPr>
+        <w:t xml:space="preserve">Nonlinearity guarantees a better result: It changes which functions can be represented; data, </w:t>
+      </w:r>
+      <w:r>
+        <w:rPr>
+          <w:b/>
+        </w:rPr>
+        <w:t>fitting</w:t>
+      </w:r>
+      <w:r>
+        <w:rPr>
+          <w:b w:val="0"/>
+        </w:rPr>
+        <w:t xml:space="preserve"> and valid evaluation still determine model quality.</w:t>
+      </w:r>
+    </w:p>
+    <w:p>
+      <w:pPr>
+        <w:spacing w:line="336" w:lineRule="auto" w:after="180"/>
+      </w:pPr>
+      <w:r>
+        <w:rPr>
+          <w:b w:val="0"/>
+        </w:rPr>
+        <w:t xml:space="preserve">Use Section 9 for the </w:t>
+      </w:r>
+      <w:r>
+        <w:rPr>
+          <w:b/>
+        </w:rPr>
+        <w:t>evidence</w:t>
+      </w:r>
+      <w:r>
+        <w:rPr>
+          <w:b w:val="0"/>
+        </w:rPr>
+        <w:t xml:space="preserve"> ledger. Add a boundary or missing-</w:t>
+      </w:r>
+      <w:r>
+        <w:rPr>
+          <w:b/>
+        </w:rPr>
+        <w:t>input</w:t>
+      </w:r>
+      <w:r>
+        <w:rPr>
+          <w:b w:val="0"/>
+        </w:rPr>
+        <w:t xml:space="preserve"> case and record the expected response before checking. More successful repeats of one case do not establish wider coverage.</w:t>
       </w:r>
     </w:p>
     <w:p>
@@ -1727,29 +3237,38 @@
       </w:tr>
     </w:tbl>
     <w:p>
-      <w:r>
-        <w:t>Offer an oral explanation, drawing, enlarged visual or fewer examples when that removes a reading/writing barrier. Keep the same reasoning goal. Stretch secure learners by changing a boundary or assumption and asking them to defend the effect, not simply by assigning more of the same questions.</w:t>
+      <w:pPr>
+        <w:spacing w:line="336" w:lineRule="auto" w:after="180"/>
+      </w:pPr>
+      <w:r>
+        <w:rPr>
+          <w:b w:val="0"/>
+        </w:rPr>
+        <w:t>Offer an oral explanation, drawing, enlarged visual or fewer examples when that removes a reading/writing barrier. Keep the same reasoning goal.</w:t>
       </w:r>
     </w:p>
     <w:p>
       <w:pPr>
-        <w:pStyle w:val="Heading1"/>
-      </w:pPr>
-      <w:r>
-        <w:t>05. Assess and explain the answers</w:t>
+        <w:spacing w:line="336" w:lineRule="auto" w:after="180"/>
+      </w:pPr>
+      <w:r>
+        <w:rPr>
+          <w:b w:val="0"/>
+        </w:rPr>
+        <w:t>Stretch secure learners by changing a boundary or assumption and asking them to defend the effect, not simply by assigning more of the same questions.</w:t>
       </w:r>
     </w:p>
     <w:p>
       <w:pPr>
-        <w:pStyle w:val="Heading3"/>
-      </w:pPr>
-      <w:r>
-        <w:t>Guided and exit questions</w:t>
+        <w:pStyle w:val="Heading1"/>
+      </w:pPr>
+      <w:r>
+        <w:t>05. Assess and explain the answers</w:t>
       </w:r>
     </w:p>
     <w:p>
       <w:r>
-        <w:t>Guided: identity outputs -1 and 1; ReLU outputs 0 and 1. Sigmoid class predictions under &gt;= 0.5 are 0 and 1. Exit: the computation establishes an activation of about 0.8808 for score 2. It does not establish calibrated probabilities, correctness on this individual case or reliability on future populations.</w:t>
+        <w:t>Use the Activation functions questions, teacher keys and criteria after the relevant attempts. Previously discussed cases are practice; protect the separately selected independent task.</w:t>
       </w:r>
     </w:p>
     <w:p>
@@ -1757,17 +3276,89 @@
         <w:pStyle w:val="Heading3"/>
       </w:pPr>
       <w:r>
-        <w:t>W1 Trace three activations</w:t>
+        <w:t>Guided and exit questions</w:t>
       </w:r>
     </w:p>
     <w:p>
-      <w:r>
-        <w:t>For scores -2, 0, 2, list identity and ReLU outputs. Explain why ReLU(2) is not 1.</w:t>
+      <w:pPr>
+        <w:spacing w:line="336" w:lineRule="auto" w:after="180"/>
+      </w:pPr>
+      <w:r>
+        <w:rPr>
+          <w:b w:val="0"/>
+        </w:rPr>
+        <w:t xml:space="preserve">Guided: identity </w:t>
+      </w:r>
+      <w:r>
+        <w:rPr>
+          <w:b/>
+        </w:rPr>
+        <w:t>output</w:t>
+      </w:r>
+      <w:r>
+        <w:rPr>
+          <w:b w:val="0"/>
+        </w:rPr>
+        <w:t xml:space="preserve">s -1 and 1; </w:t>
+      </w:r>
+      <w:r>
+        <w:rPr>
+          <w:b/>
+        </w:rPr>
+        <w:t>ReLU</w:t>
+      </w:r>
+      <w:r>
+        <w:rPr>
+          <w:b w:val="0"/>
+        </w:rPr>
+        <w:t xml:space="preserve"> </w:t>
+      </w:r>
+      <w:r>
+        <w:rPr>
+          <w:b/>
+        </w:rPr>
+        <w:t>output</w:t>
+      </w:r>
+      <w:r>
+        <w:rPr>
+          <w:b w:val="0"/>
+        </w:rPr>
+        <w:t xml:space="preserve">s 0 and 1. </w:t>
+      </w:r>
+      <w:r>
+        <w:rPr>
+          <w:b/>
+        </w:rPr>
+        <w:t>Sigmoid</w:t>
+      </w:r>
+      <w:r>
+        <w:rPr>
+          <w:b w:val="0"/>
+        </w:rPr>
+        <w:t xml:space="preserve"> class </w:t>
+      </w:r>
+      <w:r>
+        <w:rPr>
+          <w:b/>
+        </w:rPr>
+        <w:t>prediction</w:t>
+      </w:r>
+      <w:r>
+        <w:rPr>
+          <w:b w:val="0"/>
+        </w:rPr>
+        <w:t>s under &gt;= 0.5 are 0 and 1. Exit: the computation establishes an activation of about 0.8808 for score 2.</w:t>
       </w:r>
     </w:p>
     <w:p>
-      <w:r>
-        <w:t>Teacher explanation: Identity gives -2, 0, 2; ReLU gives 0, 0, 2. ReLU retains the positive score itself; it is not a step classifier.</w:t>
+      <w:pPr>
+        <w:spacing w:line="336" w:lineRule="auto" w:after="180"/>
+      </w:pPr>
+      <w:r>
+        <w:rPr>
+          <w:b w:val="0"/>
+        </w:rPr>
+        <w:t>It does not establish calibrated probabilities, correctness on this individual case or reliability on future populations.</w:t>
       </w:r>
     </w:p>
     <w:p>
@@ -1775,17 +3366,63 @@
         <w:pStyle w:val="Heading3"/>
       </w:pPr>
       <w:r>
-        <w:t>W2 Apply a declared class rule</w:t>
+        <w:t>W1 Trace three activations</w:t>
       </w:r>
     </w:p>
     <w:p>
-      <w:r>
-        <w:t>Use the lesson sigmoid values for -2, 0, 2. Predict classes under a &gt;= 0.5, then explain the zero-score case.</w:t>
+      <w:pPr>
+        <w:pStyle w:val="Heading3"/>
+      </w:pPr>
+      <w:r>
+        <w:t>Workbook question · W1</w:t>
       </w:r>
     </w:p>
     <w:p>
-      <w:r>
-        <w:t>Teacher explanation: Classes are 0, 1, 1. Sigmoid(0) equals 0.5 and the declared &gt;= comparison includes equality.</w:t>
+      <w:pPr>
+        <w:spacing w:line="336" w:lineRule="auto" w:after="180"/>
+        <w:shd w:fill="F5F1FB"/>
+      </w:pPr>
+      <w:r>
+        <w:rPr>
+          <w:b w:val="0"/>
+        </w:rPr>
+        <w:t xml:space="preserve">For scores -2, 0, 2, list identity and </w:t>
+      </w:r>
+      <w:r>
+        <w:rPr>
+          <w:b/>
+        </w:rPr>
+        <w:t>ReLU</w:t>
+      </w:r>
+      <w:r>
+        <w:rPr>
+          <w:b w:val="0"/>
+        </w:rPr>
+        <w:t xml:space="preserve"> </w:t>
+      </w:r>
+      <w:r>
+        <w:rPr>
+          <w:b/>
+        </w:rPr>
+        <w:t>output</w:t>
+      </w:r>
+      <w:r>
+        <w:rPr>
+          <w:b w:val="0"/>
+        </w:rPr>
+        <w:t xml:space="preserve">s. Explain why </w:t>
+      </w:r>
+      <w:r>
+        <w:rPr>
+          <w:b/>
+        </w:rPr>
+        <w:t>ReLU</w:t>
+      </w:r>
+      <w:r>
+        <w:rPr>
+          <w:b w:val="0"/>
+        </w:rPr>
+        <w:t>(2) is not 1.</w:t>
       </w:r>
     </w:p>
     <w:p>
@@ -1793,17 +3430,51 @@
         <w:pStyle w:val="Heading3"/>
       </w:pPr>
       <w:r>
-        <w:t>W3 Check the midpoint</w:t>
+        <w:t>Teacher reasoning · W1</w:t>
       </w:r>
     </w:p>
     <w:p>
-      <w:r>
-        <w:t>Compare ReLU at inputs -2, 0, 2. Give the average of the two endpoint outputs and the output at the midpoint; explain what this shows.</w:t>
+      <w:pPr>
+        <w:spacing w:line="336" w:lineRule="auto" w:after="180"/>
+        <w:shd w:fill="F1F6FC"/>
+      </w:pPr>
+      <w:r>
+        <w:rPr>
+          <w:b w:val="0"/>
+        </w:rPr>
+        <w:t xml:space="preserve">Teacher explanation: Identity gives -2, 0, 2; </w:t>
+      </w:r>
+      <w:r>
+        <w:rPr>
+          <w:b/>
+        </w:rPr>
+        <w:t>ReLU</w:t>
+      </w:r>
+      <w:r>
+        <w:rPr>
+          <w:b w:val="0"/>
+        </w:rPr>
+        <w:t xml:space="preserve"> gives 0, 0, 2. </w:t>
+      </w:r>
+      <w:r>
+        <w:rPr>
+          <w:b/>
+        </w:rPr>
+        <w:t>ReLU</w:t>
+      </w:r>
+      <w:r>
+        <w:rPr>
+          <w:b w:val="0"/>
+        </w:rPr>
+        <w:t xml:space="preserve"> retains the positive score itself; it is not a step classifier.</w:t>
       </w:r>
     </w:p>
     <w:p>
-      <w:r>
-        <w:t>Teacher explanation: Endpoint outputs 0 and 2 average to 1; the midpoint input 0 produces 0. The mismatch shows ReLU is not one affine function over these inputs.</w:t>
+      <w:pPr>
+        <w:pStyle w:val="Heading3"/>
+      </w:pPr>
+      <w:r>
+        <w:t>W2 Apply a declared class rule</w:t>
       </w:r>
     </w:p>
     <w:p>
@@ -1811,61 +3482,215 @@
         <w:pStyle w:val="Heading3"/>
       </w:pPr>
       <w:r>
-        <w:t>W4 Trace a new chain independently</w:t>
+        <w:t>Workbook question · W2</w:t>
       </w:r>
     </w:p>
     <w:p>
-      <w:r>
-        <w:t>Let z = x - 2, a = ReLU(z), y = 2a + 1. For x = 0, 2, 5, record every z, a and y. Then replace ReLU with identity and give all three y values. Which inputs have the same ReLU output, and why?</w:t>
+      <w:pPr>
+        <w:spacing w:line="336" w:lineRule="auto" w:after="180"/>
+        <w:shd w:fill="F5F1FB"/>
+      </w:pPr>
+      <w:r>
+        <w:rPr>
+          <w:b w:val="0"/>
+        </w:rPr>
+        <w:t xml:space="preserve">Use the lesson </w:t>
+      </w:r>
+      <w:r>
+        <w:rPr>
+          <w:b/>
+        </w:rPr>
+        <w:t>sigmoid</w:t>
+      </w:r>
+      <w:r>
+        <w:rPr>
+          <w:b w:val="0"/>
+        </w:rPr>
+        <w:t xml:space="preserve"> values for -2, 0, 2. Predict classes under a &gt;= 0.5, then explain the zero-score case.</w:t>
       </w:r>
     </w:p>
     <w:p>
-      <w:r>
-        <w:t>Teacher explanation: For x = 0, 2, 5: z = -2, 0, 3; a = 0, 0, 3; y = 1, 1, 7. Identity gives y = -3, 1, 7. Inputs 0 and 2 both give a = 0 because ReLU maps negative and zero scores to zero.</w:t>
+      <w:pPr>
+        <w:pStyle w:val="Heading3"/>
+      </w:pPr>
+      <w:r>
+        <w:t>Teacher reasoning · W2</w:t>
       </w:r>
     </w:p>
     <w:p>
       <w:pPr>
-        <w:pStyle w:val="Heading3"/>
-      </w:pPr>
-      <w:r>
-        <w:t>W5 Limit a probability claim</w:t>
+        <w:spacing w:line="336" w:lineRule="auto" w:after="180"/>
+        <w:shd w:fill="F1F6FC"/>
+      </w:pPr>
+      <w:r>
+        <w:rPr>
+          <w:b w:val="0"/>
+        </w:rPr>
+        <w:t xml:space="preserve">Teacher explanation: Classes are 0, 1, 1. </w:t>
+      </w:r>
+      <w:r>
+        <w:rPr>
+          <w:b/>
+        </w:rPr>
+        <w:t>Sigmoid</w:t>
+      </w:r>
+      <w:r>
+        <w:rPr>
+          <w:b w:val="0"/>
+        </w:rPr>
+        <w:t>(0) equals 0.5 and the declared &gt;= comparison includes equality.</w:t>
       </w:r>
     </w:p>
     <w:p>
-      <w:r>
-        <w:t>A model returns a sigmoid value 0.9 on one case. Does the numerical range alone establish a calibrated 90 percent probability? Explain what needs checking.</w:t>
+      <w:pPr>
+        <w:pStyle w:val="Heading3"/>
+      </w:pPr>
+      <w:r>
+        <w:t>W3 Check the midpoint</w:t>
       </w:r>
     </w:p>
     <w:p>
-      <w:r>
-        <w:t>Teacher explanation: No. It establishes only the computed activation value. Probability interpretation requires a suitable fitted model and evaluation, including checking predicted probabilities against outcome frequencies on relevant separate data; one value does not establish calibration.</w:t>
+      <w:pPr>
+        <w:pStyle w:val="Heading3"/>
+      </w:pPr>
+      <w:r>
+        <w:t>Workbook question · W3</w:t>
       </w:r>
     </w:p>
     <w:p>
       <w:pPr>
-        <w:pStyle w:val="Heading3"/>
-      </w:pPr>
-      <w:r>
-        <w:t>Independent assessment and fresh retry</w:t>
+        <w:spacing w:line="336" w:lineRule="auto" w:after="180"/>
+        <w:shd w:fill="F5F1FB"/>
+      </w:pPr>
+      <w:r>
+        <w:rPr>
+          <w:b w:val="0"/>
+        </w:rPr>
+        <w:t xml:space="preserve">Compare </w:t>
+      </w:r>
+      <w:r>
+        <w:rPr>
+          <w:b/>
+        </w:rPr>
+        <w:t>ReLU</w:t>
+      </w:r>
+      <w:r>
+        <w:rPr>
+          <w:b w:val="0"/>
+        </w:rPr>
+        <w:t xml:space="preserve"> at </w:t>
+      </w:r>
+      <w:r>
+        <w:rPr>
+          <w:b/>
+        </w:rPr>
+        <w:t>input</w:t>
+      </w:r>
+      <w:r>
+        <w:rPr>
+          <w:b w:val="0"/>
+        </w:rPr>
+        <w:t xml:space="preserve">s -2, 0, 2. Give the average of the two endpoint </w:t>
+      </w:r>
+      <w:r>
+        <w:rPr>
+          <w:b/>
+        </w:rPr>
+        <w:t>output</w:t>
+      </w:r>
+      <w:r>
+        <w:rPr>
+          <w:b w:val="0"/>
+        </w:rPr>
+        <w:t xml:space="preserve">s and the </w:t>
+      </w:r>
+      <w:r>
+        <w:rPr>
+          <w:b/>
+        </w:rPr>
+        <w:t>output</w:t>
+      </w:r>
+      <w:r>
+        <w:rPr>
+          <w:b w:val="0"/>
+        </w:rPr>
+        <w:t xml:space="preserve"> at the midpoint; explain what this shows.</w:t>
       </w:r>
     </w:p>
     <w:p>
-      <w:r>
-        <w:t>Assess W4 for z values -2, 0, 3, ReLU values 0, 0, 3, final outputs 1, 1, 7 and identity outputs -3, 1, 7. Fresh retry: z = 2x - 3, a = ReLU(z), y = a - 1 at x = 1, 1.5, 3. The triples (z, a, y) are (-1, 0, -1), (0, 0, -1), (3, 3, 2). Require an explanation of which distinctions were erased.</w:t>
+      <w:pPr>
+        <w:pStyle w:val="Heading3"/>
+      </w:pPr>
+      <w:r>
+        <w:t>Teacher reasoning · W3</w:t>
       </w:r>
     </w:p>
     <w:p>
       <w:pPr>
-        <w:pStyle w:val="Heading3"/>
-      </w:pPr>
-      <w:r>
-        <w:t>Assess independent transfer</w:t>
+        <w:spacing w:line="336" w:lineRule="auto" w:after="180"/>
+        <w:shd w:fill="F1F6FC"/>
+      </w:pPr>
+      <w:r>
+        <w:rPr>
+          <w:b w:val="0"/>
+        </w:rPr>
+        <w:t xml:space="preserve">Teacher explanation: Endpoint </w:t>
+      </w:r>
+      <w:r>
+        <w:rPr>
+          <w:b/>
+        </w:rPr>
+        <w:t>output</w:t>
+      </w:r>
+      <w:r>
+        <w:rPr>
+          <w:b w:val="0"/>
+        </w:rPr>
+        <w:t xml:space="preserve">s 0 and 2 average to 1; the midpoint </w:t>
+      </w:r>
+      <w:r>
+        <w:rPr>
+          <w:b/>
+        </w:rPr>
+        <w:t>input</w:t>
+      </w:r>
+      <w:r>
+        <w:rPr>
+          <w:b w:val="0"/>
+        </w:rPr>
+        <w:t xml:space="preserve"> 0 produces 0. The mismatch shows </w:t>
+      </w:r>
+      <w:r>
+        <w:rPr>
+          <w:b/>
+        </w:rPr>
+        <w:t>ReLU</w:t>
+      </w:r>
+      <w:r>
+        <w:rPr>
+          <w:b w:val="0"/>
+        </w:rPr>
+        <w:t xml:space="preserve"> is not one affine function over these </w:t>
+      </w:r>
+      <w:r>
+        <w:rPr>
+          <w:b/>
+        </w:rPr>
+        <w:t>input</w:t>
+      </w:r>
+      <w:r>
+        <w:rPr>
+          <w:b w:val="0"/>
+        </w:rPr>
+        <w:t>s.</w:t>
       </w:r>
     </w:p>
     <w:p>
-      <w:r>
-        <w:t>Selected case: Let z = x - 2, a = ReLU(z), y = 2a + 1. For x = 0, 2, 5, record every z, a and y. Then replace ReLU with identity and give all three y values. Which inputs have the same ReLU output, and why?</w:t>
+      <w:pPr>
+        <w:pStyle w:val="Heading3"/>
+      </w:pPr>
+      <w:r>
+        <w:t>W4 Trace a new chain independently</w:t>
       </w:r>
     </w:p>
     <w:p>
@@ -1873,12 +3698,423 @@
         <w:pStyle w:val="Heading3"/>
       </w:pPr>
       <w:r>
-        <w:t>Selected case answer</w:t>
+        <w:t>Workbook question · W4</w:t>
       </w:r>
     </w:p>
     <w:p>
-      <w:r>
-        <w:t>Teacher explanation: For x = 0, 2, 5: z = -2, 0, 3; a = 0, 0, 3; y = 1, 1, 7. Identity gives y = -3, 1, 7. Inputs 0 and 2 both give a = 0 because ReLU maps negative and zero scores to zero.</w:t>
+      <w:pPr>
+        <w:spacing w:line="336" w:lineRule="auto" w:after="180"/>
+        <w:shd w:fill="F5F1FB"/>
+      </w:pPr>
+      <w:r>
+        <w:rPr>
+          <w:b w:val="0"/>
+        </w:rPr>
+        <w:t xml:space="preserve">Let z = x - 2, a = </w:t>
+      </w:r>
+      <w:r>
+        <w:rPr>
+          <w:b/>
+        </w:rPr>
+        <w:t>ReLU</w:t>
+      </w:r>
+      <w:r>
+        <w:rPr>
+          <w:b w:val="0"/>
+        </w:rPr>
+        <w:t xml:space="preserve">(z), y = 2a + 1. For x = 0, 2, 5, record every z, a and y. Then replace </w:t>
+      </w:r>
+      <w:r>
+        <w:rPr>
+          <w:b/>
+        </w:rPr>
+        <w:t>ReLU</w:t>
+      </w:r>
+      <w:r>
+        <w:rPr>
+          <w:b w:val="0"/>
+        </w:rPr>
+        <w:t xml:space="preserve"> with identity and give all three y values. Which </w:t>
+      </w:r>
+      <w:r>
+        <w:rPr>
+          <w:b/>
+        </w:rPr>
+        <w:t>input</w:t>
+      </w:r>
+      <w:r>
+        <w:rPr>
+          <w:b w:val="0"/>
+        </w:rPr>
+        <w:t xml:space="preserve">s have the same </w:t>
+      </w:r>
+      <w:r>
+        <w:rPr>
+          <w:b/>
+        </w:rPr>
+        <w:t>ReLU</w:t>
+      </w:r>
+      <w:r>
+        <w:rPr>
+          <w:b w:val="0"/>
+        </w:rPr>
+        <w:t xml:space="preserve"> </w:t>
+      </w:r>
+      <w:r>
+        <w:rPr>
+          <w:b/>
+        </w:rPr>
+        <w:t>output</w:t>
+      </w:r>
+      <w:r>
+        <w:rPr>
+          <w:b w:val="0"/>
+        </w:rPr>
+        <w:t>, and why?</w:t>
+      </w:r>
+    </w:p>
+    <w:p>
+      <w:pPr>
+        <w:pStyle w:val="Heading3"/>
+      </w:pPr>
+      <w:r>
+        <w:t>Teacher reasoning · W4</w:t>
+      </w:r>
+    </w:p>
+    <w:p>
+      <w:pPr>
+        <w:spacing w:line="336" w:lineRule="auto" w:after="180"/>
+        <w:shd w:fill="F1F6FC"/>
+      </w:pPr>
+      <w:r>
+        <w:rPr>
+          <w:b w:val="0"/>
+        </w:rPr>
+        <w:t xml:space="preserve">Teacher explanation: For x = 0, 2, 5: z = -2, 0, 3; a = 0, 0, 3; y = 1, 1, 7. Identity gives y = -3, 1, 7. </w:t>
+      </w:r>
+      <w:r>
+        <w:rPr>
+          <w:b/>
+        </w:rPr>
+        <w:t>Input</w:t>
+      </w:r>
+      <w:r>
+        <w:rPr>
+          <w:b w:val="0"/>
+        </w:rPr>
+        <w:t xml:space="preserve">s 0 and 2 both give a = 0 because </w:t>
+      </w:r>
+      <w:r>
+        <w:rPr>
+          <w:b/>
+        </w:rPr>
+        <w:t>ReLU</w:t>
+      </w:r>
+      <w:r>
+        <w:rPr>
+          <w:b w:val="0"/>
+        </w:rPr>
+        <w:t xml:space="preserve"> maps negative and zero scores to zero.</w:t>
+      </w:r>
+    </w:p>
+    <w:p>
+      <w:pPr>
+        <w:pStyle w:val="Heading3"/>
+      </w:pPr>
+      <w:r>
+        <w:t>W5 Limit a probability claim</w:t>
+      </w:r>
+    </w:p>
+    <w:p>
+      <w:pPr>
+        <w:pStyle w:val="Heading3"/>
+      </w:pPr>
+      <w:r>
+        <w:t>Workbook question · W5</w:t>
+      </w:r>
+    </w:p>
+    <w:p>
+      <w:pPr>
+        <w:spacing w:line="336" w:lineRule="auto" w:after="180"/>
+        <w:shd w:fill="F5F1FB"/>
+      </w:pPr>
+      <w:r>
+        <w:rPr>
+          <w:b w:val="0"/>
+        </w:rPr>
+        <w:t xml:space="preserve">A model returns a </w:t>
+      </w:r>
+      <w:r>
+        <w:rPr>
+          <w:b/>
+        </w:rPr>
+        <w:t>sigmoid</w:t>
+      </w:r>
+      <w:r>
+        <w:rPr>
+          <w:b w:val="0"/>
+        </w:rPr>
+        <w:t xml:space="preserve"> value 0.9 on one case. Does the numerical range alone establish a calibrated 90 percent probability? Explain what needs checking.</w:t>
+      </w:r>
+    </w:p>
+    <w:p>
+      <w:pPr>
+        <w:pStyle w:val="Heading3"/>
+      </w:pPr>
+      <w:r>
+        <w:t>Teacher reasoning · W5</w:t>
+      </w:r>
+    </w:p>
+    <w:p>
+      <w:pPr>
+        <w:spacing w:line="336" w:lineRule="auto" w:after="180"/>
+        <w:shd w:fill="F1F6FC"/>
+      </w:pPr>
+      <w:r>
+        <w:rPr>
+          <w:b w:val="0"/>
+        </w:rPr>
+        <w:t>Teacher explanation: No. It establishes only the computed activation value.</w:t>
+      </w:r>
+    </w:p>
+    <w:p>
+      <w:pPr>
+        <w:spacing w:line="336" w:lineRule="auto" w:after="180"/>
+        <w:shd w:fill="F1F6FC"/>
+      </w:pPr>
+      <w:r>
+        <w:rPr>
+          <w:b w:val="0"/>
+        </w:rPr>
+        <w:t>Probability interpretation requires a suitable fitted model and evaluation, including checking predicted probabilities against outcome frequencies on relevant separate data; one value does not establish calibration.</w:t>
+      </w:r>
+    </w:p>
+    <w:p>
+      <w:pPr>
+        <w:pStyle w:val="Heading3"/>
+      </w:pPr>
+      <w:r>
+        <w:t>Independent assessment and fresh retry</w:t>
+      </w:r>
+    </w:p>
+    <w:p>
+      <w:pPr>
+        <w:pStyle w:val="Heading3"/>
+      </w:pPr>
+      <w:r>
+        <w:t>Teacher key · Independent assessment and fresh retry</w:t>
+      </w:r>
+    </w:p>
+    <w:p>
+      <w:pPr>
+        <w:spacing w:line="336" w:lineRule="auto" w:after="180"/>
+        <w:shd w:fill="F1F6FC"/>
+      </w:pPr>
+      <w:r>
+        <w:rPr>
+          <w:b w:val="0"/>
+        </w:rPr>
+        <w:t xml:space="preserve">Assess W4 for z values -2, 0, 3, </w:t>
+      </w:r>
+      <w:r>
+        <w:rPr>
+          <w:b/>
+        </w:rPr>
+        <w:t>ReLU</w:t>
+      </w:r>
+      <w:r>
+        <w:rPr>
+          <w:b w:val="0"/>
+        </w:rPr>
+        <w:t xml:space="preserve"> values 0, 0, 3, final </w:t>
+      </w:r>
+      <w:r>
+        <w:rPr>
+          <w:b/>
+        </w:rPr>
+        <w:t>output</w:t>
+      </w:r>
+      <w:r>
+        <w:rPr>
+          <w:b w:val="0"/>
+        </w:rPr>
+        <w:t xml:space="preserve">s 1, 1, 7 and identity </w:t>
+      </w:r>
+      <w:r>
+        <w:rPr>
+          <w:b/>
+        </w:rPr>
+        <w:t>output</w:t>
+      </w:r>
+      <w:r>
+        <w:rPr>
+          <w:b w:val="0"/>
+        </w:rPr>
+        <w:t xml:space="preserve">s -3, 1, 7. Fresh retry: z = 2x - 3, a = </w:t>
+      </w:r>
+      <w:r>
+        <w:rPr>
+          <w:b/>
+        </w:rPr>
+        <w:t>ReLU</w:t>
+      </w:r>
+      <w:r>
+        <w:rPr>
+          <w:b w:val="0"/>
+        </w:rPr>
+        <w:t>(z), y = a - 1 at x = 1, 1.5, 3.</w:t>
+      </w:r>
+    </w:p>
+    <w:p>
+      <w:pPr>
+        <w:spacing w:line="336" w:lineRule="auto" w:after="180"/>
+        <w:shd w:fill="F1F6FC"/>
+      </w:pPr>
+      <w:r>
+        <w:rPr>
+          <w:b w:val="0"/>
+        </w:rPr>
+        <w:t>The triples (z, a, y) are (-1, 0, -1), (0, 0, -1), (3, 3, 2). Require an explanation of which distinctions were erased.</w:t>
+      </w:r>
+    </w:p>
+    <w:p>
+      <w:pPr>
+        <w:pStyle w:val="Heading3"/>
+      </w:pPr>
+      <w:r>
+        <w:t>Assess independent transfer</w:t>
+      </w:r>
+    </w:p>
+    <w:p>
+      <w:pPr>
+        <w:pStyle w:val="Heading3"/>
+      </w:pPr>
+      <w:r>
+        <w:t>Independent question · withhold the key</w:t>
+      </w:r>
+    </w:p>
+    <w:p>
+      <w:pPr>
+        <w:spacing w:line="336" w:lineRule="auto" w:after="180"/>
+        <w:shd w:fill="F5F1FB"/>
+      </w:pPr>
+      <w:r>
+        <w:rPr>
+          <w:b w:val="0"/>
+        </w:rPr>
+        <w:t xml:space="preserve">Selected case: Let z = x - 2, a = </w:t>
+      </w:r>
+      <w:r>
+        <w:rPr>
+          <w:b/>
+        </w:rPr>
+        <w:t>ReLU</w:t>
+      </w:r>
+      <w:r>
+        <w:rPr>
+          <w:b w:val="0"/>
+        </w:rPr>
+        <w:t xml:space="preserve">(z), y = 2a + 1. For x = 0, 2, 5, record every z, a and y. Then replace </w:t>
+      </w:r>
+      <w:r>
+        <w:rPr>
+          <w:b/>
+        </w:rPr>
+        <w:t>ReLU</w:t>
+      </w:r>
+      <w:r>
+        <w:rPr>
+          <w:b w:val="0"/>
+        </w:rPr>
+        <w:t xml:space="preserve"> with identity and give all three y values. Which </w:t>
+      </w:r>
+      <w:r>
+        <w:rPr>
+          <w:b/>
+        </w:rPr>
+        <w:t>input</w:t>
+      </w:r>
+      <w:r>
+        <w:rPr>
+          <w:b w:val="0"/>
+        </w:rPr>
+        <w:t xml:space="preserve">s have the same </w:t>
+      </w:r>
+      <w:r>
+        <w:rPr>
+          <w:b/>
+        </w:rPr>
+        <w:t>ReLU</w:t>
+      </w:r>
+      <w:r>
+        <w:rPr>
+          <w:b w:val="0"/>
+        </w:rPr>
+        <w:t xml:space="preserve"> </w:t>
+      </w:r>
+      <w:r>
+        <w:rPr>
+          <w:b/>
+        </w:rPr>
+        <w:t>output</w:t>
+      </w:r>
+      <w:r>
+        <w:rPr>
+          <w:b w:val="0"/>
+        </w:rPr>
+        <w:t>, and why?</w:t>
+      </w:r>
+    </w:p>
+    <w:p>
+      <w:pPr>
+        <w:pStyle w:val="Heading3"/>
+      </w:pPr>
+      <w:r>
+        <w:t>Selected case answer</w:t>
+      </w:r>
+    </w:p>
+    <w:p>
+      <w:pPr>
+        <w:pStyle w:val="Heading3"/>
+      </w:pPr>
+      <w:r>
+        <w:t>Teacher key · Selected case answer</w:t>
+      </w:r>
+    </w:p>
+    <w:p>
+      <w:pPr>
+        <w:spacing w:line="336" w:lineRule="auto" w:after="180"/>
+        <w:shd w:fill="F1F6FC"/>
+      </w:pPr>
+      <w:r>
+        <w:rPr>
+          <w:b w:val="0"/>
+        </w:rPr>
+        <w:t xml:space="preserve">Teacher explanation: For x = 0, 2, 5: z = -2, 0, 3; a = 0, 0, 3; y = 1, 1, 7. Identity gives y = -3, 1, 7. </w:t>
+      </w:r>
+      <w:r>
+        <w:rPr>
+          <w:b/>
+        </w:rPr>
+        <w:t>Input</w:t>
+      </w:r>
+      <w:r>
+        <w:rPr>
+          <w:b w:val="0"/>
+        </w:rPr>
+        <w:t xml:space="preserve">s 0 and 2 both give a = 0 because </w:t>
+      </w:r>
+      <w:r>
+        <w:rPr>
+          <w:b/>
+        </w:rPr>
+        <w:t>ReLU</w:t>
+      </w:r>
+      <w:r>
+        <w:rPr>
+          <w:b w:val="0"/>
+        </w:rPr>
+        <w:t xml:space="preserve"> maps negative and zero scores to zero.</w:t>
       </w:r>
     </w:p>
     <w:tbl>
@@ -1984,67 +4220,341 @@
       </w:tr>
     </w:tbl>
     <w:p>
-      <w:r>
-        <w:t>Record each dimension as not yet, with support, or independent. Accept a valid alternative procedure with a defensible trace. Do not penalise an honestly recorded model failure if the learner correctly explains its evidence and limits.</w:t>
+      <w:pPr>
+        <w:pStyle w:val="Heading3"/>
+      </w:pPr>
+      <w:r>
+        <w:t>Teacher key · Selected case answer</w:t>
       </w:r>
     </w:p>
     <w:p>
       <w:pPr>
-        <w:pStyle w:val="Heading3"/>
-      </w:pPr>
-      <w:r>
-        <w:t>Feedback that the learner uses</w:t>
+        <w:spacing w:line="336" w:lineRule="auto" w:after="180"/>
+        <w:shd w:fill="F1F6FC"/>
+      </w:pPr>
+      <w:r>
+        <w:rPr>
+          <w:b w:val="0"/>
+        </w:rPr>
+        <w:t>Record each dimension as not yet, with support, or independent. Accept a valid alternative procedure with a defensible trace.</w:t>
       </w:r>
     </w:p>
     <w:p>
-      <w:r>
-        <w:t>Name the earliest unsupported step and give one action to repair it. Have the learner make that repair now and explain why. Then assess the relevant skill on a fresh, fully specified case. Confirm it was not previously practised with feedback; solve and check the new case before assigning it. A follow-up design prompt is a starting brief, not automatically an equivalent test.</w:t>
+      <w:pPr>
+        <w:spacing w:line="336" w:lineRule="auto" w:after="180"/>
+        <w:shd w:fill="F1F6FC"/>
+      </w:pPr>
+      <w:r>
+        <w:rPr>
+          <w:b w:val="0"/>
+        </w:rPr>
+        <w:t xml:space="preserve">Do not penalise an honestly recorded model failure if the learner correctly explains its </w:t>
+      </w:r>
+      <w:r>
+        <w:rPr>
+          <w:b/>
+        </w:rPr>
+        <w:t>evidence</w:t>
+      </w:r>
+      <w:r>
+        <w:rPr>
+          <w:b w:val="0"/>
+        </w:rPr>
+        <w:t xml:space="preserve"> and limits.</w:t>
       </w:r>
     </w:p>
     <w:p>
       <w:pPr>
-        <w:pStyle w:val="Heading1"/>
-      </w:pPr>
-      <w:r>
-        <w:t>06. Connect the project, support and next lesson</w:t>
+        <w:pStyle w:val="Heading3"/>
+      </w:pPr>
+      <w:r>
+        <w:t>Feedback that the learner uses</w:t>
       </w:r>
     </w:p>
     <w:p>
-      <w:r>
-        <w:t>Add a labelled activation functions evidence sheet to Image-pattern Network Investigation. Show how you can trace identity relu and sigmoid on a numerical score. Use the supplied fictional case and keep its inputs, intermediate steps, calculation or prediction, and limitation. Connect this record to last week’s record; a matching answer without a trace is insufficient.</w:t>
+      <w:pPr>
+        <w:spacing w:line="336" w:lineRule="auto" w:after="180"/>
+      </w:pPr>
+      <w:r>
+        <w:rPr>
+          <w:b w:val="0"/>
+        </w:rPr>
+        <w:t>Name the earliest unsupported step and give one action to repair it. Have the learner make that repair now and explain why. Then assess the relevant skill on a fresh, fully specified case.</w:t>
       </w:r>
     </w:p>
     <w:p>
-      <w:r>
-        <w:t>Use a number line and a three-column z, a, y table. Supply sigmoid values rather than requiring exponent calculations from memory. Extension: use several inputs to verify that sigmoid(z) and sigmoid(-z) sum to 1 within rounding error, while noting that this symmetry is not evidence of calibration.</w:t>
+      <w:pPr>
+        <w:spacing w:line="336" w:lineRule="auto" w:after="180"/>
+      </w:pPr>
+      <w:r>
+        <w:rPr>
+          <w:b w:val="0"/>
+        </w:rPr>
+        <w:t>Confirm it was not previously practised with feedback; solve and check the new case before assigning it. A follow-up design prompt is a starting brief, not automatically an equivalent test.</w:t>
       </w:r>
     </w:p>
     <w:p>
-      <w:r>
-        <w:t>Week 5 composes layers and traces how activations become inputs to the next computation.</w:t>
+      <w:pPr>
+        <w:pStyle w:val="Heading1"/>
+      </w:pPr>
+      <w:r>
+        <w:t>06. Connect the project, support and next lesson</w:t>
       </w:r>
     </w:p>
     <w:p>
       <w:r>
-        <w:t>Retain the project ledger and assess a changed case after support. Check the relevant prerequisite before carrying this component forward.</w:t>
+        <w:t>Connect Activation functions to Image-pattern Network Investigation, adapt support and plan a later changed-case check.</w:t>
       </w:r>
     </w:p>
     <w:p>
       <w:pPr>
-        <w:pStyle w:val="Heading3"/>
-      </w:pPr>
-      <w:r>
-        <w:t>Plan the delayed return</w:t>
+        <w:spacing w:line="336" w:lineRule="auto" w:after="180"/>
+      </w:pPr>
+      <w:r>
+        <w:rPr>
+          <w:b w:val="0"/>
+        </w:rPr>
+        <w:t xml:space="preserve">Add a labelled </w:t>
+      </w:r>
+      <w:r>
+        <w:rPr>
+          <w:b/>
+        </w:rPr>
+        <w:t>activation function</w:t>
+      </w:r>
+      <w:r>
+        <w:rPr>
+          <w:b w:val="0"/>
+        </w:rPr>
+        <w:t xml:space="preserve">s </w:t>
+      </w:r>
+      <w:r>
+        <w:rPr>
+          <w:b/>
+        </w:rPr>
+        <w:t>evidence</w:t>
+      </w:r>
+      <w:r>
+        <w:rPr>
+          <w:b w:val="0"/>
+        </w:rPr>
+        <w:t xml:space="preserve"> sheet to Image-pattern Network Investigation. Show how you can trace identity </w:t>
+      </w:r>
+      <w:r>
+        <w:rPr>
+          <w:b/>
+        </w:rPr>
+        <w:t>relu</w:t>
+      </w:r>
+      <w:r>
+        <w:rPr>
+          <w:b w:val="0"/>
+        </w:rPr>
+        <w:t xml:space="preserve"> and </w:t>
+      </w:r>
+      <w:r>
+        <w:rPr>
+          <w:b/>
+        </w:rPr>
+        <w:t>sigmoid</w:t>
+      </w:r>
+      <w:r>
+        <w:rPr>
+          <w:b w:val="0"/>
+        </w:rPr>
+        <w:t xml:space="preserve"> on a numerical score.</w:t>
       </w:r>
     </w:p>
     <w:p>
-      <w:r>
-        <w:t>Suggested return points in this level: ai-5/5, ai-5/7, ai-5/10. Use actual classroom dates, adjusting for holidays and gaps. One, three and six teaching weeks are scheduling choices, not a claimed optimal spacing.</w:t>
+      <w:pPr>
+        <w:spacing w:line="336" w:lineRule="auto" w:after="180"/>
+      </w:pPr>
+      <w:r>
+        <w:rPr>
+          <w:b w:val="0"/>
+        </w:rPr>
+        <w:t xml:space="preserve">Use the supplied fictional case and keep its </w:t>
+      </w:r>
+      <w:r>
+        <w:rPr>
+          <w:b/>
+        </w:rPr>
+        <w:t>input</w:t>
+      </w:r>
+      <w:r>
+        <w:rPr>
+          <w:b w:val="0"/>
+        </w:rPr>
+        <w:t xml:space="preserve">s, intermediate steps, calculation or </w:t>
+      </w:r>
+      <w:r>
+        <w:rPr>
+          <w:b/>
+        </w:rPr>
+        <w:t>prediction</w:t>
+      </w:r>
+      <w:r>
+        <w:rPr>
+          <w:b w:val="0"/>
+        </w:rPr>
+        <w:t>, and limitation. Connect this record to last week’s record; a matching answer without a trace is insufficient.</w:t>
       </w:r>
     </w:p>
     <w:p>
-      <w:r>
-        <w:t>At a delayed check, ask for the idea from memory and a changed application. Compare with the earlier independent response and record support used. For a new level, revisit the previous capstone before checking the new prerequisites.</w:t>
+      <w:pPr>
+        <w:spacing w:line="336" w:lineRule="auto" w:after="180"/>
+      </w:pPr>
+      <w:r>
+        <w:rPr>
+          <w:b w:val="0"/>
+        </w:rPr>
+        <w:t xml:space="preserve">Use a number line and a three-column z, a, y table. Supply </w:t>
+      </w:r>
+      <w:r>
+        <w:rPr>
+          <w:b/>
+        </w:rPr>
+        <w:t>sigmoid</w:t>
+      </w:r>
+      <w:r>
+        <w:rPr>
+          <w:b w:val="0"/>
+        </w:rPr>
+        <w:t xml:space="preserve"> values rather than requiring exponent calculations from memory.</w:t>
+      </w:r>
+    </w:p>
+    <w:p>
+      <w:pPr>
+        <w:spacing w:line="336" w:lineRule="auto" w:after="180"/>
+      </w:pPr>
+      <w:r>
+        <w:rPr>
+          <w:b w:val="0"/>
+        </w:rPr>
+        <w:t xml:space="preserve">Extension: use several </w:t>
+      </w:r>
+      <w:r>
+        <w:rPr>
+          <w:b/>
+        </w:rPr>
+        <w:t>input</w:t>
+      </w:r>
+      <w:r>
+        <w:rPr>
+          <w:b w:val="0"/>
+        </w:rPr>
+        <w:t xml:space="preserve">s to verify that </w:t>
+      </w:r>
+      <w:r>
+        <w:rPr>
+          <w:b/>
+        </w:rPr>
+        <w:t>sigmoid</w:t>
+      </w:r>
+      <w:r>
+        <w:rPr>
+          <w:b w:val="0"/>
+        </w:rPr>
+        <w:t xml:space="preserve">(z) and </w:t>
+      </w:r>
+      <w:r>
+        <w:rPr>
+          <w:b/>
+        </w:rPr>
+        <w:t>sigmoid</w:t>
+      </w:r>
+      <w:r>
+        <w:rPr>
+          <w:b w:val="0"/>
+        </w:rPr>
+        <w:t xml:space="preserve">(-z) sum to 1 within rounding error, while noting that this symmetry is not </w:t>
+      </w:r>
+      <w:r>
+        <w:rPr>
+          <w:b/>
+        </w:rPr>
+        <w:t>evidence</w:t>
+      </w:r>
+      <w:r>
+        <w:rPr>
+          <w:b w:val="0"/>
+        </w:rPr>
+        <w:t xml:space="preserve"> of calibration.</w:t>
+      </w:r>
+    </w:p>
+    <w:p>
+      <w:pPr>
+        <w:spacing w:line="336" w:lineRule="auto" w:after="180"/>
+      </w:pPr>
+      <w:r>
+        <w:rPr>
+          <w:b w:val="0"/>
+        </w:rPr>
+        <w:t xml:space="preserve">Week 5 composes layers and traces how activations become </w:t>
+      </w:r>
+      <w:r>
+        <w:rPr>
+          <w:b/>
+        </w:rPr>
+        <w:t>input</w:t>
+      </w:r>
+      <w:r>
+        <w:rPr>
+          <w:b w:val="0"/>
+        </w:rPr>
+        <w:t>s to the next computation.</w:t>
+      </w:r>
+    </w:p>
+    <w:p>
+      <w:pPr>
+        <w:spacing w:line="336" w:lineRule="auto" w:after="180"/>
+      </w:pPr>
+      <w:r>
+        <w:rPr>
+          <w:b w:val="0"/>
+        </w:rPr>
+        <w:t>Retain the project ledger and assess a changed case after support. Check the relevant prerequisite before carrying this component forward.</w:t>
+      </w:r>
+    </w:p>
+    <w:p>
+      <w:pPr>
+        <w:pStyle w:val="Heading3"/>
+      </w:pPr>
+      <w:r>
+        <w:t>Plan the delayed return</w:t>
+      </w:r>
+    </w:p>
+    <w:p>
+      <w:pPr>
+        <w:spacing w:line="336" w:lineRule="auto" w:after="180"/>
+      </w:pPr>
+      <w:r>
+        <w:rPr>
+          <w:b w:val="0"/>
+        </w:rPr>
+        <w:t>Suggested return points in this level: ai-5/5, ai-5/7, ai-5/10. Use actual classroom dates, adjusting for holidays and gaps. One, three and six teaching weeks are scheduling choices, not a claimed optimal spacing.</w:t>
+      </w:r>
+    </w:p>
+    <w:p>
+      <w:pPr>
+        <w:spacing w:line="336" w:lineRule="auto" w:after="180"/>
+      </w:pPr>
+      <w:r>
+        <w:rPr>
+          <w:b w:val="0"/>
+        </w:rPr>
+        <w:t>At a delayed check, ask for the idea from memory and a changed application. Compare with the earlier independent response and record support used.</w:t>
+      </w:r>
+    </w:p>
+    <w:p>
+      <w:pPr>
+        <w:spacing w:line="336" w:lineRule="auto" w:after="180"/>
+      </w:pPr>
+      <w:r>
+        <w:rPr>
+          <w:b w:val="0"/>
+        </w:rPr>
+        <w:t>For a new level, revisit the previous capstone before checking the new prerequisites.</w:t>
       </w:r>
     </w:p>
     <w:tbl>
@@ -2204,8 +4714,26 @@
       </w:tr>
     </w:tbl>
     <w:p>
-      <w:r>
-        <w:t>Use the evidence to choose reteaching or the next step. A completed page, confidence rating or attractive project does not by itself demonstrate understanding.</w:t>
+      <w:pPr>
+        <w:spacing w:line="336" w:lineRule="auto" w:after="180"/>
+      </w:pPr>
+      <w:r>
+        <w:rPr>
+          <w:b w:val="0"/>
+        </w:rPr>
+        <w:t xml:space="preserve">Use the </w:t>
+      </w:r>
+      <w:r>
+        <w:rPr>
+          <w:b/>
+        </w:rPr>
+        <w:t>evidence</w:t>
+      </w:r>
+      <w:r>
+        <w:rPr>
+          <w:b w:val="0"/>
+        </w:rPr>
+        <w:t xml:space="preserve"> to choose reteaching or the next step. A completed page, confidence rating or attractive project does not by itself demonstrate understanding.</w:t>
       </w:r>
     </w:p>
     <w:p>
@@ -2217,26 +4745,117 @@
       </w:r>
     </w:p>
     <w:p>
-      <w:r>
-        <w:t>For your Image-pattern Network Investigation, save the input, procedure, observed result and limitation of this check. Label this worked example as practice; use a different, previously unreviewed case when checking independent understanding.</w:t>
+      <w:pPr>
+        <w:spacing w:line="336" w:lineRule="auto" w:after="180"/>
+      </w:pPr>
+      <w:r>
+        <w:rPr>
+          <w:b w:val="0"/>
+        </w:rPr>
+        <w:t xml:space="preserve">For your Image-pattern Network Investigation, save the </w:t>
+      </w:r>
+      <w:r>
+        <w:rPr>
+          <w:b/>
+        </w:rPr>
+        <w:t>input</w:t>
+      </w:r>
+      <w:r>
+        <w:rPr>
+          <w:b w:val="0"/>
+        </w:rPr>
+        <w:t>, procedure, observed result and limitation of this check.</w:t>
       </w:r>
     </w:p>
     <w:p>
       <w:pPr>
-        <w:pStyle w:val="Heading1"/>
-      </w:pPr>
-      <w:r>
-        <w:t>07. Prepare, teach and assess</w:t>
+        <w:spacing w:line="336" w:lineRule="auto" w:after="180"/>
+      </w:pPr>
+      <w:r>
+        <w:rPr>
+          <w:b w:val="0"/>
+        </w:rPr>
+        <w:t>Label this worked example as practice; use a different, previously unreviewed case when checking independent understanding.</w:t>
       </w:r>
     </w:p>
     <w:p>
-      <w:r>
-        <w:t>Teaching target: Trace identity ReLU and sigmoid on a numerical score</w:t>
+      <w:pPr>
+        <w:pStyle w:val="Heading1"/>
+      </w:pPr>
+      <w:r>
+        <w:t>07. Prepare, teach and assess</w:t>
       </w:r>
     </w:p>
     <w:p>
       <w:r>
-        <w:t>Prepare the labelled worked-case picture, the matching workbook, fictional input cards and a place for individual responses. Check a local Python 3 environment before class; have a paper-trace version ready.</w:t>
+        <w:t>Use this preparation summary alongside the detailed Activation functions lesson; it is a checklist rather than a replacement for the full sequence.</w:t>
+      </w:r>
+    </w:p>
+    <w:p>
+      <w:pPr>
+        <w:pStyle w:val="Heading3"/>
+      </w:pPr>
+      <w:r>
+        <w:t>Teaching target</w:t>
+      </w:r>
+    </w:p>
+    <w:p>
+      <w:pPr>
+        <w:spacing w:line="336" w:lineRule="auto" w:after="180"/>
+        <w:shd w:fill="EDF7F3"/>
+      </w:pPr>
+      <w:r>
+        <w:rPr>
+          <w:b w:val="0"/>
+        </w:rPr>
+        <w:t xml:space="preserve">Teaching target: Trace identity </w:t>
+      </w:r>
+      <w:r>
+        <w:rPr>
+          <w:b/>
+        </w:rPr>
+        <w:t>ReLU</w:t>
+      </w:r>
+      <w:r>
+        <w:rPr>
+          <w:b w:val="0"/>
+        </w:rPr>
+        <w:t xml:space="preserve"> and </w:t>
+      </w:r>
+      <w:r>
+        <w:rPr>
+          <w:b/>
+        </w:rPr>
+        <w:t>sigmoid</w:t>
+      </w:r>
+      <w:r>
+        <w:rPr>
+          <w:b w:val="0"/>
+        </w:rPr>
+        <w:t xml:space="preserve"> on a numerical score</w:t>
+      </w:r>
+    </w:p>
+    <w:p>
+      <w:pPr>
+        <w:spacing w:line="336" w:lineRule="auto" w:after="180"/>
+      </w:pPr>
+      <w:r>
+        <w:rPr>
+          <w:b w:val="0"/>
+        </w:rPr>
+        <w:t xml:space="preserve">Prepare the labelled worked-case picture, the matching workbook, fictional </w:t>
+      </w:r>
+      <w:r>
+        <w:rPr>
+          <w:b/>
+        </w:rPr>
+        <w:t>input</w:t>
+      </w:r>
+      <w:r>
+        <w:rPr>
+          <w:b w:val="0"/>
+        </w:rPr>
+        <w:t xml:space="preserve"> cards and a place for individual responses. Check a local Python 3 environment before class; have a paper-trace version ready.</w:t>
       </w:r>
     </w:p>
     <w:tbl>
@@ -2383,37 +5002,255 @@
       </w:tr>
     </w:tbl>
     <w:p>
-      <w:r>
-        <w:t>Before class, solve the supported practice: Use the lesson sigmoid values for -2, 0, 2. Predict classes under a &gt;= 0.5, then explain the zero-score case.</w:t>
+      <w:pPr>
+        <w:spacing w:line="336" w:lineRule="auto" w:after="180"/>
+      </w:pPr>
+      <w:r>
+        <w:rPr>
+          <w:b w:val="0"/>
+        </w:rPr>
+        <w:t xml:space="preserve">Before class, solve the supported practice: Use the lesson </w:t>
+      </w:r>
+      <w:r>
+        <w:rPr>
+          <w:b/>
+        </w:rPr>
+        <w:t>sigmoid</w:t>
+      </w:r>
+      <w:r>
+        <w:rPr>
+          <w:b w:val="0"/>
+        </w:rPr>
+        <w:t xml:space="preserve"> values for -2, 0, 2. Predict classes under a &gt;= 0.5, then explain the zero-score case.</w:t>
       </w:r>
     </w:p>
     <w:p>
-      <w:r>
-        <w:t>Reasoned practice answer: Teacher explanation: Classes are 0, 1, 1. Sigmoid(0) equals 0.5 and the declared &gt;= comparison includes equality.</w:t>
+      <w:pPr>
+        <w:pStyle w:val="Heading3"/>
+      </w:pPr>
+      <w:r>
+        <w:t>Supported practice answer</w:t>
       </w:r>
     </w:p>
     <w:p>
-      <w:r>
-        <w:t>Check every learner before discussion: Use the worked case for Activation functions. Proposed explanation: “ReLU returns a class label”. Decide whether this explanation is supported. Point to the step or supplied fact that decides; explain your repair if needed.</w:t>
+      <w:pPr>
+        <w:spacing w:line="336" w:lineRule="auto" w:after="180"/>
+        <w:shd w:fill="F1F6FC"/>
+      </w:pPr>
+      <w:r>
+        <w:rPr>
+          <w:b w:val="0"/>
+        </w:rPr>
+        <w:t xml:space="preserve">Reasoned practice answer: Teacher explanation: Classes are 0, 1, 1. </w:t>
+      </w:r>
+      <w:r>
+        <w:rPr>
+          <w:b/>
+        </w:rPr>
+        <w:t>Sigmoid</w:t>
+      </w:r>
+      <w:r>
+        <w:rPr>
+          <w:b w:val="0"/>
+        </w:rPr>
+        <w:t>(0) equals 0.5 and the declared &gt;= comparison includes equality.</w:t>
       </w:r>
     </w:p>
     <w:p>
-      <w:r>
-        <w:t>Misconception repair: Positive scores retain magnitude, so ReLU(2) is 2. A final class rule is separate.</w:t>
+      <w:pPr>
+        <w:spacing w:line="336" w:lineRule="auto" w:after="180"/>
+      </w:pPr>
+      <w:r>
+        <w:rPr>
+          <w:b w:val="0"/>
+        </w:rPr>
+        <w:t xml:space="preserve">Check every learner before discussion: Use the worked case for </w:t>
+      </w:r>
+      <w:r>
+        <w:rPr>
+          <w:b/>
+        </w:rPr>
+        <w:t>Activation function</w:t>
+      </w:r>
+      <w:r>
+        <w:rPr>
+          <w:b w:val="0"/>
+        </w:rPr>
+        <w:t>s. Proposed explanation: “</w:t>
+      </w:r>
+      <w:r>
+        <w:rPr>
+          <w:b/>
+        </w:rPr>
+        <w:t>ReLU</w:t>
+      </w:r>
+      <w:r>
+        <w:rPr>
+          <w:b w:val="0"/>
+        </w:rPr>
+        <w:t xml:space="preserve"> returns a class label”. Decide whether this explanation is supported.</w:t>
       </w:r>
     </w:p>
     <w:p>
-      <w:r>
-        <w:t>Support: read the exact case aloud, enlarge the labelled picture, supply input cards and model only the first deciding step. Accept a spoken explanation or drawing; retain the reasoning goal.</w:t>
+      <w:pPr>
+        <w:spacing w:line="336" w:lineRule="auto" w:after="180"/>
+      </w:pPr>
+      <w:r>
+        <w:rPr>
+          <w:b w:val="0"/>
+        </w:rPr>
+        <w:t>Point to the step or supplied fact that decides; explain your repair if needed.</w:t>
       </w:r>
     </w:p>
     <w:p>
-      <w:r>
-        <w:t>Extension: Replace ReLU with identity. Require a prediction and a reason before comparing. Expected result: h becomes-2, 0, 1 and outputs become-4, 2, 5. Reason: Identity retains the negative intermediate value instead of clipping it.</w:t>
+      <w:pPr>
+        <w:pStyle w:val="Heading3"/>
+      </w:pPr>
+      <w:r>
+        <w:t>Repair the misconception</w:t>
       </w:r>
     </w:p>
     <w:p>
-      <w:r>
+      <w:pPr>
+        <w:spacing w:line="336" w:lineRule="auto" w:after="180"/>
+        <w:shd w:fill="FFF5E6"/>
+      </w:pPr>
+      <w:r>
+        <w:rPr>
+          <w:b w:val="0"/>
+        </w:rPr>
+        <w:t xml:space="preserve">Misconception repair: Positive scores retain magnitude, so </w:t>
+      </w:r>
+      <w:r>
+        <w:rPr>
+          <w:b/>
+        </w:rPr>
+        <w:t>ReLU</w:t>
+      </w:r>
+      <w:r>
+        <w:rPr>
+          <w:b w:val="0"/>
+        </w:rPr>
+        <w:t>(2) is 2. A final class rule is separate.</w:t>
+      </w:r>
+    </w:p>
+    <w:p>
+      <w:pPr>
+        <w:pStyle w:val="Heading3"/>
+      </w:pPr>
+      <w:r>
+        <w:t>Support without giving away the answer</w:t>
+      </w:r>
+    </w:p>
+    <w:p>
+      <w:pPr>
+        <w:spacing w:line="336" w:lineRule="auto" w:after="180"/>
+        <w:shd w:fill="F1F6F8"/>
+      </w:pPr>
+      <w:r>
+        <w:rPr>
+          <w:b w:val="0"/>
+        </w:rPr>
+        <w:t xml:space="preserve">Support: read the exact case aloud, enlarge the labelled picture, supply </w:t>
+      </w:r>
+      <w:r>
+        <w:rPr>
+          <w:b/>
+        </w:rPr>
+        <w:t>input</w:t>
+      </w:r>
+      <w:r>
+        <w:rPr>
+          <w:b w:val="0"/>
+        </w:rPr>
+        <w:t xml:space="preserve"> cards and model only the first deciding step. Accept a spoken explanation or drawing; retain the reasoning goal.</w:t>
+      </w:r>
+    </w:p>
+    <w:p>
+      <w:pPr>
+        <w:pStyle w:val="Heading3"/>
+      </w:pPr>
+      <w:r>
+        <w:t>Extend the reasoning</w:t>
+      </w:r>
+    </w:p>
+    <w:p>
+      <w:pPr>
+        <w:spacing w:line="336" w:lineRule="auto" w:after="180"/>
+        <w:shd w:fill="F5F1FB"/>
+      </w:pPr>
+      <w:r>
+        <w:rPr>
+          <w:b w:val="0"/>
+        </w:rPr>
+        <w:t xml:space="preserve">Extension: Replace </w:t>
+      </w:r>
+      <w:r>
+        <w:rPr>
+          <w:b/>
+        </w:rPr>
+        <w:t>ReLU</w:t>
+      </w:r>
+      <w:r>
+        <w:rPr>
+          <w:b w:val="0"/>
+        </w:rPr>
+        <w:t xml:space="preserve"> with identity. Require a </w:t>
+      </w:r>
+      <w:r>
+        <w:rPr>
+          <w:b/>
+        </w:rPr>
+        <w:t>prediction</w:t>
+      </w:r>
+      <w:r>
+        <w:rPr>
+          <w:b w:val="0"/>
+        </w:rPr>
+        <w:t xml:space="preserve"> and a reason before comparing. Expected result: h becomes-2, 0, 1 and </w:t>
+      </w:r>
+      <w:r>
+        <w:rPr>
+          <w:b/>
+        </w:rPr>
+        <w:t>output</w:t>
+      </w:r>
+      <w:r>
+        <w:rPr>
+          <w:b w:val="0"/>
+        </w:rPr>
+        <w:t>s become-4, 2, 5.</w:t>
+      </w:r>
+    </w:p>
+    <w:p>
+      <w:pPr>
+        <w:spacing w:line="336" w:lineRule="auto" w:after="180"/>
+        <w:shd w:fill="F5F1FB"/>
+      </w:pPr>
+      <w:r>
+        <w:rPr>
+          <w:b w:val="0"/>
+        </w:rPr>
+        <w:t>Reason: Identity retains the negative intermediate value instead of clipping it.</w:t>
+      </w:r>
+    </w:p>
+    <w:p>
+      <w:pPr>
+        <w:pStyle w:val="Heading3"/>
+      </w:pPr>
+      <w:r>
+        <w:t>Protect the independent attempt</w:t>
+      </w:r>
+    </w:p>
+    <w:p>
+      <w:pPr>
+        <w:spacing w:line="336" w:lineRule="auto" w:after="180"/>
+        <w:shd w:fill="FFF5E6"/>
+      </w:pPr>
+      <w:r>
+        <w:rPr>
+          <w:b w:val="0"/>
+        </w:rPr>
         <w:t>Independent assessment: withhold the reserved answer until the learner has attempted the new case. Record support separately from correctness.</w:t>
       </w:r>
     </w:p>
@@ -2602,46 +5439,1212 @@
       </w:tr>
     </w:tbl>
     <w:p>
-      <w:r>
-        <w:t>Project checkpoint: Frame the need. Name the user, the problem, allowed inputs and a safe simple starting method.</w:t>
+      <w:pPr>
+        <w:pStyle w:val="Heading3"/>
+      </w:pPr>
+      <w:r>
+        <w:t>Project checkpoint</w:t>
       </w:r>
     </w:p>
     <w:p>
-      <w:r>
-        <w:t>Use the weekly teacher answer for topic-specific reasoning. A saved progress tick is an activity record; judge mastery from the learner’s explanation and evidence.</w:t>
+      <w:pPr>
+        <w:spacing w:line="336" w:lineRule="auto" w:after="180"/>
+        <w:shd w:fill="EDF7F3"/>
+      </w:pPr>
+      <w:r>
+        <w:rPr>
+          <w:b w:val="0"/>
+        </w:rPr>
+        <w:t xml:space="preserve">Project checkpoint: Frame the need. Name the user, the problem, allowed </w:t>
+      </w:r>
+      <w:r>
+        <w:rPr>
+          <w:b/>
+        </w:rPr>
+        <w:t>input</w:t>
+      </w:r>
+      <w:r>
+        <w:rPr>
+          <w:b w:val="0"/>
+        </w:rPr>
+        <w:t>s and a safe simple starting method.</w:t>
       </w:r>
     </w:p>
     <w:p>
       <w:pPr>
-        <w:pStyle w:val="Heading1"/>
-      </w:pPr>
-      <w:r>
-        <w:t>08. Use feedback, labs and repair paths</w:t>
+        <w:spacing w:line="336" w:lineRule="auto" w:after="180"/>
+      </w:pPr>
+      <w:r>
+        <w:rPr>
+          <w:b w:val="0"/>
+        </w:rPr>
+        <w:t xml:space="preserve">Use the weekly teacher answer for topic-specific reasoning. A saved progress tick is an activity record; judge mastery from the learner’s explanation and </w:t>
+      </w:r>
+      <w:r>
+        <w:rPr>
+          <w:b/>
+        </w:rPr>
+        <w:t>evidence</w:t>
+      </w:r>
+      <w:r>
+        <w:rPr>
+          <w:b w:val="0"/>
+        </w:rPr>
+        <w:t>.</w:t>
       </w:r>
     </w:p>
     <w:p>
-      <w:r>
-        <w:t>Use the two formative questions as supported practice, not as independent mastery scores. Discuss the deciding evidence rather than accepting a guessed selection.</w:t>
+      <w:pPr>
+        <w:pStyle w:val="Heading1"/>
+      </w:pPr>
+      <w:r>
+        <w:t>08. Use feedback, labs and repair paths</w:t>
       </w:r>
     </w:p>
     <w:p>
       <w:r>
-        <w:t>The feedback comes from the reviewed public worked case. Do not reveal the separately reserved independent teacher answer until the learner has attempted that case.</w:t>
+        <w:t>Use feedback, earlier review and portfolios purposefully. Apply the coding routine only when this lesson has an executable lab.</w:t>
       </w:r>
     </w:p>
     <w:p>
-      <w:r>
-        <w:t>Ask students to predict before running code. Preserve errors and actual outputs; collect a changed test and an explanation. The branch-boundary and indexing lessons deliberately include failure cases.</w:t>
+      <w:pPr>
+        <w:spacing w:line="336" w:lineRule="auto" w:after="180"/>
+      </w:pPr>
+      <w:r>
+        <w:rPr>
+          <w:b w:val="0"/>
+        </w:rPr>
+        <w:t xml:space="preserve">Use the two formative questions as supported practice, not as independent mastery scores. Discuss the deciding </w:t>
+      </w:r>
+      <w:r>
+        <w:rPr>
+          <w:b/>
+        </w:rPr>
+        <w:t>evidence</w:t>
+      </w:r>
+      <w:r>
+        <w:rPr>
+          <w:b w:val="0"/>
+        </w:rPr>
+        <w:t xml:space="preserve"> rather than accepting a guessed selection.</w:t>
       </w:r>
     </w:p>
     <w:p>
-      <w:r>
-        <w:t>Use the earlier worked-explanation links to address a specific missing building block, then return to the current question. Adapt this suggestion after observing the learner; it is not an automatic diagnosis.</w:t>
+      <w:pPr>
+        <w:spacing w:line="336" w:lineRule="auto" w:after="180"/>
+      </w:pPr>
+      <w:r>
+        <w:rPr>
+          <w:b w:val="0"/>
+        </w:rPr>
+        <w:t>The feedback comes from the reviewed public worked case. Do not reveal the separately reserved independent teacher answer until the learner has attempted that case.</w:t>
       </w:r>
     </w:p>
     <w:p>
-      <w:r>
-        <w:t>Collect the completed-work portfolio as evidence. Record support separately from correctness, and assess explanation, trace/test and limitations. Progress ticks and quiz selections alone do not establish mastery.</w:t>
+      <w:pPr>
+        <w:spacing w:line="336" w:lineRule="auto" w:after="180"/>
+      </w:pPr>
+      <w:r>
+        <w:rPr>
+          <w:b w:val="0"/>
+        </w:rPr>
+        <w:t xml:space="preserve">Ask students to predict before running code. Preserve errors and actual </w:t>
+      </w:r>
+      <w:r>
+        <w:rPr>
+          <w:b/>
+        </w:rPr>
+        <w:t>output</w:t>
+      </w:r>
+      <w:r>
+        <w:rPr>
+          <w:b w:val="0"/>
+        </w:rPr>
+        <w:t>s; collect a changed test and an explanation. The branch-boundary and indexing lessons deliberately include failure cases.</w:t>
+      </w:r>
+    </w:p>
+    <w:p>
+      <w:pPr>
+        <w:spacing w:line="336" w:lineRule="auto" w:after="180"/>
+      </w:pPr>
+      <w:r>
+        <w:rPr>
+          <w:b w:val="0"/>
+        </w:rPr>
+        <w:t>Use the earlier worked-explanation links to address a specific missing building block, then return to the current question. Adapt this suggestion after observing the learner; it is not an automatic diagnosis.</w:t>
+      </w:r>
+    </w:p>
+    <w:p>
+      <w:pPr>
+        <w:spacing w:line="336" w:lineRule="auto" w:after="180"/>
+      </w:pPr>
+      <w:r>
+        <w:rPr>
+          <w:b w:val="0"/>
+        </w:rPr>
+        <w:t xml:space="preserve">Collect the completed-work portfolio as </w:t>
+      </w:r>
+      <w:r>
+        <w:rPr>
+          <w:b/>
+        </w:rPr>
+        <w:t>evidence</w:t>
+      </w:r>
+      <w:r>
+        <w:rPr>
+          <w:b w:val="0"/>
+        </w:rPr>
+        <w:t>. Record support separately from correctness, and assess explanation, trace/test and limitations. Progress ticks and quiz selections alone do not establish mastery.</w:t>
+      </w:r>
+    </w:p>
+    <w:p>
+      <w:pPr>
+        <w:pStyle w:val="Heading1"/>
+      </w:pPr>
+      <w:r>
+        <w:t>09. Visual concept journey</w:t>
+      </w:r>
+    </w:p>
+    <w:p>
+      <w:r>
+        <w:t>Show one Activation functions graphic at a time, request a prediction and discuss its trace before the independent assessment.</w:t>
+      </w:r>
+    </w:p>
+    <w:p>
+      <w:pPr>
+        <w:spacing w:line="336" w:lineRule="auto" w:after="180"/>
+      </w:pPr>
+      <w:r>
+        <w:rPr>
+          <w:b w:val="0"/>
+        </w:rPr>
+        <w:t xml:space="preserve">Use one picture at a time. Hide a worked result before asking for a </w:t>
+      </w:r>
+      <w:r>
+        <w:rPr>
+          <w:b/>
+        </w:rPr>
+        <w:t>prediction</w:t>
+      </w:r>
+      <w:r>
+        <w:rPr>
+          <w:b w:val="0"/>
+        </w:rPr>
+        <w:t>, then reveal it for feedback. These are supported teaching cases; retain the separate independent assessment for a fresh first attempt.</w:t>
+      </w:r>
+    </w:p>
+    <w:p>
+      <w:pPr>
+        <w:pStyle w:val="Heading3"/>
+      </w:pPr>
+      <w:r>
+        <w:t>01. Activation functions: the case</w:t>
+      </w:r>
+    </w:p>
+    <w:p>
+      <w:r>
+        <w:drawing>
+          <wp:inline xmlns:a="http://schemas.openxmlformats.org/drawingml/2006/main" xmlns:pic="http://schemas.openxmlformats.org/drawingml/2006/picture">
+            <wp:extent cx="5486400" cy="2840736"/>
+            <wp:docPr id="3" name="Picture 3" descr="See what ReLU removes before the next weighted step. Supplied facts: Toy network z=x-3; h=max(0, z); y=3h+2. Inputs x=1, 3, 4. All inputs and outcomes in this worked example are invented classroom data; no real model run is claimed."/>
+            <wp:cNvGraphicFramePr>
+              <a:graphicFrameLocks noChangeAspect="1"/>
+            </wp:cNvGraphicFramePr>
+            <a:graphic>
+              <a:graphicData uri="http://schemas.openxmlformats.org/drawingml/2006/picture">
+                <pic:pic>
+                  <pic:nvPicPr>
+                    <pic:cNvPr id="0" name="academy-story-ai-5-4-01.png"/>
+                    <pic:cNvPicPr/>
+                  </pic:nvPicPr>
+                  <pic:blipFill>
+                    <a:blip r:embed="rId11"/>
+                    <a:stretch>
+                      <a:fillRect/>
+                    </a:stretch>
+                  </pic:blipFill>
+                  <pic:spPr>
+                    <a:xfrm>
+                      <a:off x="0" y="0"/>
+                      <a:ext cx="5486400" cy="2840736"/>
+                    </a:xfrm>
+                    <a:prstGeom prst="rect"/>
+                  </pic:spPr>
+                </pic:pic>
+              </a:graphicData>
+            </a:graphic>
+          </wp:inline>
+        </w:drawing>
+      </w:r>
+    </w:p>
+    <w:p>
+      <w:pPr>
+        <w:spacing w:line="336" w:lineRule="auto" w:after="180"/>
+      </w:pPr>
+      <w:r>
+        <w:rPr>
+          <w:b w:val="0"/>
+        </w:rPr>
+        <w:t xml:space="preserve">See what </w:t>
+      </w:r>
+      <w:r>
+        <w:rPr>
+          <w:b/>
+        </w:rPr>
+        <w:t>ReLU</w:t>
+      </w:r>
+      <w:r>
+        <w:rPr>
+          <w:b w:val="0"/>
+        </w:rPr>
+        <w:t xml:space="preserve"> removes before the next weighted step. Supplied facts: Toy network z=x-3; h=max(0, z); y=3h+2. </w:t>
+      </w:r>
+      <w:r>
+        <w:rPr>
+          <w:b/>
+        </w:rPr>
+        <w:t>Input</w:t>
+      </w:r>
+      <w:r>
+        <w:rPr>
+          <w:b w:val="0"/>
+        </w:rPr>
+        <w:t>s x=1, 3, 4.</w:t>
+      </w:r>
+    </w:p>
+    <w:p>
+      <w:pPr>
+        <w:spacing w:line="336" w:lineRule="auto" w:after="180"/>
+      </w:pPr>
+      <w:r>
+        <w:rPr>
+          <w:b w:val="0"/>
+        </w:rPr>
+        <w:t xml:space="preserve">All </w:t>
+      </w:r>
+      <w:r>
+        <w:rPr>
+          <w:b/>
+        </w:rPr>
+        <w:t>input</w:t>
+      </w:r>
+      <w:r>
+        <w:rPr>
+          <w:b w:val="0"/>
+        </w:rPr>
+        <w:t>s and outcomes in this worked example are invented classroom data; no real model run is claimed.</w:t>
+      </w:r>
+    </w:p>
+    <w:p>
+      <w:pPr>
+        <w:spacing w:line="336" w:lineRule="auto" w:after="180"/>
+        <w:shd w:fill="F5F1FB"/>
+      </w:pPr>
+      <w:r>
+        <w:rPr>
+          <w:b w:val="0"/>
+        </w:rPr>
+        <w:t>Point to the given fact that matters most. Explain why it matters.</w:t>
+      </w:r>
+    </w:p>
+    <w:p>
+      <w:pPr>
+        <w:pStyle w:val="Heading3"/>
+      </w:pPr>
+      <w:r>
+        <w:t>Discuss while showing the picture</w:t>
+      </w:r>
+    </w:p>
+    <w:p>
+      <w:pPr>
+        <w:spacing w:line="336" w:lineRule="auto" w:after="180"/>
+        <w:shd w:fill="F1F6F8"/>
+      </w:pPr>
+      <w:r>
+        <w:rPr>
+          <w:b w:val="0"/>
+        </w:rPr>
+        <w:t>Teacher prompt: Point to the given fact that matters most. Explain why it matters. Ask learners to describe one label or arrow in ordinary words. Use the adjacent transcript if the image is difficult to see.</w:t>
+      </w:r>
+    </w:p>
+    <w:p>
+      <w:pPr>
+        <w:pStyle w:val="Heading3"/>
+      </w:pPr>
+      <w:r>
+        <w:t>02. Follow the deciding steps</w:t>
+      </w:r>
+    </w:p>
+    <w:p>
+      <w:r>
+        <w:drawing>
+          <wp:inline xmlns:a="http://schemas.openxmlformats.org/drawingml/2006/main" xmlns:pic="http://schemas.openxmlformats.org/drawingml/2006/picture">
+            <wp:extent cx="5486400" cy="3182112"/>
+            <wp:docPr id="4" name="Picture 4" descr="Compute preactivation: z values are-2, 0, 1. → Apply ReLU: h values are 0, 0, 1; the negative value is replaced by0. → Compute output: y values are2, 2, 5; x = 1 and x = 3 collapse to the same output."/>
+            <wp:cNvGraphicFramePr>
+              <a:graphicFrameLocks noChangeAspect="1"/>
+            </wp:cNvGraphicFramePr>
+            <a:graphic>
+              <a:graphicData uri="http://schemas.openxmlformats.org/drawingml/2006/picture">
+                <pic:pic>
+                  <pic:nvPicPr>
+                    <pic:cNvPr id="0" name="academy-story-ai-5-4-02.png"/>
+                    <pic:cNvPicPr/>
+                  </pic:nvPicPr>
+                  <pic:blipFill>
+                    <a:blip r:embed="rId12"/>
+                    <a:stretch>
+                      <a:fillRect/>
+                    </a:stretch>
+                  </pic:blipFill>
+                  <pic:spPr>
+                    <a:xfrm>
+                      <a:off x="0" y="0"/>
+                      <a:ext cx="5486400" cy="3182112"/>
+                    </a:xfrm>
+                    <a:prstGeom prst="rect"/>
+                  </pic:spPr>
+                </pic:pic>
+              </a:graphicData>
+            </a:graphic>
+          </wp:inline>
+        </w:drawing>
+      </w:r>
+    </w:p>
+    <w:p>
+      <w:pPr>
+        <w:spacing w:line="336" w:lineRule="auto" w:after="180"/>
+      </w:pPr>
+      <w:r>
+        <w:rPr>
+          <w:b w:val="0"/>
+        </w:rPr>
+        <w:t xml:space="preserve">Compute preactivation: z values are-2, 0, 1. → Apply </w:t>
+      </w:r>
+      <w:r>
+        <w:rPr>
+          <w:b/>
+        </w:rPr>
+        <w:t>ReLU</w:t>
+      </w:r>
+      <w:r>
+        <w:rPr>
+          <w:b w:val="0"/>
+        </w:rPr>
+        <w:t xml:space="preserve">: h values are 0, 0, 1; the negative value is replaced by0. → Compute </w:t>
+      </w:r>
+      <w:r>
+        <w:rPr>
+          <w:b/>
+        </w:rPr>
+        <w:t>output</w:t>
+      </w:r>
+      <w:r>
+        <w:rPr>
+          <w:b w:val="0"/>
+        </w:rPr>
+        <w:t xml:space="preserve">: y values are2, 2, 5; x = 1 and x = 3 collapse to the same </w:t>
+      </w:r>
+      <w:r>
+        <w:rPr>
+          <w:b/>
+        </w:rPr>
+        <w:t>output</w:t>
+      </w:r>
+      <w:r>
+        <w:rPr>
+          <w:b w:val="0"/>
+        </w:rPr>
+        <w:t>.</w:t>
+      </w:r>
+    </w:p>
+    <w:p>
+      <w:pPr>
+        <w:spacing w:line="336" w:lineRule="auto" w:after="180"/>
+        <w:shd w:fill="F5F1FB"/>
+      </w:pPr>
+      <w:r>
+        <w:rPr>
+          <w:b w:val="0"/>
+        </w:rPr>
+        <w:t xml:space="preserve">Point to each numbered stage and explain which recorded </w:t>
+      </w:r>
+      <w:r>
+        <w:rPr>
+          <w:b/>
+        </w:rPr>
+        <w:t>input</w:t>
+      </w:r>
+      <w:r>
+        <w:rPr>
+          <w:b w:val="0"/>
+        </w:rPr>
+        <w:t xml:space="preserve"> it uses.</w:t>
+      </w:r>
+    </w:p>
+    <w:p>
+      <w:pPr>
+        <w:pStyle w:val="Heading3"/>
+      </w:pPr>
+      <w:r>
+        <w:t>Discuss while showing the picture</w:t>
+      </w:r>
+    </w:p>
+    <w:p>
+      <w:pPr>
+        <w:spacing w:line="336" w:lineRule="auto" w:after="180"/>
+        <w:shd w:fill="F1F6F8"/>
+      </w:pPr>
+      <w:r>
+        <w:rPr>
+          <w:b w:val="0"/>
+        </w:rPr>
+        <w:t xml:space="preserve">Teacher prompt: Point to each numbered stage and explain which recorded </w:t>
+      </w:r>
+      <w:r>
+        <w:rPr>
+          <w:b/>
+        </w:rPr>
+        <w:t>input</w:t>
+      </w:r>
+      <w:r>
+        <w:rPr>
+          <w:b w:val="0"/>
+        </w:rPr>
+        <w:t xml:space="preserve"> it uses. Ask learners to describe one label or arrow in ordinary words. Use the adjacent transcript if the image is difficult to see.</w:t>
+      </w:r>
+    </w:p>
+    <w:p>
+      <w:pPr>
+        <w:pStyle w:val="Heading3"/>
+      </w:pPr>
+      <w:r>
+        <w:t>03. ReLU hidden computation at x=1</w:t>
+      </w:r>
+    </w:p>
+    <w:p>
+      <w:r>
+        <w:drawing>
+          <wp:inline xmlns:a="http://schemas.openxmlformats.org/drawingml/2006/main" xmlns:pic="http://schemas.openxmlformats.org/drawingml/2006/picture">
+            <wp:extent cx="5486400" cy="2834640"/>
+            <wp:docPr id="5" name="Picture 5" descr="ReLU hidden computation at x=1. Inputs: [1]; weights: [1]; bias: -3; activation: relu; output: 0."/>
+            <wp:cNvGraphicFramePr>
+              <a:graphicFrameLocks noChangeAspect="1"/>
+            </wp:cNvGraphicFramePr>
+            <a:graphic>
+              <a:graphicData uri="http://schemas.openxmlformats.org/drawingml/2006/picture">
+                <pic:pic>
+                  <pic:nvPicPr>
+                    <pic:cNvPr id="0" name="academy-story-ai-5-4-03.png"/>
+                    <pic:cNvPicPr/>
+                  </pic:nvPicPr>
+                  <pic:blipFill>
+                    <a:blip r:embed="rId13"/>
+                    <a:stretch>
+                      <a:fillRect/>
+                    </a:stretch>
+                  </pic:blipFill>
+                  <pic:spPr>
+                    <a:xfrm>
+                      <a:off x="0" y="0"/>
+                      <a:ext cx="5486400" cy="2834640"/>
+                    </a:xfrm>
+                    <a:prstGeom prst="rect"/>
+                  </pic:spPr>
+                </pic:pic>
+              </a:graphicData>
+            </a:graphic>
+          </wp:inline>
+        </w:drawing>
+      </w:r>
+    </w:p>
+    <w:p>
+      <w:pPr>
+        <w:spacing w:line="336" w:lineRule="auto" w:after="180"/>
+      </w:pPr>
+      <w:r>
+        <w:rPr>
+          <w:b/>
+        </w:rPr>
+        <w:t>ReLU</w:t>
+      </w:r>
+      <w:r>
+        <w:rPr>
+          <w:b w:val="0"/>
+        </w:rPr>
+        <w:t xml:space="preserve"> hidden computation at x=1. </w:t>
+      </w:r>
+      <w:r>
+        <w:rPr>
+          <w:b/>
+        </w:rPr>
+        <w:t>Input</w:t>
+      </w:r>
+      <w:r>
+        <w:rPr>
+          <w:b w:val="0"/>
+        </w:rPr>
+        <w:t xml:space="preserve">s: [1]; weights: [1]; bias: -3; activation: </w:t>
+      </w:r>
+      <w:r>
+        <w:rPr>
+          <w:b/>
+        </w:rPr>
+        <w:t>relu</w:t>
+      </w:r>
+      <w:r>
+        <w:rPr>
+          <w:b w:val="0"/>
+        </w:rPr>
+        <w:t xml:space="preserve">; </w:t>
+      </w:r>
+      <w:r>
+        <w:rPr>
+          <w:b/>
+        </w:rPr>
+        <w:t>output</w:t>
+      </w:r>
+      <w:r>
+        <w:rPr>
+          <w:b w:val="0"/>
+        </w:rPr>
+        <w:t>: 0.</w:t>
+      </w:r>
+    </w:p>
+    <w:p>
+      <w:pPr>
+        <w:spacing w:line="336" w:lineRule="auto" w:after="180"/>
+        <w:shd w:fill="F5F1FB"/>
+      </w:pPr>
+      <w:r>
+        <w:rPr>
+          <w:b w:val="0"/>
+        </w:rPr>
+        <w:t>Read the labels and values. Explain the relationship the model shows.</w:t>
+      </w:r>
+    </w:p>
+    <w:p>
+      <w:pPr>
+        <w:pStyle w:val="Heading3"/>
+      </w:pPr>
+      <w:r>
+        <w:t>Discuss while showing the picture</w:t>
+      </w:r>
+    </w:p>
+    <w:p>
+      <w:pPr>
+        <w:spacing w:line="336" w:lineRule="auto" w:after="180"/>
+        <w:shd w:fill="F1F6F8"/>
+      </w:pPr>
+      <w:r>
+        <w:rPr>
+          <w:b w:val="0"/>
+        </w:rPr>
+        <w:t>Teacher prompt: Read the labels and values. Explain the relationship the model shows. Ask learners to describe one label or arrow in ordinary words. Use the adjacent transcript if the image is difficult to see.</w:t>
+      </w:r>
+    </w:p>
+    <w:p>
+      <w:pPr>
+        <w:spacing w:line="336" w:lineRule="auto" w:after="180"/>
+        <w:shd w:fill="F1F6F8"/>
+      </w:pPr>
+      <w:r>
+        <w:rPr>
+          <w:b w:val="0"/>
+        </w:rPr>
+        <w:t>Check row/column meanings, units and denominators before discussing a difference. Supplied toy values are not real class or model results.</w:t>
+      </w:r>
+    </w:p>
+    <w:p>
+      <w:pPr>
+        <w:pStyle w:val="Heading3"/>
+      </w:pPr>
+      <w:r>
+        <w:t>04. Change one thing. Trace what follows.</w:t>
+      </w:r>
+    </w:p>
+    <w:p>
+      <w:r>
+        <w:drawing>
+          <wp:inline xmlns:a="http://schemas.openxmlformats.org/drawingml/2006/main" xmlns:pic="http://schemas.openxmlformats.org/drawingml/2006/picture">
+            <wp:extent cx="5486400" cy="3026664"/>
+            <wp:docPr id="6" name="Picture 6" descr="Original case: y values are2, 2, 5; x = 1 and x = 3 collapse to the same output. Changed condition: Replace ReLU with identity. Expected result: h becomes-2, 0, 1 and outputs become-4, 2, 5. Reason: Identity retains the negative intermediate value instead of clipping it."/>
+            <wp:cNvGraphicFramePr>
+              <a:graphicFrameLocks noChangeAspect="1"/>
+            </wp:cNvGraphicFramePr>
+            <a:graphic>
+              <a:graphicData uri="http://schemas.openxmlformats.org/drawingml/2006/picture">
+                <pic:pic>
+                  <pic:nvPicPr>
+                    <pic:cNvPr id="0" name="academy-story-ai-5-4-04.png"/>
+                    <pic:cNvPicPr/>
+                  </pic:nvPicPr>
+                  <pic:blipFill>
+                    <a:blip r:embed="rId14"/>
+                    <a:stretch>
+                      <a:fillRect/>
+                    </a:stretch>
+                  </pic:blipFill>
+                  <pic:spPr>
+                    <a:xfrm>
+                      <a:off x="0" y="0"/>
+                      <a:ext cx="5486400" cy="3026664"/>
+                    </a:xfrm>
+                    <a:prstGeom prst="rect"/>
+                  </pic:spPr>
+                </pic:pic>
+              </a:graphicData>
+            </a:graphic>
+          </wp:inline>
+        </w:drawing>
+      </w:r>
+    </w:p>
+    <w:p>
+      <w:pPr>
+        <w:spacing w:line="336" w:lineRule="auto" w:after="180"/>
+      </w:pPr>
+      <w:r>
+        <w:rPr>
+          <w:b w:val="0"/>
+        </w:rPr>
+        <w:t xml:space="preserve">Original case: y values are2, 2, 5; x = 1 and x = 3 collapse to the same </w:t>
+      </w:r>
+      <w:r>
+        <w:rPr>
+          <w:b/>
+        </w:rPr>
+        <w:t>output</w:t>
+      </w:r>
+      <w:r>
+        <w:rPr>
+          <w:b w:val="0"/>
+        </w:rPr>
+        <w:t xml:space="preserve">. Changed condition: Replace </w:t>
+      </w:r>
+      <w:r>
+        <w:rPr>
+          <w:b/>
+        </w:rPr>
+        <w:t>ReLU</w:t>
+      </w:r>
+      <w:r>
+        <w:rPr>
+          <w:b w:val="0"/>
+        </w:rPr>
+        <w:t xml:space="preserve"> with identity. Expected result: h becomes-2, 0, 1 and </w:t>
+      </w:r>
+      <w:r>
+        <w:rPr>
+          <w:b/>
+        </w:rPr>
+        <w:t>output</w:t>
+      </w:r>
+      <w:r>
+        <w:rPr>
+          <w:b w:val="0"/>
+        </w:rPr>
+        <w:t>s become-4, 2, 5.</w:t>
+      </w:r>
+    </w:p>
+    <w:p>
+      <w:pPr>
+        <w:spacing w:line="336" w:lineRule="auto" w:after="180"/>
+      </w:pPr>
+      <w:r>
+        <w:rPr>
+          <w:b w:val="0"/>
+        </w:rPr>
+        <w:t>Reason: Identity retains the negative intermediate value instead of clipping it.</w:t>
+      </w:r>
+    </w:p>
+    <w:p>
+      <w:pPr>
+        <w:spacing w:line="336" w:lineRule="auto" w:after="180"/>
+        <w:shd w:fill="F5F1FB"/>
+      </w:pPr>
+      <w:r>
+        <w:rPr>
+          <w:b w:val="0"/>
+        </w:rPr>
+        <w:t>Predict before checking the worked changed-case result. Name what changed and what the supplied facts allow you to conclude.</w:t>
+      </w:r>
+    </w:p>
+    <w:p>
+      <w:pPr>
+        <w:pStyle w:val="Heading3"/>
+      </w:pPr>
+      <w:r>
+        <w:t>Discuss while showing the picture</w:t>
+      </w:r>
+    </w:p>
+    <w:p>
+      <w:pPr>
+        <w:spacing w:line="336" w:lineRule="auto" w:after="180"/>
+        <w:shd w:fill="F1F6F8"/>
+      </w:pPr>
+      <w:r>
+        <w:rPr>
+          <w:b w:val="0"/>
+        </w:rPr>
+        <w:t>Teacher prompt: Predict before checking the worked changed-case result. Name what changed and what the supplied facts allow you to conclude. Ask learners to describe one label or arrow in ordinary words.</w:t>
+      </w:r>
+    </w:p>
+    <w:p>
+      <w:pPr>
+        <w:spacing w:line="336" w:lineRule="auto" w:after="180"/>
+        <w:shd w:fill="F1F6F8"/>
+      </w:pPr>
+      <w:r>
+        <w:rPr>
+          <w:b w:val="0"/>
+        </w:rPr>
+        <w:t>Use the adjacent transcript if the image is difficult to see. Changed-case reasoning: Identity retains the negative intermediate value instead of clipping it.</w:t>
+      </w:r>
+    </w:p>
+    <w:p>
+      <w:pPr>
+        <w:pStyle w:val="Heading3"/>
+      </w:pPr>
+      <w:r>
+        <w:t>05. Connect the explanation to its limit</w:t>
+      </w:r>
+    </w:p>
+    <w:p>
+      <w:r>
+        <w:drawing>
+          <wp:inline xmlns:a="http://schemas.openxmlformats.org/drawingml/2006/main" xmlns:pic="http://schemas.openxmlformats.org/drawingml/2006/picture">
+            <wp:extent cx="5486400" cy="2834640"/>
+            <wp:docPr id="7" name="Picture 7" descr="ReLU means keep a positive value and replace a negative one with zero. The output layer receives that transformed value, not the original input. Inputs one and three therefore both deliver zero to the final layer and produce two. Replacing ReLU with identity changes the procedure: negative intermediate values now remain available to the next layer. Limit: ReLU is one activation choice. Clipping negatives does not itself train the network or prove useful representation."/>
+            <wp:cNvGraphicFramePr>
+              <a:graphicFrameLocks noChangeAspect="1"/>
+            </wp:cNvGraphicFramePr>
+            <a:graphic>
+              <a:graphicData uri="http://schemas.openxmlformats.org/drawingml/2006/picture">
+                <pic:pic>
+                  <pic:nvPicPr>
+                    <pic:cNvPr id="0" name="academy-story-ai-5-4-05.png"/>
+                    <pic:cNvPicPr/>
+                  </pic:nvPicPr>
+                  <pic:blipFill>
+                    <a:blip r:embed="rId15"/>
+                    <a:stretch>
+                      <a:fillRect/>
+                    </a:stretch>
+                  </pic:blipFill>
+                  <pic:spPr>
+                    <a:xfrm>
+                      <a:off x="0" y="0"/>
+                      <a:ext cx="5486400" cy="2834640"/>
+                    </a:xfrm>
+                    <a:prstGeom prst="rect"/>
+                  </pic:spPr>
+                </pic:pic>
+              </a:graphicData>
+            </a:graphic>
+          </wp:inline>
+        </w:drawing>
+      </w:r>
+    </w:p>
+    <w:p>
+      <w:pPr>
+        <w:spacing w:line="336" w:lineRule="auto" w:after="180"/>
+      </w:pPr>
+      <w:r>
+        <w:rPr>
+          <w:b/>
+        </w:rPr>
+        <w:t>ReLU</w:t>
+      </w:r>
+      <w:r>
+        <w:rPr>
+          <w:b w:val="0"/>
+        </w:rPr>
+        <w:t xml:space="preserve"> means keep a positive value and replace a negative one with zero. The </w:t>
+      </w:r>
+      <w:r>
+        <w:rPr>
+          <w:b/>
+        </w:rPr>
+        <w:t>output</w:t>
+      </w:r>
+      <w:r>
+        <w:rPr>
+          <w:b w:val="0"/>
+        </w:rPr>
+        <w:t xml:space="preserve"> layer receives that transformed value, not the original </w:t>
+      </w:r>
+      <w:r>
+        <w:rPr>
+          <w:b/>
+        </w:rPr>
+        <w:t>input</w:t>
+      </w:r>
+      <w:r>
+        <w:rPr>
+          <w:b w:val="0"/>
+        </w:rPr>
+        <w:t>.</w:t>
+      </w:r>
+    </w:p>
+    <w:p>
+      <w:pPr>
+        <w:spacing w:line="336" w:lineRule="auto" w:after="180"/>
+      </w:pPr>
+      <w:r>
+        <w:rPr>
+          <w:b/>
+        </w:rPr>
+        <w:t>Input</w:t>
+      </w:r>
+      <w:r>
+        <w:rPr>
+          <w:b w:val="0"/>
+        </w:rPr>
+        <w:t xml:space="preserve">s one and three therefore both deliver zero to the final layer and produce two. Replacing </w:t>
+      </w:r>
+      <w:r>
+        <w:rPr>
+          <w:b/>
+        </w:rPr>
+        <w:t>ReLU</w:t>
+      </w:r>
+      <w:r>
+        <w:rPr>
+          <w:b w:val="0"/>
+        </w:rPr>
+        <w:t xml:space="preserve"> with identity changes the procedure: negative intermediate values now remain available to the next layer.</w:t>
+      </w:r>
+    </w:p>
+    <w:p>
+      <w:pPr>
+        <w:spacing w:line="336" w:lineRule="auto" w:after="180"/>
+      </w:pPr>
+      <w:r>
+        <w:rPr>
+          <w:b w:val="0"/>
+        </w:rPr>
+        <w:t xml:space="preserve">Limit: </w:t>
+      </w:r>
+      <w:r>
+        <w:rPr>
+          <w:b/>
+        </w:rPr>
+        <w:t>ReLU</w:t>
+      </w:r>
+      <w:r>
+        <w:rPr>
+          <w:b w:val="0"/>
+        </w:rPr>
+        <w:t xml:space="preserve"> is one activation choice. Clipping negatives does not itself train the network or prove useful representation.</w:t>
+      </w:r>
+    </w:p>
+    <w:p>
+      <w:pPr>
+        <w:spacing w:line="336" w:lineRule="auto" w:after="180"/>
+        <w:shd w:fill="F5F1FB"/>
+      </w:pPr>
+      <w:r>
+        <w:rPr>
+          <w:b w:val="0"/>
+        </w:rPr>
+        <w:t>Explain the case, then point to a limit on the claim.</w:t>
+      </w:r>
+    </w:p>
+    <w:p>
+      <w:pPr>
+        <w:pStyle w:val="Heading3"/>
+      </w:pPr>
+      <w:r>
+        <w:t>Discuss while showing the picture</w:t>
+      </w:r>
+    </w:p>
+    <w:p>
+      <w:pPr>
+        <w:spacing w:line="336" w:lineRule="auto" w:after="180"/>
+        <w:shd w:fill="F1F6F8"/>
+      </w:pPr>
+      <w:r>
+        <w:rPr>
+          <w:b w:val="0"/>
+        </w:rPr>
+        <w:t>Teacher prompt: Explain the case, then point to a limit on the claim. Ask learners to describe one label or arrow in ordinary words. Use the adjacent transcript if the image is difficult to see.</w:t>
+      </w:r>
+    </w:p>
+    <w:p>
+      <w:pPr>
+        <w:spacing w:line="336" w:lineRule="auto" w:after="180"/>
+        <w:shd w:fill="F1F6F8"/>
+      </w:pPr>
+      <w:r>
+        <w:rPr>
+          <w:b w:val="0"/>
+        </w:rPr>
+        <w:t xml:space="preserve">Keep the stated scope: </w:t>
+      </w:r>
+      <w:r>
+        <w:rPr>
+          <w:b/>
+        </w:rPr>
+        <w:t>ReLU</w:t>
+      </w:r>
+      <w:r>
+        <w:rPr>
+          <w:b w:val="0"/>
+        </w:rPr>
+        <w:t xml:space="preserve"> is one activation choice. Clipping negatives does not itself train the network or prove useful representation.</w:t>
+      </w:r>
+    </w:p>
+    <w:p>
+      <w:pPr>
+        <w:pStyle w:val="Heading3"/>
+      </w:pPr>
+      <w:r>
+        <w:t>06. Make the idea visible in your project</w:t>
+      </w:r>
+    </w:p>
+    <w:p>
+      <w:r>
+        <w:drawing>
+          <wp:inline xmlns:a="http://schemas.openxmlformats.org/drawingml/2006/main" xmlns:pic="http://schemas.openxmlformats.org/drawingml/2006/picture">
+            <wp:extent cx="5486400" cy="3681984"/>
+            <wp:docPr id="8" name="Picture 8" descr="For your Image-pattern Network Investigation, save the input, procedure, observed result and limitation of this check. Label this worked example as practice; use a different, previously unreviewed case when checking independent understanding. Draw your input, deciding step, result and limit. Supported question: Which original inputs cannot be distinguished by this network’s final output? Point to the relevant step in the picture, then write the changed result and the rule or evidence that supports it."/>
+            <wp:cNvGraphicFramePr>
+              <a:graphicFrameLocks noChangeAspect="1"/>
+            </wp:cNvGraphicFramePr>
+            <a:graphic>
+              <a:graphicData uri="http://schemas.openxmlformats.org/drawingml/2006/picture">
+                <pic:pic>
+                  <pic:nvPicPr>
+                    <pic:cNvPr id="0" name="academy-story-ai-5-4-06.png"/>
+                    <pic:cNvPicPr/>
+                  </pic:nvPicPr>
+                  <pic:blipFill>
+                    <a:blip r:embed="rId16"/>
+                    <a:stretch>
+                      <a:fillRect/>
+                    </a:stretch>
+                  </pic:blipFill>
+                  <pic:spPr>
+                    <a:xfrm>
+                      <a:off x="0" y="0"/>
+                      <a:ext cx="5486400" cy="3681984"/>
+                    </a:xfrm>
+                    <a:prstGeom prst="rect"/>
+                  </pic:spPr>
+                </pic:pic>
+              </a:graphicData>
+            </a:graphic>
+          </wp:inline>
+        </w:drawing>
+      </w:r>
+    </w:p>
+    <w:p>
+      <w:pPr>
+        <w:spacing w:line="336" w:lineRule="auto" w:after="180"/>
+      </w:pPr>
+      <w:r>
+        <w:rPr>
+          <w:b w:val="0"/>
+        </w:rPr>
+        <w:t xml:space="preserve">For your Image-pattern Network Investigation, save the </w:t>
+      </w:r>
+      <w:r>
+        <w:rPr>
+          <w:b/>
+        </w:rPr>
+        <w:t>input</w:t>
+      </w:r>
+      <w:r>
+        <w:rPr>
+          <w:b w:val="0"/>
+        </w:rPr>
+        <w:t>, procedure, observed result and limitation of this check.</w:t>
+      </w:r>
+    </w:p>
+    <w:p>
+      <w:pPr>
+        <w:spacing w:line="336" w:lineRule="auto" w:after="180"/>
+      </w:pPr>
+      <w:r>
+        <w:rPr>
+          <w:b w:val="0"/>
+        </w:rPr>
+        <w:t xml:space="preserve">Label this worked example as practice; use a different, previously unreviewed case when checking independent understanding. Draw your </w:t>
+      </w:r>
+      <w:r>
+        <w:rPr>
+          <w:b/>
+        </w:rPr>
+        <w:t>input</w:t>
+      </w:r>
+      <w:r>
+        <w:rPr>
+          <w:b w:val="0"/>
+        </w:rPr>
+        <w:t>, deciding step, result and limit.</w:t>
+      </w:r>
+    </w:p>
+    <w:p>
+      <w:pPr>
+        <w:spacing w:line="336" w:lineRule="auto" w:after="180"/>
+      </w:pPr>
+      <w:r>
+        <w:rPr>
+          <w:b w:val="0"/>
+        </w:rPr>
+        <w:t xml:space="preserve">Supported question: Which original </w:t>
+      </w:r>
+      <w:r>
+        <w:rPr>
+          <w:b/>
+        </w:rPr>
+        <w:t>input</w:t>
+      </w:r>
+      <w:r>
+        <w:rPr>
+          <w:b w:val="0"/>
+        </w:rPr>
+        <w:t xml:space="preserve">s cannot be distinguished by this network’s final </w:t>
+      </w:r>
+      <w:r>
+        <w:rPr>
+          <w:b/>
+        </w:rPr>
+        <w:t>output</w:t>
+      </w:r>
+      <w:r>
+        <w:rPr>
+          <w:b w:val="0"/>
+        </w:rPr>
+        <w:t xml:space="preserve">? Point to the relevant step in the picture, then write the changed result and the rule or </w:t>
+      </w:r>
+      <w:r>
+        <w:rPr>
+          <w:b/>
+        </w:rPr>
+        <w:t>evidence</w:t>
+      </w:r>
+      <w:r>
+        <w:rPr>
+          <w:b w:val="0"/>
+        </w:rPr>
+        <w:t xml:space="preserve"> that supports it.</w:t>
+      </w:r>
+    </w:p>
+    <w:p>
+      <w:pPr>
+        <w:spacing w:line="336" w:lineRule="auto" w:after="180"/>
+        <w:shd w:fill="F5F1FB"/>
+      </w:pPr>
+      <w:r>
+        <w:rPr>
+          <w:b w:val="0"/>
+        </w:rPr>
+        <w:t xml:space="preserve">Draw your project trace and justify the deciding step using </w:t>
+      </w:r>
+      <w:r>
+        <w:rPr>
+          <w:b/>
+        </w:rPr>
+        <w:t>evidence</w:t>
+      </w:r>
+      <w:r>
+        <w:rPr>
+          <w:b w:val="0"/>
+        </w:rPr>
+        <w:t>.</w:t>
+      </w:r>
+    </w:p>
+    <w:p>
+      <w:pPr>
+        <w:pStyle w:val="Heading3"/>
+      </w:pPr>
+      <w:r>
+        <w:t>Discuss while showing the picture</w:t>
+      </w:r>
+    </w:p>
+    <w:p>
+      <w:pPr>
+        <w:spacing w:line="336" w:lineRule="auto" w:after="180"/>
+        <w:shd w:fill="F1F6F8"/>
+      </w:pPr>
+      <w:r>
+        <w:rPr>
+          <w:b w:val="0"/>
+        </w:rPr>
+        <w:t xml:space="preserve">Teacher prompt: Draw your project trace and justify the deciding step using </w:t>
+      </w:r>
+      <w:r>
+        <w:rPr>
+          <w:b/>
+        </w:rPr>
+        <w:t>evidence</w:t>
+      </w:r>
+      <w:r>
+        <w:rPr>
+          <w:b w:val="0"/>
+        </w:rPr>
+        <w:t>. Ask learners to describe one label or arrow in ordinary words. Use the adjacent transcript if the image is difficult to see.</w:t>
+      </w:r>
+    </w:p>
+    <w:p>
+      <w:pPr>
+        <w:spacing w:line="336" w:lineRule="auto" w:after="180"/>
+        <w:shd w:fill="F1F6F8"/>
+      </w:pPr>
+      <w:r>
+        <w:rPr>
+          <w:b w:val="0"/>
+        </w:rPr>
+        <w:t xml:space="preserve">Supported practice key: x=1 and x=3 both give h = 0 and y = 2. After </w:t>
+      </w:r>
+      <w:r>
+        <w:rPr>
+          <w:b/>
+        </w:rPr>
+        <w:t>ReLU</w:t>
+      </w:r>
+      <w:r>
+        <w:rPr>
+          <w:b w:val="0"/>
+        </w:rPr>
+        <w:t xml:space="preserve">, the downstream step receives identical values for those </w:t>
+      </w:r>
+      <w:r>
+        <w:rPr>
+          <w:b/>
+        </w:rPr>
+        <w:t>input</w:t>
+      </w:r>
+      <w:r>
+        <w:rPr>
+          <w:b w:val="0"/>
+        </w:rPr>
+        <w:t xml:space="preserve">s. Changed-case check: h becomes-2, 0, 1 and </w:t>
+      </w:r>
+      <w:r>
+        <w:rPr>
+          <w:b/>
+        </w:rPr>
+        <w:t>output</w:t>
+      </w:r>
+      <w:r>
+        <w:rPr>
+          <w:b w:val="0"/>
+        </w:rPr>
+        <w:t>s become-4, 2, 5.</w:t>
+      </w:r>
+    </w:p>
+    <w:p>
+      <w:pPr>
+        <w:spacing w:line="336" w:lineRule="auto" w:after="180"/>
+        <w:shd w:fill="F1F6F8"/>
+      </w:pPr>
+      <w:r>
+        <w:rPr>
+          <w:b w:val="0"/>
+        </w:rPr>
+        <w:t>Identity retains the negative intermediate value instead of clipping it.</w:t>
       </w:r>
     </w:p>
     <w:sectPr>

--- a/downloads/teacher/ai-5-week-04.docx
+++ b/downloads/teacher/ai-5-week-04.docx
@@ -149,7 +149,7 @@
           </w:tcPr>
           <w:p>
             <w:r>
-              <w:t>Sections 1–6; record the brief recall in the workbook.</w:t>
+              <w:t>Use Your mission, Notice the evidence, See how it works, Words that unlock the idea and Follow a worked example; record recall in the workbook.</w:t>
             </w:r>
           </w:p>
         </w:tc>
@@ -181,7 +181,7 @@
           </w:tcPr>
           <w:p>
             <w:r>
-              <w:t>Sections 7–10; use the matching workbook W2 and misconception check.</w:t>
+              <w:t>Use Find and repair a mistake, Practise together and Build your understanding; use the matching workbook W2 and Individual reasoning check.</w:t>
             </w:r>
           </w:p>
         </w:tc>
@@ -213,7 +213,7 @@
           </w:tcPr>
           <w:p>
             <w:r>
-              <w:t>Sections 9 and 11–14. Give extra time to finish the full task set; use Section 15 when the week includes a coding lab.</w:t>
+              <w:t>Use Run the investigation, Connect your project and Try a new case independently. Allow extra time for the full task set. When code is supplied, use the examples in See how it works or Follow a worked example and the browser lab in Supported practice, repair and portfolio.</w:t>
             </w:r>
           </w:p>
         </w:tc>
@@ -375,7 +375,7 @@
         <w:rPr>
           <w:b w:val="0"/>
         </w:rPr>
-        <w:t xml:space="preserve">Use two 45-minute sessions to compare </w:t>
+        <w:t xml:space="preserve">For the compact alternative schedule, use two 45-minute sessions to compare </w:t>
       </w:r>
       <w:r>
         <w:rPr>
@@ -1819,7 +1819,7 @@
         <w:drawing>
           <wp:inline xmlns:a="http://schemas.openxmlformats.org/drawingml/2006/main" xmlns:pic="http://schemas.openxmlformats.org/drawingml/2006/picture">
             <wp:extent cx="5486400" cy="5185229"/>
-            <wp:docPr id="2" name="Picture 2" descr="Activation functions. Compute preactivation: z values are-2, 0, 1.. Apply ReLU: h values are 0, 0, 1; the negative value is replaced by0.. Compute output: y values are2, 2, 5; x = 1 and x = 3 collapse to the same output."/>
+            <wp:docPr id="2" name="Picture 2" descr="Activation functions. Compute preactivation: z values are -2, 0, 1.. Apply ReLU: h values are 0, 0, 1; the negative value is replaced by0.. Compute output: y values are 2, 2, 5; x = 1 and x = 3 collapse to the same output."/>
             <wp:cNvGraphicFramePr>
               <a:graphicFrameLocks noChangeAspect="1"/>
             </wp:cNvGraphicFramePr>
@@ -1910,7 +1910,7 @@
           </w:tcPr>
           <w:p>
             <w:r>
-              <w:t>z values are-2, 0, 1.</w:t>
+              <w:t>z values are -2, 0, 1.</w:t>
             </w:r>
           </w:p>
         </w:tc>
@@ -1954,7 +1954,7 @@
           </w:tcPr>
           <w:p>
             <w:r>
-              <w:t>y values are2, 2, 5; x = 1 and x = 3 collapse to the same output.</w:t>
+              <w:t>y values are 2, 2, 5; x = 1 and x = 3 collapse to the same output.</w:t>
             </w:r>
           </w:p>
         </w:tc>
@@ -2150,7 +2150,7 @@
         <w:rPr>
           <w:b w:val="0"/>
         </w:rPr>
-        <w:t xml:space="preserve">: h becomes-2, 0, 1 and </w:t>
+        <w:t xml:space="preserve">: h becomes -2, 0, 1 and </w:t>
       </w:r>
       <w:r>
         <w:rPr>
@@ -2162,7 +2162,7 @@
         <w:rPr>
           <w:b w:val="0"/>
         </w:rPr>
-        <w:t>s become-4, 2, 5.</w:t>
+        <w:t>s become -4, 2, 5.</w:t>
       </w:r>
     </w:p>
     <w:p>
@@ -2480,7 +2480,7 @@
         <w:rPr>
           <w:b w:val="0"/>
         </w:rPr>
-        <w:t xml:space="preserve">Use the worked example in Sections 3 and 6. Collect a </w:t>
+        <w:t xml:space="preserve">Use See how it works and Follow a worked example. Collect a </w:t>
       </w:r>
       <w:r>
         <w:rPr>
@@ -2875,7 +2875,7 @@
         <w:rPr>
           <w:b w:val="0"/>
         </w:rPr>
-        <w:t xml:space="preserve">s. Changed-case check: h becomes-2, 0, 1 and </w:t>
+        <w:t xml:space="preserve">s. Changed-case check: h becomes -2, 0, 1 and </w:t>
       </w:r>
       <w:r>
         <w:rPr>
@@ -2887,7 +2887,7 @@
         <w:rPr>
           <w:b w:val="0"/>
         </w:rPr>
-        <w:t>s become-4, 2, 5.</w:t>
+        <w:t>s become -4, 2, 5.</w:t>
       </w:r>
     </w:p>
     <w:p>
@@ -2909,7 +2909,7 @@
         <w:rPr>
           <w:b w:val="0"/>
         </w:rPr>
-        <w:t xml:space="preserve">Changed-case reasoning: h becomes-2, 0, 1 and </w:t>
+        <w:t xml:space="preserve">Changed-case reasoning: h becomes -2, 0, 1 and </w:t>
       </w:r>
       <w:r>
         <w:rPr>
@@ -2921,7 +2921,7 @@
         <w:rPr>
           <w:b w:val="0"/>
         </w:rPr>
-        <w:t>s become-4, 2, 5. Identity retains the negative intermediate value instead of clipping it.</w:t>
+        <w:t>s become -4, 2, 5. Identity retains the negative intermediate value instead of clipping it.</w:t>
       </w:r>
     </w:p>
     <w:p>
@@ -3055,7 +3055,7 @@
         <w:rPr>
           <w:b w:val="0"/>
         </w:rPr>
-        <w:t xml:space="preserve">Use Section 9 for the </w:t>
+        <w:t xml:space="preserve">Use Run the investigation for the </w:t>
       </w:r>
       <w:r>
         <w:rPr>
@@ -4931,7 +4931,7 @@
           </w:tcPr>
           <w:p>
             <w:r>
-              <w:t>Sections 1–6; record the brief recall in the workbook.</w:t>
+              <w:t>Use Your mission, Notice the evidence, See how it works, Words that unlock the idea and Follow a worked example; record recall in the workbook.</w:t>
             </w:r>
           </w:p>
         </w:tc>
@@ -4963,7 +4963,7 @@
           </w:tcPr>
           <w:p>
             <w:r>
-              <w:t>Sections 7–10; use the matching workbook W2 and misconception check.</w:t>
+              <w:t>Use Find and repair a mistake, Practise together and Build your understanding; use the matching workbook W2 and Individual reasoning check.</w:t>
             </w:r>
           </w:p>
         </w:tc>
@@ -4995,7 +4995,7 @@
           </w:tcPr>
           <w:p>
             <w:r>
-              <w:t>Sections 9 and 11–14. Give extra time to finish the full task set; use Section 15 when the week includes a coding lab.</w:t>
+              <w:t>Use Run the investigation, Connect your project and Try a new case independently. Allow extra time for the full task set. When code is supplied, use the examples in See how it works or Follow a worked example and the browser lab in Supported practice, repair and portfolio.</w:t>
             </w:r>
           </w:p>
         </w:tc>
@@ -5207,7 +5207,7 @@
         <w:rPr>
           <w:b w:val="0"/>
         </w:rPr>
-        <w:t xml:space="preserve"> and a reason before comparing. Expected result: h becomes-2, 0, 1 and </w:t>
+        <w:t xml:space="preserve"> and a reason before comparing. Expected result: h becomes -2, 0, 1 and </w:t>
       </w:r>
       <w:r>
         <w:rPr>
@@ -5219,7 +5219,7 @@
         <w:rPr>
           <w:b w:val="0"/>
         </w:rPr>
-        <w:t>s become-4, 2, 5.</w:t>
+        <w:t>s become -4, 2, 5.</w:t>
       </w:r>
     </w:p>
     <w:p>
@@ -5780,7 +5780,7 @@
         <w:drawing>
           <wp:inline xmlns:a="http://schemas.openxmlformats.org/drawingml/2006/main" xmlns:pic="http://schemas.openxmlformats.org/drawingml/2006/picture">
             <wp:extent cx="5486400" cy="3182112"/>
-            <wp:docPr id="4" name="Picture 4" descr="Compute preactivation: z values are-2, 0, 1. → Apply ReLU: h values are 0, 0, 1; the negative value is replaced by0. → Compute output: y values are2, 2, 5; x = 1 and x = 3 collapse to the same output."/>
+            <wp:docPr id="4" name="Picture 4" descr="Compute preactivation: z values are -2, 0, 1. → Apply ReLU: h values are 0, 0, 1; the negative value is replaced by0. → Compute output: y values are 2, 2, 5; x = 1 and x = 3 collapse to the same output."/>
             <wp:cNvGraphicFramePr>
               <a:graphicFrameLocks noChangeAspect="1"/>
             </wp:cNvGraphicFramePr>
@@ -5819,7 +5819,7 @@
         <w:rPr>
           <w:b w:val="0"/>
         </w:rPr>
-        <w:t xml:space="preserve">Compute preactivation: z values are-2, 0, 1. → Apply </w:t>
+        <w:t xml:space="preserve">Compute preactivation: z values are -2, 0, 1. → Apply </w:t>
       </w:r>
       <w:r>
         <w:rPr>
@@ -5843,7 +5843,7 @@
         <w:rPr>
           <w:b w:val="0"/>
         </w:rPr>
-        <w:t xml:space="preserve">: y values are2, 2, 5; x = 1 and x = 3 collapse to the same </w:t>
+        <w:t xml:space="preserve">: y values are 2, 2, 5; x = 1 and x = 3 collapse to the same </w:t>
       </w:r>
       <w:r>
         <w:rPr>
@@ -6068,7 +6068,7 @@
         <w:drawing>
           <wp:inline xmlns:a="http://schemas.openxmlformats.org/drawingml/2006/main" xmlns:pic="http://schemas.openxmlformats.org/drawingml/2006/picture">
             <wp:extent cx="5486400" cy="3026664"/>
-            <wp:docPr id="6" name="Picture 6" descr="Original case: y values are2, 2, 5; x = 1 and x = 3 collapse to the same output. Changed condition: Replace ReLU with identity. Expected result: h becomes-2, 0, 1 and outputs become-4, 2, 5. Reason: Identity retains the negative intermediate value instead of clipping it."/>
+            <wp:docPr id="6" name="Picture 6" descr="Original case: y values are 2, 2, 5; x = 1 and x = 3 collapse to the same output. Changed condition: Replace ReLU with identity. Expected result: h becomes -2, 0, 1 and outputs become -4, 2, 5. Reason: Identity retains the negative intermediate value instead of clipping it."/>
             <wp:cNvGraphicFramePr>
               <a:graphicFrameLocks noChangeAspect="1"/>
             </wp:cNvGraphicFramePr>
@@ -6107,7 +6107,7 @@
         <w:rPr>
           <w:b w:val="0"/>
         </w:rPr>
-        <w:t xml:space="preserve">Original case: y values are2, 2, 5; x = 1 and x = 3 collapse to the same </w:t>
+        <w:t xml:space="preserve">Original case: y values are 2, 2, 5; x = 1 and x = 3 collapse to the same </w:t>
       </w:r>
       <w:r>
         <w:rPr>
@@ -6131,7 +6131,7 @@
         <w:rPr>
           <w:b w:val="0"/>
         </w:rPr>
-        <w:t xml:space="preserve"> with identity. Expected result: h becomes-2, 0, 1 and </w:t>
+        <w:t xml:space="preserve"> with identity. Expected result: h becomes -2, 0, 1 and </w:t>
       </w:r>
       <w:r>
         <w:rPr>
@@ -6143,7 +6143,7 @@
         <w:rPr>
           <w:b w:val="0"/>
         </w:rPr>
-        <w:t>s become-4, 2, 5.</w:t>
+        <w:t>s become -4, 2, 5.</w:t>
       </w:r>
     </w:p>
     <w:p>
@@ -6620,7 +6620,7 @@
         <w:rPr>
           <w:b w:val="0"/>
         </w:rPr>
-        <w:t xml:space="preserve">s. Changed-case check: h becomes-2, 0, 1 and </w:t>
+        <w:t xml:space="preserve">s. Changed-case check: h becomes -2, 0, 1 and </w:t>
       </w:r>
       <w:r>
         <w:rPr>
@@ -6632,7 +6632,7 @@
         <w:rPr>
           <w:b w:val="0"/>
         </w:rPr>
-        <w:t>s become-4, 2, 5.</w:t>
+        <w:t>s become -4, 2, 5.</w:t>
       </w:r>
     </w:p>
     <w:p>

--- a/downloads/teacher/ai-5-week-04.docx
+++ b/downloads/teacher/ai-5-week-04.docx
@@ -25,20 +25,38 @@
         <w:pStyle w:val="Heading1"/>
       </w:pPr>
       <w:r>
-        <w:t>01. Prepare the purpose, prerequisites and materials</w:t>
+        <w:t>Make each mathematical stage visible.</w:t>
       </w:r>
     </w:p>
     <w:p>
       <w:r>
-        <w:t>Prepare Activation functions: check the target, prerequisites, resources and adaptable teaching schedule.</w:t>
+        <w:t>Keep score,activation,class and probability interpretation separate;show exact intermediate traces and finite-input assumptions.</w:t>
       </w:r>
     </w:p>
     <w:p>
-      <w:pPr>
-        <w:pStyle w:val="Heading3"/>
-      </w:pPr>
-      <w:r>
-        <w:t>Teach the learning cycle</w:t>
+      <w:r>
+        <w:t>Assess the new chain and identity replacement with checked keys;reserve first attempts before feedback.</w:t>
+      </w:r>
+    </w:p>
+    <w:p>
+      <w:pPr>
+        <w:pStyle w:val="Heading1"/>
+      </w:pPr>
+      <w:r>
+        <w:t>01. Prepare the connected mathematical investigation</w:t>
+      </w:r>
+    </w:p>
+    <w:p>
+      <w:r>
+        <w:t>Keep explanation,shared practice and independent evidence distinct.</w:t>
+      </w:r>
+    </w:p>
+    <w:p>
+      <w:pPr>
+        <w:pStyle w:val="Heading2"/>
+      </w:pPr>
+      <w:r>
+        <w:t>Target and main teaching plan</w:t>
       </w:r>
     </w:p>
     <w:p>
@@ -255,18 +273,21 @@
     </w:p>
     <w:p>
       <w:pPr>
-        <w:pStyle w:val="Heading3"/>
-      </w:pPr>
-      <w:r>
-        <w:t>Retrieval answer guidance</w:t>
+        <w:pStyle w:val="Heading2"/>
+      </w:pPr>
+      <w:r>
+        <w:t>Preparation and prerequisite</w:t>
       </w:r>
     </w:p>
     <w:p>
       <w:pPr>
-        <w:pStyle w:val="Heading3"/>
-      </w:pPr>
-      <w:r>
-        <w:t>Bias terms and decision boundaries</w:t>
+        <w:spacing w:line="336" w:lineRule="auto" w:after="180"/>
+      </w:pPr>
+      <w:r>
+        <w:rPr>
+          <w:b w:val="0"/>
+        </w:rPr>
+        <w:t>Printed lesson and workbook; paper and pencil</w:t>
       </w:r>
     </w:p>
     <w:p>
@@ -277,7 +298,7 @@
         <w:rPr>
           <w:b w:val="0"/>
         </w:rPr>
-        <w:t>Without opening the old lesson, explain one key idea from Bias terms and decision boundaries. Give an example and a mistake that the idea helps you avoid.</w:t>
+        <w:t>Calculator and optional local Python 3 editor; no packages or AI accounts needed</w:t>
       </w:r>
     </w:p>
     <w:p>
@@ -288,7 +309,7 @@
         <w:rPr>
           <w:b w:val="0"/>
         </w:rPr>
-        <w:t>Look for: Calculate a weighted score with a bias term</w:t>
+        <w:t>Use the fictional examples supplied; prepare the fresh retry before class</w:t>
       </w:r>
     </w:p>
     <w:p>
@@ -299,27 +320,15 @@
         <w:rPr>
           <w:b w:val="0"/>
         </w:rPr>
-        <w:t xml:space="preserve">Reference example, not the only acceptable wording: Teacher explanation: Weighted sum 10 - 4 = 6; bias -3; score 3; </w:t>
-      </w:r>
-      <w:r>
-        <w:rPr>
-          <w:b/>
-        </w:rPr>
-        <w:t>prediction</w:t>
-      </w:r>
-      <w:r>
-        <w:rPr>
-          <w:b w:val="0"/>
-        </w:rPr>
-        <w:t xml:space="preserve"> 1. Add the bias once after summing.</w:t>
+        <w:t>The score is zero and the class is 1 because equality is included.</w:t>
       </w:r>
     </w:p>
     <w:p>
       <w:pPr>
-        <w:pStyle w:val="Heading3"/>
-      </w:pPr>
-      <w:r>
-        <w:t>Representing inputs as vectors</w:t>
+        <w:pStyle w:val="Heading2"/>
+      </w:pPr>
+      <w:r>
+        <w:t>Opening retrieval</w:t>
       </w:r>
     </w:p>
     <w:p>
@@ -330,19 +339,7 @@
         <w:rPr>
           <w:b w:val="0"/>
         </w:rPr>
-        <w:t xml:space="preserve">Without opening the old lesson, explain one key idea from Representing </w:t>
-      </w:r>
-      <w:r>
-        <w:rPr>
-          <w:b/>
-        </w:rPr>
-        <w:t>input</w:t>
-      </w:r>
-      <w:r>
-        <w:rPr>
-          <w:b w:val="0"/>
-        </w:rPr>
-        <w:t>s as vectors. Give an example and a mistake that the idea helps you avoid.</w:t>
+        <w:t>Without opening the old lesson, explain one key idea from Bias terms and decision boundaries. Give an example and a mistake that the idea helps you avoid.</w:t>
       </w:r>
     </w:p>
     <w:p>
@@ -353,7 +350,7 @@
         <w:rPr>
           <w:b w:val="0"/>
         </w:rPr>
-        <w:t>Look for: Encode a record using a fixed feature order and units</w:t>
+        <w:t>Look for: Calculate a weighted score with a bias term</w:t>
       </w:r>
     </w:p>
     <w:p>
@@ -364,7 +361,19 @@
         <w:rPr>
           <w:b w:val="0"/>
         </w:rPr>
-        <w:t>Reference example, not the only acceptable wording: Teacher explanation: A [4, 2], B [2, 4], C [3, 3]. Each has dimension 2. The table has 3 rows and 2 columns.</w:t>
+        <w:t xml:space="preserve">Reference example, not the only acceptable wording: Teacher explanation: Weighted sum 10 - 4 = 6; bias -3; score 3; </w:t>
+      </w:r>
+      <w:r>
+        <w:rPr>
+          <w:b/>
+        </w:rPr>
+        <w:t>prediction</w:t>
+      </w:r>
+      <w:r>
+        <w:rPr>
+          <w:b w:val="0"/>
+        </w:rPr>
+        <w:t xml:space="preserve"> 1. Add the bias once after summing.</w:t>
       </w:r>
     </w:p>
     <w:p>
@@ -375,55 +384,19 @@
         <w:rPr>
           <w:b w:val="0"/>
         </w:rPr>
-        <w:t xml:space="preserve">For the compact alternative schedule, use two 45-minute sessions to compare </w:t>
+        <w:t xml:space="preserve">Without opening the old lesson, explain one key idea from Representing </w:t>
       </w:r>
       <w:r>
         <w:rPr>
           <w:b/>
         </w:rPr>
-        <w:t>activation function</w:t>
-      </w:r>
-      <w:r>
-        <w:rPr>
-          <w:b w:val="0"/>
-        </w:rPr>
-        <w:t xml:space="preserve">s before network </w:t>
-      </w:r>
-      <w:r>
-        <w:rPr>
-          <w:b/>
-        </w:rPr>
-        <w:t>training</w:t>
-      </w:r>
-      <w:r>
-        <w:rPr>
-          <w:b w:val="0"/>
-        </w:rPr>
-        <w:t xml:space="preserve">. Students should trace z, activation a and any later </w:t>
-      </w:r>
-      <w:r>
-        <w:rPr>
-          <w:b/>
-        </w:rPr>
-        <w:t>output</w:t>
-      </w:r>
-      <w:r>
-        <w:rPr>
-          <w:b w:val="0"/>
-        </w:rPr>
-        <w:t xml:space="preserve"> separately. </w:t>
-      </w:r>
-      <w:r>
-        <w:rPr>
-          <w:b/>
-        </w:rPr>
-        <w:t>Sigmoid</w:t>
-      </w:r>
-      <w:r>
-        <w:rPr>
-          <w:b w:val="0"/>
-        </w:rPr>
-        <w:t xml:space="preserve"> arithmetic may use the supplied approximations.</w:t>
+        <w:t>input</w:t>
+      </w:r>
+      <w:r>
+        <w:rPr>
+          <w:b w:val="0"/>
+        </w:rPr>
+        <w:t>s as vectors. Give an example and a mistake that the idea helps you avoid.</w:t>
       </w:r>
     </w:p>
     <w:p>
@@ -434,50 +407,26 @@
         <w:rPr>
           <w:b w:val="0"/>
         </w:rPr>
-        <w:t>Focus on the change in function shape and the distinction between an activation, class decision and probability claim.</w:t>
+        <w:t>Look for: Encode a record using a fixed feature order and units</w:t>
       </w:r>
     </w:p>
     <w:p>
       <w:pPr>
-        <w:pStyle w:val="Heading3"/>
-      </w:pPr>
-      <w:r>
-        <w:t>Outcomes</w:t>
+        <w:spacing w:line="336" w:lineRule="auto" w:after="180"/>
+      </w:pPr>
+      <w:r>
+        <w:rPr>
+          <w:b w:val="0"/>
+        </w:rPr>
+        <w:t>Reference example, not the only acceptable wording: Teacher explanation: A [4, 2], B [2, 4], C [3, 3]. Each has dimension 2. The table has 3 rows and 2 columns.</w:t>
       </w:r>
     </w:p>
     <w:p>
       <w:pPr>
-        <w:spacing w:line="336" w:lineRule="auto" w:after="180"/>
-      </w:pPr>
-      <w:r>
-        <w:rPr>
-          <w:b w:val="0"/>
-        </w:rPr>
-        <w:t xml:space="preserve">Trace identity </w:t>
-      </w:r>
-      <w:r>
-        <w:rPr>
-          <w:b/>
-        </w:rPr>
-        <w:t>ReLU</w:t>
-      </w:r>
-      <w:r>
-        <w:rPr>
-          <w:b w:val="0"/>
-        </w:rPr>
-        <w:t xml:space="preserve"> and </w:t>
-      </w:r>
-      <w:r>
-        <w:rPr>
-          <w:b/>
-        </w:rPr>
-        <w:t>sigmoid</w:t>
-      </w:r>
-      <w:r>
-        <w:rPr>
-          <w:b w:val="0"/>
-        </w:rPr>
-        <w:t xml:space="preserve"> on a numerical score</w:t>
+        <w:pStyle w:val="Heading2"/>
+      </w:pPr>
+      <w:r>
+        <w:t>Pictured end goal</w:t>
       </w:r>
     </w:p>
     <w:p>
@@ -488,30 +437,27 @@
         <w:rPr>
           <w:b w:val="0"/>
         </w:rPr>
-        <w:t>Explain how a nonlinear activation changes a computation</w:t>
+        <w:t xml:space="preserve">By the end, I can explain </w:t>
+      </w:r>
+      <w:r>
+        <w:rPr>
+          <w:b/>
+        </w:rPr>
+        <w:t>activation function</w:t>
+      </w:r>
+      <w:r>
+        <w:rPr>
+          <w:b w:val="0"/>
+        </w:rPr>
+        <w:t>s using a traced example and a stated limitation.</w:t>
       </w:r>
     </w:p>
     <w:p>
       <w:pPr>
-        <w:spacing w:line="336" w:lineRule="auto" w:after="180"/>
-      </w:pPr>
-      <w:r>
-        <w:rPr>
-          <w:b w:val="0"/>
-        </w:rPr>
-        <w:t xml:space="preserve">Distinguish an activation </w:t>
-      </w:r>
-      <w:r>
-        <w:rPr>
-          <w:b/>
-        </w:rPr>
-        <w:t>output</w:t>
-      </w:r>
-      <w:r>
-        <w:rPr>
-          <w:b w:val="0"/>
-        </w:rPr>
-        <w:t xml:space="preserve"> from a final class or verified probability</w:t>
+        <w:pStyle w:val="Heading2"/>
+      </w:pPr>
+      <w:r>
+        <w:t>Earlier wording, alternatives and picture transcripts · reference / check after trying</w:t>
       </w:r>
     </w:p>
     <w:p>
@@ -519,48 +465,90 @@
         <w:pStyle w:val="Heading3"/>
       </w:pPr>
       <w:r>
-        <w:t>Preparation</w:t>
+        <w:t>Teach the learning cycle</w:t>
       </w:r>
     </w:p>
     <w:p>
       <w:pPr>
-        <w:spacing w:line="336" w:lineRule="auto" w:after="180"/>
-      </w:pPr>
-      <w:r>
-        <w:rPr>
-          <w:b w:val="0"/>
-        </w:rPr>
-        <w:t>Printed lesson and workbook; paper and pencil</w:t>
+        <w:pStyle w:val="Heading3"/>
+      </w:pPr>
+      <w:r>
+        <w:t>Retrieval answer guidance</w:t>
       </w:r>
     </w:p>
     <w:p>
       <w:pPr>
-        <w:spacing w:line="336" w:lineRule="auto" w:after="180"/>
-      </w:pPr>
-      <w:r>
-        <w:rPr>
-          <w:b w:val="0"/>
-        </w:rPr>
-        <w:t>Calculator and optional local Python 3 editor; no packages or AI accounts needed</w:t>
+        <w:pStyle w:val="Heading3"/>
+      </w:pPr>
+      <w:r>
+        <w:t>Bias terms and decision boundaries</w:t>
       </w:r>
     </w:p>
     <w:p>
       <w:pPr>
-        <w:spacing w:line="336" w:lineRule="auto" w:after="180"/>
-      </w:pPr>
-      <w:r>
-        <w:rPr>
-          <w:b w:val="0"/>
-        </w:rPr>
-        <w:t>Use the fictional examples supplied; prepare the fresh retry before class</w:t>
+        <w:pStyle w:val="Heading3"/>
+      </w:pPr>
+      <w:r>
+        <w:t>Representing inputs as vectors</w:t>
       </w:r>
     </w:p>
     <w:p>
       <w:pPr>
-        <w:pStyle w:val="Heading3"/>
-      </w:pPr>
-      <w:r>
-        <w:t>Prerequisite answer</w:t>
+        <w:spacing w:line="336" w:lineRule="auto" w:after="180"/>
+      </w:pPr>
+      <w:r>
+        <w:rPr>
+          <w:b w:val="0"/>
+        </w:rPr>
+        <w:t xml:space="preserve">For the compact alternative schedule, use two 45-minute sessions to compare </w:t>
+      </w:r>
+      <w:r>
+        <w:rPr>
+          <w:b/>
+        </w:rPr>
+        <w:t>activation function</w:t>
+      </w:r>
+      <w:r>
+        <w:rPr>
+          <w:b w:val="0"/>
+        </w:rPr>
+        <w:t xml:space="preserve">s before network </w:t>
+      </w:r>
+      <w:r>
+        <w:rPr>
+          <w:b/>
+        </w:rPr>
+        <w:t>training</w:t>
+      </w:r>
+      <w:r>
+        <w:rPr>
+          <w:b w:val="0"/>
+        </w:rPr>
+        <w:t xml:space="preserve">. Students should trace z, activation a and any later </w:t>
+      </w:r>
+      <w:r>
+        <w:rPr>
+          <w:b/>
+        </w:rPr>
+        <w:t>output</w:t>
+      </w:r>
+      <w:r>
+        <w:rPr>
+          <w:b w:val="0"/>
+        </w:rPr>
+        <w:t xml:space="preserve"> separately. </w:t>
+      </w:r>
+      <w:r>
+        <w:rPr>
+          <w:b/>
+        </w:rPr>
+        <w:t>Sigmoid</w:t>
+      </w:r>
+      <w:r>
+        <w:rPr>
+          <w:b w:val="0"/>
+        </w:rPr>
+        <w:t xml:space="preserve"> arithmetic may use the supplied approximations.</w:t>
       </w:r>
     </w:p>
     <w:p>
@@ -571,7 +559,7 @@
         <w:rPr>
           <w:b w:val="0"/>
         </w:rPr>
-        <w:t>The score is zero and the class is 1 because equality is included.</w:t>
+        <w:t>Focus on the change in function shape and the distinction between an activation, class decision and probability claim.</w:t>
       </w:r>
     </w:p>
     <w:p>
@@ -579,7 +567,7 @@
         <w:pStyle w:val="Heading3"/>
       </w:pPr>
       <w:r>
-        <w:t>End goal for the pictorial case</w:t>
+        <w:t>Outcomes</w:t>
       </w:r>
     </w:p>
     <w:p>
@@ -590,19 +578,31 @@
         <w:rPr>
           <w:b w:val="0"/>
         </w:rPr>
-        <w:t xml:space="preserve">By the end, I can explain </w:t>
+        <w:t xml:space="preserve">Trace identity </w:t>
       </w:r>
       <w:r>
         <w:rPr>
           <w:b/>
         </w:rPr>
-        <w:t>activation function</w:t>
-      </w:r>
-      <w:r>
-        <w:rPr>
-          <w:b w:val="0"/>
-        </w:rPr>
-        <w:t>s using a traced example and a stated limitation.</w:t>
+        <w:t>ReLU</w:t>
+      </w:r>
+      <w:r>
+        <w:rPr>
+          <w:b w:val="0"/>
+        </w:rPr>
+        <w:t xml:space="preserve"> and </w:t>
+      </w:r>
+      <w:r>
+        <w:rPr>
+          <w:b/>
+        </w:rPr>
+        <w:t>sigmoid</w:t>
+      </w:r>
+      <w:r>
+        <w:rPr>
+          <w:b w:val="0"/>
+        </w:rPr>
+        <w:t xml:space="preserve"> on a numerical score</w:t>
       </w:r>
     </w:p>
     <w:p>
@@ -613,20 +613,38 @@
         <w:rPr>
           <w:b w:val="0"/>
         </w:rPr>
-        <w:t>This added worked case illustrates the week’s main idea. Retain all original and connected topics; schedule its practice within the teaching cycle.</w:t>
+        <w:t>Explain how a nonlinear activation changes a computation</w:t>
       </w:r>
     </w:p>
     <w:p>
       <w:pPr>
-        <w:pStyle w:val="Heading1"/>
-      </w:pPr>
-      <w:r>
-        <w:t>02. Explain and model the mechanism</w:t>
+        <w:spacing w:line="336" w:lineRule="auto" w:after="180"/>
+      </w:pPr>
+      <w:r>
+        <w:rPr>
+          <w:b w:val="0"/>
+        </w:rPr>
+        <w:t xml:space="preserve">Distinguish an activation </w:t>
+      </w:r>
+      <w:r>
+        <w:rPr>
+          <w:b/>
+        </w:rPr>
+        <w:t>output</w:t>
+      </w:r>
+      <w:r>
+        <w:rPr>
+          <w:b w:val="0"/>
+        </w:rPr>
+        <w:t xml:space="preserve"> from a final class or verified probability</w:t>
       </w:r>
     </w:p>
     <w:p>
-      <w:r>
-        <w:t>Model Activation functions using the supplied case, labelled mechanism and reasoning. Make the scope of each conclusion explicit.</w:t>
+      <w:pPr>
+        <w:pStyle w:val="Heading3"/>
+      </w:pPr>
+      <w:r>
+        <w:t>Preparation</w:t>
       </w:r>
     </w:p>
     <w:p>
@@ -634,42 +652,15 @@
         <w:pStyle w:val="Heading3"/>
       </w:pPr>
       <w:r>
-        <w:t>Explain Activation functions · 1</w:t>
+        <w:t>Prerequisite answer</w:t>
       </w:r>
     </w:p>
     <w:p>
       <w:pPr>
-        <w:spacing w:line="336" w:lineRule="auto" w:after="180"/>
-      </w:pPr>
-      <w:r>
-        <w:rPr>
-          <w:b w:val="0"/>
-        </w:rPr>
-        <w:t xml:space="preserve">First compute an affine score z = w dot x + b. An activation then returns a = f(z). In a network this value may become an </w:t>
-      </w:r>
-      <w:r>
-        <w:rPr>
-          <w:b/>
-        </w:rPr>
-        <w:t>input</w:t>
-      </w:r>
-      <w:r>
-        <w:rPr>
-          <w:b w:val="0"/>
-        </w:rPr>
-        <w:t xml:space="preserve"> to another layer; it is not automatically a class </w:t>
-      </w:r>
-      <w:r>
-        <w:rPr>
-          <w:b/>
-        </w:rPr>
-        <w:t>prediction</w:t>
-      </w:r>
-      <w:r>
-        <w:rPr>
-          <w:b w:val="0"/>
-        </w:rPr>
-        <w:t>.</w:t>
+        <w:pStyle w:val="Heading3"/>
+      </w:pPr>
+      <w:r>
+        <w:t>End goal for the pictorial case</w:t>
       </w:r>
     </w:p>
     <w:p>
@@ -680,130 +671,28 @@
         <w:rPr>
           <w:b w:val="0"/>
         </w:rPr>
-        <w:t>We will compare three functions using the same incoming scores so that only the activation changes.</w:t>
+        <w:t>This added worked case illustrates the week’s main idea. Retain all original and connected topics; schedule its practice within the teaching cycle.</w:t>
       </w:r>
     </w:p>
     <w:p>
       <w:pPr>
-        <w:spacing w:line="336" w:lineRule="auto" w:after="180"/>
-      </w:pPr>
-      <w:r>
-        <w:rPr>
-          <w:b w:val="0"/>
-        </w:rPr>
-        <w:t xml:space="preserve">Identity returns z unchanged. </w:t>
-      </w:r>
-      <w:r>
-        <w:rPr>
-          <w:b/>
-        </w:rPr>
-        <w:t>ReLU</w:t>
-      </w:r>
-      <w:r>
-        <w:rPr>
-          <w:b w:val="0"/>
-        </w:rPr>
-        <w:t xml:space="preserve">, pronounced ree-loo, returns the larger of zero and z. Thus </w:t>
-      </w:r>
-      <w:r>
-        <w:rPr>
-          <w:b/>
-        </w:rPr>
-        <w:t>ReLU</w:t>
-      </w:r>
-      <w:r>
-        <w:rPr>
-          <w:b w:val="0"/>
-        </w:rPr>
-        <w:t xml:space="preserve">(-2) = 0, </w:t>
-      </w:r>
-      <w:r>
-        <w:rPr>
-          <w:b/>
-        </w:rPr>
-        <w:t>ReLU</w:t>
-      </w:r>
-      <w:r>
-        <w:rPr>
-          <w:b w:val="0"/>
-        </w:rPr>
-        <w:t xml:space="preserve">(0) = 0 and </w:t>
-      </w:r>
-      <w:r>
-        <w:rPr>
-          <w:b/>
-        </w:rPr>
-        <w:t>ReLU</w:t>
-      </w:r>
-      <w:r>
-        <w:rPr>
-          <w:b w:val="0"/>
-        </w:rPr>
-        <w:t xml:space="preserve">(2) = 2. Positive scores keep their magnitude; </w:t>
-      </w:r>
-      <w:r>
-        <w:rPr>
-          <w:b/>
-        </w:rPr>
-        <w:t>ReLU</w:t>
-      </w:r>
-      <w:r>
-        <w:rPr>
-          <w:b w:val="0"/>
-        </w:rPr>
-        <w:t xml:space="preserve"> does not turn every positive value into 1.</w:t>
+        <w:pStyle w:val="Heading1"/>
+      </w:pPr>
+      <w:r>
+        <w:t>02. Teach transformations and decisions as distinct steps</w:t>
       </w:r>
     </w:p>
     <w:p>
-      <w:pPr>
-        <w:spacing w:line="336" w:lineRule="auto" w:after="180"/>
-      </w:pPr>
-      <w:r>
-        <w:rPr>
-          <w:b w:val="0"/>
-        </w:rPr>
-        <w:t xml:space="preserve">These are fixed arithmetic functions. Selecting a function or changing its </w:t>
-      </w:r>
-      <w:r>
-        <w:rPr>
-          <w:b/>
-        </w:rPr>
-        <w:t>input</w:t>
-      </w:r>
-      <w:r>
-        <w:rPr>
-          <w:b w:val="0"/>
-        </w:rPr>
-        <w:t xml:space="preserve"> is not itself a </w:t>
-      </w:r>
-      <w:r>
-        <w:rPr>
-          <w:b/>
-        </w:rPr>
-        <w:t>training</w:t>
-      </w:r>
-      <w:r>
-        <w:rPr>
-          <w:b w:val="0"/>
-        </w:rPr>
-        <w:t xml:space="preserve"> procedure. Later weeks will introduce losses and parameter updates.</w:t>
+      <w:r>
+        <w:t>Use the same incoming scores before discussing the composed chain.</w:t>
       </w:r>
     </w:p>
     <w:p>
       <w:pPr>
-        <w:spacing w:line="336" w:lineRule="auto" w:after="180"/>
-      </w:pPr>
-      <w:r>
-        <w:rPr>
-          <w:b/>
-        </w:rPr>
-        <w:t>Sigmoid</w:t>
-      </w:r>
-      <w:r>
-        <w:rPr>
-          <w:b w:val="0"/>
-        </w:rPr>
-        <w:t xml:space="preserve"> is 1 / (1 + exp(-z)). Here exp(t) means e raised to power t, where e is approximately 2.718. A calculator or the supplied Python code can evaluate it; no calculus is required this week.</w:t>
+        <w:pStyle w:val="Heading2"/>
+      </w:pPr>
+      <w:r>
+        <w:t>Main definitions,numerical interpretation and guided key</w:t>
       </w:r>
     </w:p>
     <w:p>
@@ -814,39 +703,42 @@
         <w:rPr>
           <w:b w:val="0"/>
         </w:rPr>
-        <w:t xml:space="preserve">For z = -2, 0 and 2, </w:t>
+        <w:t xml:space="preserve">First compute an affine score z = w dot x + b. An activation then returns a = f(z). In a network this value may become an </w:t>
       </w:r>
       <w:r>
         <w:rPr>
           <w:b/>
         </w:rPr>
-        <w:t>sigmoid</w:t>
-      </w:r>
-      <w:r>
-        <w:rPr>
-          <w:b w:val="0"/>
-        </w:rPr>
-        <w:t xml:space="preserve"> </w:t>
+        <w:t>input</w:t>
+      </w:r>
+      <w:r>
+        <w:rPr>
+          <w:b w:val="0"/>
+        </w:rPr>
+        <w:t xml:space="preserve"> to another layer; it is not automatically a class </w:t>
       </w:r>
       <w:r>
         <w:rPr>
           <w:b/>
         </w:rPr>
-        <w:t>output</w:t>
-      </w:r>
-      <w:r>
-        <w:rPr>
-          <w:b w:val="0"/>
-        </w:rPr>
-        <w:t>s are approximately 0.1192, 0.5 and 0.8808.</w:t>
+        <w:t>prediction</w:t>
+      </w:r>
+      <w:r>
+        <w:rPr>
+          <w:b w:val="0"/>
+        </w:rPr>
+        <w:t>.</w:t>
       </w:r>
     </w:p>
     <w:p>
       <w:pPr>
-        <w:pStyle w:val="Heading3"/>
-      </w:pPr>
-      <w:r>
-        <w:t>Explain Activation functions · 2</w:t>
+        <w:spacing w:line="336" w:lineRule="auto" w:after="180"/>
+      </w:pPr>
+      <w:r>
+        <w:rPr>
+          <w:b w:val="0"/>
+        </w:rPr>
+        <w:t>We will compare three functions using the same incoming scores so that only the activation changes.</w:t>
       </w:r>
     </w:p>
     <w:p>
@@ -857,31 +749,67 @@
         <w:rPr>
           <w:b w:val="0"/>
         </w:rPr>
-        <w:t xml:space="preserve">For every finite mathematical </w:t>
+        <w:t xml:space="preserve">Identity returns z unchanged. </w:t>
       </w:r>
       <w:r>
         <w:rPr>
           <w:b/>
         </w:rPr>
-        <w:t>input</w:t>
-      </w:r>
-      <w:r>
-        <w:rPr>
-          <w:b w:val="0"/>
-        </w:rPr>
-        <w:t xml:space="preserve">, </w:t>
+        <w:t>ReLU</w:t>
+      </w:r>
+      <w:r>
+        <w:rPr>
+          <w:b w:val="0"/>
+        </w:rPr>
+        <w:t xml:space="preserve">, pronounced ree-loo, returns the larger of zero and z. Thus </w:t>
       </w:r>
       <w:r>
         <w:rPr>
           <w:b/>
         </w:rPr>
-        <w:t>sigmoid</w:t>
-      </w:r>
-      <w:r>
-        <w:rPr>
-          <w:b w:val="0"/>
-        </w:rPr>
-        <w:t xml:space="preserve"> is strictly between 0 and 1, though computer rounding can produce an endpoint for extreme scores.</w:t>
+        <w:t>ReLU</w:t>
+      </w:r>
+      <w:r>
+        <w:rPr>
+          <w:b w:val="0"/>
+        </w:rPr>
+        <w:t xml:space="preserve">(-2) = 0, </w:t>
+      </w:r>
+      <w:r>
+        <w:rPr>
+          <w:b/>
+        </w:rPr>
+        <w:t>ReLU</w:t>
+      </w:r>
+      <w:r>
+        <w:rPr>
+          <w:b w:val="0"/>
+        </w:rPr>
+        <w:t xml:space="preserve">(0) = 0 and </w:t>
+      </w:r>
+      <w:r>
+        <w:rPr>
+          <w:b/>
+        </w:rPr>
+        <w:t>ReLU</w:t>
+      </w:r>
+      <w:r>
+        <w:rPr>
+          <w:b w:val="0"/>
+        </w:rPr>
+        <w:t xml:space="preserve">(2) = 2. Positive scores keep their magnitude; </w:t>
+      </w:r>
+      <w:r>
+        <w:rPr>
+          <w:b/>
+        </w:rPr>
+        <w:t>ReLU</w:t>
+      </w:r>
+      <w:r>
+        <w:rPr>
+          <w:b w:val="0"/>
+        </w:rPr>
+        <w:t xml:space="preserve"> does not turn every positive value into 1.</w:t>
       </w:r>
     </w:p>
     <w:p>
@@ -892,7 +820,7 @@
         <w:rPr>
           <w:b w:val="0"/>
         </w:rPr>
-        <w:t xml:space="preserve">Negative </w:t>
+        <w:t xml:space="preserve">These are fixed arithmetic functions. Selecting a function or changing its </w:t>
       </w:r>
       <w:r>
         <w:rPr>
@@ -904,43 +832,19 @@
         <w:rPr>
           <w:b w:val="0"/>
         </w:rPr>
-        <w:t xml:space="preserve">s produce values below 0.5, zero gives 0.5, and positive </w:t>
+        <w:t xml:space="preserve"> is not itself a </w:t>
       </w:r>
       <w:r>
         <w:rPr>
           <w:b/>
         </w:rPr>
-        <w:t>input</w:t>
-      </w:r>
-      <w:r>
-        <w:rPr>
-          <w:b w:val="0"/>
-        </w:rPr>
-        <w:t xml:space="preserve">s give values above 0.5. A class rule still needs to be stated: if class 1 means </w:t>
-      </w:r>
-      <w:r>
-        <w:rPr>
-          <w:b/>
-        </w:rPr>
-        <w:t>sigmoid</w:t>
-      </w:r>
-      <w:r>
-        <w:rPr>
-          <w:b w:val="0"/>
-        </w:rPr>
-        <w:t xml:space="preserve">(z) &gt;= 0.5, these three </w:t>
-      </w:r>
-      <w:r>
-        <w:rPr>
-          <w:b/>
-        </w:rPr>
-        <w:t>prediction</w:t>
-      </w:r>
-      <w:r>
-        <w:rPr>
-          <w:b w:val="0"/>
-        </w:rPr>
-        <w:t>s are 0, 1 and 1.</w:t>
+        <w:t>training</w:t>
+      </w:r>
+      <w:r>
+        <w:rPr>
+          <w:b w:val="0"/>
+        </w:rPr>
+        <w:t xml:space="preserve"> procedure. Later weeks will introduce losses and parameter updates.</w:t>
       </w:r>
     </w:p>
     <w:p>
@@ -949,6 +853,152 @@
       </w:pPr>
       <w:r>
         <w:rPr>
+          <w:b/>
+        </w:rPr>
+        <w:t>Sigmoid</w:t>
+      </w:r>
+      <w:r>
+        <w:rPr>
+          <w:b w:val="0"/>
+        </w:rPr>
+        <w:t xml:space="preserve"> is 1 / (1 + exp(-z)). Here exp(t) means e raised to power t, where e is approximately 2.718. A calculator or the supplied Python code can evaluate it; no calculus is required this week.</w:t>
+      </w:r>
+    </w:p>
+    <w:p>
+      <w:pPr>
+        <w:spacing w:line="336" w:lineRule="auto" w:after="180"/>
+      </w:pPr>
+      <w:r>
+        <w:rPr>
+          <w:b w:val="0"/>
+        </w:rPr>
+        <w:t xml:space="preserve">For z = -2, 0 and 2, </w:t>
+      </w:r>
+      <w:r>
+        <w:rPr>
+          <w:b/>
+        </w:rPr>
+        <w:t>sigmoid</w:t>
+      </w:r>
+      <w:r>
+        <w:rPr>
+          <w:b w:val="0"/>
+        </w:rPr>
+        <w:t xml:space="preserve"> </w:t>
+      </w:r>
+      <w:r>
+        <w:rPr>
+          <w:b/>
+        </w:rPr>
+        <w:t>output</w:t>
+      </w:r>
+      <w:r>
+        <w:rPr>
+          <w:b w:val="0"/>
+        </w:rPr>
+        <w:t>s are approximately 0.1192, 0.5 and 0.8808.</w:t>
+      </w:r>
+    </w:p>
+    <w:p>
+      <w:pPr>
+        <w:spacing w:line="336" w:lineRule="auto" w:after="180"/>
+      </w:pPr>
+      <w:r>
+        <w:rPr>
+          <w:b w:val="0"/>
+        </w:rPr>
+        <w:t xml:space="preserve">For every finite mathematical </w:t>
+      </w:r>
+      <w:r>
+        <w:rPr>
+          <w:b/>
+        </w:rPr>
+        <w:t>input</w:t>
+      </w:r>
+      <w:r>
+        <w:rPr>
+          <w:b w:val="0"/>
+        </w:rPr>
+        <w:t xml:space="preserve">, </w:t>
+      </w:r>
+      <w:r>
+        <w:rPr>
+          <w:b/>
+        </w:rPr>
+        <w:t>sigmoid</w:t>
+      </w:r>
+      <w:r>
+        <w:rPr>
+          <w:b w:val="0"/>
+        </w:rPr>
+        <w:t xml:space="preserve"> is strictly between 0 and 1, though computer rounding can produce an endpoint for extreme scores.</w:t>
+      </w:r>
+    </w:p>
+    <w:p>
+      <w:pPr>
+        <w:spacing w:line="336" w:lineRule="auto" w:after="180"/>
+      </w:pPr>
+      <w:r>
+        <w:rPr>
+          <w:b w:val="0"/>
+        </w:rPr>
+        <w:t xml:space="preserve">Negative </w:t>
+      </w:r>
+      <w:r>
+        <w:rPr>
+          <w:b/>
+        </w:rPr>
+        <w:t>input</w:t>
+      </w:r>
+      <w:r>
+        <w:rPr>
+          <w:b w:val="0"/>
+        </w:rPr>
+        <w:t xml:space="preserve">s produce values below 0.5, zero gives 0.5, and positive </w:t>
+      </w:r>
+      <w:r>
+        <w:rPr>
+          <w:b/>
+        </w:rPr>
+        <w:t>input</w:t>
+      </w:r>
+      <w:r>
+        <w:rPr>
+          <w:b w:val="0"/>
+        </w:rPr>
+        <w:t xml:space="preserve">s give values above 0.5. A class rule still needs to be stated: if class 1 means </w:t>
+      </w:r>
+      <w:r>
+        <w:rPr>
+          <w:b/>
+        </w:rPr>
+        <w:t>sigmoid</w:t>
+      </w:r>
+      <w:r>
+        <w:rPr>
+          <w:b w:val="0"/>
+        </w:rPr>
+        <w:t xml:space="preserve">(z) &gt;= 0.5, these three </w:t>
+      </w:r>
+      <w:r>
+        <w:rPr>
+          <w:b/>
+        </w:rPr>
+        <w:t>prediction</w:t>
+      </w:r>
+      <w:r>
+        <w:rPr>
+          <w:b w:val="0"/>
+        </w:rPr>
+        <w:t>s are 0, 1 and 1.</w:t>
+      </w:r>
+    </w:p>
+    <w:p>
+      <w:pPr>
+        <w:spacing w:line="336" w:lineRule="auto" w:after="180"/>
+      </w:pPr>
+      <w:r>
+        <w:rPr>
           <w:b w:val="0"/>
         </w:rPr>
         <w:t xml:space="preserve">The two algebraically equivalent branches avoid taking exp of a large positive number. A value within [0, 1] is not automatically a reliable probability: its interpretation depends on the fitted task and evaluation </w:t>
@@ -964,6 +1014,762 @@
           <w:b w:val="0"/>
         </w:rPr>
         <w:t>.</w:t>
+      </w:r>
+    </w:p>
+    <w:tbl>
+      <w:tblPr>
+        <w:tblStyle w:val="LightShading-Accent1"/>
+        <w:tblW w:type="auto" w:w="0"/>
+        <w:tblLook w:firstColumn="1" w:firstRow="1" w:lastColumn="0" w:lastRow="0" w:noHBand="0" w:noVBand="1" w:val="04A0"/>
+      </w:tblPr>
+      <w:tblGrid>
+        <w:gridCol w:w="2045"/>
+        <w:gridCol w:w="2045"/>
+        <w:gridCol w:w="2045"/>
+        <w:gridCol w:w="2045"/>
+        <w:gridCol w:w="2045"/>
+      </w:tblGrid>
+      <w:tr>
+        <w:trPr>
+          <w:tblHeader/>
+        </w:trPr>
+        <w:tc>
+          <w:tcPr>
+            <w:tcW w:type="dxa" w:w="2045"/>
+          </w:tcPr>
+          <w:p>
+            <w:r>
+              <w:t>Incoming score z</w:t>
+            </w:r>
+          </w:p>
+        </w:tc>
+        <w:tc>
+          <w:tcPr>
+            <w:tcW w:type="dxa" w:w="2045"/>
+          </w:tcPr>
+          <w:p>
+            <w:r>
+              <w:t>Identity z</w:t>
+            </w:r>
+          </w:p>
+        </w:tc>
+        <w:tc>
+          <w:tcPr>
+            <w:tcW w:type="dxa" w:w="2045"/>
+          </w:tcPr>
+          <w:p>
+            <w:r>
+              <w:t>ReLU max(0, z)</w:t>
+            </w:r>
+          </w:p>
+        </w:tc>
+        <w:tc>
+          <w:tcPr>
+            <w:tcW w:type="dxa" w:w="2045"/>
+          </w:tcPr>
+          <w:p>
+            <w:r>
+              <w:t>Sigmoid ≈</w:t>
+            </w:r>
+          </w:p>
+        </w:tc>
+        <w:tc>
+          <w:tcPr>
+            <w:tcW w:type="dxa" w:w="2045"/>
+          </w:tcPr>
+          <w:p>
+            <w:r>
+              <w:t>Class if sigmoid≥0.5</w:t>
+            </w:r>
+          </w:p>
+        </w:tc>
+      </w:tr>
+      <w:tr>
+        <w:tc>
+          <w:tcPr>
+            <w:tcW w:type="dxa" w:w="2045"/>
+          </w:tcPr>
+          <w:p>
+            <w:r>
+              <w:t>-2</w:t>
+            </w:r>
+          </w:p>
+        </w:tc>
+        <w:tc>
+          <w:tcPr>
+            <w:tcW w:type="dxa" w:w="2045"/>
+          </w:tcPr>
+          <w:p>
+            <w:r>
+              <w:t>-2</w:t>
+            </w:r>
+          </w:p>
+        </w:tc>
+        <w:tc>
+          <w:tcPr>
+            <w:tcW w:type="dxa" w:w="2045"/>
+          </w:tcPr>
+          <w:p>
+            <w:r>
+              <w:t>0</w:t>
+            </w:r>
+          </w:p>
+        </w:tc>
+        <w:tc>
+          <w:tcPr>
+            <w:tcW w:type="dxa" w:w="2045"/>
+          </w:tcPr>
+          <w:p>
+            <w:r>
+              <w:t>0.1192</w:t>
+            </w:r>
+          </w:p>
+        </w:tc>
+        <w:tc>
+          <w:tcPr>
+            <w:tcW w:type="dxa" w:w="2045"/>
+          </w:tcPr>
+          <w:p>
+            <w:r>
+              <w:t>0</w:t>
+            </w:r>
+          </w:p>
+        </w:tc>
+      </w:tr>
+      <w:tr>
+        <w:tc>
+          <w:tcPr>
+            <w:tcW w:type="dxa" w:w="2045"/>
+          </w:tcPr>
+          <w:p>
+            <w:r>
+              <w:t>0</w:t>
+            </w:r>
+          </w:p>
+        </w:tc>
+        <w:tc>
+          <w:tcPr>
+            <w:tcW w:type="dxa" w:w="2045"/>
+          </w:tcPr>
+          <w:p>
+            <w:r>
+              <w:t>0</w:t>
+            </w:r>
+          </w:p>
+        </w:tc>
+        <w:tc>
+          <w:tcPr>
+            <w:tcW w:type="dxa" w:w="2045"/>
+          </w:tcPr>
+          <w:p>
+            <w:r>
+              <w:t>0</w:t>
+            </w:r>
+          </w:p>
+        </w:tc>
+        <w:tc>
+          <w:tcPr>
+            <w:tcW w:type="dxa" w:w="2045"/>
+          </w:tcPr>
+          <w:p>
+            <w:r>
+              <w:t>0.5</w:t>
+            </w:r>
+          </w:p>
+        </w:tc>
+        <w:tc>
+          <w:tcPr>
+            <w:tcW w:type="dxa" w:w="2045"/>
+          </w:tcPr>
+          <w:p>
+            <w:r>
+              <w:t>1</w:t>
+            </w:r>
+          </w:p>
+        </w:tc>
+      </w:tr>
+      <w:tr>
+        <w:tc>
+          <w:tcPr>
+            <w:tcW w:type="dxa" w:w="2045"/>
+          </w:tcPr>
+          <w:p>
+            <w:r>
+              <w:t>2</w:t>
+            </w:r>
+          </w:p>
+        </w:tc>
+        <w:tc>
+          <w:tcPr>
+            <w:tcW w:type="dxa" w:w="2045"/>
+          </w:tcPr>
+          <w:p>
+            <w:r>
+              <w:t>2</w:t>
+            </w:r>
+          </w:p>
+        </w:tc>
+        <w:tc>
+          <w:tcPr>
+            <w:tcW w:type="dxa" w:w="2045"/>
+          </w:tcPr>
+          <w:p>
+            <w:r>
+              <w:t>2</w:t>
+            </w:r>
+          </w:p>
+        </w:tc>
+        <w:tc>
+          <w:tcPr>
+            <w:tcW w:type="dxa" w:w="2045"/>
+          </w:tcPr>
+          <w:p>
+            <w:r>
+              <w:t>0.8808</w:t>
+            </w:r>
+          </w:p>
+        </w:tc>
+        <w:tc>
+          <w:tcPr>
+            <w:tcW w:type="dxa" w:w="2045"/>
+          </w:tcPr>
+          <w:p>
+            <w:r>
+              <w:t>1</w:t>
+            </w:r>
+          </w:p>
+        </w:tc>
+      </w:tr>
+    </w:tbl>
+    <w:p>
+      <w:pPr>
+        <w:spacing w:line="336" w:lineRule="auto" w:after="180"/>
+      </w:pPr>
+      <w:r>
+        <w:rPr>
+          <w:b w:val="0"/>
+        </w:rPr>
+        <w:t xml:space="preserve">Guided: identity </w:t>
+      </w:r>
+      <w:r>
+        <w:rPr>
+          <w:b/>
+        </w:rPr>
+        <w:t>output</w:t>
+      </w:r>
+      <w:r>
+        <w:rPr>
+          <w:b w:val="0"/>
+        </w:rPr>
+        <w:t xml:space="preserve">s -1 and 1; </w:t>
+      </w:r>
+      <w:r>
+        <w:rPr>
+          <w:b/>
+        </w:rPr>
+        <w:t>ReLU</w:t>
+      </w:r>
+      <w:r>
+        <w:rPr>
+          <w:b w:val="0"/>
+        </w:rPr>
+        <w:t xml:space="preserve"> </w:t>
+      </w:r>
+      <w:r>
+        <w:rPr>
+          <w:b/>
+        </w:rPr>
+        <w:t>output</w:t>
+      </w:r>
+      <w:r>
+        <w:rPr>
+          <w:b w:val="0"/>
+        </w:rPr>
+        <w:t xml:space="preserve">s 0 and 1. </w:t>
+      </w:r>
+      <w:r>
+        <w:rPr>
+          <w:b/>
+        </w:rPr>
+        <w:t>Sigmoid</w:t>
+      </w:r>
+      <w:r>
+        <w:rPr>
+          <w:b w:val="0"/>
+        </w:rPr>
+        <w:t xml:space="preserve"> class </w:t>
+      </w:r>
+      <w:r>
+        <w:rPr>
+          <w:b/>
+        </w:rPr>
+        <w:t>prediction</w:t>
+      </w:r>
+      <w:r>
+        <w:rPr>
+          <w:b w:val="0"/>
+        </w:rPr>
+        <w:t>s under &gt;= 0.5 are 0 and 1. Exit: the computation establishes an activation of about 0.8808 for score 2.</w:t>
+      </w:r>
+    </w:p>
+    <w:p>
+      <w:pPr>
+        <w:spacing w:line="336" w:lineRule="auto" w:after="180"/>
+      </w:pPr>
+      <w:r>
+        <w:rPr>
+          <w:b w:val="0"/>
+        </w:rPr>
+        <w:t>It does not establish calibrated probabilities, correctness on this individual case or reliability on future populations.</w:t>
+      </w:r>
+    </w:p>
+    <w:p>
+      <w:pPr>
+        <w:pStyle w:val="Heading2"/>
+      </w:pPr>
+      <w:r>
+        <w:t>Labelled function curves</w:t>
+      </w:r>
+    </w:p>
+    <w:p>
+      <w:r>
+        <w:drawing>
+          <wp:inline xmlns:a="http://schemas.openxmlformats.org/drawingml/2006/main" xmlns:pic="http://schemas.openxmlformats.org/drawingml/2006/picture">
+            <wp:extent cx="5486400" cy="1908594"/>
+            <wp:docPr id="1" name="Picture 1" descr="Three separately labelled graphs use the same incoming scores. Identity gives−2,0,2;ReLU gives0,0,2;sigmoid gives approximately0.1192,0.5,0.8808 at scores−2,0,2. ReLU has a flat negative side and increasing positive side. The sigmoid graph marks its0.5middle level."/>
+            <wp:cNvGraphicFramePr>
+              <a:graphicFrameLocks noChangeAspect="1"/>
+            </wp:cNvGraphicFramePr>
+            <a:graphic>
+              <a:graphicData uri="http://schemas.openxmlformats.org/drawingml/2006/picture">
+                <pic:pic>
+                  <pic:nvPicPr>
+                    <pic:cNvPr id="0" name="ai-5-04-activation-curves.png"/>
+                    <pic:cNvPicPr/>
+                  </pic:nvPicPr>
+                  <pic:blipFill>
+                    <a:blip r:embed="rId9"/>
+                    <a:stretch>
+                      <a:fillRect/>
+                    </a:stretch>
+                  </pic:blipFill>
+                  <pic:spPr>
+                    <a:xfrm>
+                      <a:off x="0" y="0"/>
+                      <a:ext cx="5486400" cy="1908594"/>
+                    </a:xfrm>
+                    <a:prstGeom prst="rect"/>
+                  </pic:spPr>
+                </pic:pic>
+              </a:graphicData>
+            </a:graphic>
+          </wp:inline>
+        </w:drawing>
+      </w:r>
+    </w:p>
+    <w:p>
+      <w:pPr>
+        <w:pStyle w:val="Heading2"/>
+      </w:pPr>
+      <w:r>
+        <w:t>Complete pictured chain and scope</w:t>
+      </w:r>
+    </w:p>
+    <w:p>
+      <w:pPr>
+        <w:spacing w:line="336" w:lineRule="auto" w:after="180"/>
+      </w:pPr>
+      <w:r>
+        <w:rPr>
+          <w:b w:val="0"/>
+        </w:rPr>
+        <w:t xml:space="preserve">See what </w:t>
+      </w:r>
+      <w:r>
+        <w:rPr>
+          <w:b/>
+        </w:rPr>
+        <w:t>ReLU</w:t>
+      </w:r>
+      <w:r>
+        <w:rPr>
+          <w:b w:val="0"/>
+        </w:rPr>
+        <w:t xml:space="preserve"> removes before the next weighted step.</w:t>
+      </w:r>
+    </w:p>
+    <w:p>
+      <w:pPr>
+        <w:spacing w:line="336" w:lineRule="auto" w:after="180"/>
+      </w:pPr>
+      <w:r>
+        <w:rPr>
+          <w:b w:val="0"/>
+        </w:rPr>
+        <w:t xml:space="preserve">Toy network z=x-3; h=max(0, z); y=3h+2. </w:t>
+      </w:r>
+      <w:r>
+        <w:rPr>
+          <w:b/>
+        </w:rPr>
+        <w:t>Input</w:t>
+      </w:r>
+      <w:r>
+        <w:rPr>
+          <w:b w:val="0"/>
+        </w:rPr>
+        <w:t>s x=1, 3, 4.</w:t>
+      </w:r>
+    </w:p>
+    <w:p>
+      <w:pPr>
+        <w:spacing w:line="336" w:lineRule="auto" w:after="180"/>
+      </w:pPr>
+      <w:r>
+        <w:rPr>
+          <w:b w:val="0"/>
+        </w:rPr>
+        <w:t xml:space="preserve">All </w:t>
+      </w:r>
+      <w:r>
+        <w:rPr>
+          <w:b/>
+        </w:rPr>
+        <w:t>input</w:t>
+      </w:r>
+      <w:r>
+        <w:rPr>
+          <w:b w:val="0"/>
+        </w:rPr>
+        <w:t>s and outcomes in this worked example are invented classroom data; no real model run is claimed.</w:t>
+      </w:r>
+    </w:p>
+    <w:p>
+      <w:pPr>
+        <w:spacing w:line="336" w:lineRule="auto" w:after="180"/>
+      </w:pPr>
+      <w:r>
+        <w:rPr>
+          <w:b w:val="0"/>
+        </w:rPr>
+        <w:t>The picture uses z=x−3, h=ReLU(z), y=3h+2. Inputs1/3/4 give z−2/0/1, h0/0/1, y2/2/5. Inputs1 and3 have become indistinguishable to this final step because both pass h0. Replace only ReLU with identity:the same z values survive as h−2/0/1, y−4/2/5. This is not the independent chain, which supplies different constants and inputs. No fitting or observed real-world success is represented.</w:t>
+      </w:r>
+    </w:p>
+    <w:p>
+      <w:pPr>
+        <w:pStyle w:val="Heading2"/>
+      </w:pPr>
+      <w:r>
+        <w:t>Trace ReLU and the identity replacement</w:t>
+      </w:r>
+    </w:p>
+    <w:p>
+      <w:r>
+        <w:drawing>
+          <wp:inline xmlns:a="http://schemas.openxmlformats.org/drawingml/2006/main" xmlns:pic="http://schemas.openxmlformats.org/drawingml/2006/picture">
+            <wp:extent cx="5486400" cy="3182112"/>
+            <wp:docPr id="2" name="Picture 2" descr="Compute preactivation: z values are -2, 0, 1. → Apply ReLU: h values are 0, 0, 1; the negative value is replaced by0. → Compute output: y values are 2, 2, 5; x = 1 and x = 3 collapse to the same output."/>
+            <wp:cNvGraphicFramePr>
+              <a:graphicFrameLocks noChangeAspect="1"/>
+            </wp:cNvGraphicFramePr>
+            <a:graphic>
+              <a:graphicData uri="http://schemas.openxmlformats.org/drawingml/2006/picture">
+                <pic:pic>
+                  <pic:nvPicPr>
+                    <pic:cNvPr id="0" name="academy-story-ai-5-4-02.png"/>
+                    <pic:cNvPicPr/>
+                  </pic:nvPicPr>
+                  <pic:blipFill>
+                    <a:blip r:embed="rId10"/>
+                    <a:stretch>
+                      <a:fillRect/>
+                    </a:stretch>
+                  </pic:blipFill>
+                  <pic:spPr>
+                    <a:xfrm>
+                      <a:off x="0" y="0"/>
+                      <a:ext cx="5486400" cy="3182112"/>
+                    </a:xfrm>
+                    <a:prstGeom prst="rect"/>
+                  </pic:spPr>
+                </pic:pic>
+              </a:graphicData>
+            </a:graphic>
+          </wp:inline>
+        </w:drawing>
+      </w:r>
+    </w:p>
+    <w:p>
+      <w:pPr>
+        <w:pStyle w:val="Heading3"/>
+      </w:pPr>
+      <w:r>
+        <w:t>Read the picture one step at a time</w:t>
+      </w:r>
+    </w:p>
+    <w:tbl>
+      <w:tblPr>
+        <w:tblStyle w:val="LightShading-Accent1"/>
+        <w:tblW w:type="auto" w:w="0"/>
+        <w:tblLook w:firstColumn="1" w:firstRow="1" w:lastColumn="0" w:lastRow="0" w:noHBand="0" w:noVBand="1" w:val="04A0"/>
+      </w:tblPr>
+      <w:tblGrid>
+        <w:gridCol w:w="5112"/>
+        <w:gridCol w:w="5112"/>
+      </w:tblGrid>
+      <w:tr>
+        <w:trPr>
+          <w:tblHeader/>
+        </w:trPr>
+        <w:tc>
+          <w:tcPr>
+            <w:tcW w:type="dxa" w:w="5112"/>
+          </w:tcPr>
+          <w:p>
+            <w:r>
+              <w:t>Step</w:t>
+            </w:r>
+          </w:p>
+        </w:tc>
+        <w:tc>
+          <w:tcPr>
+            <w:tcW w:type="dxa" w:w="5112"/>
+          </w:tcPr>
+          <w:p>
+            <w:r>
+              <w:t>What happens and why</w:t>
+            </w:r>
+          </w:p>
+        </w:tc>
+      </w:tr>
+      <w:tr>
+        <w:tc>
+          <w:tcPr>
+            <w:tcW w:type="dxa" w:w="5112"/>
+          </w:tcPr>
+          <w:p>
+            <w:r>
+              <w:t>1. Compute preactivation</w:t>
+            </w:r>
+          </w:p>
+        </w:tc>
+        <w:tc>
+          <w:tcPr>
+            <w:tcW w:type="dxa" w:w="5112"/>
+          </w:tcPr>
+          <w:p>
+            <w:r>
+              <w:t>z values are -2, 0, 1.</w:t>
+            </w:r>
+          </w:p>
+        </w:tc>
+      </w:tr>
+      <w:tr>
+        <w:tc>
+          <w:tcPr>
+            <w:tcW w:type="dxa" w:w="5112"/>
+          </w:tcPr>
+          <w:p>
+            <w:r>
+              <w:t>2. Apply ReLU</w:t>
+            </w:r>
+          </w:p>
+        </w:tc>
+        <w:tc>
+          <w:tcPr>
+            <w:tcW w:type="dxa" w:w="5112"/>
+          </w:tcPr>
+          <w:p>
+            <w:r>
+              <w:t>h values are 0, 0, 1; the negative value is replaced by0.</w:t>
+            </w:r>
+          </w:p>
+        </w:tc>
+      </w:tr>
+      <w:tr>
+        <w:tc>
+          <w:tcPr>
+            <w:tcW w:type="dxa" w:w="5112"/>
+          </w:tcPr>
+          <w:p>
+            <w:r>
+              <w:t>3. Compute output</w:t>
+            </w:r>
+          </w:p>
+        </w:tc>
+        <w:tc>
+          <w:tcPr>
+            <w:tcW w:type="dxa" w:w="5112"/>
+          </w:tcPr>
+          <w:p>
+            <w:r>
+              <w:t>y values are 2, 2, 5; x = 1 and x = 3 collapse to the same output.</w:t>
+            </w:r>
+          </w:p>
+        </w:tc>
+      </w:tr>
+    </w:tbl>
+    <w:p>
+      <w:r>
+        <w:t>Match each pictured step to the supplied facts. This is a worked teaching case, not an independent assessment.</w:t>
+      </w:r>
+    </w:p>
+    <w:p>
+      <w:pPr>
+        <w:spacing w:line="336" w:lineRule="auto" w:after="180"/>
+      </w:pPr>
+      <w:r>
+        <w:rPr>
+          <w:b/>
+        </w:rPr>
+        <w:t>ReLU</w:t>
+      </w:r>
+      <w:r>
+        <w:rPr>
+          <w:b w:val="0"/>
+        </w:rPr>
+        <w:t xml:space="preserve"> means keep a positive value and replace a negative one with zero. The </w:t>
+      </w:r>
+      <w:r>
+        <w:rPr>
+          <w:b/>
+        </w:rPr>
+        <w:t>output</w:t>
+      </w:r>
+      <w:r>
+        <w:rPr>
+          <w:b w:val="0"/>
+        </w:rPr>
+        <w:t xml:space="preserve"> layer receives that transformed value, not the original </w:t>
+      </w:r>
+      <w:r>
+        <w:rPr>
+          <w:b/>
+        </w:rPr>
+        <w:t>input</w:t>
+      </w:r>
+      <w:r>
+        <w:rPr>
+          <w:b w:val="0"/>
+        </w:rPr>
+        <w:t>.</w:t>
+      </w:r>
+    </w:p>
+    <w:p>
+      <w:pPr>
+        <w:spacing w:line="336" w:lineRule="auto" w:after="180"/>
+      </w:pPr>
+      <w:r>
+        <w:rPr>
+          <w:b/>
+        </w:rPr>
+        <w:t>Input</w:t>
+      </w:r>
+      <w:r>
+        <w:rPr>
+          <w:b w:val="0"/>
+        </w:rPr>
+        <w:t xml:space="preserve">s one and three therefore both deliver zero to the final layer and produce two. Replacing </w:t>
+      </w:r>
+      <w:r>
+        <w:rPr>
+          <w:b/>
+        </w:rPr>
+        <w:t>ReLU</w:t>
+      </w:r>
+      <w:r>
+        <w:rPr>
+          <w:b w:val="0"/>
+        </w:rPr>
+        <w:t xml:space="preserve"> with identity changes the procedure: negative intermediate values now remain available to the next layer.</w:t>
+      </w:r>
+    </w:p>
+    <w:p>
+      <w:pPr>
+        <w:spacing w:line="336" w:lineRule="auto" w:after="180"/>
+      </w:pPr>
+      <w:r>
+        <w:rPr>
+          <w:b/>
+        </w:rPr>
+        <w:t>ReLU</w:t>
+      </w:r>
+      <w:r>
+        <w:rPr>
+          <w:b w:val="0"/>
+        </w:rPr>
+        <w:t xml:space="preserve"> is one activation choice. Clipping negatives does not itself train the network or prove useful representation.</w:t>
+      </w:r>
+    </w:p>
+    <w:p>
+      <w:pPr>
+        <w:spacing w:line="336" w:lineRule="auto" w:after="180"/>
+      </w:pPr>
+      <w:r>
+        <w:rPr>
+          <w:b w:val="0"/>
+        </w:rPr>
+        <w:t xml:space="preserve">Change: Replace </w:t>
+      </w:r>
+      <w:r>
+        <w:rPr>
+          <w:b/>
+        </w:rPr>
+        <w:t>ReLU</w:t>
+      </w:r>
+      <w:r>
+        <w:rPr>
+          <w:b w:val="0"/>
+        </w:rPr>
+        <w:t xml:space="preserve"> with identity.</w:t>
+      </w:r>
+    </w:p>
+    <w:p>
+      <w:pPr>
+        <w:spacing w:line="336" w:lineRule="auto" w:after="180"/>
+      </w:pPr>
+      <w:r>
+        <w:rPr>
+          <w:b/>
+        </w:rPr>
+        <w:t>Prediction</w:t>
+      </w:r>
+      <w:r>
+        <w:rPr>
+          <w:b w:val="0"/>
+        </w:rPr>
+        <w:t xml:space="preserve">: h becomes -2, 0, 1 and </w:t>
+      </w:r>
+      <w:r>
+        <w:rPr>
+          <w:b/>
+        </w:rPr>
+        <w:t>output</w:t>
+      </w:r>
+      <w:r>
+        <w:rPr>
+          <w:b w:val="0"/>
+        </w:rPr>
+        <w:t>s become -4, 2, 5.</w:t>
+      </w:r>
+    </w:p>
+    <w:p>
+      <w:pPr>
+        <w:spacing w:line="336" w:lineRule="auto" w:after="180"/>
+      </w:pPr>
+      <w:r>
+        <w:rPr>
+          <w:b w:val="0"/>
+        </w:rPr>
+        <w:t>Reason: Identity retains the negative intermediate value instead of clipping it.</w:t>
+      </w:r>
+    </w:p>
+    <w:p>
+      <w:pPr>
+        <w:pStyle w:val="Heading2"/>
+      </w:pPr>
+      <w:r>
+        <w:t>Earlier wording, alternatives and picture transcripts · reference / check after trying</w:t>
       </w:r>
     </w:p>
     <w:tbl>
@@ -1251,96 +2057,6 @@
         <w:pStyle w:val="Heading3"/>
       </w:pPr>
       <w:r>
-        <w:t>Explain Activation functions · 3</w:t>
-      </w:r>
-    </w:p>
-    <w:p>
-      <w:pPr>
-        <w:spacing w:line="336" w:lineRule="auto" w:after="180"/>
-      </w:pPr>
-      <w:r>
-        <w:rPr>
-          <w:b w:val="0"/>
-        </w:rPr>
-        <w:t xml:space="preserve">Guided: identity </w:t>
-      </w:r>
-      <w:r>
-        <w:rPr>
-          <w:b/>
-        </w:rPr>
-        <w:t>output</w:t>
-      </w:r>
-      <w:r>
-        <w:rPr>
-          <w:b w:val="0"/>
-        </w:rPr>
-        <w:t xml:space="preserve">s -1 and 1; </w:t>
-      </w:r>
-      <w:r>
-        <w:rPr>
-          <w:b/>
-        </w:rPr>
-        <w:t>ReLU</w:t>
-      </w:r>
-      <w:r>
-        <w:rPr>
-          <w:b w:val="0"/>
-        </w:rPr>
-        <w:t xml:space="preserve"> </w:t>
-      </w:r>
-      <w:r>
-        <w:rPr>
-          <w:b/>
-        </w:rPr>
-        <w:t>output</w:t>
-      </w:r>
-      <w:r>
-        <w:rPr>
-          <w:b w:val="0"/>
-        </w:rPr>
-        <w:t xml:space="preserve">s 0 and 1. </w:t>
-      </w:r>
-      <w:r>
-        <w:rPr>
-          <w:b/>
-        </w:rPr>
-        <w:t>Sigmoid</w:t>
-      </w:r>
-      <w:r>
-        <w:rPr>
-          <w:b w:val="0"/>
-        </w:rPr>
-        <w:t xml:space="preserve"> class </w:t>
-      </w:r>
-      <w:r>
-        <w:rPr>
-          <w:b/>
-        </w:rPr>
-        <w:t>prediction</w:t>
-      </w:r>
-      <w:r>
-        <w:rPr>
-          <w:b w:val="0"/>
-        </w:rPr>
-        <w:t>s under &gt;= 0.5 are 0 and 1. Exit: the computation establishes an activation of about 0.8808 for score 2.</w:t>
-      </w:r>
-    </w:p>
-    <w:p>
-      <w:pPr>
-        <w:spacing w:line="336" w:lineRule="auto" w:after="180"/>
-      </w:pPr>
-      <w:r>
-        <w:rPr>
-          <w:b w:val="0"/>
-        </w:rPr>
-        <w:t>It does not establish calibrated probabilities, correctness on this individual case or reliability on future populations.</w:t>
-      </w:r>
-    </w:p>
-    <w:p>
-      <w:pPr>
-        <w:pStyle w:val="Heading3"/>
-      </w:pPr>
-      <w:r>
         <w:t>Model the reasoning aloud</w:t>
       </w:r>
     </w:p>
@@ -1685,97 +2401,10 @@
     </w:p>
     <w:p>
       <w:pPr>
-        <w:spacing w:line="336" w:lineRule="auto" w:after="180"/>
-      </w:pPr>
-      <w:r>
-        <w:rPr>
-          <w:b w:val="0"/>
-        </w:rPr>
-        <w:t xml:space="preserve">See what </w:t>
-      </w:r>
-      <w:r>
-        <w:rPr>
-          <w:b/>
-        </w:rPr>
-        <w:t>ReLU</w:t>
-      </w:r>
-      <w:r>
-        <w:rPr>
-          <w:b w:val="0"/>
-        </w:rPr>
-        <w:t xml:space="preserve"> removes before the next weighted step.</w:t>
-      </w:r>
-    </w:p>
-    <w:p>
-      <w:pPr>
         <w:pStyle w:val="Heading3"/>
       </w:pPr>
       <w:r>
         <w:t>The facts we will use</w:t>
-      </w:r>
-    </w:p>
-    <w:p>
-      <w:pPr>
-        <w:pStyle w:val="Heading3"/>
-      </w:pPr>
-      <w:r>
-        <w:t>Supplied facts</w:t>
-      </w:r>
-    </w:p>
-    <w:p>
-      <w:pPr>
-        <w:spacing w:line="336" w:lineRule="auto" w:after="180"/>
-        <w:shd w:fill="F1F6FC"/>
-      </w:pPr>
-      <w:r>
-        <w:rPr>
-          <w:b w:val="0"/>
-        </w:rPr>
-        <w:t xml:space="preserve">Toy network z=x-3; h=max(0, z); y=3h+2. </w:t>
-      </w:r>
-      <w:r>
-        <w:rPr>
-          <w:b/>
-        </w:rPr>
-        <w:t>Input</w:t>
-      </w:r>
-      <w:r>
-        <w:rPr>
-          <w:b w:val="0"/>
-        </w:rPr>
-        <w:t>s x=1, 3, 4.</w:t>
-      </w:r>
-    </w:p>
-    <w:p>
-      <w:pPr>
-        <w:pStyle w:val="Heading3"/>
-      </w:pPr>
-      <w:r>
-        <w:t>Supplied facts</w:t>
-      </w:r>
-    </w:p>
-    <w:p>
-      <w:pPr>
-        <w:spacing w:line="336" w:lineRule="auto" w:after="180"/>
-        <w:shd w:fill="F1F6FC"/>
-      </w:pPr>
-      <w:r>
-        <w:rPr>
-          <w:b w:val="0"/>
-        </w:rPr>
-        <w:t xml:space="preserve">All </w:t>
-      </w:r>
-      <w:r>
-        <w:rPr>
-          <w:b/>
-        </w:rPr>
-        <w:t>input</w:t>
-      </w:r>
-      <w:r>
-        <w:rPr>
-          <w:b w:val="0"/>
-        </w:rPr>
-        <w:t>s and outcomes in this worked example are invented classroom data; no real model run is claimed.</w:t>
       </w:r>
     </w:p>
     <w:p>
@@ -1783,7 +2412,7 @@
         <w:drawing>
           <wp:inline xmlns:a="http://schemas.openxmlformats.org/drawingml/2006/main" xmlns:pic="http://schemas.openxmlformats.org/drawingml/2006/picture">
             <wp:extent cx="5486400" cy="2706914"/>
-            <wp:docPr id="1" name="Picture 1" descr="ReLU hidden computation at x=1"/>
+            <wp:docPr id="3" name="Picture 3" descr="ReLU hidden computation at x=1"/>
             <wp:cNvGraphicFramePr>
               <a:graphicFrameLocks noChangeAspect="1"/>
             </wp:cNvGraphicFramePr>
@@ -1795,7 +2424,7 @@
                     <pic:cNvPicPr/>
                   </pic:nvPicPr>
                   <pic:blipFill>
-                    <a:blip r:embed="rId9"/>
+                    <a:blip r:embed="rId11"/>
                     <a:stretch>
                       <a:fillRect/>
                     </a:stretch>
@@ -1819,7 +2448,7 @@
         <w:drawing>
           <wp:inline xmlns:a="http://schemas.openxmlformats.org/drawingml/2006/main" xmlns:pic="http://schemas.openxmlformats.org/drawingml/2006/picture">
             <wp:extent cx="5486400" cy="5185229"/>
-            <wp:docPr id="2" name="Picture 2" descr="Activation functions. Compute preactivation: z values are -2, 0, 1.. Apply ReLU: h values are 0, 0, 1; the negative value is replaced by0.. Compute output: y values are 2, 2, 5; x = 1 and x = 3 collapse to the same output."/>
+            <wp:docPr id="4" name="Picture 4" descr="Activation functions. Compute preactivation: z values are -2, 0, 1.. Apply ReLU: h values are 0, 0, 1; the negative value is replaced by0.. Compute output: y values are 2, 2, 5; x = 1 and x = 3 collapse to the same output."/>
             <wp:cNvGraphicFramePr>
               <a:graphicFrameLocks noChangeAspect="1"/>
             </wp:cNvGraphicFramePr>
@@ -1831,7 +2460,7 @@
                     <pic:cNvPicPr/>
                   </pic:nvPicPr>
                   <pic:blipFill>
-                    <a:blip r:embed="rId10"/>
+                    <a:blip r:embed="rId12"/>
                     <a:stretch>
                       <a:fillRect/>
                     </a:stretch>
@@ -1855,114 +2484,7 @@
         <w:pStyle w:val="Heading3"/>
       </w:pPr>
       <w:r>
-        <w:t>Read the picture one step at a time</w:t>
-      </w:r>
-    </w:p>
-    <w:tbl>
-      <w:tblPr>
-        <w:tblStyle w:val="LightShading-Accent1"/>
-        <w:tblW w:type="auto" w:w="0"/>
-        <w:tblLook w:firstColumn="1" w:firstRow="1" w:lastColumn="0" w:lastRow="0" w:noHBand="0" w:noVBand="1" w:val="04A0"/>
-      </w:tblPr>
-      <w:tblGrid>
-        <w:gridCol w:w="5112"/>
-        <w:gridCol w:w="5112"/>
-      </w:tblGrid>
-      <w:tr>
-        <w:trPr>
-          <w:tblHeader/>
-        </w:trPr>
-        <w:tc>
-          <w:tcPr>
-            <w:tcW w:type="dxa" w:w="5112"/>
-          </w:tcPr>
-          <w:p>
-            <w:r>
-              <w:t>Step</w:t>
-            </w:r>
-          </w:p>
-        </w:tc>
-        <w:tc>
-          <w:tcPr>
-            <w:tcW w:type="dxa" w:w="5112"/>
-          </w:tcPr>
-          <w:p>
-            <w:r>
-              <w:t>What happens and why</w:t>
-            </w:r>
-          </w:p>
-        </w:tc>
-      </w:tr>
-      <w:tr>
-        <w:tc>
-          <w:tcPr>
-            <w:tcW w:type="dxa" w:w="5112"/>
-          </w:tcPr>
-          <w:p>
-            <w:r>
-              <w:t>1. Compute preactivation</w:t>
-            </w:r>
-          </w:p>
-        </w:tc>
-        <w:tc>
-          <w:tcPr>
-            <w:tcW w:type="dxa" w:w="5112"/>
-          </w:tcPr>
-          <w:p>
-            <w:r>
-              <w:t>z values are -2, 0, 1.</w:t>
-            </w:r>
-          </w:p>
-        </w:tc>
-      </w:tr>
-      <w:tr>
-        <w:tc>
-          <w:tcPr>
-            <w:tcW w:type="dxa" w:w="5112"/>
-          </w:tcPr>
-          <w:p>
-            <w:r>
-              <w:t>2. Apply ReLU</w:t>
-            </w:r>
-          </w:p>
-        </w:tc>
-        <w:tc>
-          <w:tcPr>
-            <w:tcW w:type="dxa" w:w="5112"/>
-          </w:tcPr>
-          <w:p>
-            <w:r>
-              <w:t>h values are 0, 0, 1; the negative value is replaced by0.</w:t>
-            </w:r>
-          </w:p>
-        </w:tc>
-      </w:tr>
-      <w:tr>
-        <w:tc>
-          <w:tcPr>
-            <w:tcW w:type="dxa" w:w="5112"/>
-          </w:tcPr>
-          <w:p>
-            <w:r>
-              <w:t>3. Compute output</w:t>
-            </w:r>
-          </w:p>
-        </w:tc>
-        <w:tc>
-          <w:tcPr>
-            <w:tcW w:type="dxa" w:w="5112"/>
-          </w:tcPr>
-          <w:p>
-            <w:r>
-              <w:t>y values are 2, 2, 5; x = 1 and x = 3 collapse to the same output.</w:t>
-            </w:r>
-          </w:p>
-        </w:tc>
-      </w:tr>
-    </w:tbl>
-    <w:p>
-      <w:r>
-        <w:t>Match each pictured step to the supplied facts. This is a worked teaching case, not an independent assessment.</w:t>
+        <w:t>Why this result follows</w:t>
       </w:r>
     </w:p>
     <w:p>
@@ -1970,7 +2492,7 @@
         <w:pStyle w:val="Heading3"/>
       </w:pPr>
       <w:r>
-        <w:t>Why this result follows</w:t>
+        <w:t>What this example does not establish</w:t>
       </w:r>
     </w:p>
     <w:p>
@@ -1978,227 +2500,239 @@
         <w:pStyle w:val="Heading3"/>
       </w:pPr>
       <w:r>
-        <w:t>Why the result follows</w:t>
+        <w:t>Change one thing in the pictured case</w:t>
       </w:r>
     </w:p>
     <w:p>
       <w:pPr>
-        <w:spacing w:line="336" w:lineRule="auto" w:after="180"/>
-        <w:shd w:fill="F1F6FC"/>
-      </w:pPr>
-      <w:r>
-        <w:rPr>
-          <w:b/>
-        </w:rPr>
-        <w:t>ReLU</w:t>
-      </w:r>
-      <w:r>
-        <w:rPr>
-          <w:b w:val="0"/>
-        </w:rPr>
-        <w:t xml:space="preserve"> means keep a positive value and replace a negative one with zero. The </w:t>
-      </w:r>
-      <w:r>
-        <w:rPr>
-          <w:b/>
-        </w:rPr>
-        <w:t>output</w:t>
-      </w:r>
-      <w:r>
-        <w:rPr>
-          <w:b w:val="0"/>
-        </w:rPr>
-        <w:t xml:space="preserve"> layer receives that transformed value, not the original </w:t>
-      </w:r>
-      <w:r>
-        <w:rPr>
-          <w:b/>
-        </w:rPr>
-        <w:t>input</w:t>
-      </w:r>
-      <w:r>
-        <w:rPr>
-          <w:b w:val="0"/>
-        </w:rPr>
-        <w:t>.</w:t>
+        <w:pStyle w:val="Heading3"/>
+      </w:pPr>
+      <w:r>
+        <w:t>Ask while showing the picture</w:t>
       </w:r>
     </w:p>
     <w:p>
       <w:pPr>
         <w:spacing w:line="336" w:lineRule="auto" w:after="180"/>
-        <w:shd w:fill="F1F6FC"/>
-      </w:pPr>
+      </w:pPr>
+      <w:r>
+        <w:rPr>
+          <w:b w:val="0"/>
+        </w:rPr>
+        <w:t xml:space="preserve">Cover the result. Ask learners to name the </w:t>
+      </w:r>
       <w:r>
         <w:rPr>
           <w:b/>
         </w:rPr>
-        <w:t>Input</w:t>
-      </w:r>
-      <w:r>
-        <w:rPr>
-          <w:b w:val="0"/>
-        </w:rPr>
-        <w:t xml:space="preserve">s one and three therefore both deliver zero to the final layer and produce two. Replacing </w:t>
+        <w:t>input</w:t>
+      </w:r>
+      <w:r>
+        <w:rPr>
+          <w:b w:val="0"/>
+        </w:rPr>
+        <w:t xml:space="preserve">s and predict the next step. Uncover one step, connect the icon to the actual procedure, and explain its </w:t>
       </w:r>
       <w:r>
         <w:rPr>
           <w:b/>
         </w:rPr>
-        <w:t>ReLU</w:t>
-      </w:r>
-      <w:r>
-        <w:rPr>
-          <w:b w:val="0"/>
-        </w:rPr>
-        <w:t xml:space="preserve"> with identity changes the procedure: negative intermediate values now remain available to the next layer.</w:t>
+        <w:t>evidence</w:t>
+      </w:r>
+      <w:r>
+        <w:rPr>
+          <w:b w:val="0"/>
+        </w:rPr>
+        <w:t>. Then change the supplied condition and compare.</w:t>
       </w:r>
     </w:p>
     <w:p>
       <w:pPr>
-        <w:pStyle w:val="Heading3"/>
-      </w:pPr>
-      <w:r>
-        <w:t>What this example does not establish</w:t>
+        <w:spacing w:line="336" w:lineRule="auto" w:after="180"/>
+      </w:pPr>
+      <w:r>
+        <w:rPr>
+          <w:b w:val="0"/>
+        </w:rPr>
+        <w:t>The picture is a representation; it does not document execution of a real AI model.</w:t>
       </w:r>
     </w:p>
     <w:p>
       <w:pPr>
-        <w:pStyle w:val="Heading3"/>
-      </w:pPr>
-      <w:r>
-        <w:t>Keep the stated limit</w:t>
+        <w:pStyle w:val="Heading1"/>
+      </w:pPr>
+      <w:r>
+        <w:t>03. Model a step,then remove help</w:t>
       </w:r>
     </w:p>
     <w:p>
-      <w:pPr>
-        <w:spacing w:line="336" w:lineRule="auto" w:after="180"/>
-        <w:shd w:fill="FFF5E6"/>
-      </w:pPr>
-      <w:r>
-        <w:rPr>
-          <w:b/>
-        </w:rPr>
-        <w:t>ReLU</w:t>
-      </w:r>
-      <w:r>
-        <w:rPr>
-          <w:b w:val="0"/>
-        </w:rPr>
-        <w:t xml:space="preserve"> is one activation choice. Clipping negatives does not itself train the network or prove useful representation.</w:t>
+      <w:r>
+        <w:t>Collect each learner’s reasoning before showing a key.</w:t>
       </w:r>
     </w:p>
     <w:p>
       <w:pPr>
-        <w:pStyle w:val="Heading3"/>
-      </w:pPr>
-      <w:r>
-        <w:t>Change one thing in the pictured case</w:t>
+        <w:pStyle w:val="Heading2"/>
+      </w:pPr>
+      <w:r>
+        <w:t>Current completion task and checked reasoning</w:t>
       </w:r>
     </w:p>
     <w:p>
       <w:pPr>
-        <w:pStyle w:val="Heading3"/>
-      </w:pPr>
-      <w:r>
-        <w:t>Change one thing</w:t>
+        <w:spacing w:line="336" w:lineRule="auto" w:after="180"/>
+      </w:pPr>
+      <w:r>
+        <w:rPr>
+          <w:b w:val="0"/>
+        </w:rPr>
+        <w:t xml:space="preserve">Completion task: Use the lesson </w:t>
+      </w:r>
+      <w:r>
+        <w:rPr>
+          <w:b/>
+        </w:rPr>
+        <w:t>sigmoid</w:t>
+      </w:r>
+      <w:r>
+        <w:rPr>
+          <w:b w:val="0"/>
+        </w:rPr>
+        <w:t xml:space="preserve"> values for -2, 0, 2. Predict classes under a &gt;= 0.5, then explain the zero-score case.</w:t>
       </w:r>
     </w:p>
     <w:p>
       <w:pPr>
         <w:spacing w:line="336" w:lineRule="auto" w:after="180"/>
-        <w:shd w:fill="F5F1FB"/>
-      </w:pPr>
-      <w:r>
-        <w:rPr>
-          <w:b w:val="0"/>
-        </w:rPr>
-        <w:t xml:space="preserve">Change: Replace </w:t>
+      </w:pPr>
+      <w:r>
+        <w:rPr>
+          <w:b w:val="0"/>
+        </w:rPr>
+        <w:t xml:space="preserve">Teacher check: Teacher explanation: Classes are 0, 1, 1. </w:t>
       </w:r>
       <w:r>
         <w:rPr>
           <w:b/>
         </w:rPr>
-        <w:t>ReLU</w:t>
-      </w:r>
-      <w:r>
-        <w:rPr>
-          <w:b w:val="0"/>
-        </w:rPr>
-        <w:t xml:space="preserve"> with identity.</w:t>
+        <w:t>Sigmoid</w:t>
+      </w:r>
+      <w:r>
+        <w:rPr>
+          <w:b w:val="0"/>
+        </w:rPr>
+        <w:t>(0) equals 0.5 and the declared &gt;= comparison includes equality.</w:t>
       </w:r>
     </w:p>
     <w:p>
       <w:pPr>
-        <w:pStyle w:val="Heading3"/>
-      </w:pPr>
-      <w:r>
-        <w:t>Predicted result</w:t>
+        <w:spacing w:line="336" w:lineRule="auto" w:after="180"/>
+      </w:pPr>
+      <w:r>
+        <w:rPr>
+          <w:b w:val="0"/>
+        </w:rPr>
+        <w:t xml:space="preserve">Start by identifying the given </w:t>
+      </w:r>
+      <w:r>
+        <w:rPr>
+          <w:b/>
+        </w:rPr>
+        <w:t>input</w:t>
+      </w:r>
+      <w:r>
+        <w:rPr>
+          <w:b w:val="0"/>
+        </w:rPr>
+        <w:t>s together. Leave the intermediate steps blank. If needed, model one step, then withdraw that help on the next step. Move to a full trace only when the partial trace is understood.</w:t>
       </w:r>
     </w:p>
     <w:p>
       <w:pPr>
         <w:spacing w:line="336" w:lineRule="auto" w:after="180"/>
-        <w:shd w:fill="F1F6FC"/>
-      </w:pPr>
-      <w:r>
-        <w:rPr>
-          <w:b/>
-        </w:rPr>
-        <w:t>Prediction</w:t>
-      </w:r>
-      <w:r>
-        <w:rPr>
-          <w:b w:val="0"/>
-        </w:rPr>
-        <w:t xml:space="preserve">: h becomes -2, 0, 1 and </w:t>
-      </w:r>
-      <w:r>
-        <w:rPr>
-          <w:b/>
-        </w:rPr>
-        <w:t>output</w:t>
-      </w:r>
-      <w:r>
-        <w:rPr>
-          <w:b w:val="0"/>
-        </w:rPr>
-        <w:t>s become -4, 2, 5.</w:t>
+      </w:pPr>
+      <w:r>
+        <w:rPr>
+          <w:b w:val="0"/>
+        </w:rPr>
+        <w:t>For partners, alternate explainer and checker; collect a response from every learner before discussion.</w:t>
       </w:r>
     </w:p>
     <w:p>
       <w:pPr>
-        <w:pStyle w:val="Heading3"/>
-      </w:pPr>
-      <w:r>
-        <w:t>Why the result follows</w:t>
+        <w:pStyle w:val="Heading2"/>
+      </w:pPr>
+      <w:r>
+        <w:t>Individual misconception check</w:t>
       </w:r>
     </w:p>
     <w:p>
       <w:pPr>
         <w:spacing w:line="336" w:lineRule="auto" w:after="180"/>
-        <w:shd w:fill="F1F6FC"/>
-      </w:pPr>
-      <w:r>
-        <w:rPr>
-          <w:b w:val="0"/>
-        </w:rPr>
-        <w:t>Reason: Identity retains the negative intermediate value instead of clipping it.</w:t>
+      </w:pPr>
+      <w:r>
+        <w:rPr>
+          <w:b w:val="0"/>
+        </w:rPr>
+        <w:t xml:space="preserve">Use the worked case for </w:t>
+      </w:r>
+      <w:r>
+        <w:rPr>
+          <w:b/>
+        </w:rPr>
+        <w:t>Activation function</w:t>
+      </w:r>
+      <w:r>
+        <w:rPr>
+          <w:b w:val="0"/>
+        </w:rPr>
+        <w:t>s. Proposed explanation: “</w:t>
+      </w:r>
+      <w:r>
+        <w:rPr>
+          <w:b/>
+        </w:rPr>
+        <w:t>ReLU</w:t>
+      </w:r>
+      <w:r>
+        <w:rPr>
+          <w:b w:val="0"/>
+        </w:rPr>
+        <w:t xml:space="preserve"> returns a class label”. Decide whether this explanation is supported. Point to the step or supplied fact that decides; explain your repair if needed.</w:t>
       </w:r>
     </w:p>
     <w:p>
       <w:pPr>
-        <w:pStyle w:val="Heading3"/>
-      </w:pPr>
-      <w:r>
-        <w:t>Ask while showing the picture</w:t>
+        <w:spacing w:line="336" w:lineRule="auto" w:after="180"/>
+      </w:pPr>
+      <w:r>
+        <w:rPr>
+          <w:b w:val="0"/>
+        </w:rPr>
+        <w:t xml:space="preserve">Expected correction: Positive scores retain magnitude, so </w:t>
+      </w:r>
+      <w:r>
+        <w:rPr>
+          <w:b/>
+        </w:rPr>
+        <w:t>ReLU</w:t>
+      </w:r>
+      <w:r>
+        <w:rPr>
+          <w:b w:val="0"/>
+        </w:rPr>
+        <w:t>(2) is 2. A final class rule is separate.</w:t>
       </w:r>
     </w:p>
     <w:p>
       <w:pPr>
-        <w:pStyle w:val="Heading3"/>
-      </w:pPr>
-      <w:r>
-        <w:t>Ask while showing the picture · 4</w:t>
+        <w:spacing w:line="336" w:lineRule="auto" w:after="180"/>
+      </w:pPr>
+      <w:r>
+        <w:rPr>
+          <w:b w:val="0"/>
+        </w:rPr>
+        <w:t>Collect explanations, not only yes/no votes. If a misunderstanding is common, re-model the relevant step for the class.</w:t>
       </w:r>
     </w:p>
     <w:p>
@@ -2209,55 +2743,299 @@
         <w:rPr>
           <w:b w:val="0"/>
         </w:rPr>
-        <w:t xml:space="preserve">Cover the result. Ask learners to name the </w:t>
-      </w:r>
-      <w:r>
-        <w:rPr>
-          <w:b/>
-        </w:rPr>
-        <w:t>input</w:t>
-      </w:r>
-      <w:r>
-        <w:rPr>
-          <w:b w:val="0"/>
-        </w:rPr>
-        <w:t xml:space="preserve">s and predict the next step. Uncover one step, connect the icon to the actual procedure, and explain its </w:t>
-      </w:r>
-      <w:r>
-        <w:rPr>
-          <w:b/>
-        </w:rPr>
-        <w:t>evidence</w:t>
-      </w:r>
-      <w:r>
-        <w:rPr>
-          <w:b w:val="0"/>
-        </w:rPr>
-        <w:t>. Then change the supplied condition and compare.</w:t>
+        <w:t>If it affects a few learners, give a short targeted group explanation while others solve a more demanding variation.</w:t>
       </w:r>
     </w:p>
     <w:p>
       <w:pPr>
-        <w:spacing w:line="336" w:lineRule="auto" w:after="180"/>
-      </w:pPr>
-      <w:r>
-        <w:rPr>
-          <w:b w:val="0"/>
-        </w:rPr>
-        <w:t>The picture is a representation; it does not document execution of a real AI model.</w:t>
+        <w:pStyle w:val="Heading2"/>
+      </w:pPr>
+      <w:r>
+        <w:t>Pictured reasoning and changed case</w:t>
       </w:r>
     </w:p>
     <w:p>
       <w:pPr>
-        <w:pStyle w:val="Heading1"/>
-      </w:pPr>
-      <w:r>
-        <w:t>03. Demonstrate and guide practice</w:t>
+        <w:spacing w:line="336" w:lineRule="auto" w:after="180"/>
+      </w:pPr>
+      <w:r>
+        <w:rPr>
+          <w:b w:val="0"/>
+        </w:rPr>
+        <w:t xml:space="preserve">Which original </w:t>
+      </w:r>
+      <w:r>
+        <w:rPr>
+          <w:b/>
+        </w:rPr>
+        <w:t>input</w:t>
+      </w:r>
+      <w:r>
+        <w:rPr>
+          <w:b w:val="0"/>
+        </w:rPr>
+        <w:t xml:space="preserve">s cannot be distinguished by this network’s final </w:t>
+      </w:r>
+      <w:r>
+        <w:rPr>
+          <w:b/>
+        </w:rPr>
+        <w:t>output</w:t>
+      </w:r>
+      <w:r>
+        <w:rPr>
+          <w:b w:val="0"/>
+        </w:rPr>
+        <w:t xml:space="preserve">? Point to the relevant step in the picture, then write the changed result and the rule or </w:t>
+      </w:r>
+      <w:r>
+        <w:rPr>
+          <w:b/>
+        </w:rPr>
+        <w:t>evidence</w:t>
+      </w:r>
+      <w:r>
+        <w:rPr>
+          <w:b w:val="0"/>
+        </w:rPr>
+        <w:t xml:space="preserve"> that supports it.</w:t>
       </w:r>
     </w:p>
     <w:p>
-      <w:r>
-        <w:t>Demonstrate Activation functions, reduce support deliberately and check individual reasoning before discussing answers.</w:t>
+      <w:pPr>
+        <w:spacing w:line="336" w:lineRule="auto" w:after="180"/>
+      </w:pPr>
+      <w:r>
+        <w:rPr>
+          <w:b w:val="0"/>
+        </w:rPr>
+        <w:t xml:space="preserve">x=1 and x=3 both give h = 0 and y = 2. After </w:t>
+      </w:r>
+      <w:r>
+        <w:rPr>
+          <w:b/>
+        </w:rPr>
+        <w:t>ReLU</w:t>
+      </w:r>
+      <w:r>
+        <w:rPr>
+          <w:b w:val="0"/>
+        </w:rPr>
+        <w:t xml:space="preserve">, the downstream step receives identical values for those </w:t>
+      </w:r>
+      <w:r>
+        <w:rPr>
+          <w:b/>
+        </w:rPr>
+        <w:t>input</w:t>
+      </w:r>
+      <w:r>
+        <w:rPr>
+          <w:b w:val="0"/>
+        </w:rPr>
+        <w:t xml:space="preserve">s. Changed-case check: h becomes -2, 0, 1 and </w:t>
+      </w:r>
+      <w:r>
+        <w:rPr>
+          <w:b/>
+        </w:rPr>
+        <w:t>output</w:t>
+      </w:r>
+      <w:r>
+        <w:rPr>
+          <w:b w:val="0"/>
+        </w:rPr>
+        <w:t>s become -4, 2, 5.</w:t>
+      </w:r>
+    </w:p>
+    <w:p>
+      <w:pPr>
+        <w:spacing w:line="336" w:lineRule="auto" w:after="180"/>
+      </w:pPr>
+      <w:r>
+        <w:rPr>
+          <w:b w:val="0"/>
+        </w:rPr>
+        <w:t>Identity retains the negative intermediate value instead of clipping it.</w:t>
+      </w:r>
+    </w:p>
+    <w:p>
+      <w:pPr>
+        <w:spacing w:line="336" w:lineRule="auto" w:after="180"/>
+      </w:pPr>
+      <w:r>
+        <w:rPr>
+          <w:b w:val="0"/>
+        </w:rPr>
+        <w:t xml:space="preserve">Changed-case reasoning: h becomes -2, 0, 1 and </w:t>
+      </w:r>
+      <w:r>
+        <w:rPr>
+          <w:b/>
+        </w:rPr>
+        <w:t>output</w:t>
+      </w:r>
+      <w:r>
+        <w:rPr>
+          <w:b w:val="0"/>
+        </w:rPr>
+        <w:t>s become -4, 2, 5. Identity retains the negative intermediate value instead of clipping it.</w:t>
+      </w:r>
+    </w:p>
+    <w:p>
+      <w:pPr>
+        <w:spacing w:line="336" w:lineRule="auto" w:after="180"/>
+      </w:pPr>
+      <w:r>
+        <w:rPr>
+          <w:b w:val="0"/>
+        </w:rPr>
+        <w:t xml:space="preserve">Collect each learner’s explanation before discussion. Use the first missing connection between </w:t>
+      </w:r>
+      <w:r>
+        <w:rPr>
+          <w:b/>
+        </w:rPr>
+        <w:t>input</w:t>
+      </w:r>
+      <w:r>
+        <w:rPr>
+          <w:b w:val="0"/>
+        </w:rPr>
+        <w:t xml:space="preserve">, deciding step and result to choose support. This question is worked-case practice, not fresh mastery </w:t>
+      </w:r>
+      <w:r>
+        <w:rPr>
+          <w:b/>
+        </w:rPr>
+        <w:t>evidence</w:t>
+      </w:r>
+      <w:r>
+        <w:rPr>
+          <w:b w:val="0"/>
+        </w:rPr>
+        <w:t>.</w:t>
+      </w:r>
+    </w:p>
+    <w:p>
+      <w:pPr>
+        <w:pStyle w:val="Heading2"/>
+      </w:pPr>
+      <w:r>
+        <w:t>Accessible support and extension</w:t>
+      </w:r>
+    </w:p>
+    <w:p>
+      <w:pPr>
+        <w:spacing w:line="336" w:lineRule="auto" w:after="180"/>
+      </w:pPr>
+      <w:r>
+        <w:rPr>
+          <w:b w:val="0"/>
+        </w:rPr>
+        <w:t xml:space="preserve">Use See how it works and Follow a worked example. Collect a </w:t>
+      </w:r>
+      <w:r>
+        <w:rPr>
+          <w:b/>
+        </w:rPr>
+        <w:t>prediction</w:t>
+      </w:r>
+      <w:r>
+        <w:rPr>
+          <w:b w:val="0"/>
+        </w:rPr>
+        <w:t xml:space="preserve"> before revealing its result; ask the learner to point to each intermediate fact.</w:t>
+      </w:r>
+    </w:p>
+    <w:p>
+      <w:pPr>
+        <w:spacing w:line="336" w:lineRule="auto" w:after="180"/>
+      </w:pPr>
+      <w:r>
+        <w:rPr>
+          <w:b w:val="0"/>
+        </w:rPr>
+        <w:t xml:space="preserve">Use a number line and a three-column z, a, y table. Supply </w:t>
+      </w:r>
+      <w:r>
+        <w:rPr>
+          <w:b/>
+        </w:rPr>
+        <w:t>sigmoid</w:t>
+      </w:r>
+      <w:r>
+        <w:rPr>
+          <w:b w:val="0"/>
+        </w:rPr>
+        <w:t xml:space="preserve"> values rather than requiring exponent calculations from memory.</w:t>
+      </w:r>
+    </w:p>
+    <w:p>
+      <w:pPr>
+        <w:spacing w:line="336" w:lineRule="auto" w:after="180"/>
+      </w:pPr>
+      <w:r>
+        <w:rPr>
+          <w:b w:val="0"/>
+        </w:rPr>
+        <w:t xml:space="preserve">Extension: use several </w:t>
+      </w:r>
+      <w:r>
+        <w:rPr>
+          <w:b/>
+        </w:rPr>
+        <w:t>input</w:t>
+      </w:r>
+      <w:r>
+        <w:rPr>
+          <w:b w:val="0"/>
+        </w:rPr>
+        <w:t xml:space="preserve">s to verify that </w:t>
+      </w:r>
+      <w:r>
+        <w:rPr>
+          <w:b/>
+        </w:rPr>
+        <w:t>sigmoid</w:t>
+      </w:r>
+      <w:r>
+        <w:rPr>
+          <w:b w:val="0"/>
+        </w:rPr>
+        <w:t xml:space="preserve">(z) and </w:t>
+      </w:r>
+      <w:r>
+        <w:rPr>
+          <w:b/>
+        </w:rPr>
+        <w:t>sigmoid</w:t>
+      </w:r>
+      <w:r>
+        <w:rPr>
+          <w:b w:val="0"/>
+        </w:rPr>
+        <w:t xml:space="preserve">(-z) sum to 1 within rounding error, while noting that this symmetry is not </w:t>
+      </w:r>
+      <w:r>
+        <w:rPr>
+          <w:b/>
+        </w:rPr>
+        <w:t>evidence</w:t>
+      </w:r>
+      <w:r>
+        <w:rPr>
+          <w:b w:val="0"/>
+        </w:rPr>
+        <w:t xml:space="preserve"> of calibration.</w:t>
+      </w:r>
+    </w:p>
+    <w:p>
+      <w:pPr>
+        <w:pStyle w:val="Heading2"/>
+      </w:pPr>
+      <w:r>
+        <w:t>Earlier wording, alternatives and picture transcripts · reference / check after trying</w:t>
       </w:r>
     </w:p>
     <w:tbl>
@@ -2474,107 +3252,26 @@
     </w:tbl>
     <w:p>
       <w:pPr>
-        <w:spacing w:line="336" w:lineRule="auto" w:after="180"/>
-      </w:pPr>
-      <w:r>
-        <w:rPr>
-          <w:b w:val="0"/>
-        </w:rPr>
-        <w:t xml:space="preserve">Use See how it works and Follow a worked example. Collect a </w:t>
-      </w:r>
-      <w:r>
-        <w:rPr>
-          <w:b/>
-        </w:rPr>
-        <w:t>prediction</w:t>
-      </w:r>
-      <w:r>
-        <w:rPr>
-          <w:b w:val="0"/>
-        </w:rPr>
-        <w:t xml:space="preserve"> before revealing its result; ask the learner to point to each intermediate fact.</w:t>
+        <w:pStyle w:val="Heading3"/>
+      </w:pPr>
+      <w:r>
+        <w:t>Reduce help deliberately</w:t>
       </w:r>
     </w:p>
     <w:p>
       <w:pPr>
-        <w:spacing w:line="336" w:lineRule="auto" w:after="180"/>
-      </w:pPr>
-      <w:r>
-        <w:rPr>
-          <w:b w:val="0"/>
-        </w:rPr>
-        <w:t xml:space="preserve">Use a number line and a three-column z, a, y table. Supply </w:t>
-      </w:r>
-      <w:r>
-        <w:rPr>
-          <w:b/>
-        </w:rPr>
-        <w:t>sigmoid</w:t>
-      </w:r>
-      <w:r>
-        <w:rPr>
-          <w:b w:val="0"/>
-        </w:rPr>
-        <w:t xml:space="preserve"> values rather than requiring exponent calculations from memory.</w:t>
+        <w:pStyle w:val="Heading3"/>
+      </w:pPr>
+      <w:r>
+        <w:t>Individual reasoning check</w:t>
       </w:r>
     </w:p>
     <w:p>
       <w:pPr>
-        <w:spacing w:line="336" w:lineRule="auto" w:after="180"/>
-      </w:pPr>
-      <w:r>
-        <w:rPr>
-          <w:b w:val="0"/>
-        </w:rPr>
-        <w:t xml:space="preserve">Extension: use several </w:t>
-      </w:r>
-      <w:r>
-        <w:rPr>
-          <w:b/>
-        </w:rPr>
-        <w:t>input</w:t>
-      </w:r>
-      <w:r>
-        <w:rPr>
-          <w:b w:val="0"/>
-        </w:rPr>
-        <w:t xml:space="preserve">s to verify that </w:t>
-      </w:r>
-      <w:r>
-        <w:rPr>
-          <w:b/>
-        </w:rPr>
-        <w:t>sigmoid</w:t>
-      </w:r>
-      <w:r>
-        <w:rPr>
-          <w:b w:val="0"/>
-        </w:rPr>
-        <w:t xml:space="preserve">(z) and </w:t>
-      </w:r>
-      <w:r>
-        <w:rPr>
-          <w:b/>
-        </w:rPr>
-        <w:t>sigmoid</w:t>
-      </w:r>
-      <w:r>
-        <w:rPr>
-          <w:b w:val="0"/>
-        </w:rPr>
-        <w:t xml:space="preserve">(-z) sum to 1 within rounding error, while noting that this symmetry is not </w:t>
-      </w:r>
-      <w:r>
-        <w:rPr>
-          <w:b/>
-        </w:rPr>
-        <w:t>evidence</w:t>
-      </w:r>
-      <w:r>
-        <w:rPr>
-          <w:b w:val="0"/>
-        </w:rPr>
-        <w:t xml:space="preserve"> of calibration.</w:t>
+        <w:pStyle w:val="Heading3"/>
+      </w:pPr>
+      <w:r>
+        <w:t>Pictorial practice question</w:t>
       </w:r>
     </w:p>
     <w:p>
@@ -2582,94 +3279,47 @@
         <w:pStyle w:val="Heading3"/>
       </w:pPr>
       <w:r>
-        <w:t>Reduce help deliberately</w:t>
+        <w:t>Reasoned teacher answer</w:t>
       </w:r>
     </w:p>
     <w:p>
       <w:pPr>
-        <w:pStyle w:val="Heading3"/>
-      </w:pPr>
-      <w:r>
-        <w:t>Completion practice</w:t>
+        <w:pStyle w:val="Heading1"/>
+      </w:pPr>
+      <w:r>
+        <w:t>04. Run the complete supplied investigation</w:t>
       </w:r>
     </w:p>
     <w:p>
-      <w:pPr>
-        <w:spacing w:line="336" w:lineRule="auto" w:after="180"/>
-        <w:shd w:fill="F5F1FB"/>
-      </w:pPr>
-      <w:r>
-        <w:rPr>
-          <w:b w:val="0"/>
-        </w:rPr>
-        <w:t xml:space="preserve">Completion task: Use the lesson </w:t>
-      </w:r>
-      <w:r>
-        <w:rPr>
-          <w:b/>
-        </w:rPr>
-        <w:t>sigmoid</w:t>
-      </w:r>
-      <w:r>
-        <w:rPr>
-          <w:b w:val="0"/>
-        </w:rPr>
-        <w:t xml:space="preserve"> values for -2, 0, 2. Predict classes under a &gt;= 0.5, then explain the zero-score case.</w:t>
+      <w:r>
+        <w:t>Separate predictions,actual runs and paper traces.</w:t>
       </w:r>
     </w:p>
     <w:p>
       <w:pPr>
-        <w:pStyle w:val="Heading3"/>
-      </w:pPr>
-      <w:r>
-        <w:t>Reasoning to listen for</w:t>
+        <w:pStyle w:val="Heading2"/>
+      </w:pPr>
+      <w:r>
+        <w:t>Complete inputs,expected results and limits</w:t>
       </w:r>
     </w:p>
     <w:p>
       <w:pPr>
         <w:spacing w:line="336" w:lineRule="auto" w:after="180"/>
-        <w:shd w:fill="F1F6FC"/>
-      </w:pPr>
-      <w:r>
-        <w:rPr>
-          <w:b w:val="0"/>
-        </w:rPr>
-        <w:t xml:space="preserve">Teacher check: Teacher explanation: Classes are 0, 1, 1. </w:t>
-      </w:r>
-      <w:r>
-        <w:rPr>
-          <w:b/>
-        </w:rPr>
-        <w:t>Sigmoid</w:t>
-      </w:r>
-      <w:r>
-        <w:rPr>
-          <w:b w:val="0"/>
-        </w:rPr>
-        <w:t>(0) equals 0.5 and the declared &gt;= comparison includes equality.</w:t>
+      </w:pPr>
+      <w:r>
+        <w:rPr>
+          <w:b w:val="0"/>
+        </w:rPr>
+        <w:t>Same-score table and probes as supplied. Finite extremes avoid overflow but can round to0/1. Do not infer calibrated reliability from sigmoid range. Independent x0/2/5:z−2/0/3, a0/0/3, y1/1/7; identity gives−3/1/7. Inputs0 and2 collapse through ReLU. W3 midpoint0 differs from endpoint-average 1; W5 asks actual calibration/evaluation evidence, not a range argument.</w:t>
       </w:r>
     </w:p>
     <w:p>
       <w:pPr>
-        <w:spacing w:line="336" w:lineRule="auto" w:after="180"/>
-      </w:pPr>
-      <w:r>
-        <w:rPr>
-          <w:b w:val="0"/>
-        </w:rPr>
-        <w:t xml:space="preserve">Start by identifying the given </w:t>
-      </w:r>
-      <w:r>
-        <w:rPr>
-          <w:b/>
-        </w:rPr>
-        <w:t>input</w:t>
-      </w:r>
-      <w:r>
-        <w:rPr>
-          <w:b w:val="0"/>
-        </w:rPr>
-        <w:t>s together. Leave the intermediate steps blank. If needed, model one step, then withdraw that help on the next step. Move to a full trace only when the partial trace is understood.</w:t>
+        <w:pStyle w:val="Heading2"/>
+      </w:pPr>
+      <w:r>
+        <w:t>Diagnose the current misconceptions</w:t>
       </w:r>
     </w:p>
     <w:p>
@@ -2678,17 +3328,50 @@
       </w:pPr>
       <w:r>
         <w:rPr>
-          <w:b w:val="0"/>
-        </w:rPr>
-        <w:t>For partners, alternate explainer and checker; collect a response from every learner before discussion.</w:t>
+          <w:b/>
+        </w:rPr>
+        <w:t>ReLU</w:t>
+      </w:r>
+      <w:r>
+        <w:rPr>
+          <w:b w:val="0"/>
+        </w:rPr>
+        <w:t xml:space="preserve"> returns a class label: Positive scores retain magnitude, so </w:t>
+      </w:r>
+      <w:r>
+        <w:rPr>
+          <w:b/>
+        </w:rPr>
+        <w:t>ReLU</w:t>
+      </w:r>
+      <w:r>
+        <w:rPr>
+          <w:b w:val="0"/>
+        </w:rPr>
+        <w:t>(2) is 2. A final class rule is separate.</w:t>
       </w:r>
     </w:p>
     <w:p>
       <w:pPr>
-        <w:pStyle w:val="Heading3"/>
-      </w:pPr>
-      <w:r>
-        <w:t>Individual reasoning check</w:t>
+        <w:spacing w:line="336" w:lineRule="auto" w:after="180"/>
+      </w:pPr>
+      <w:r>
+        <w:rPr>
+          <w:b w:val="0"/>
+        </w:rPr>
+        <w:t xml:space="preserve">A bounded number is a calibrated probability: A range restriction comes from the formula. Calibration needs appropriate </w:t>
+      </w:r>
+      <w:r>
+        <w:rPr>
+          <w:b/>
+        </w:rPr>
+        <w:t>evidence</w:t>
+      </w:r>
+      <w:r>
+        <w:rPr>
+          <w:b w:val="0"/>
+        </w:rPr>
+        <w:t>.</w:t>
       </w:r>
     </w:p>
     <w:p>
@@ -2699,395 +3382,62 @@
         <w:rPr>
           <w:b w:val="0"/>
         </w:rPr>
-        <w:t xml:space="preserve">Use the worked case for </w:t>
+        <w:t xml:space="preserve">Nonlinearity guarantees a better result: It changes which functions can be represented; data, </w:t>
       </w:r>
       <w:r>
         <w:rPr>
           <w:b/>
         </w:rPr>
-        <w:t>Activation function</w:t>
-      </w:r>
-      <w:r>
-        <w:rPr>
-          <w:b w:val="0"/>
-        </w:rPr>
-        <w:t>s. Proposed explanation: “</w:t>
-      </w:r>
-      <w:r>
-        <w:rPr>
-          <w:b/>
-        </w:rPr>
-        <w:t>ReLU</w:t>
-      </w:r>
-      <w:r>
-        <w:rPr>
-          <w:b w:val="0"/>
-        </w:rPr>
-        <w:t xml:space="preserve"> returns a class label”. Decide whether this explanation is supported. Point to the step or supplied fact that decides; explain your repair if needed.</w:t>
+        <w:t>fitting</w:t>
+      </w:r>
+      <w:r>
+        <w:rPr>
+          <w:b w:val="0"/>
+        </w:rPr>
+        <w:t xml:space="preserve"> and valid evaluation still determine model quality.</w:t>
       </w:r>
     </w:p>
     <w:p>
       <w:pPr>
-        <w:pStyle w:val="Heading3"/>
-      </w:pPr>
-      <w:r>
-        <w:t>Expected repair</w:t>
+        <w:spacing w:line="336" w:lineRule="auto" w:after="180"/>
+      </w:pPr>
+      <w:r>
+        <w:rPr>
+          <w:b w:val="0"/>
+        </w:rPr>
+        <w:t xml:space="preserve">Use Run the investigation for the </w:t>
+      </w:r>
+      <w:r>
+        <w:rPr>
+          <w:b/>
+        </w:rPr>
+        <w:t>evidence</w:t>
+      </w:r>
+      <w:r>
+        <w:rPr>
+          <w:b w:val="0"/>
+        </w:rPr>
+        <w:t xml:space="preserve"> ledger. Add a boundary or missing-</w:t>
+      </w:r>
+      <w:r>
+        <w:rPr>
+          <w:b/>
+        </w:rPr>
+        <w:t>input</w:t>
+      </w:r>
+      <w:r>
+        <w:rPr>
+          <w:b w:val="0"/>
+        </w:rPr>
+        <w:t xml:space="preserve"> case and record the expected response before checking. More successful repeats of one case do not establish wider coverage.</w:t>
       </w:r>
     </w:p>
     <w:p>
       <w:pPr>
-        <w:spacing w:line="336" w:lineRule="auto" w:after="180"/>
-        <w:shd w:fill="F1F6FC"/>
-      </w:pPr>
-      <w:r>
-        <w:rPr>
-          <w:b w:val="0"/>
-        </w:rPr>
-        <w:t xml:space="preserve">Expected correction: Positive scores retain magnitude, so </w:t>
-      </w:r>
-      <w:r>
-        <w:rPr>
-          <w:b/>
-        </w:rPr>
-        <w:t>ReLU</w:t>
-      </w:r>
-      <w:r>
-        <w:rPr>
-          <w:b w:val="0"/>
-        </w:rPr>
-        <w:t>(2) is 2. A final class rule is separate.</w:t>
-      </w:r>
-    </w:p>
-    <w:p>
-      <w:pPr>
-        <w:spacing w:line="336" w:lineRule="auto" w:after="180"/>
-      </w:pPr>
-      <w:r>
-        <w:rPr>
-          <w:b w:val="0"/>
-        </w:rPr>
-        <w:t>Collect explanations, not only yes/no votes. If a misunderstanding is common, re-model the relevant step for the class.</w:t>
-      </w:r>
-    </w:p>
-    <w:p>
-      <w:pPr>
-        <w:spacing w:line="336" w:lineRule="auto" w:after="180"/>
-      </w:pPr>
-      <w:r>
-        <w:rPr>
-          <w:b w:val="0"/>
-        </w:rPr>
-        <w:t>If it affects a few learners, give a short targeted group explanation while others solve a more demanding variation.</w:t>
-      </w:r>
-    </w:p>
-    <w:p>
-      <w:pPr>
-        <w:pStyle w:val="Heading3"/>
-      </w:pPr>
-      <w:r>
-        <w:t>Pictorial practice question</w:t>
-      </w:r>
-    </w:p>
-    <w:p>
-      <w:pPr>
-        <w:spacing w:line="336" w:lineRule="auto" w:after="180"/>
-      </w:pPr>
-      <w:r>
-        <w:rPr>
-          <w:b w:val="0"/>
-        </w:rPr>
-        <w:t xml:space="preserve">Which original </w:t>
-      </w:r>
-      <w:r>
-        <w:rPr>
-          <w:b/>
-        </w:rPr>
-        <w:t>input</w:t>
-      </w:r>
-      <w:r>
-        <w:rPr>
-          <w:b w:val="0"/>
-        </w:rPr>
-        <w:t xml:space="preserve">s cannot be distinguished by this network’s final </w:t>
-      </w:r>
-      <w:r>
-        <w:rPr>
-          <w:b/>
-        </w:rPr>
-        <w:t>output</w:t>
-      </w:r>
-      <w:r>
-        <w:rPr>
-          <w:b w:val="0"/>
-        </w:rPr>
-        <w:t xml:space="preserve">? Point to the relevant step in the picture, then write the changed result and the rule or </w:t>
-      </w:r>
-      <w:r>
-        <w:rPr>
-          <w:b/>
-        </w:rPr>
-        <w:t>evidence</w:t>
-      </w:r>
-      <w:r>
-        <w:rPr>
-          <w:b w:val="0"/>
-        </w:rPr>
-        <w:t xml:space="preserve"> that supports it.</w:t>
-      </w:r>
-    </w:p>
-    <w:p>
-      <w:pPr>
-        <w:pStyle w:val="Heading3"/>
-      </w:pPr>
-      <w:r>
-        <w:t>Reasoned teacher answer</w:t>
-      </w:r>
-    </w:p>
-    <w:p>
-      <w:pPr>
-        <w:spacing w:line="336" w:lineRule="auto" w:after="180"/>
-      </w:pPr>
-      <w:r>
-        <w:rPr>
-          <w:b w:val="0"/>
-        </w:rPr>
-        <w:t xml:space="preserve">x=1 and x=3 both give h = 0 and y = 2. After </w:t>
-      </w:r>
-      <w:r>
-        <w:rPr>
-          <w:b/>
-        </w:rPr>
-        <w:t>ReLU</w:t>
-      </w:r>
-      <w:r>
-        <w:rPr>
-          <w:b w:val="0"/>
-        </w:rPr>
-        <w:t xml:space="preserve">, the downstream step receives identical values for those </w:t>
-      </w:r>
-      <w:r>
-        <w:rPr>
-          <w:b/>
-        </w:rPr>
-        <w:t>input</w:t>
-      </w:r>
-      <w:r>
-        <w:rPr>
-          <w:b w:val="0"/>
-        </w:rPr>
-        <w:t xml:space="preserve">s. Changed-case check: h becomes -2, 0, 1 and </w:t>
-      </w:r>
-      <w:r>
-        <w:rPr>
-          <w:b/>
-        </w:rPr>
-        <w:t>output</w:t>
-      </w:r>
-      <w:r>
-        <w:rPr>
-          <w:b w:val="0"/>
-        </w:rPr>
-        <w:t>s become -4, 2, 5.</w:t>
-      </w:r>
-    </w:p>
-    <w:p>
-      <w:pPr>
-        <w:spacing w:line="336" w:lineRule="auto" w:after="180"/>
-      </w:pPr>
-      <w:r>
-        <w:rPr>
-          <w:b w:val="0"/>
-        </w:rPr>
-        <w:t>Identity retains the negative intermediate value instead of clipping it.</w:t>
-      </w:r>
-    </w:p>
-    <w:p>
-      <w:pPr>
-        <w:spacing w:line="336" w:lineRule="auto" w:after="180"/>
-      </w:pPr>
-      <w:r>
-        <w:rPr>
-          <w:b w:val="0"/>
-        </w:rPr>
-        <w:t xml:space="preserve">Changed-case reasoning: h becomes -2, 0, 1 and </w:t>
-      </w:r>
-      <w:r>
-        <w:rPr>
-          <w:b/>
-        </w:rPr>
-        <w:t>output</w:t>
-      </w:r>
-      <w:r>
-        <w:rPr>
-          <w:b w:val="0"/>
-        </w:rPr>
-        <w:t>s become -4, 2, 5. Identity retains the negative intermediate value instead of clipping it.</w:t>
-      </w:r>
-    </w:p>
-    <w:p>
-      <w:pPr>
-        <w:spacing w:line="336" w:lineRule="auto" w:after="180"/>
-      </w:pPr>
-      <w:r>
-        <w:rPr>
-          <w:b w:val="0"/>
-        </w:rPr>
-        <w:t xml:space="preserve">Collect each learner’s explanation before discussion. Use the first missing connection between </w:t>
-      </w:r>
-      <w:r>
-        <w:rPr>
-          <w:b/>
-        </w:rPr>
-        <w:t>input</w:t>
-      </w:r>
-      <w:r>
-        <w:rPr>
-          <w:b w:val="0"/>
-        </w:rPr>
-        <w:t xml:space="preserve">, deciding step and result to choose support. This question is worked-case practice, not fresh mastery </w:t>
-      </w:r>
-      <w:r>
-        <w:rPr>
-          <w:b/>
-        </w:rPr>
-        <w:t>evidence</w:t>
-      </w:r>
-      <w:r>
-        <w:rPr>
-          <w:b w:val="0"/>
-        </w:rPr>
-        <w:t>.</w:t>
-      </w:r>
-    </w:p>
-    <w:p>
-      <w:pPr>
-        <w:pStyle w:val="Heading1"/>
-      </w:pPr>
-      <w:r>
-        <w:t>04. Run the investigation and diagnose misconceptions</w:t>
-      </w:r>
-    </w:p>
-    <w:p>
-      <w:r>
-        <w:t>Run the Activation functions investigation and use the first unsupported step to choose a teaching response.</w:t>
-      </w:r>
-    </w:p>
-    <w:p>
-      <w:pPr>
-        <w:spacing w:line="336" w:lineRule="auto" w:after="180"/>
-      </w:pPr>
-      <w:r>
-        <w:rPr>
-          <w:b/>
-        </w:rPr>
-        <w:t>ReLU</w:t>
-      </w:r>
-      <w:r>
-        <w:rPr>
-          <w:b w:val="0"/>
-        </w:rPr>
-        <w:t xml:space="preserve"> returns a class label: Positive scores retain magnitude, so </w:t>
-      </w:r>
-      <w:r>
-        <w:rPr>
-          <w:b/>
-        </w:rPr>
-        <w:t>ReLU</w:t>
-      </w:r>
-      <w:r>
-        <w:rPr>
-          <w:b w:val="0"/>
-        </w:rPr>
-        <w:t>(2) is 2. A final class rule is separate.</w:t>
-      </w:r>
-    </w:p>
-    <w:p>
-      <w:pPr>
-        <w:spacing w:line="336" w:lineRule="auto" w:after="180"/>
-      </w:pPr>
-      <w:r>
-        <w:rPr>
-          <w:b w:val="0"/>
-        </w:rPr>
-        <w:t xml:space="preserve">A bounded number is a calibrated probability: A range restriction comes from the formula. Calibration needs appropriate </w:t>
-      </w:r>
-      <w:r>
-        <w:rPr>
-          <w:b/>
-        </w:rPr>
-        <w:t>evidence</w:t>
-      </w:r>
-      <w:r>
-        <w:rPr>
-          <w:b w:val="0"/>
-        </w:rPr>
-        <w:t>.</w:t>
-      </w:r>
-    </w:p>
-    <w:p>
-      <w:pPr>
-        <w:spacing w:line="336" w:lineRule="auto" w:after="180"/>
-      </w:pPr>
-      <w:r>
-        <w:rPr>
-          <w:b w:val="0"/>
-        </w:rPr>
-        <w:t xml:space="preserve">Nonlinearity guarantees a better result: It changes which functions can be represented; data, </w:t>
-      </w:r>
-      <w:r>
-        <w:rPr>
-          <w:b/>
-        </w:rPr>
-        <w:t>fitting</w:t>
-      </w:r>
-      <w:r>
-        <w:rPr>
-          <w:b w:val="0"/>
-        </w:rPr>
-        <w:t xml:space="preserve"> and valid evaluation still determine model quality.</w:t>
-      </w:r>
-    </w:p>
-    <w:p>
-      <w:pPr>
-        <w:spacing w:line="336" w:lineRule="auto" w:after="180"/>
-      </w:pPr>
-      <w:r>
-        <w:rPr>
-          <w:b w:val="0"/>
-        </w:rPr>
-        <w:t xml:space="preserve">Use Run the investigation for the </w:t>
-      </w:r>
-      <w:r>
-        <w:rPr>
-          <w:b/>
-        </w:rPr>
-        <w:t>evidence</w:t>
-      </w:r>
-      <w:r>
-        <w:rPr>
-          <w:b w:val="0"/>
-        </w:rPr>
-        <w:t xml:space="preserve"> ledger. Add a boundary or missing-</w:t>
-      </w:r>
-      <w:r>
-        <w:rPr>
-          <w:b/>
-        </w:rPr>
-        <w:t>input</w:t>
-      </w:r>
-      <w:r>
-        <w:rPr>
-          <w:b w:val="0"/>
-        </w:rPr>
-        <w:t xml:space="preserve"> case and record the expected response before checking. More successful repeats of one case do not establish wider coverage.</w:t>
-      </w:r>
-    </w:p>
-    <w:p>
-      <w:pPr>
-        <w:pStyle w:val="Heading3"/>
-      </w:pPr>
-      <w:r>
-        <w:t>Match the support to the first error</w:t>
+        <w:pStyle w:val="Heading2"/>
+      </w:pPr>
+      <w:r>
+        <w:t>Choose accessible support</w:t>
       </w:r>
     </w:p>
     <w:tbl>
@@ -3260,861 +3610,153 @@
     </w:p>
     <w:p>
       <w:pPr>
-        <w:pStyle w:val="Heading1"/>
-      </w:pPr>
-      <w:r>
-        <w:t>05. Assess and explain the answers</w:t>
+        <w:pStyle w:val="Heading2"/>
+      </w:pPr>
+      <w:r>
+        <w:t>Earlier wording, alternatives and picture transcripts · reference / check after trying</w:t>
       </w:r>
     </w:p>
     <w:p>
-      <w:r>
-        <w:t>Use the Activation functions questions, teacher keys and criteria after the relevant attempts. Previously discussed cases are practice; protect the separately selected independent task.</w:t>
+      <w:pPr>
+        <w:pStyle w:val="Heading3"/>
+      </w:pPr>
+      <w:r>
+        <w:t>Match the support to the first error</w:t>
       </w:r>
     </w:p>
     <w:p>
       <w:pPr>
-        <w:pStyle w:val="Heading3"/>
-      </w:pPr>
-      <w:r>
-        <w:t>Guided and exit questions</w:t>
+        <w:pStyle w:val="Heading1"/>
+      </w:pPr>
+      <w:r>
+        <w:t>05. Assess the new schema or calculation transfer</w:t>
       </w:r>
     </w:p>
     <w:p>
-      <w:pPr>
-        <w:spacing w:line="336" w:lineRule="auto" w:after="180"/>
-      </w:pPr>
-      <w:r>
-        <w:rPr>
-          <w:b w:val="0"/>
-        </w:rPr>
-        <w:t xml:space="preserve">Guided: identity </w:t>
-      </w:r>
-      <w:r>
-        <w:rPr>
-          <w:b/>
-        </w:rPr>
-        <w:t>output</w:t>
-      </w:r>
-      <w:r>
-        <w:rPr>
-          <w:b w:val="0"/>
-        </w:rPr>
-        <w:t xml:space="preserve">s -1 and 1; </w:t>
-      </w:r>
-      <w:r>
-        <w:rPr>
-          <w:b/>
-        </w:rPr>
-        <w:t>ReLU</w:t>
-      </w:r>
-      <w:r>
-        <w:rPr>
-          <w:b w:val="0"/>
-        </w:rPr>
-        <w:t xml:space="preserve"> </w:t>
-      </w:r>
-      <w:r>
-        <w:rPr>
-          <w:b/>
-        </w:rPr>
-        <w:t>output</w:t>
-      </w:r>
-      <w:r>
-        <w:rPr>
-          <w:b w:val="0"/>
-        </w:rPr>
-        <w:t xml:space="preserve">s 0 and 1. </w:t>
-      </w:r>
-      <w:r>
-        <w:rPr>
-          <w:b/>
-        </w:rPr>
-        <w:t>Sigmoid</w:t>
-      </w:r>
-      <w:r>
-        <w:rPr>
-          <w:b w:val="0"/>
-        </w:rPr>
-        <w:t xml:space="preserve"> class </w:t>
-      </w:r>
-      <w:r>
-        <w:rPr>
-          <w:b/>
-        </w:rPr>
-        <w:t>prediction</w:t>
-      </w:r>
-      <w:r>
-        <w:rPr>
-          <w:b w:val="0"/>
-        </w:rPr>
-        <w:t>s under &gt;= 0.5 are 0 and 1. Exit: the computation establishes an activation of about 0.8808 for score 2.</w:t>
+      <w:r>
+        <w:t>Keep the selected answer private until after a first attempt.</w:t>
       </w:r>
     </w:p>
     <w:p>
       <w:pPr>
-        <w:spacing w:line="336" w:lineRule="auto" w:after="180"/>
-      </w:pPr>
-      <w:r>
-        <w:rPr>
-          <w:b w:val="0"/>
-        </w:rPr>
-        <w:t>It does not establish calibrated probabilities, correctness on this individual case or reliability on future populations.</w:t>
+        <w:pStyle w:val="Heading2"/>
+      </w:pPr>
+      <w:r>
+        <w:t>Selected independent task and checked answer</w:t>
       </w:r>
     </w:p>
     <w:p>
       <w:pPr>
-        <w:pStyle w:val="Heading3"/>
-      </w:pPr>
-      <w:r>
-        <w:t>W1 Trace three activations</w:t>
+        <w:spacing w:line="336" w:lineRule="auto" w:after="180"/>
+      </w:pPr>
+      <w:r>
+        <w:rPr>
+          <w:b w:val="0"/>
+        </w:rPr>
+        <w:t xml:space="preserve">Selected case: Let z = x - 2, a = </w:t>
+      </w:r>
+      <w:r>
+        <w:rPr>
+          <w:b/>
+        </w:rPr>
+        <w:t>ReLU</w:t>
+      </w:r>
+      <w:r>
+        <w:rPr>
+          <w:b w:val="0"/>
+        </w:rPr>
+        <w:t xml:space="preserve">(z), y = 2a + 1. For x = 0, 2, 5, record every z, a and y. Then replace </w:t>
+      </w:r>
+      <w:r>
+        <w:rPr>
+          <w:b/>
+        </w:rPr>
+        <w:t>ReLU</w:t>
+      </w:r>
+      <w:r>
+        <w:rPr>
+          <w:b w:val="0"/>
+        </w:rPr>
+        <w:t xml:space="preserve"> with identity and give all three y values. Which </w:t>
+      </w:r>
+      <w:r>
+        <w:rPr>
+          <w:b/>
+        </w:rPr>
+        <w:t>input</w:t>
+      </w:r>
+      <w:r>
+        <w:rPr>
+          <w:b w:val="0"/>
+        </w:rPr>
+        <w:t xml:space="preserve">s have the same </w:t>
+      </w:r>
+      <w:r>
+        <w:rPr>
+          <w:b/>
+        </w:rPr>
+        <w:t>ReLU</w:t>
+      </w:r>
+      <w:r>
+        <w:rPr>
+          <w:b w:val="0"/>
+        </w:rPr>
+        <w:t xml:space="preserve"> </w:t>
+      </w:r>
+      <w:r>
+        <w:rPr>
+          <w:b/>
+        </w:rPr>
+        <w:t>output</w:t>
+      </w:r>
+      <w:r>
+        <w:rPr>
+          <w:b w:val="0"/>
+        </w:rPr>
+        <w:t>, and why?</w:t>
       </w:r>
     </w:p>
     <w:p>
       <w:pPr>
-        <w:pStyle w:val="Heading3"/>
-      </w:pPr>
-      <w:r>
-        <w:t>Workbook question · W1</w:t>
+        <w:spacing w:line="336" w:lineRule="auto" w:after="180"/>
+      </w:pPr>
+      <w:r>
+        <w:rPr>
+          <w:b w:val="0"/>
+        </w:rPr>
+        <w:t xml:space="preserve">Teacher explanation: For x = 0, 2, 5: z = -2, 0, 3; a = 0, 0, 3; y = 1, 1, 7. Identity gives y = -3, 1, 7. </w:t>
+      </w:r>
+      <w:r>
+        <w:rPr>
+          <w:b/>
+        </w:rPr>
+        <w:t>Input</w:t>
+      </w:r>
+      <w:r>
+        <w:rPr>
+          <w:b w:val="0"/>
+        </w:rPr>
+        <w:t xml:space="preserve">s 0 and 2 both give a = 0 because </w:t>
+      </w:r>
+      <w:r>
+        <w:rPr>
+          <w:b/>
+        </w:rPr>
+        <w:t>ReLU</w:t>
+      </w:r>
+      <w:r>
+        <w:rPr>
+          <w:b w:val="0"/>
+        </w:rPr>
+        <w:t xml:space="preserve"> maps negative and zero scores to zero.</w:t>
       </w:r>
     </w:p>
     <w:p>
       <w:pPr>
-        <w:spacing w:line="336" w:lineRule="auto" w:after="180"/>
-        <w:shd w:fill="F5F1FB"/>
-      </w:pPr>
-      <w:r>
-        <w:rPr>
-          <w:b w:val="0"/>
-        </w:rPr>
-        <w:t xml:space="preserve">For scores -2, 0, 2, list identity and </w:t>
-      </w:r>
-      <w:r>
-        <w:rPr>
-          <w:b/>
-        </w:rPr>
-        <w:t>ReLU</w:t>
-      </w:r>
-      <w:r>
-        <w:rPr>
-          <w:b w:val="0"/>
-        </w:rPr>
-        <w:t xml:space="preserve"> </w:t>
-      </w:r>
-      <w:r>
-        <w:rPr>
-          <w:b/>
-        </w:rPr>
-        <w:t>output</w:t>
-      </w:r>
-      <w:r>
-        <w:rPr>
-          <w:b w:val="0"/>
-        </w:rPr>
-        <w:t xml:space="preserve">s. Explain why </w:t>
-      </w:r>
-      <w:r>
-        <w:rPr>
-          <w:b/>
-        </w:rPr>
-        <w:t>ReLU</w:t>
-      </w:r>
-      <w:r>
-        <w:rPr>
-          <w:b w:val="0"/>
-        </w:rPr>
-        <w:t>(2) is not 1.</w:t>
-      </w:r>
-    </w:p>
-    <w:p>
-      <w:pPr>
-        <w:pStyle w:val="Heading3"/>
-      </w:pPr>
-      <w:r>
-        <w:t>Teacher reasoning · W1</w:t>
-      </w:r>
-    </w:p>
-    <w:p>
-      <w:pPr>
-        <w:spacing w:line="336" w:lineRule="auto" w:after="180"/>
-        <w:shd w:fill="F1F6FC"/>
-      </w:pPr>
-      <w:r>
-        <w:rPr>
-          <w:b w:val="0"/>
-        </w:rPr>
-        <w:t xml:space="preserve">Teacher explanation: Identity gives -2, 0, 2; </w:t>
-      </w:r>
-      <w:r>
-        <w:rPr>
-          <w:b/>
-        </w:rPr>
-        <w:t>ReLU</w:t>
-      </w:r>
-      <w:r>
-        <w:rPr>
-          <w:b w:val="0"/>
-        </w:rPr>
-        <w:t xml:space="preserve"> gives 0, 0, 2. </w:t>
-      </w:r>
-      <w:r>
-        <w:rPr>
-          <w:b/>
-        </w:rPr>
-        <w:t>ReLU</w:t>
-      </w:r>
-      <w:r>
-        <w:rPr>
-          <w:b w:val="0"/>
-        </w:rPr>
-        <w:t xml:space="preserve"> retains the positive score itself; it is not a step classifier.</w:t>
-      </w:r>
-    </w:p>
-    <w:p>
-      <w:pPr>
-        <w:pStyle w:val="Heading3"/>
-      </w:pPr>
-      <w:r>
-        <w:t>W2 Apply a declared class rule</w:t>
-      </w:r>
-    </w:p>
-    <w:p>
-      <w:pPr>
-        <w:pStyle w:val="Heading3"/>
-      </w:pPr>
-      <w:r>
-        <w:t>Workbook question · W2</w:t>
-      </w:r>
-    </w:p>
-    <w:p>
-      <w:pPr>
-        <w:spacing w:line="336" w:lineRule="auto" w:after="180"/>
-        <w:shd w:fill="F5F1FB"/>
-      </w:pPr>
-      <w:r>
-        <w:rPr>
-          <w:b w:val="0"/>
-        </w:rPr>
-        <w:t xml:space="preserve">Use the lesson </w:t>
-      </w:r>
-      <w:r>
-        <w:rPr>
-          <w:b/>
-        </w:rPr>
-        <w:t>sigmoid</w:t>
-      </w:r>
-      <w:r>
-        <w:rPr>
-          <w:b w:val="0"/>
-        </w:rPr>
-        <w:t xml:space="preserve"> values for -2, 0, 2. Predict classes under a &gt;= 0.5, then explain the zero-score case.</w:t>
-      </w:r>
-    </w:p>
-    <w:p>
-      <w:pPr>
-        <w:pStyle w:val="Heading3"/>
-      </w:pPr>
-      <w:r>
-        <w:t>Teacher reasoning · W2</w:t>
-      </w:r>
-    </w:p>
-    <w:p>
-      <w:pPr>
-        <w:spacing w:line="336" w:lineRule="auto" w:after="180"/>
-        <w:shd w:fill="F1F6FC"/>
-      </w:pPr>
-      <w:r>
-        <w:rPr>
-          <w:b w:val="0"/>
-        </w:rPr>
-        <w:t xml:space="preserve">Teacher explanation: Classes are 0, 1, 1. </w:t>
-      </w:r>
-      <w:r>
-        <w:rPr>
-          <w:b/>
-        </w:rPr>
-        <w:t>Sigmoid</w:t>
-      </w:r>
-      <w:r>
-        <w:rPr>
-          <w:b w:val="0"/>
-        </w:rPr>
-        <w:t>(0) equals 0.5 and the declared &gt;= comparison includes equality.</w:t>
-      </w:r>
-    </w:p>
-    <w:p>
-      <w:pPr>
-        <w:pStyle w:val="Heading3"/>
-      </w:pPr>
-      <w:r>
-        <w:t>W3 Check the midpoint</w:t>
-      </w:r>
-    </w:p>
-    <w:p>
-      <w:pPr>
-        <w:pStyle w:val="Heading3"/>
-      </w:pPr>
-      <w:r>
-        <w:t>Workbook question · W3</w:t>
-      </w:r>
-    </w:p>
-    <w:p>
-      <w:pPr>
-        <w:spacing w:line="336" w:lineRule="auto" w:after="180"/>
-        <w:shd w:fill="F5F1FB"/>
-      </w:pPr>
-      <w:r>
-        <w:rPr>
-          <w:b w:val="0"/>
-        </w:rPr>
-        <w:t xml:space="preserve">Compare </w:t>
-      </w:r>
-      <w:r>
-        <w:rPr>
-          <w:b/>
-        </w:rPr>
-        <w:t>ReLU</w:t>
-      </w:r>
-      <w:r>
-        <w:rPr>
-          <w:b w:val="0"/>
-        </w:rPr>
-        <w:t xml:space="preserve"> at </w:t>
-      </w:r>
-      <w:r>
-        <w:rPr>
-          <w:b/>
-        </w:rPr>
-        <w:t>input</w:t>
-      </w:r>
-      <w:r>
-        <w:rPr>
-          <w:b w:val="0"/>
-        </w:rPr>
-        <w:t xml:space="preserve">s -2, 0, 2. Give the average of the two endpoint </w:t>
-      </w:r>
-      <w:r>
-        <w:rPr>
-          <w:b/>
-        </w:rPr>
-        <w:t>output</w:t>
-      </w:r>
-      <w:r>
-        <w:rPr>
-          <w:b w:val="0"/>
-        </w:rPr>
-        <w:t xml:space="preserve">s and the </w:t>
-      </w:r>
-      <w:r>
-        <w:rPr>
-          <w:b/>
-        </w:rPr>
-        <w:t>output</w:t>
-      </w:r>
-      <w:r>
-        <w:rPr>
-          <w:b w:val="0"/>
-        </w:rPr>
-        <w:t xml:space="preserve"> at the midpoint; explain what this shows.</w:t>
-      </w:r>
-    </w:p>
-    <w:p>
-      <w:pPr>
-        <w:pStyle w:val="Heading3"/>
-      </w:pPr>
-      <w:r>
-        <w:t>Teacher reasoning · W3</w:t>
-      </w:r>
-    </w:p>
-    <w:p>
-      <w:pPr>
-        <w:spacing w:line="336" w:lineRule="auto" w:after="180"/>
-        <w:shd w:fill="F1F6FC"/>
-      </w:pPr>
-      <w:r>
-        <w:rPr>
-          <w:b w:val="0"/>
-        </w:rPr>
-        <w:t xml:space="preserve">Teacher explanation: Endpoint </w:t>
-      </w:r>
-      <w:r>
-        <w:rPr>
-          <w:b/>
-        </w:rPr>
-        <w:t>output</w:t>
-      </w:r>
-      <w:r>
-        <w:rPr>
-          <w:b w:val="0"/>
-        </w:rPr>
-        <w:t xml:space="preserve">s 0 and 2 average to 1; the midpoint </w:t>
-      </w:r>
-      <w:r>
-        <w:rPr>
-          <w:b/>
-        </w:rPr>
-        <w:t>input</w:t>
-      </w:r>
-      <w:r>
-        <w:rPr>
-          <w:b w:val="0"/>
-        </w:rPr>
-        <w:t xml:space="preserve"> 0 produces 0. The mismatch shows </w:t>
-      </w:r>
-      <w:r>
-        <w:rPr>
-          <w:b/>
-        </w:rPr>
-        <w:t>ReLU</w:t>
-      </w:r>
-      <w:r>
-        <w:rPr>
-          <w:b w:val="0"/>
-        </w:rPr>
-        <w:t xml:space="preserve"> is not one affine function over these </w:t>
-      </w:r>
-      <w:r>
-        <w:rPr>
-          <w:b/>
-        </w:rPr>
-        <w:t>input</w:t>
-      </w:r>
-      <w:r>
-        <w:rPr>
-          <w:b w:val="0"/>
-        </w:rPr>
-        <w:t>s.</w:t>
-      </w:r>
-    </w:p>
-    <w:p>
-      <w:pPr>
-        <w:pStyle w:val="Heading3"/>
-      </w:pPr>
-      <w:r>
-        <w:t>W4 Trace a new chain independently</w:t>
-      </w:r>
-    </w:p>
-    <w:p>
-      <w:pPr>
-        <w:pStyle w:val="Heading3"/>
-      </w:pPr>
-      <w:r>
-        <w:t>Workbook question · W4</w:t>
-      </w:r>
-    </w:p>
-    <w:p>
-      <w:pPr>
-        <w:spacing w:line="336" w:lineRule="auto" w:after="180"/>
-        <w:shd w:fill="F5F1FB"/>
-      </w:pPr>
-      <w:r>
-        <w:rPr>
-          <w:b w:val="0"/>
-        </w:rPr>
-        <w:t xml:space="preserve">Let z = x - 2, a = </w:t>
-      </w:r>
-      <w:r>
-        <w:rPr>
-          <w:b/>
-        </w:rPr>
-        <w:t>ReLU</w:t>
-      </w:r>
-      <w:r>
-        <w:rPr>
-          <w:b w:val="0"/>
-        </w:rPr>
-        <w:t xml:space="preserve">(z), y = 2a + 1. For x = 0, 2, 5, record every z, a and y. Then replace </w:t>
-      </w:r>
-      <w:r>
-        <w:rPr>
-          <w:b/>
-        </w:rPr>
-        <w:t>ReLU</w:t>
-      </w:r>
-      <w:r>
-        <w:rPr>
-          <w:b w:val="0"/>
-        </w:rPr>
-        <w:t xml:space="preserve"> with identity and give all three y values. Which </w:t>
-      </w:r>
-      <w:r>
-        <w:rPr>
-          <w:b/>
-        </w:rPr>
-        <w:t>input</w:t>
-      </w:r>
-      <w:r>
-        <w:rPr>
-          <w:b w:val="0"/>
-        </w:rPr>
-        <w:t xml:space="preserve">s have the same </w:t>
-      </w:r>
-      <w:r>
-        <w:rPr>
-          <w:b/>
-        </w:rPr>
-        <w:t>ReLU</w:t>
-      </w:r>
-      <w:r>
-        <w:rPr>
-          <w:b w:val="0"/>
-        </w:rPr>
-        <w:t xml:space="preserve"> </w:t>
-      </w:r>
-      <w:r>
-        <w:rPr>
-          <w:b/>
-        </w:rPr>
-        <w:t>output</w:t>
-      </w:r>
-      <w:r>
-        <w:rPr>
-          <w:b w:val="0"/>
-        </w:rPr>
-        <w:t>, and why?</w:t>
-      </w:r>
-    </w:p>
-    <w:p>
-      <w:pPr>
-        <w:pStyle w:val="Heading3"/>
-      </w:pPr>
-      <w:r>
-        <w:t>Teacher reasoning · W4</w:t>
-      </w:r>
-    </w:p>
-    <w:p>
-      <w:pPr>
-        <w:spacing w:line="336" w:lineRule="auto" w:after="180"/>
-        <w:shd w:fill="F1F6FC"/>
-      </w:pPr>
-      <w:r>
-        <w:rPr>
-          <w:b w:val="0"/>
-        </w:rPr>
-        <w:t xml:space="preserve">Teacher explanation: For x = 0, 2, 5: z = -2, 0, 3; a = 0, 0, 3; y = 1, 1, 7. Identity gives y = -3, 1, 7. </w:t>
-      </w:r>
-      <w:r>
-        <w:rPr>
-          <w:b/>
-        </w:rPr>
-        <w:t>Input</w:t>
-      </w:r>
-      <w:r>
-        <w:rPr>
-          <w:b w:val="0"/>
-        </w:rPr>
-        <w:t xml:space="preserve">s 0 and 2 both give a = 0 because </w:t>
-      </w:r>
-      <w:r>
-        <w:rPr>
-          <w:b/>
-        </w:rPr>
-        <w:t>ReLU</w:t>
-      </w:r>
-      <w:r>
-        <w:rPr>
-          <w:b w:val="0"/>
-        </w:rPr>
-        <w:t xml:space="preserve"> maps negative and zero scores to zero.</w:t>
-      </w:r>
-    </w:p>
-    <w:p>
-      <w:pPr>
-        <w:pStyle w:val="Heading3"/>
-      </w:pPr>
-      <w:r>
-        <w:t>W5 Limit a probability claim</w:t>
-      </w:r>
-    </w:p>
-    <w:p>
-      <w:pPr>
-        <w:pStyle w:val="Heading3"/>
-      </w:pPr>
-      <w:r>
-        <w:t>Workbook question · W5</w:t>
-      </w:r>
-    </w:p>
-    <w:p>
-      <w:pPr>
-        <w:spacing w:line="336" w:lineRule="auto" w:after="180"/>
-        <w:shd w:fill="F5F1FB"/>
-      </w:pPr>
-      <w:r>
-        <w:rPr>
-          <w:b w:val="0"/>
-        </w:rPr>
-        <w:t xml:space="preserve">A model returns a </w:t>
-      </w:r>
-      <w:r>
-        <w:rPr>
-          <w:b/>
-        </w:rPr>
-        <w:t>sigmoid</w:t>
-      </w:r>
-      <w:r>
-        <w:rPr>
-          <w:b w:val="0"/>
-        </w:rPr>
-        <w:t xml:space="preserve"> value 0.9 on one case. Does the numerical range alone establish a calibrated 90 percent probability? Explain what needs checking.</w:t>
-      </w:r>
-    </w:p>
-    <w:p>
-      <w:pPr>
-        <w:pStyle w:val="Heading3"/>
-      </w:pPr>
-      <w:r>
-        <w:t>Teacher reasoning · W5</w:t>
-      </w:r>
-    </w:p>
-    <w:p>
-      <w:pPr>
-        <w:spacing w:line="336" w:lineRule="auto" w:after="180"/>
-        <w:shd w:fill="F1F6FC"/>
-      </w:pPr>
-      <w:r>
-        <w:rPr>
-          <w:b w:val="0"/>
-        </w:rPr>
-        <w:t>Teacher explanation: No. It establishes only the computed activation value.</w:t>
-      </w:r>
-    </w:p>
-    <w:p>
-      <w:pPr>
-        <w:spacing w:line="336" w:lineRule="auto" w:after="180"/>
-        <w:shd w:fill="F1F6FC"/>
-      </w:pPr>
-      <w:r>
-        <w:rPr>
-          <w:b w:val="0"/>
-        </w:rPr>
-        <w:t>Probability interpretation requires a suitable fitted model and evaluation, including checking predicted probabilities against outcome frequencies on relevant separate data; one value does not establish calibration.</w:t>
-      </w:r>
-    </w:p>
-    <w:p>
-      <w:pPr>
-        <w:pStyle w:val="Heading3"/>
-      </w:pPr>
-      <w:r>
-        <w:t>Independent assessment and fresh retry</w:t>
-      </w:r>
-    </w:p>
-    <w:p>
-      <w:pPr>
-        <w:pStyle w:val="Heading3"/>
-      </w:pPr>
-      <w:r>
-        <w:t>Teacher key · Independent assessment and fresh retry</w:t>
-      </w:r>
-    </w:p>
-    <w:p>
-      <w:pPr>
-        <w:spacing w:line="336" w:lineRule="auto" w:after="180"/>
-        <w:shd w:fill="F1F6FC"/>
-      </w:pPr>
-      <w:r>
-        <w:rPr>
-          <w:b w:val="0"/>
-        </w:rPr>
-        <w:t xml:space="preserve">Assess W4 for z values -2, 0, 3, </w:t>
-      </w:r>
-      <w:r>
-        <w:rPr>
-          <w:b/>
-        </w:rPr>
-        <w:t>ReLU</w:t>
-      </w:r>
-      <w:r>
-        <w:rPr>
-          <w:b w:val="0"/>
-        </w:rPr>
-        <w:t xml:space="preserve"> values 0, 0, 3, final </w:t>
-      </w:r>
-      <w:r>
-        <w:rPr>
-          <w:b/>
-        </w:rPr>
-        <w:t>output</w:t>
-      </w:r>
-      <w:r>
-        <w:rPr>
-          <w:b w:val="0"/>
-        </w:rPr>
-        <w:t xml:space="preserve">s 1, 1, 7 and identity </w:t>
-      </w:r>
-      <w:r>
-        <w:rPr>
-          <w:b/>
-        </w:rPr>
-        <w:t>output</w:t>
-      </w:r>
-      <w:r>
-        <w:rPr>
-          <w:b w:val="0"/>
-        </w:rPr>
-        <w:t xml:space="preserve">s -3, 1, 7. Fresh retry: z = 2x - 3, a = </w:t>
-      </w:r>
-      <w:r>
-        <w:rPr>
-          <w:b/>
-        </w:rPr>
-        <w:t>ReLU</w:t>
-      </w:r>
-      <w:r>
-        <w:rPr>
-          <w:b w:val="0"/>
-        </w:rPr>
-        <w:t>(z), y = a - 1 at x = 1, 1.5, 3.</w:t>
-      </w:r>
-    </w:p>
-    <w:p>
-      <w:pPr>
-        <w:spacing w:line="336" w:lineRule="auto" w:after="180"/>
-        <w:shd w:fill="F1F6FC"/>
-      </w:pPr>
-      <w:r>
-        <w:rPr>
-          <w:b w:val="0"/>
-        </w:rPr>
-        <w:t>The triples (z, a, y) are (-1, 0, -1), (0, 0, -1), (3, 3, 2). Require an explanation of which distinctions were erased.</w:t>
-      </w:r>
-    </w:p>
-    <w:p>
-      <w:pPr>
-        <w:pStyle w:val="Heading3"/>
-      </w:pPr>
-      <w:r>
-        <w:t>Assess independent transfer</w:t>
-      </w:r>
-    </w:p>
-    <w:p>
-      <w:pPr>
-        <w:pStyle w:val="Heading3"/>
-      </w:pPr>
-      <w:r>
-        <w:t>Independent question · withhold the key</w:t>
-      </w:r>
-    </w:p>
-    <w:p>
-      <w:pPr>
-        <w:spacing w:line="336" w:lineRule="auto" w:after="180"/>
-        <w:shd w:fill="F5F1FB"/>
-      </w:pPr>
-      <w:r>
-        <w:rPr>
-          <w:b w:val="0"/>
-        </w:rPr>
-        <w:t xml:space="preserve">Selected case: Let z = x - 2, a = </w:t>
-      </w:r>
-      <w:r>
-        <w:rPr>
-          <w:b/>
-        </w:rPr>
-        <w:t>ReLU</w:t>
-      </w:r>
-      <w:r>
-        <w:rPr>
-          <w:b w:val="0"/>
-        </w:rPr>
-        <w:t xml:space="preserve">(z), y = 2a + 1. For x = 0, 2, 5, record every z, a and y. Then replace </w:t>
-      </w:r>
-      <w:r>
-        <w:rPr>
-          <w:b/>
-        </w:rPr>
-        <w:t>ReLU</w:t>
-      </w:r>
-      <w:r>
-        <w:rPr>
-          <w:b w:val="0"/>
-        </w:rPr>
-        <w:t xml:space="preserve"> with identity and give all three y values. Which </w:t>
-      </w:r>
-      <w:r>
-        <w:rPr>
-          <w:b/>
-        </w:rPr>
-        <w:t>input</w:t>
-      </w:r>
-      <w:r>
-        <w:rPr>
-          <w:b w:val="0"/>
-        </w:rPr>
-        <w:t xml:space="preserve">s have the same </w:t>
-      </w:r>
-      <w:r>
-        <w:rPr>
-          <w:b/>
-        </w:rPr>
-        <w:t>ReLU</w:t>
-      </w:r>
-      <w:r>
-        <w:rPr>
-          <w:b w:val="0"/>
-        </w:rPr>
-        <w:t xml:space="preserve"> </w:t>
-      </w:r>
-      <w:r>
-        <w:rPr>
-          <w:b/>
-        </w:rPr>
-        <w:t>output</w:t>
-      </w:r>
-      <w:r>
-        <w:rPr>
-          <w:b w:val="0"/>
-        </w:rPr>
-        <w:t>, and why?</w:t>
-      </w:r>
-    </w:p>
-    <w:p>
-      <w:pPr>
-        <w:pStyle w:val="Heading3"/>
-      </w:pPr>
-      <w:r>
-        <w:t>Selected case answer</w:t>
-      </w:r>
-    </w:p>
-    <w:p>
-      <w:pPr>
-        <w:pStyle w:val="Heading3"/>
-      </w:pPr>
-      <w:r>
-        <w:t>Teacher key · Selected case answer</w:t>
-      </w:r>
-    </w:p>
-    <w:p>
-      <w:pPr>
-        <w:spacing w:line="336" w:lineRule="auto" w:after="180"/>
-        <w:shd w:fill="F1F6FC"/>
-      </w:pPr>
-      <w:r>
-        <w:rPr>
-          <w:b w:val="0"/>
-        </w:rPr>
-        <w:t xml:space="preserve">Teacher explanation: For x = 0, 2, 5: z = -2, 0, 3; a = 0, 0, 3; y = 1, 1, 7. Identity gives y = -3, 1, 7. </w:t>
-      </w:r>
-      <w:r>
-        <w:rPr>
-          <w:b/>
-        </w:rPr>
-        <w:t>Input</w:t>
-      </w:r>
-      <w:r>
-        <w:rPr>
-          <w:b w:val="0"/>
-        </w:rPr>
-        <w:t xml:space="preserve">s 0 and 2 both give a = 0 because </w:t>
-      </w:r>
-      <w:r>
-        <w:rPr>
-          <w:b/>
-        </w:rPr>
-        <w:t>ReLU</w:t>
-      </w:r>
-      <w:r>
-        <w:rPr>
-          <w:b w:val="0"/>
-        </w:rPr>
-        <w:t xml:space="preserve"> maps negative and zero scores to zero.</w:t>
+        <w:pStyle w:val="Heading2"/>
+      </w:pPr>
+      <w:r>
+        <w:t>Judge explanation,trace and limits</w:t>
       </w:r>
     </w:p>
     <w:tbl>
@@ -4221,54 +3863,55 @@
     </w:tbl>
     <w:p>
       <w:pPr>
-        <w:pStyle w:val="Heading3"/>
-      </w:pPr>
-      <w:r>
-        <w:t>Teacher key · Selected case answer</w:t>
+        <w:spacing w:line="336" w:lineRule="auto" w:after="180"/>
+      </w:pPr>
+      <w:r>
+        <w:rPr>
+          <w:b w:val="0"/>
+        </w:rPr>
+        <w:t>Record each dimension as not yet, with support, or independent. Accept a valid alternative procedure with a defensible trace.</w:t>
       </w:r>
     </w:p>
     <w:p>
       <w:pPr>
         <w:spacing w:line="336" w:lineRule="auto" w:after="180"/>
-        <w:shd w:fill="F1F6FC"/>
-      </w:pPr>
-      <w:r>
-        <w:rPr>
-          <w:b w:val="0"/>
-        </w:rPr>
-        <w:t>Record each dimension as not yet, with support, or independent. Accept a valid alternative procedure with a defensible trace.</w:t>
+      </w:pPr>
+      <w:r>
+        <w:rPr>
+          <w:b w:val="0"/>
+        </w:rPr>
+        <w:t xml:space="preserve">Do not penalise an honestly recorded model failure if the learner correctly explains its </w:t>
+      </w:r>
+      <w:r>
+        <w:rPr>
+          <w:b/>
+        </w:rPr>
+        <w:t>evidence</w:t>
+      </w:r>
+      <w:r>
+        <w:rPr>
+          <w:b w:val="0"/>
+        </w:rPr>
+        <w:t xml:space="preserve"> and limits.</w:t>
       </w:r>
     </w:p>
     <w:p>
       <w:pPr>
-        <w:spacing w:line="336" w:lineRule="auto" w:after="180"/>
-        <w:shd w:fill="F1F6FC"/>
-      </w:pPr>
-      <w:r>
-        <w:rPr>
-          <w:b w:val="0"/>
-        </w:rPr>
-        <w:t xml:space="preserve">Do not penalise an honestly recorded model failure if the learner correctly explains its </w:t>
-      </w:r>
-      <w:r>
-        <w:rPr>
-          <w:b/>
-        </w:rPr>
-        <w:t>evidence</w:t>
-      </w:r>
-      <w:r>
-        <w:rPr>
-          <w:b w:val="0"/>
-        </w:rPr>
-        <w:t xml:space="preserve"> and limits.</w:t>
+        <w:pStyle w:val="Heading2"/>
+      </w:pPr>
+      <w:r>
+        <w:t>Give one usable repair</w:t>
       </w:r>
     </w:p>
     <w:p>
       <w:pPr>
-        <w:pStyle w:val="Heading3"/>
-      </w:pPr>
-      <w:r>
-        <w:t>Feedback that the learner uses</w:t>
+        <w:spacing w:line="336" w:lineRule="auto" w:after="180"/>
+      </w:pPr>
+      <w:r>
+        <w:rPr>
+          <w:b w:val="0"/>
+        </w:rPr>
+        <w:t>Name the earliest unsupported step and give one action to repair it. Have the learner make that repair now and explain why. Then assess the relevant skill on a fresh, fully specified case.</w:t>
       </w:r>
     </w:p>
     <w:p>
@@ -4279,90 +3922,105 @@
         <w:rPr>
           <w:b w:val="0"/>
         </w:rPr>
-        <w:t>Name the earliest unsupported step and give one action to repair it. Have the learner make that repair now and explain why. Then assess the relevant skill on a fresh, fully specified case.</w:t>
+        <w:t>Confirm it was not previously practised with feedback; solve and check the new case before assigning it. A follow-up design prompt is a starting brief, not automatically an equivalent test.</w:t>
       </w:r>
     </w:p>
     <w:p>
       <w:pPr>
-        <w:spacing w:line="336" w:lineRule="auto" w:after="180"/>
-      </w:pPr>
-      <w:r>
-        <w:rPr>
-          <w:b w:val="0"/>
-        </w:rPr>
-        <w:t>Confirm it was not previously practised with feedback; solve and check the new case before assigning it. A follow-up design prompt is a starting brief, not automatically an equivalent test.</w:t>
+        <w:pStyle w:val="Heading2"/>
+      </w:pPr>
+      <w:r>
+        <w:t>W1 Trace three activations</w:t>
       </w:r>
     </w:p>
     <w:p>
       <w:pPr>
-        <w:pStyle w:val="Heading1"/>
-      </w:pPr>
-      <w:r>
-        <w:t>06. Connect the project, support and next lesson</w:t>
+        <w:spacing w:line="336" w:lineRule="auto" w:after="180"/>
+      </w:pPr>
+      <w:r>
+        <w:rPr>
+          <w:b w:val="0"/>
+        </w:rPr>
+        <w:t xml:space="preserve">For scores -2, 0, 2, list identity and </w:t>
+      </w:r>
+      <w:r>
+        <w:rPr>
+          <w:b/>
+        </w:rPr>
+        <w:t>ReLU</w:t>
+      </w:r>
+      <w:r>
+        <w:rPr>
+          <w:b w:val="0"/>
+        </w:rPr>
+        <w:t xml:space="preserve"> </w:t>
+      </w:r>
+      <w:r>
+        <w:rPr>
+          <w:b/>
+        </w:rPr>
+        <w:t>output</w:t>
+      </w:r>
+      <w:r>
+        <w:rPr>
+          <w:b w:val="0"/>
+        </w:rPr>
+        <w:t xml:space="preserve">s. Explain why </w:t>
+      </w:r>
+      <w:r>
+        <w:rPr>
+          <w:b/>
+        </w:rPr>
+        <w:t>ReLU</w:t>
+      </w:r>
+      <w:r>
+        <w:rPr>
+          <w:b w:val="0"/>
+        </w:rPr>
+        <w:t>(2) is not 1.</w:t>
       </w:r>
     </w:p>
     <w:p>
-      <w:r>
-        <w:t>Connect Activation functions to Image-pattern Network Investigation, adapt support and plan a later changed-case check.</w:t>
+      <w:pPr>
+        <w:spacing w:line="336" w:lineRule="auto" w:after="180"/>
+      </w:pPr>
+      <w:r>
+        <w:rPr>
+          <w:b w:val="0"/>
+        </w:rPr>
+        <w:t xml:space="preserve">Teacher explanation: Identity gives -2, 0, 2; </w:t>
+      </w:r>
+      <w:r>
+        <w:rPr>
+          <w:b/>
+        </w:rPr>
+        <w:t>ReLU</w:t>
+      </w:r>
+      <w:r>
+        <w:rPr>
+          <w:b w:val="0"/>
+        </w:rPr>
+        <w:t xml:space="preserve"> gives 0, 0, 2. </w:t>
+      </w:r>
+      <w:r>
+        <w:rPr>
+          <w:b/>
+        </w:rPr>
+        <w:t>ReLU</w:t>
+      </w:r>
+      <w:r>
+        <w:rPr>
+          <w:b w:val="0"/>
+        </w:rPr>
+        <w:t xml:space="preserve"> retains the positive score itself; it is not a step classifier.</w:t>
       </w:r>
     </w:p>
     <w:p>
       <w:pPr>
-        <w:spacing w:line="336" w:lineRule="auto" w:after="180"/>
-      </w:pPr>
-      <w:r>
-        <w:rPr>
-          <w:b w:val="0"/>
-        </w:rPr>
-        <w:t xml:space="preserve">Add a labelled </w:t>
-      </w:r>
-      <w:r>
-        <w:rPr>
-          <w:b/>
-        </w:rPr>
-        <w:t>activation function</w:t>
-      </w:r>
-      <w:r>
-        <w:rPr>
-          <w:b w:val="0"/>
-        </w:rPr>
-        <w:t xml:space="preserve">s </w:t>
-      </w:r>
-      <w:r>
-        <w:rPr>
-          <w:b/>
-        </w:rPr>
-        <w:t>evidence</w:t>
-      </w:r>
-      <w:r>
-        <w:rPr>
-          <w:b w:val="0"/>
-        </w:rPr>
-        <w:t xml:space="preserve"> sheet to Image-pattern Network Investigation. Show how you can trace identity </w:t>
-      </w:r>
-      <w:r>
-        <w:rPr>
-          <w:b/>
-        </w:rPr>
-        <w:t>relu</w:t>
-      </w:r>
-      <w:r>
-        <w:rPr>
-          <w:b w:val="0"/>
-        </w:rPr>
-        <w:t xml:space="preserve"> and </w:t>
-      </w:r>
-      <w:r>
-        <w:rPr>
-          <w:b/>
-        </w:rPr>
-        <w:t>sigmoid</w:t>
-      </w:r>
-      <w:r>
-        <w:rPr>
-          <w:b w:val="0"/>
-        </w:rPr>
-        <w:t xml:space="preserve"> on a numerical score.</w:t>
+        <w:pStyle w:val="Heading2"/>
+      </w:pPr>
+      <w:r>
+        <w:t>W2 Apply a declared class rule</w:t>
       </w:r>
     </w:p>
     <w:p>
@@ -4373,31 +4031,19 @@
         <w:rPr>
           <w:b w:val="0"/>
         </w:rPr>
-        <w:t xml:space="preserve">Use the supplied fictional case and keep its </w:t>
+        <w:t xml:space="preserve">Use the lesson </w:t>
       </w:r>
       <w:r>
         <w:rPr>
           <w:b/>
         </w:rPr>
-        <w:t>input</w:t>
-      </w:r>
-      <w:r>
-        <w:rPr>
-          <w:b w:val="0"/>
-        </w:rPr>
-        <w:t xml:space="preserve">s, intermediate steps, calculation or </w:t>
-      </w:r>
-      <w:r>
-        <w:rPr>
-          <w:b/>
-        </w:rPr>
-        <w:t>prediction</w:t>
-      </w:r>
-      <w:r>
-        <w:rPr>
-          <w:b w:val="0"/>
-        </w:rPr>
-        <w:t>, and limitation. Connect this record to last week’s record; a matching answer without a trace is insufficient.</w:t>
+        <w:t>sigmoid</w:t>
+      </w:r>
+      <w:r>
+        <w:rPr>
+          <w:b w:val="0"/>
+        </w:rPr>
+        <w:t xml:space="preserve"> values for -2, 0, 2. Predict classes under a &gt;= 0.5, then explain the zero-score case.</w:t>
       </w:r>
     </w:p>
     <w:p>
@@ -4408,78 +4054,27 @@
         <w:rPr>
           <w:b w:val="0"/>
         </w:rPr>
-        <w:t xml:space="preserve">Use a number line and a three-column z, a, y table. Supply </w:t>
+        <w:t xml:space="preserve">Teacher explanation: Classes are 0, 1, 1. </w:t>
       </w:r>
       <w:r>
         <w:rPr>
           <w:b/>
         </w:rPr>
-        <w:t>sigmoid</w:t>
-      </w:r>
-      <w:r>
-        <w:rPr>
-          <w:b w:val="0"/>
-        </w:rPr>
-        <w:t xml:space="preserve"> values rather than requiring exponent calculations from memory.</w:t>
+        <w:t>Sigmoid</w:t>
+      </w:r>
+      <w:r>
+        <w:rPr>
+          <w:b w:val="0"/>
+        </w:rPr>
+        <w:t>(0) equals 0.5 and the declared &gt;= comparison includes equality.</w:t>
       </w:r>
     </w:p>
     <w:p>
       <w:pPr>
-        <w:spacing w:line="336" w:lineRule="auto" w:after="180"/>
-      </w:pPr>
-      <w:r>
-        <w:rPr>
-          <w:b w:val="0"/>
-        </w:rPr>
-        <w:t xml:space="preserve">Extension: use several </w:t>
-      </w:r>
-      <w:r>
-        <w:rPr>
-          <w:b/>
-        </w:rPr>
-        <w:t>input</w:t>
-      </w:r>
-      <w:r>
-        <w:rPr>
-          <w:b w:val="0"/>
-        </w:rPr>
-        <w:t xml:space="preserve">s to verify that </w:t>
-      </w:r>
-      <w:r>
-        <w:rPr>
-          <w:b/>
-        </w:rPr>
-        <w:t>sigmoid</w:t>
-      </w:r>
-      <w:r>
-        <w:rPr>
-          <w:b w:val="0"/>
-        </w:rPr>
-        <w:t xml:space="preserve">(z) and </w:t>
-      </w:r>
-      <w:r>
-        <w:rPr>
-          <w:b/>
-        </w:rPr>
-        <w:t>sigmoid</w:t>
-      </w:r>
-      <w:r>
-        <w:rPr>
-          <w:b w:val="0"/>
-        </w:rPr>
-        <w:t xml:space="preserve">(-z) sum to 1 within rounding error, while noting that this symmetry is not </w:t>
-      </w:r>
-      <w:r>
-        <w:rPr>
-          <w:b/>
-        </w:rPr>
-        <w:t>evidence</w:t>
-      </w:r>
-      <w:r>
-        <w:rPr>
-          <w:b w:val="0"/>
-        </w:rPr>
-        <w:t xml:space="preserve"> of calibration.</w:t>
+        <w:pStyle w:val="Heading2"/>
+      </w:pPr>
+      <w:r>
+        <w:t>W3 Check the midpoint</w:t>
       </w:r>
     </w:p>
     <w:p>
@@ -4490,19 +4085,55 @@
         <w:rPr>
           <w:b w:val="0"/>
         </w:rPr>
-        <w:t xml:space="preserve">Week 5 composes layers and traces how activations become </w:t>
+        <w:t xml:space="preserve">Compare </w:t>
       </w:r>
       <w:r>
         <w:rPr>
           <w:b/>
         </w:rPr>
+        <w:t>ReLU</w:t>
+      </w:r>
+      <w:r>
+        <w:rPr>
+          <w:b w:val="0"/>
+        </w:rPr>
+        <w:t xml:space="preserve"> at </w:t>
+      </w:r>
+      <w:r>
+        <w:rPr>
+          <w:b/>
+        </w:rPr>
         <w:t>input</w:t>
       </w:r>
       <w:r>
         <w:rPr>
           <w:b w:val="0"/>
         </w:rPr>
-        <w:t>s to the next computation.</w:t>
+        <w:t xml:space="preserve">s -2, 0, 2. Give the average of the two endpoint </w:t>
+      </w:r>
+      <w:r>
+        <w:rPr>
+          <w:b/>
+        </w:rPr>
+        <w:t>output</w:t>
+      </w:r>
+      <w:r>
+        <w:rPr>
+          <w:b w:val="0"/>
+        </w:rPr>
+        <w:t xml:space="preserve">s and the </w:t>
+      </w:r>
+      <w:r>
+        <w:rPr>
+          <w:b/>
+        </w:rPr>
+        <w:t>output</w:t>
+      </w:r>
+      <w:r>
+        <w:rPr>
+          <w:b w:val="0"/>
+        </w:rPr>
+        <w:t xml:space="preserve"> at the midpoint; explain what this shows.</w:t>
       </w:r>
     </w:p>
     <w:p>
@@ -4513,15 +4144,727 @@
         <w:rPr>
           <w:b w:val="0"/>
         </w:rPr>
-        <w:t>Retain the project ledger and assess a changed case after support. Check the relevant prerequisite before carrying this component forward.</w:t>
+        <w:t xml:space="preserve">Teacher explanation: Endpoint </w:t>
+      </w:r>
+      <w:r>
+        <w:rPr>
+          <w:b/>
+        </w:rPr>
+        <w:t>output</w:t>
+      </w:r>
+      <w:r>
+        <w:rPr>
+          <w:b w:val="0"/>
+        </w:rPr>
+        <w:t xml:space="preserve">s 0 and 2 average to 1; the midpoint </w:t>
+      </w:r>
+      <w:r>
+        <w:rPr>
+          <w:b/>
+        </w:rPr>
+        <w:t>input</w:t>
+      </w:r>
+      <w:r>
+        <w:rPr>
+          <w:b w:val="0"/>
+        </w:rPr>
+        <w:t xml:space="preserve"> 0 produces 0. The mismatch shows </w:t>
+      </w:r>
+      <w:r>
+        <w:rPr>
+          <w:b/>
+        </w:rPr>
+        <w:t>ReLU</w:t>
+      </w:r>
+      <w:r>
+        <w:rPr>
+          <w:b w:val="0"/>
+        </w:rPr>
+        <w:t xml:space="preserve"> is not one affine function over these </w:t>
+      </w:r>
+      <w:r>
+        <w:rPr>
+          <w:b/>
+        </w:rPr>
+        <w:t>input</w:t>
+      </w:r>
+      <w:r>
+        <w:rPr>
+          <w:b w:val="0"/>
+        </w:rPr>
+        <w:t>s.</w:t>
       </w:r>
     </w:p>
     <w:p>
       <w:pPr>
+        <w:pStyle w:val="Heading2"/>
+      </w:pPr>
+      <w:r>
+        <w:t>W5 Limit a probability claim</w:t>
+      </w:r>
+    </w:p>
+    <w:p>
+      <w:pPr>
+        <w:spacing w:line="336" w:lineRule="auto" w:after="180"/>
+      </w:pPr>
+      <w:r>
+        <w:rPr>
+          <w:b w:val="0"/>
+        </w:rPr>
+        <w:t xml:space="preserve">A model returns a </w:t>
+      </w:r>
+      <w:r>
+        <w:rPr>
+          <w:b/>
+        </w:rPr>
+        <w:t>sigmoid</w:t>
+      </w:r>
+      <w:r>
+        <w:rPr>
+          <w:b w:val="0"/>
+        </w:rPr>
+        <w:t xml:space="preserve"> value 0.9 on one case. Does the numerical range alone establish a calibrated 90 percent probability? Explain what needs checking.</w:t>
+      </w:r>
+    </w:p>
+    <w:p>
+      <w:pPr>
+        <w:spacing w:line="336" w:lineRule="auto" w:after="180"/>
+      </w:pPr>
+      <w:r>
+        <w:rPr>
+          <w:b w:val="0"/>
+        </w:rPr>
+        <w:t>Teacher explanation: No. It establishes only the computed activation value.</w:t>
+      </w:r>
+    </w:p>
+    <w:p>
+      <w:pPr>
+        <w:spacing w:line="336" w:lineRule="auto" w:after="180"/>
+      </w:pPr>
+      <w:r>
+        <w:rPr>
+          <w:b w:val="0"/>
+        </w:rPr>
+        <w:t>Probability interpretation requires a suitable fitted model and evaluation, including checking predicted probabilities against outcome frequencies on relevant separate data; one value does not establish calibration.</w:t>
+      </w:r>
+    </w:p>
+    <w:p>
+      <w:pPr>
+        <w:pStyle w:val="Heading2"/>
+      </w:pPr>
+      <w:r>
+        <w:t>Earlier wording, alternatives and picture transcripts · reference / check after trying</w:t>
+      </w:r>
+    </w:p>
+    <w:p>
+      <w:pPr>
         <w:pStyle w:val="Heading3"/>
       </w:pPr>
       <w:r>
-        <w:t>Plan the delayed return</w:t>
+        <w:t>Guided and exit questions</w:t>
+      </w:r>
+    </w:p>
+    <w:p>
+      <w:pPr>
+        <w:spacing w:line="336" w:lineRule="auto" w:after="180"/>
+      </w:pPr>
+      <w:r>
+        <w:rPr>
+          <w:b w:val="0"/>
+        </w:rPr>
+        <w:t xml:space="preserve">Guided: identity </w:t>
+      </w:r>
+      <w:r>
+        <w:rPr>
+          <w:b/>
+        </w:rPr>
+        <w:t>output</w:t>
+      </w:r>
+      <w:r>
+        <w:rPr>
+          <w:b w:val="0"/>
+        </w:rPr>
+        <w:t xml:space="preserve">s -1 and 1; </w:t>
+      </w:r>
+      <w:r>
+        <w:rPr>
+          <w:b/>
+        </w:rPr>
+        <w:t>ReLU</w:t>
+      </w:r>
+      <w:r>
+        <w:rPr>
+          <w:b w:val="0"/>
+        </w:rPr>
+        <w:t xml:space="preserve"> </w:t>
+      </w:r>
+      <w:r>
+        <w:rPr>
+          <w:b/>
+        </w:rPr>
+        <w:t>output</w:t>
+      </w:r>
+      <w:r>
+        <w:rPr>
+          <w:b w:val="0"/>
+        </w:rPr>
+        <w:t xml:space="preserve">s 0 and 1. </w:t>
+      </w:r>
+      <w:r>
+        <w:rPr>
+          <w:b/>
+        </w:rPr>
+        <w:t>Sigmoid</w:t>
+      </w:r>
+      <w:r>
+        <w:rPr>
+          <w:b w:val="0"/>
+        </w:rPr>
+        <w:t xml:space="preserve"> class </w:t>
+      </w:r>
+      <w:r>
+        <w:rPr>
+          <w:b/>
+        </w:rPr>
+        <w:t>prediction</w:t>
+      </w:r>
+      <w:r>
+        <w:rPr>
+          <w:b w:val="0"/>
+        </w:rPr>
+        <w:t>s under &gt;= 0.5 are 0 and 1. Exit: the computation establishes an activation of about 0.8808 for score 2.</w:t>
+      </w:r>
+    </w:p>
+    <w:p>
+      <w:pPr>
+        <w:spacing w:line="336" w:lineRule="auto" w:after="180"/>
+      </w:pPr>
+      <w:r>
+        <w:rPr>
+          <w:b w:val="0"/>
+        </w:rPr>
+        <w:t>It does not establish calibrated probabilities, correctness on this individual case or reliability on future populations.</w:t>
+      </w:r>
+    </w:p>
+    <w:p>
+      <w:pPr>
+        <w:pStyle w:val="Heading3"/>
+      </w:pPr>
+      <w:r>
+        <w:t>W1 Trace three activations</w:t>
+      </w:r>
+    </w:p>
+    <w:p>
+      <w:pPr>
+        <w:pStyle w:val="Heading3"/>
+      </w:pPr>
+      <w:r>
+        <w:t>W2 Apply a declared class rule</w:t>
+      </w:r>
+    </w:p>
+    <w:p>
+      <w:pPr>
+        <w:pStyle w:val="Heading3"/>
+      </w:pPr>
+      <w:r>
+        <w:t>W3 Check the midpoint</w:t>
+      </w:r>
+    </w:p>
+    <w:p>
+      <w:pPr>
+        <w:pStyle w:val="Heading3"/>
+      </w:pPr>
+      <w:r>
+        <w:t>W4 Trace a new chain independently</w:t>
+      </w:r>
+    </w:p>
+    <w:p>
+      <w:pPr>
+        <w:spacing w:line="336" w:lineRule="auto" w:after="180"/>
+      </w:pPr>
+      <w:r>
+        <w:rPr>
+          <w:b w:val="0"/>
+        </w:rPr>
+        <w:t xml:space="preserve">Let z = x - 2, a = </w:t>
+      </w:r>
+      <w:r>
+        <w:rPr>
+          <w:b/>
+        </w:rPr>
+        <w:t>ReLU</w:t>
+      </w:r>
+      <w:r>
+        <w:rPr>
+          <w:b w:val="0"/>
+        </w:rPr>
+        <w:t xml:space="preserve">(z), y = 2a + 1. For x = 0, 2, 5, record every z, a and y. Then replace </w:t>
+      </w:r>
+      <w:r>
+        <w:rPr>
+          <w:b/>
+        </w:rPr>
+        <w:t>ReLU</w:t>
+      </w:r>
+      <w:r>
+        <w:rPr>
+          <w:b w:val="0"/>
+        </w:rPr>
+        <w:t xml:space="preserve"> with identity and give all three y values. Which </w:t>
+      </w:r>
+      <w:r>
+        <w:rPr>
+          <w:b/>
+        </w:rPr>
+        <w:t>input</w:t>
+      </w:r>
+      <w:r>
+        <w:rPr>
+          <w:b w:val="0"/>
+        </w:rPr>
+        <w:t xml:space="preserve">s have the same </w:t>
+      </w:r>
+      <w:r>
+        <w:rPr>
+          <w:b/>
+        </w:rPr>
+        <w:t>ReLU</w:t>
+      </w:r>
+      <w:r>
+        <w:rPr>
+          <w:b w:val="0"/>
+        </w:rPr>
+        <w:t xml:space="preserve"> </w:t>
+      </w:r>
+      <w:r>
+        <w:rPr>
+          <w:b/>
+        </w:rPr>
+        <w:t>output</w:t>
+      </w:r>
+      <w:r>
+        <w:rPr>
+          <w:b w:val="0"/>
+        </w:rPr>
+        <w:t>, and why?</w:t>
+      </w:r>
+    </w:p>
+    <w:p>
+      <w:pPr>
+        <w:spacing w:line="336" w:lineRule="auto" w:after="180"/>
+      </w:pPr>
+      <w:r>
+        <w:rPr>
+          <w:b w:val="0"/>
+        </w:rPr>
+        <w:t xml:space="preserve">Teacher explanation: For x = 0, 2, 5: z = -2, 0, 3; a = 0, 0, 3; y = 1, 1, 7. Identity gives y = -3, 1, 7. </w:t>
+      </w:r>
+      <w:r>
+        <w:rPr>
+          <w:b/>
+        </w:rPr>
+        <w:t>Input</w:t>
+      </w:r>
+      <w:r>
+        <w:rPr>
+          <w:b w:val="0"/>
+        </w:rPr>
+        <w:t xml:space="preserve">s 0 and 2 both give a = 0 because </w:t>
+      </w:r>
+      <w:r>
+        <w:rPr>
+          <w:b/>
+        </w:rPr>
+        <w:t>ReLU</w:t>
+      </w:r>
+      <w:r>
+        <w:rPr>
+          <w:b w:val="0"/>
+        </w:rPr>
+        <w:t xml:space="preserve"> maps negative and zero scores to zero.</w:t>
+      </w:r>
+    </w:p>
+    <w:p>
+      <w:pPr>
+        <w:pStyle w:val="Heading3"/>
+      </w:pPr>
+      <w:r>
+        <w:t>W5 Limit a probability claim</w:t>
+      </w:r>
+    </w:p>
+    <w:p>
+      <w:pPr>
+        <w:pStyle w:val="Heading3"/>
+      </w:pPr>
+      <w:r>
+        <w:t>Independent assessment and fresh retry</w:t>
+      </w:r>
+    </w:p>
+    <w:p>
+      <w:pPr>
+        <w:spacing w:line="336" w:lineRule="auto" w:after="180"/>
+      </w:pPr>
+      <w:r>
+        <w:rPr>
+          <w:b w:val="0"/>
+        </w:rPr>
+        <w:t xml:space="preserve">Assess W4 for z values -2, 0, 3, </w:t>
+      </w:r>
+      <w:r>
+        <w:rPr>
+          <w:b/>
+        </w:rPr>
+        <w:t>ReLU</w:t>
+      </w:r>
+      <w:r>
+        <w:rPr>
+          <w:b w:val="0"/>
+        </w:rPr>
+        <w:t xml:space="preserve"> values 0, 0, 3, final </w:t>
+      </w:r>
+      <w:r>
+        <w:rPr>
+          <w:b/>
+        </w:rPr>
+        <w:t>output</w:t>
+      </w:r>
+      <w:r>
+        <w:rPr>
+          <w:b w:val="0"/>
+        </w:rPr>
+        <w:t xml:space="preserve">s 1, 1, 7 and identity </w:t>
+      </w:r>
+      <w:r>
+        <w:rPr>
+          <w:b/>
+        </w:rPr>
+        <w:t>output</w:t>
+      </w:r>
+      <w:r>
+        <w:rPr>
+          <w:b w:val="0"/>
+        </w:rPr>
+        <w:t xml:space="preserve">s -3, 1, 7. Fresh retry: z = 2x - 3, a = </w:t>
+      </w:r>
+      <w:r>
+        <w:rPr>
+          <w:b/>
+        </w:rPr>
+        <w:t>ReLU</w:t>
+      </w:r>
+      <w:r>
+        <w:rPr>
+          <w:b w:val="0"/>
+        </w:rPr>
+        <w:t>(z), y = a - 1 at x = 1, 1.5, 3.</w:t>
+      </w:r>
+    </w:p>
+    <w:p>
+      <w:pPr>
+        <w:spacing w:line="336" w:lineRule="auto" w:after="180"/>
+      </w:pPr>
+      <w:r>
+        <w:rPr>
+          <w:b w:val="0"/>
+        </w:rPr>
+        <w:t>The triples (z, a, y) are (-1, 0, -1), (0, 0, -1), (3, 3, 2). Require an explanation of which distinctions were erased.</w:t>
+      </w:r>
+    </w:p>
+    <w:p>
+      <w:pPr>
+        <w:pStyle w:val="Heading3"/>
+      </w:pPr>
+      <w:r>
+        <w:t>Assess independent transfer</w:t>
+      </w:r>
+    </w:p>
+    <w:p>
+      <w:pPr>
+        <w:pStyle w:val="Heading3"/>
+      </w:pPr>
+      <w:r>
+        <w:t>Selected case answer</w:t>
+      </w:r>
+    </w:p>
+    <w:p>
+      <w:pPr>
+        <w:pStyle w:val="Heading3"/>
+      </w:pPr>
+      <w:r>
+        <w:t>Feedback that the learner uses</w:t>
+      </w:r>
+    </w:p>
+    <w:p>
+      <w:pPr>
+        <w:pStyle w:val="Heading1"/>
+      </w:pPr>
+      <w:r>
+        <w:t>06. Connect,support and revisit the mathematics</w:t>
+      </w:r>
+    </w:p>
+    <w:p>
+      <w:r>
+        <w:t>Use the saved evidence to choose the next step.</w:t>
+      </w:r>
+    </w:p>
+    <w:p>
+      <w:pPr>
+        <w:pStyle w:val="Heading2"/>
+      </w:pPr>
+      <w:r>
+        <w:t>Project and next-week bridge</w:t>
+      </w:r>
+    </w:p>
+    <w:p>
+      <w:pPr>
+        <w:spacing w:line="336" w:lineRule="auto" w:after="180"/>
+      </w:pPr>
+      <w:r>
+        <w:rPr>
+          <w:b w:val="0"/>
+        </w:rPr>
+        <w:t xml:space="preserve">Add a labelled </w:t>
+      </w:r>
+      <w:r>
+        <w:rPr>
+          <w:b/>
+        </w:rPr>
+        <w:t>activation function</w:t>
+      </w:r>
+      <w:r>
+        <w:rPr>
+          <w:b w:val="0"/>
+        </w:rPr>
+        <w:t xml:space="preserve">s </w:t>
+      </w:r>
+      <w:r>
+        <w:rPr>
+          <w:b/>
+        </w:rPr>
+        <w:t>evidence</w:t>
+      </w:r>
+      <w:r>
+        <w:rPr>
+          <w:b w:val="0"/>
+        </w:rPr>
+        <w:t xml:space="preserve"> sheet to Image-pattern Network Investigation. Show how you can trace identity </w:t>
+      </w:r>
+      <w:r>
+        <w:rPr>
+          <w:b/>
+        </w:rPr>
+        <w:t>relu</w:t>
+      </w:r>
+      <w:r>
+        <w:rPr>
+          <w:b w:val="0"/>
+        </w:rPr>
+        <w:t xml:space="preserve"> and </w:t>
+      </w:r>
+      <w:r>
+        <w:rPr>
+          <w:b/>
+        </w:rPr>
+        <w:t>sigmoid</w:t>
+      </w:r>
+      <w:r>
+        <w:rPr>
+          <w:b w:val="0"/>
+        </w:rPr>
+        <w:t xml:space="preserve"> on a numerical score.</w:t>
+      </w:r>
+    </w:p>
+    <w:p>
+      <w:pPr>
+        <w:spacing w:line="336" w:lineRule="auto" w:after="180"/>
+      </w:pPr>
+      <w:r>
+        <w:rPr>
+          <w:b w:val="0"/>
+        </w:rPr>
+        <w:t xml:space="preserve">Use the supplied fictional case and keep its </w:t>
+      </w:r>
+      <w:r>
+        <w:rPr>
+          <w:b/>
+        </w:rPr>
+        <w:t>input</w:t>
+      </w:r>
+      <w:r>
+        <w:rPr>
+          <w:b w:val="0"/>
+        </w:rPr>
+        <w:t xml:space="preserve">s, intermediate steps, calculation or </w:t>
+      </w:r>
+      <w:r>
+        <w:rPr>
+          <w:b/>
+        </w:rPr>
+        <w:t>prediction</w:t>
+      </w:r>
+      <w:r>
+        <w:rPr>
+          <w:b w:val="0"/>
+        </w:rPr>
+        <w:t>, and limitation. Connect this record to last week’s record; a matching answer without a trace is insufficient.</w:t>
+      </w:r>
+    </w:p>
+    <w:p>
+      <w:pPr>
+        <w:spacing w:line="336" w:lineRule="auto" w:after="180"/>
+      </w:pPr>
+      <w:r>
+        <w:rPr>
+          <w:b w:val="0"/>
+        </w:rPr>
+        <w:t xml:space="preserve">Use a number line and a three-column z, a, y table. Supply </w:t>
+      </w:r>
+      <w:r>
+        <w:rPr>
+          <w:b/>
+        </w:rPr>
+        <w:t>sigmoid</w:t>
+      </w:r>
+      <w:r>
+        <w:rPr>
+          <w:b w:val="0"/>
+        </w:rPr>
+        <w:t xml:space="preserve"> values rather than requiring exponent calculations from memory.</w:t>
+      </w:r>
+    </w:p>
+    <w:p>
+      <w:pPr>
+        <w:spacing w:line="336" w:lineRule="auto" w:after="180"/>
+      </w:pPr>
+      <w:r>
+        <w:rPr>
+          <w:b w:val="0"/>
+        </w:rPr>
+        <w:t xml:space="preserve">Extension: use several </w:t>
+      </w:r>
+      <w:r>
+        <w:rPr>
+          <w:b/>
+        </w:rPr>
+        <w:t>input</w:t>
+      </w:r>
+      <w:r>
+        <w:rPr>
+          <w:b w:val="0"/>
+        </w:rPr>
+        <w:t xml:space="preserve">s to verify that </w:t>
+      </w:r>
+      <w:r>
+        <w:rPr>
+          <w:b/>
+        </w:rPr>
+        <w:t>sigmoid</w:t>
+      </w:r>
+      <w:r>
+        <w:rPr>
+          <w:b w:val="0"/>
+        </w:rPr>
+        <w:t xml:space="preserve">(z) and </w:t>
+      </w:r>
+      <w:r>
+        <w:rPr>
+          <w:b/>
+        </w:rPr>
+        <w:t>sigmoid</w:t>
+      </w:r>
+      <w:r>
+        <w:rPr>
+          <w:b w:val="0"/>
+        </w:rPr>
+        <w:t xml:space="preserve">(-z) sum to 1 within rounding error, while noting that this symmetry is not </w:t>
+      </w:r>
+      <w:r>
+        <w:rPr>
+          <w:b/>
+        </w:rPr>
+        <w:t>evidence</w:t>
+      </w:r>
+      <w:r>
+        <w:rPr>
+          <w:b w:val="0"/>
+        </w:rPr>
+        <w:t xml:space="preserve"> of calibration.</w:t>
+      </w:r>
+    </w:p>
+    <w:p>
+      <w:pPr>
+        <w:spacing w:line="336" w:lineRule="auto" w:after="180"/>
+      </w:pPr>
+      <w:r>
+        <w:rPr>
+          <w:b w:val="0"/>
+        </w:rPr>
+        <w:t xml:space="preserve">Week 5 composes layers and traces how activations become </w:t>
+      </w:r>
+      <w:r>
+        <w:rPr>
+          <w:b/>
+        </w:rPr>
+        <w:t>input</w:t>
+      </w:r>
+      <w:r>
+        <w:rPr>
+          <w:b w:val="0"/>
+        </w:rPr>
+        <w:t>s to the next computation.</w:t>
+      </w:r>
+    </w:p>
+    <w:p>
+      <w:pPr>
+        <w:spacing w:line="336" w:lineRule="auto" w:after="180"/>
+      </w:pPr>
+      <w:r>
+        <w:rPr>
+          <w:b w:val="0"/>
+        </w:rPr>
+        <w:t>Retain the project ledger and assess a changed case after support. Check the relevant prerequisite before carrying this component forward.</w:t>
+      </w:r>
+    </w:p>
+    <w:p>
+      <w:pPr>
+        <w:spacing w:line="336" w:lineRule="auto" w:after="180"/>
+      </w:pPr>
+      <w:r>
+        <w:rPr>
+          <w:b w:val="0"/>
+        </w:rPr>
+        <w:t xml:space="preserve">For your Image-pattern Network Investigation, save the </w:t>
+      </w:r>
+      <w:r>
+        <w:rPr>
+          <w:b/>
+        </w:rPr>
+        <w:t>input</w:t>
+      </w:r>
+      <w:r>
+        <w:rPr>
+          <w:b w:val="0"/>
+        </w:rPr>
+        <w:t>, procedure, observed result and limitation of this check.</w:t>
+      </w:r>
+    </w:p>
+    <w:p>
+      <w:pPr>
+        <w:spacing w:line="336" w:lineRule="auto" w:after="180"/>
+      </w:pPr>
+      <w:r>
+        <w:rPr>
+          <w:b w:val="0"/>
+        </w:rPr>
+        <w:t>Label this worked example as practice; use a different, previously unreviewed case when checking independent understanding.</w:t>
+      </w:r>
+    </w:p>
+    <w:p>
+      <w:pPr>
+        <w:pStyle w:val="Heading2"/>
+      </w:pPr>
+      <w:r>
+        <w:t>Delayed return and support record</w:t>
       </w:r>
     </w:p>
     <w:p>
@@ -4738,44 +5081,26 @@
     </w:p>
     <w:p>
       <w:pPr>
-        <w:pStyle w:val="Heading3"/>
-      </w:pPr>
-      <w:r>
-        <w:t>Project evidence from this case</w:t>
+        <w:pStyle w:val="Heading2"/>
+      </w:pPr>
+      <w:r>
+        <w:t>Earlier wording, alternatives and picture transcripts · reference / check after trying</w:t>
       </w:r>
     </w:p>
     <w:p>
       <w:pPr>
-        <w:spacing w:line="336" w:lineRule="auto" w:after="180"/>
-      </w:pPr>
-      <w:r>
-        <w:rPr>
-          <w:b w:val="0"/>
-        </w:rPr>
-        <w:t xml:space="preserve">For your Image-pattern Network Investigation, save the </w:t>
-      </w:r>
-      <w:r>
-        <w:rPr>
-          <w:b/>
-        </w:rPr>
-        <w:t>input</w:t>
-      </w:r>
-      <w:r>
-        <w:rPr>
-          <w:b w:val="0"/>
-        </w:rPr>
-        <w:t>, procedure, observed result and limitation of this check.</w:t>
+        <w:pStyle w:val="Heading3"/>
+      </w:pPr>
+      <w:r>
+        <w:t>Plan the delayed return</w:t>
       </w:r>
     </w:p>
     <w:p>
       <w:pPr>
-        <w:spacing w:line="336" w:lineRule="auto" w:after="180"/>
-      </w:pPr>
-      <w:r>
-        <w:rPr>
-          <w:b w:val="0"/>
-        </w:rPr>
-        <w:t>Label this worked example as practice; use a different, previously unreviewed case when checking independent understanding.</w:t>
+        <w:pStyle w:val="Heading3"/>
+      </w:pPr>
+      <w:r>
+        <w:t>Project evidence from this case</w:t>
       </w:r>
     </w:p>
     <w:p>
@@ -4783,26 +5108,33 @@
         <w:pStyle w:val="Heading1"/>
       </w:pPr>
       <w:r>
-        <w:t>07. Prepare, teach and assess</w:t>
+        <w:t>Reference bank and extra practice</w:t>
       </w:r>
     </w:p>
     <w:p>
-      <w:r>
-        <w:t>Use this preparation summary alongside the detailed Activation functions lesson; it is a checklist rather than a replacement for the full sequence.</w:t>
+      <w:pPr>
+        <w:pStyle w:val="Heading1"/>
+      </w:pPr>
+      <w:r>
+        <w:t>07. Reference · Alternative planning checklist</w:t>
       </w:r>
     </w:p>
     <w:p>
-      <w:pPr>
-        <w:pStyle w:val="Heading3"/>
-      </w:pPr>
-      <w:r>
-        <w:t>Teaching target</w:t>
+      <w:r>
+        <w:t>Use alongside the main route when helpful.</w:t>
       </w:r>
     </w:p>
     <w:p>
       <w:pPr>
+        <w:pStyle w:val="Heading2"/>
+      </w:pPr>
+      <w:r>
+        <w:t>Planning,assessment and project reminders</w:t>
+      </w:r>
+    </w:p>
+    <w:p>
+      <w:pPr>
         <w:spacing w:line="336" w:lineRule="auto" w:after="180"/>
-        <w:shd w:fill="EDF7F3"/>
       </w:pPr>
       <w:r>
         <w:rPr>
@@ -5026,34 +5358,60 @@
     </w:p>
     <w:p>
       <w:pPr>
-        <w:pStyle w:val="Heading3"/>
-      </w:pPr>
-      <w:r>
-        <w:t>Supported practice answer</w:t>
+        <w:spacing w:line="336" w:lineRule="auto" w:after="180"/>
+      </w:pPr>
+      <w:r>
+        <w:rPr>
+          <w:b w:val="0"/>
+        </w:rPr>
+        <w:t xml:space="preserve">Reasoned practice answer: Teacher explanation: Classes are 0, 1, 1. </w:t>
+      </w:r>
+      <w:r>
+        <w:rPr>
+          <w:b/>
+        </w:rPr>
+        <w:t>Sigmoid</w:t>
+      </w:r>
+      <w:r>
+        <w:rPr>
+          <w:b w:val="0"/>
+        </w:rPr>
+        <w:t>(0) equals 0.5 and the declared &gt;= comparison includes equality.</w:t>
       </w:r>
     </w:p>
     <w:p>
       <w:pPr>
         <w:spacing w:line="336" w:lineRule="auto" w:after="180"/>
-        <w:shd w:fill="F1F6FC"/>
-      </w:pPr>
-      <w:r>
-        <w:rPr>
-          <w:b w:val="0"/>
-        </w:rPr>
-        <w:t xml:space="preserve">Reasoned practice answer: Teacher explanation: Classes are 0, 1, 1. </w:t>
+      </w:pPr>
+      <w:r>
+        <w:rPr>
+          <w:b w:val="0"/>
+        </w:rPr>
+        <w:t xml:space="preserve">Check every learner before discussion: Use the worked case for </w:t>
       </w:r>
       <w:r>
         <w:rPr>
           <w:b/>
         </w:rPr>
-        <w:t>Sigmoid</w:t>
-      </w:r>
-      <w:r>
-        <w:rPr>
-          <w:b w:val="0"/>
-        </w:rPr>
-        <w:t>(0) equals 0.5 and the declared &gt;= comparison includes equality.</w:t>
+        <w:t>Activation function</w:t>
+      </w:r>
+      <w:r>
+        <w:rPr>
+          <w:b w:val="0"/>
+        </w:rPr>
+        <w:t>s. Proposed explanation: “</w:t>
+      </w:r>
+      <w:r>
+        <w:rPr>
+          <w:b/>
+        </w:rPr>
+        <w:t>ReLU</w:t>
+      </w:r>
+      <w:r>
+        <w:rPr>
+          <w:b w:val="0"/>
+        </w:rPr>
+        <w:t xml:space="preserve"> returns a class label”. Decide whether this explanation is supported.</w:t>
       </w:r>
     </w:p>
     <w:p>
@@ -5064,31 +5422,7 @@
         <w:rPr>
           <w:b w:val="0"/>
         </w:rPr>
-        <w:t xml:space="preserve">Check every learner before discussion: Use the worked case for </w:t>
-      </w:r>
-      <w:r>
-        <w:rPr>
-          <w:b/>
-        </w:rPr>
-        <w:t>Activation function</w:t>
-      </w:r>
-      <w:r>
-        <w:rPr>
-          <w:b w:val="0"/>
-        </w:rPr>
-        <w:t>s. Proposed explanation: “</w:t>
-      </w:r>
-      <w:r>
-        <w:rPr>
-          <w:b/>
-        </w:rPr>
-        <w:t>ReLU</w:t>
-      </w:r>
-      <w:r>
-        <w:rPr>
-          <w:b w:val="0"/>
-        </w:rPr>
-        <w:t xml:space="preserve"> returns a class label”. Decide whether this explanation is supported.</w:t>
+        <w:t>Point to the step or supplied fact that decides; explain your repair if needed.</w:t>
       </w:r>
     </w:p>
     <w:p>
@@ -5099,27 +5433,53 @@
         <w:rPr>
           <w:b w:val="0"/>
         </w:rPr>
-        <w:t>Point to the step or supplied fact that decides; explain your repair if needed.</w:t>
+        <w:t xml:space="preserve">Misconception repair: Positive scores retain magnitude, so </w:t>
+      </w:r>
+      <w:r>
+        <w:rPr>
+          <w:b/>
+        </w:rPr>
+        <w:t>ReLU</w:t>
+      </w:r>
+      <w:r>
+        <w:rPr>
+          <w:b w:val="0"/>
+        </w:rPr>
+        <w:t>(2) is 2. A final class rule is separate.</w:t>
       </w:r>
     </w:p>
     <w:p>
       <w:pPr>
-        <w:pStyle w:val="Heading3"/>
-      </w:pPr>
-      <w:r>
-        <w:t>Repair the misconception</w:t>
+        <w:spacing w:line="336" w:lineRule="auto" w:after="180"/>
+      </w:pPr>
+      <w:r>
+        <w:rPr>
+          <w:b w:val="0"/>
+        </w:rPr>
+        <w:t xml:space="preserve">Support: read the exact case aloud, enlarge the labelled picture, supply </w:t>
+      </w:r>
+      <w:r>
+        <w:rPr>
+          <w:b/>
+        </w:rPr>
+        <w:t>input</w:t>
+      </w:r>
+      <w:r>
+        <w:rPr>
+          <w:b w:val="0"/>
+        </w:rPr>
+        <w:t xml:space="preserve"> cards and model only the first deciding step. Accept a spoken explanation or drawing; retain the reasoning goal.</w:t>
       </w:r>
     </w:p>
     <w:p>
       <w:pPr>
         <w:spacing w:line="336" w:lineRule="auto" w:after="180"/>
-        <w:shd w:fill="FFF5E6"/>
-      </w:pPr>
-      <w:r>
-        <w:rPr>
-          <w:b w:val="0"/>
-        </w:rPr>
-        <w:t xml:space="preserve">Misconception repair: Positive scores retain magnitude, so </w:t>
+      </w:pPr>
+      <w:r>
+        <w:rPr>
+          <w:b w:val="0"/>
+        </w:rPr>
+        <w:t xml:space="preserve">Extension: Replace </w:t>
       </w:r>
       <w:r>
         <w:rPr>
@@ -5131,121 +5491,47 @@
         <w:rPr>
           <w:b w:val="0"/>
         </w:rPr>
-        <w:t>(2) is 2. A final class rule is separate.</w:t>
+        <w:t xml:space="preserve"> with identity. Require a </w:t>
+      </w:r>
+      <w:r>
+        <w:rPr>
+          <w:b/>
+        </w:rPr>
+        <w:t>prediction</w:t>
+      </w:r>
+      <w:r>
+        <w:rPr>
+          <w:b w:val="0"/>
+        </w:rPr>
+        <w:t xml:space="preserve"> and a reason before comparing. Expected result: h becomes -2, 0, 1 and </w:t>
+      </w:r>
+      <w:r>
+        <w:rPr>
+          <w:b/>
+        </w:rPr>
+        <w:t>output</w:t>
+      </w:r>
+      <w:r>
+        <w:rPr>
+          <w:b w:val="0"/>
+        </w:rPr>
+        <w:t>s become -4, 2, 5.</w:t>
       </w:r>
     </w:p>
     <w:p>
       <w:pPr>
-        <w:pStyle w:val="Heading3"/>
-      </w:pPr>
-      <w:r>
-        <w:t>Support without giving away the answer</w:t>
+        <w:spacing w:line="336" w:lineRule="auto" w:after="180"/>
+      </w:pPr>
+      <w:r>
+        <w:rPr>
+          <w:b w:val="0"/>
+        </w:rPr>
+        <w:t>Reason: Identity retains the negative intermediate value instead of clipping it.</w:t>
       </w:r>
     </w:p>
     <w:p>
       <w:pPr>
         <w:spacing w:line="336" w:lineRule="auto" w:after="180"/>
-        <w:shd w:fill="F1F6F8"/>
-      </w:pPr>
-      <w:r>
-        <w:rPr>
-          <w:b w:val="0"/>
-        </w:rPr>
-        <w:t xml:space="preserve">Support: read the exact case aloud, enlarge the labelled picture, supply </w:t>
-      </w:r>
-      <w:r>
-        <w:rPr>
-          <w:b/>
-        </w:rPr>
-        <w:t>input</w:t>
-      </w:r>
-      <w:r>
-        <w:rPr>
-          <w:b w:val="0"/>
-        </w:rPr>
-        <w:t xml:space="preserve"> cards and model only the first deciding step. Accept a spoken explanation or drawing; retain the reasoning goal.</w:t>
-      </w:r>
-    </w:p>
-    <w:p>
-      <w:pPr>
-        <w:pStyle w:val="Heading3"/>
-      </w:pPr>
-      <w:r>
-        <w:t>Extend the reasoning</w:t>
-      </w:r>
-    </w:p>
-    <w:p>
-      <w:pPr>
-        <w:spacing w:line="336" w:lineRule="auto" w:after="180"/>
-        <w:shd w:fill="F5F1FB"/>
-      </w:pPr>
-      <w:r>
-        <w:rPr>
-          <w:b w:val="0"/>
-        </w:rPr>
-        <w:t xml:space="preserve">Extension: Replace </w:t>
-      </w:r>
-      <w:r>
-        <w:rPr>
-          <w:b/>
-        </w:rPr>
-        <w:t>ReLU</w:t>
-      </w:r>
-      <w:r>
-        <w:rPr>
-          <w:b w:val="0"/>
-        </w:rPr>
-        <w:t xml:space="preserve"> with identity. Require a </w:t>
-      </w:r>
-      <w:r>
-        <w:rPr>
-          <w:b/>
-        </w:rPr>
-        <w:t>prediction</w:t>
-      </w:r>
-      <w:r>
-        <w:rPr>
-          <w:b w:val="0"/>
-        </w:rPr>
-        <w:t xml:space="preserve"> and a reason before comparing. Expected result: h becomes -2, 0, 1 and </w:t>
-      </w:r>
-      <w:r>
-        <w:rPr>
-          <w:b/>
-        </w:rPr>
-        <w:t>output</w:t>
-      </w:r>
-      <w:r>
-        <w:rPr>
-          <w:b w:val="0"/>
-        </w:rPr>
-        <w:t>s become -4, 2, 5.</w:t>
-      </w:r>
-    </w:p>
-    <w:p>
-      <w:pPr>
-        <w:spacing w:line="336" w:lineRule="auto" w:after="180"/>
-        <w:shd w:fill="F5F1FB"/>
-      </w:pPr>
-      <w:r>
-        <w:rPr>
-          <w:b w:val="0"/>
-        </w:rPr>
-        <w:t>Reason: Identity retains the negative intermediate value instead of clipping it.</w:t>
-      </w:r>
-    </w:p>
-    <w:p>
-      <w:pPr>
-        <w:pStyle w:val="Heading3"/>
-      </w:pPr>
-      <w:r>
-        <w:t>Protect the independent attempt</w:t>
-      </w:r>
-    </w:p>
-    <w:p>
-      <w:pPr>
-        <w:spacing w:line="336" w:lineRule="auto" w:after="180"/>
-        <w:shd w:fill="FFF5E6"/>
       </w:pPr>
       <w:r>
         <w:rPr>
@@ -5440,70 +5726,69 @@
     </w:tbl>
     <w:p>
       <w:pPr>
-        <w:pStyle w:val="Heading3"/>
-      </w:pPr>
-      <w:r>
-        <w:t>Project checkpoint</w:t>
+        <w:spacing w:line="336" w:lineRule="auto" w:after="180"/>
+      </w:pPr>
+      <w:r>
+        <w:rPr>
+          <w:b w:val="0"/>
+        </w:rPr>
+        <w:t xml:space="preserve">Project checkpoint: Frame the need. Name the user, the problem, allowed </w:t>
+      </w:r>
+      <w:r>
+        <w:rPr>
+          <w:b/>
+        </w:rPr>
+        <w:t>input</w:t>
+      </w:r>
+      <w:r>
+        <w:rPr>
+          <w:b w:val="0"/>
+        </w:rPr>
+        <w:t>s and a safe simple starting method.</w:t>
       </w:r>
     </w:p>
     <w:p>
       <w:pPr>
         <w:spacing w:line="336" w:lineRule="auto" w:after="180"/>
-        <w:shd w:fill="EDF7F3"/>
-      </w:pPr>
-      <w:r>
-        <w:rPr>
-          <w:b w:val="0"/>
-        </w:rPr>
-        <w:t xml:space="preserve">Project checkpoint: Frame the need. Name the user, the problem, allowed </w:t>
+      </w:pPr>
+      <w:r>
+        <w:rPr>
+          <w:b w:val="0"/>
+        </w:rPr>
+        <w:t xml:space="preserve">Use the weekly teacher answer for topic-specific reasoning. A saved progress tick is an activity record; judge mastery from the learner’s explanation and </w:t>
       </w:r>
       <w:r>
         <w:rPr>
           <w:b/>
         </w:rPr>
-        <w:t>input</w:t>
-      </w:r>
-      <w:r>
-        <w:rPr>
-          <w:b w:val="0"/>
-        </w:rPr>
-        <w:t>s and a safe simple starting method.</w:t>
+        <w:t>evidence</w:t>
+      </w:r>
+      <w:r>
+        <w:rPr>
+          <w:b w:val="0"/>
+        </w:rPr>
+        <w:t>.</w:t>
       </w:r>
     </w:p>
     <w:p>
       <w:pPr>
-        <w:spacing w:line="336" w:lineRule="auto" w:after="180"/>
-      </w:pPr>
-      <w:r>
-        <w:rPr>
-          <w:b w:val="0"/>
-        </w:rPr>
-        <w:t xml:space="preserve">Use the weekly teacher answer for topic-specific reasoning. A saved progress tick is an activity record; judge mastery from the learner’s explanation and </w:t>
-      </w:r>
-      <w:r>
-        <w:rPr>
-          <w:b/>
-        </w:rPr>
-        <w:t>evidence</w:t>
-      </w:r>
-      <w:r>
-        <w:rPr>
-          <w:b w:val="0"/>
-        </w:rPr>
-        <w:t>.</w:t>
+        <w:pStyle w:val="Heading1"/>
+      </w:pPr>
+      <w:r>
+        <w:t>08. Reference · Feedback,labs and repair paths</w:t>
       </w:r>
     </w:p>
     <w:p>
-      <w:pPr>
-        <w:pStyle w:val="Heading1"/>
-      </w:pPr>
-      <w:r>
-        <w:t>08. Use feedback, labs and repair paths</w:t>
+      <w:r>
+        <w:t>Retain the first attempt and the evidence used for a repair.</w:t>
       </w:r>
     </w:p>
     <w:p>
-      <w:r>
-        <w:t>Use feedback, earlier review and portfolios purposefully. Apply the coding routine only when this lesson has an executable lab.</w:t>
+      <w:pPr>
+        <w:pStyle w:val="Heading2"/>
+      </w:pPr>
+      <w:r>
+        <w:t>Feedback and record guidance</w:t>
       </w:r>
     </w:p>
     <w:p>
@@ -5602,40 +5887,17 @@
         <w:pStyle w:val="Heading1"/>
       </w:pPr>
       <w:r>
-        <w:t>09. Visual concept journey</w:t>
+        <w:t>09. Reference · Teach with the six pictures</w:t>
       </w:r>
     </w:p>
     <w:p>
       <w:r>
-        <w:t>Show one Activation functions graphic at a time, request a prediction and discuss its trace before the independent assessment.</w:t>
+        <w:t>Choose one picture for a particular reasoning move.</w:t>
       </w:r>
     </w:p>
     <w:p>
       <w:pPr>
-        <w:spacing w:line="336" w:lineRule="auto" w:after="180"/>
-      </w:pPr>
-      <w:r>
-        <w:rPr>
-          <w:b w:val="0"/>
-        </w:rPr>
-        <w:t xml:space="preserve">Use one picture at a time. Hide a worked result before asking for a </w:t>
-      </w:r>
-      <w:r>
-        <w:rPr>
-          <w:b/>
-        </w:rPr>
-        <w:t>prediction</w:t>
-      </w:r>
-      <w:r>
-        <w:rPr>
-          <w:b w:val="0"/>
-        </w:rPr>
-        <w:t>, then reveal it for feedback. These are supported teaching cases; retain the separate independent assessment for a fresh first attempt.</w:t>
-      </w:r>
-    </w:p>
-    <w:p>
-      <w:pPr>
-        <w:pStyle w:val="Heading3"/>
+        <w:pStyle w:val="Heading2"/>
       </w:pPr>
       <w:r>
         <w:t>01. Activation functions: the case</w:t>
@@ -5646,7 +5908,7 @@
         <w:drawing>
           <wp:inline xmlns:a="http://schemas.openxmlformats.org/drawingml/2006/main" xmlns:pic="http://schemas.openxmlformats.org/drawingml/2006/picture">
             <wp:extent cx="5486400" cy="2840736"/>
-            <wp:docPr id="3" name="Picture 3" descr="See what ReLU removes before the next weighted step. Supplied facts: Toy network z=x-3; h=max(0, z); y=3h+2. Inputs x=1, 3, 4. All inputs and outcomes in this worked example are invented classroom data; no real model run is claimed."/>
+            <wp:docPr id="5" name="Picture 5" descr="See what ReLU removes before the next weighted step. Supplied facts: Toy network z=x-3; h=max(0, z); y=3h+2. Inputs x=1, 3, 4. All inputs and outcomes in this worked example are invented classroom data; no real model run is claimed."/>
             <wp:cNvGraphicFramePr>
               <a:graphicFrameLocks noChangeAspect="1"/>
             </wp:cNvGraphicFramePr>
@@ -5658,7 +5920,7 @@
                     <pic:cNvPicPr/>
                   </pic:nvPicPr>
                   <pic:blipFill>
-                    <a:blip r:embed="rId11"/>
+                    <a:blip r:embed="rId13"/>
                     <a:stretch>
                       <a:fillRect/>
                     </a:stretch>
@@ -5738,7 +6000,6 @@
     <w:p>
       <w:pPr>
         <w:spacing w:line="336" w:lineRule="auto" w:after="180"/>
-        <w:shd w:fill="F5F1FB"/>
       </w:pPr>
       <w:r>
         <w:rPr>
@@ -5749,27 +6010,18 @@
     </w:p>
     <w:p>
       <w:pPr>
-        <w:pStyle w:val="Heading3"/>
-      </w:pPr>
-      <w:r>
-        <w:t>Discuss while showing the picture</w:t>
+        <w:spacing w:line="336" w:lineRule="auto" w:after="180"/>
+      </w:pPr>
+      <w:r>
+        <w:rPr>
+          <w:b w:val="0"/>
+        </w:rPr>
+        <w:t>Teacher prompt: Point to the given fact that matters most. Explain why it matters. Ask learners to describe one label or arrow in ordinary words. Use the adjacent transcript if the image is difficult to see.</w:t>
       </w:r>
     </w:p>
     <w:p>
       <w:pPr>
-        <w:spacing w:line="336" w:lineRule="auto" w:after="180"/>
-        <w:shd w:fill="F1F6F8"/>
-      </w:pPr>
-      <w:r>
-        <w:rPr>
-          <w:b w:val="0"/>
-        </w:rPr>
-        <w:t>Teacher prompt: Point to the given fact that matters most. Explain why it matters. Ask learners to describe one label or arrow in ordinary words. Use the adjacent transcript if the image is difficult to see.</w:t>
-      </w:r>
-    </w:p>
-    <w:p>
-      <w:pPr>
-        <w:pStyle w:val="Heading3"/>
+        <w:pStyle w:val="Heading2"/>
       </w:pPr>
       <w:r>
         <w:t>02. Follow the deciding steps</w:t>
@@ -5780,7 +6032,7 @@
         <w:drawing>
           <wp:inline xmlns:a="http://schemas.openxmlformats.org/drawingml/2006/main" xmlns:pic="http://schemas.openxmlformats.org/drawingml/2006/picture">
             <wp:extent cx="5486400" cy="3182112"/>
-            <wp:docPr id="4" name="Picture 4" descr="Compute preactivation: z values are -2, 0, 1. → Apply ReLU: h values are 0, 0, 1; the negative value is replaced by0. → Compute output: y values are 2, 2, 5; x = 1 and x = 3 collapse to the same output."/>
+            <wp:docPr id="6" name="Picture 6" descr="Compute preactivation: z values are -2, 0, 1. → Apply ReLU: h values are 0, 0, 1; the negative value is replaced by0. → Compute output: y values are 2, 2, 5; x = 1 and x = 3 collapse to the same output."/>
             <wp:cNvGraphicFramePr>
               <a:graphicFrameLocks noChangeAspect="1"/>
             </wp:cNvGraphicFramePr>
@@ -5792,7 +6044,7 @@
                     <pic:cNvPicPr/>
                   </pic:nvPicPr>
                   <pic:blipFill>
-                    <a:blip r:embed="rId12"/>
+                    <a:blip r:embed="rId10"/>
                     <a:stretch>
                       <a:fillRect/>
                     </a:stretch>
@@ -5861,7 +6113,6 @@
     <w:p>
       <w:pPr>
         <w:spacing w:line="336" w:lineRule="auto" w:after="180"/>
-        <w:shd w:fill="F5F1FB"/>
       </w:pPr>
       <w:r>
         <w:rPr>
@@ -5884,39 +6135,30 @@
     </w:p>
     <w:p>
       <w:pPr>
-        <w:pStyle w:val="Heading3"/>
-      </w:pPr>
-      <w:r>
-        <w:t>Discuss while showing the picture</w:t>
+        <w:spacing w:line="336" w:lineRule="auto" w:after="180"/>
+      </w:pPr>
+      <w:r>
+        <w:rPr>
+          <w:b w:val="0"/>
+        </w:rPr>
+        <w:t xml:space="preserve">Teacher prompt: Point to each numbered stage and explain which recorded </w:t>
+      </w:r>
+      <w:r>
+        <w:rPr>
+          <w:b/>
+        </w:rPr>
+        <w:t>input</w:t>
+      </w:r>
+      <w:r>
+        <w:rPr>
+          <w:b w:val="0"/>
+        </w:rPr>
+        <w:t xml:space="preserve"> it uses. Ask learners to describe one label or arrow in ordinary words. Use the adjacent transcript if the image is difficult to see.</w:t>
       </w:r>
     </w:p>
     <w:p>
       <w:pPr>
-        <w:spacing w:line="336" w:lineRule="auto" w:after="180"/>
-        <w:shd w:fill="F1F6F8"/>
-      </w:pPr>
-      <w:r>
-        <w:rPr>
-          <w:b w:val="0"/>
-        </w:rPr>
-        <w:t xml:space="preserve">Teacher prompt: Point to each numbered stage and explain which recorded </w:t>
-      </w:r>
-      <w:r>
-        <w:rPr>
-          <w:b/>
-        </w:rPr>
-        <w:t>input</w:t>
-      </w:r>
-      <w:r>
-        <w:rPr>
-          <w:b w:val="0"/>
-        </w:rPr>
-        <w:t xml:space="preserve"> it uses. Ask learners to describe one label or arrow in ordinary words. Use the adjacent transcript if the image is difficult to see.</w:t>
-      </w:r>
-    </w:p>
-    <w:p>
-      <w:pPr>
-        <w:pStyle w:val="Heading3"/>
+        <w:pStyle w:val="Heading2"/>
       </w:pPr>
       <w:r>
         <w:t>03. ReLU hidden computation at x=1</w:t>
@@ -5927,7 +6169,7 @@
         <w:drawing>
           <wp:inline xmlns:a="http://schemas.openxmlformats.org/drawingml/2006/main" xmlns:pic="http://schemas.openxmlformats.org/drawingml/2006/picture">
             <wp:extent cx="5486400" cy="2834640"/>
-            <wp:docPr id="5" name="Picture 5" descr="ReLU hidden computation at x=1. Inputs: [1]; weights: [1]; bias: -3; activation: relu; output: 0."/>
+            <wp:docPr id="7" name="Picture 7" descr="ReLU hidden computation at x=1. Inputs: [1]; weights: [1]; bias: -3; activation: relu; output: 0."/>
             <wp:cNvGraphicFramePr>
               <a:graphicFrameLocks noChangeAspect="1"/>
             </wp:cNvGraphicFramePr>
@@ -5939,7 +6181,7 @@
                     <pic:cNvPicPr/>
                   </pic:nvPicPr>
                   <pic:blipFill>
-                    <a:blip r:embed="rId13"/>
+                    <a:blip r:embed="rId14"/>
                     <a:stretch>
                       <a:fillRect/>
                     </a:stretch>
@@ -6014,7 +6256,6 @@
     <w:p>
       <w:pPr>
         <w:spacing w:line="336" w:lineRule="auto" w:after="180"/>
-        <w:shd w:fill="F5F1FB"/>
       </w:pPr>
       <w:r>
         <w:rPr>
@@ -6025,39 +6266,29 @@
     </w:p>
     <w:p>
       <w:pPr>
-        <w:pStyle w:val="Heading3"/>
-      </w:pPr>
-      <w:r>
-        <w:t>Discuss while showing the picture</w:t>
+        <w:spacing w:line="336" w:lineRule="auto" w:after="180"/>
+      </w:pPr>
+      <w:r>
+        <w:rPr>
+          <w:b w:val="0"/>
+        </w:rPr>
+        <w:t>Teacher prompt: Read the labels and values. Explain the relationship the model shows. Ask learners to describe one label or arrow in ordinary words. Use the adjacent transcript if the image is difficult to see.</w:t>
       </w:r>
     </w:p>
     <w:p>
       <w:pPr>
         <w:spacing w:line="336" w:lineRule="auto" w:after="180"/>
-        <w:shd w:fill="F1F6F8"/>
-      </w:pPr>
-      <w:r>
-        <w:rPr>
-          <w:b w:val="0"/>
-        </w:rPr>
-        <w:t>Teacher prompt: Read the labels and values. Explain the relationship the model shows. Ask learners to describe one label or arrow in ordinary words. Use the adjacent transcript if the image is difficult to see.</w:t>
+      </w:pPr>
+      <w:r>
+        <w:rPr>
+          <w:b w:val="0"/>
+        </w:rPr>
+        <w:t>Check row/column meanings, units and denominators before discussing a difference. Supplied toy values are not real class or model results.</w:t>
       </w:r>
     </w:p>
     <w:p>
       <w:pPr>
-        <w:spacing w:line="336" w:lineRule="auto" w:after="180"/>
-        <w:shd w:fill="F1F6F8"/>
-      </w:pPr>
-      <w:r>
-        <w:rPr>
-          <w:b w:val="0"/>
-        </w:rPr>
-        <w:t>Check row/column meanings, units and denominators before discussing a difference. Supplied toy values are not real class or model results.</w:t>
-      </w:r>
-    </w:p>
-    <w:p>
-      <w:pPr>
-        <w:pStyle w:val="Heading3"/>
+        <w:pStyle w:val="Heading2"/>
       </w:pPr>
       <w:r>
         <w:t>04. Change one thing. Trace what follows.</w:t>
@@ -6068,7 +6299,7 @@
         <w:drawing>
           <wp:inline xmlns:a="http://schemas.openxmlformats.org/drawingml/2006/main" xmlns:pic="http://schemas.openxmlformats.org/drawingml/2006/picture">
             <wp:extent cx="5486400" cy="3026664"/>
-            <wp:docPr id="6" name="Picture 6" descr="Original case: y values are 2, 2, 5; x = 1 and x = 3 collapse to the same output. Changed condition: Replace ReLU with identity. Expected result: h becomes -2, 0, 1 and outputs become -4, 2, 5. Reason: Identity retains the negative intermediate value instead of clipping it."/>
+            <wp:docPr id="8" name="Picture 8" descr="Original case: y values are 2, 2, 5; x = 1 and x = 3 collapse to the same output. Changed condition: Replace ReLU with identity. Expected result: h becomes -2, 0, 1 and outputs become -4, 2, 5. Reason: Identity retains the negative intermediate value instead of clipping it."/>
             <wp:cNvGraphicFramePr>
               <a:graphicFrameLocks noChangeAspect="1"/>
             </wp:cNvGraphicFramePr>
@@ -6080,7 +6311,7 @@
                     <pic:cNvPicPr/>
                   </pic:nvPicPr>
                   <pic:blipFill>
-                    <a:blip r:embed="rId14"/>
+                    <a:blip r:embed="rId15"/>
                     <a:stretch>
                       <a:fillRect/>
                     </a:stretch>
@@ -6160,7 +6391,6 @@
     <w:p>
       <w:pPr>
         <w:spacing w:line="336" w:lineRule="auto" w:after="180"/>
-        <w:shd w:fill="F5F1FB"/>
       </w:pPr>
       <w:r>
         <w:rPr>
@@ -6171,39 +6401,29 @@
     </w:p>
     <w:p>
       <w:pPr>
-        <w:pStyle w:val="Heading3"/>
-      </w:pPr>
-      <w:r>
-        <w:t>Discuss while showing the picture</w:t>
+        <w:spacing w:line="336" w:lineRule="auto" w:after="180"/>
+      </w:pPr>
+      <w:r>
+        <w:rPr>
+          <w:b w:val="0"/>
+        </w:rPr>
+        <w:t>Teacher prompt: Predict before checking the worked changed-case result. Name what changed and what the supplied facts allow you to conclude. Ask learners to describe one label or arrow in ordinary words.</w:t>
       </w:r>
     </w:p>
     <w:p>
       <w:pPr>
         <w:spacing w:line="336" w:lineRule="auto" w:after="180"/>
-        <w:shd w:fill="F1F6F8"/>
-      </w:pPr>
-      <w:r>
-        <w:rPr>
-          <w:b w:val="0"/>
-        </w:rPr>
-        <w:t>Teacher prompt: Predict before checking the worked changed-case result. Name what changed and what the supplied facts allow you to conclude. Ask learners to describe one label or arrow in ordinary words.</w:t>
+      </w:pPr>
+      <w:r>
+        <w:rPr>
+          <w:b w:val="0"/>
+        </w:rPr>
+        <w:t>Use the adjacent transcript if the image is difficult to see. Changed-case reasoning: Identity retains the negative intermediate value instead of clipping it.</w:t>
       </w:r>
     </w:p>
     <w:p>
       <w:pPr>
-        <w:spacing w:line="336" w:lineRule="auto" w:after="180"/>
-        <w:shd w:fill="F1F6F8"/>
-      </w:pPr>
-      <w:r>
-        <w:rPr>
-          <w:b w:val="0"/>
-        </w:rPr>
-        <w:t>Use the adjacent transcript if the image is difficult to see. Changed-case reasoning: Identity retains the negative intermediate value instead of clipping it.</w:t>
-      </w:r>
-    </w:p>
-    <w:p>
-      <w:pPr>
-        <w:pStyle w:val="Heading3"/>
+        <w:pStyle w:val="Heading2"/>
       </w:pPr>
       <w:r>
         <w:t>05. Connect the explanation to its limit</w:t>
@@ -6214,7 +6434,7 @@
         <w:drawing>
           <wp:inline xmlns:a="http://schemas.openxmlformats.org/drawingml/2006/main" xmlns:pic="http://schemas.openxmlformats.org/drawingml/2006/picture">
             <wp:extent cx="5486400" cy="2834640"/>
-            <wp:docPr id="7" name="Picture 7" descr="ReLU means keep a positive value and replace a negative one with zero. The output layer receives that transformed value, not the original input. Inputs one and three therefore both deliver zero to the final layer and produce two. Replacing ReLU with identity changes the procedure: negative intermediate values now remain available to the next layer. Limit: ReLU is one activation choice. Clipping negatives does not itself train the network or prove useful representation."/>
+            <wp:docPr id="9" name="Picture 9" descr="ReLU means keep a positive value and replace a negative one with zero. The output layer receives that transformed value, not the original input. Inputs one and three therefore both deliver zero to the final layer and produce two. Replacing ReLU with identity changes the procedure: negative intermediate values now remain available to the next layer. Limit: ReLU is one activation choice. Clipping negatives does not itself train the network or prove useful representation."/>
             <wp:cNvGraphicFramePr>
               <a:graphicFrameLocks noChangeAspect="1"/>
             </wp:cNvGraphicFramePr>
@@ -6226,7 +6446,7 @@
                     <pic:cNvPicPr/>
                   </pic:nvPicPr>
                   <pic:blipFill>
-                    <a:blip r:embed="rId15"/>
+                    <a:blip r:embed="rId16"/>
                     <a:stretch>
                       <a:fillRect/>
                     </a:stretch>
@@ -6341,7 +6561,6 @@
     <w:p>
       <w:pPr>
         <w:spacing w:line="336" w:lineRule="auto" w:after="180"/>
-        <w:shd w:fill="F5F1FB"/>
       </w:pPr>
       <w:r>
         <w:rPr>
@@ -6352,51 +6571,41 @@
     </w:p>
     <w:p>
       <w:pPr>
-        <w:pStyle w:val="Heading3"/>
-      </w:pPr>
-      <w:r>
-        <w:t>Discuss while showing the picture</w:t>
+        <w:spacing w:line="336" w:lineRule="auto" w:after="180"/>
+      </w:pPr>
+      <w:r>
+        <w:rPr>
+          <w:b w:val="0"/>
+        </w:rPr>
+        <w:t>Teacher prompt: Explain the case, then point to a limit on the claim. Ask learners to describe one label or arrow in ordinary words. Use the adjacent transcript if the image is difficult to see.</w:t>
       </w:r>
     </w:p>
     <w:p>
       <w:pPr>
         <w:spacing w:line="336" w:lineRule="auto" w:after="180"/>
-        <w:shd w:fill="F1F6F8"/>
-      </w:pPr>
-      <w:r>
-        <w:rPr>
-          <w:b w:val="0"/>
-        </w:rPr>
-        <w:t>Teacher prompt: Explain the case, then point to a limit on the claim. Ask learners to describe one label or arrow in ordinary words. Use the adjacent transcript if the image is difficult to see.</w:t>
+      </w:pPr>
+      <w:r>
+        <w:rPr>
+          <w:b w:val="0"/>
+        </w:rPr>
+        <w:t xml:space="preserve">Keep the stated scope: </w:t>
+      </w:r>
+      <w:r>
+        <w:rPr>
+          <w:b/>
+        </w:rPr>
+        <w:t>ReLU</w:t>
+      </w:r>
+      <w:r>
+        <w:rPr>
+          <w:b w:val="0"/>
+        </w:rPr>
+        <w:t xml:space="preserve"> is one activation choice. Clipping negatives does not itself train the network or prove useful representation.</w:t>
       </w:r>
     </w:p>
     <w:p>
       <w:pPr>
-        <w:spacing w:line="336" w:lineRule="auto" w:after="180"/>
-        <w:shd w:fill="F1F6F8"/>
-      </w:pPr>
-      <w:r>
-        <w:rPr>
-          <w:b w:val="0"/>
-        </w:rPr>
-        <w:t xml:space="preserve">Keep the stated scope: </w:t>
-      </w:r>
-      <w:r>
-        <w:rPr>
-          <w:b/>
-        </w:rPr>
-        <w:t>ReLU</w:t>
-      </w:r>
-      <w:r>
-        <w:rPr>
-          <w:b w:val="0"/>
-        </w:rPr>
-        <w:t xml:space="preserve"> is one activation choice. Clipping negatives does not itself train the network or prove useful representation.</w:t>
-      </w:r>
-    </w:p>
-    <w:p>
-      <w:pPr>
-        <w:pStyle w:val="Heading3"/>
+        <w:pStyle w:val="Heading2"/>
       </w:pPr>
       <w:r>
         <w:t>06. Make the idea visible in your project</w:t>
@@ -6407,7 +6616,7 @@
         <w:drawing>
           <wp:inline xmlns:a="http://schemas.openxmlformats.org/drawingml/2006/main" xmlns:pic="http://schemas.openxmlformats.org/drawingml/2006/picture">
             <wp:extent cx="5486400" cy="3681984"/>
-            <wp:docPr id="8" name="Picture 8" descr="For your Image-pattern Network Investigation, save the input, procedure, observed result and limitation of this check. Label this worked example as practice; use a different, previously unreviewed case when checking independent understanding. Draw your input, deciding step, result and limit. Supported question: Which original inputs cannot be distinguished by this network’s final output? Point to the relevant step in the picture, then write the changed result and the rule or evidence that supports it."/>
+            <wp:docPr id="10" name="Picture 10" descr="For your Image-pattern Network Investigation, save the input, procedure, observed result and limitation of this check. Label this worked example as practice; use a different, previously unreviewed case when checking independent understanding. Draw your input, deciding step, result and limit. Supported question: Which original inputs cannot be distinguished by this network’s final output? Point to the relevant step in the picture, then write the changed result and the rule or evidence that supports it."/>
             <wp:cNvGraphicFramePr>
               <a:graphicFrameLocks noChangeAspect="1"/>
             </wp:cNvGraphicFramePr>
@@ -6419,7 +6628,7 @@
                     <pic:cNvPicPr/>
                   </pic:nvPicPr>
                   <pic:blipFill>
-                    <a:blip r:embed="rId16"/>
+                    <a:blip r:embed="rId17"/>
                     <a:stretch>
                       <a:fillRect/>
                     </a:stretch>
@@ -6534,7 +6743,6 @@
     <w:p>
       <w:pPr>
         <w:spacing w:line="336" w:lineRule="auto" w:after="180"/>
-        <w:shd w:fill="F5F1FB"/>
       </w:pPr>
       <w:r>
         <w:rPr>
@@ -6557,94 +6765,162 @@
     </w:p>
     <w:p>
       <w:pPr>
-        <w:pStyle w:val="Heading3"/>
-      </w:pPr>
-      <w:r>
-        <w:t>Discuss while showing the picture</w:t>
+        <w:spacing w:line="336" w:lineRule="auto" w:after="180"/>
+      </w:pPr>
+      <w:r>
+        <w:rPr>
+          <w:b w:val="0"/>
+        </w:rPr>
+        <w:t xml:space="preserve">Teacher prompt: Draw your project trace and justify the deciding step using </w:t>
+      </w:r>
+      <w:r>
+        <w:rPr>
+          <w:b/>
+        </w:rPr>
+        <w:t>evidence</w:t>
+      </w:r>
+      <w:r>
+        <w:rPr>
+          <w:b w:val="0"/>
+        </w:rPr>
+        <w:t>. Ask learners to describe one label or arrow in ordinary words. Use the adjacent transcript if the image is difficult to see.</w:t>
       </w:r>
     </w:p>
     <w:p>
       <w:pPr>
         <w:spacing w:line="336" w:lineRule="auto" w:after="180"/>
-        <w:shd w:fill="F1F6F8"/>
-      </w:pPr>
-      <w:r>
-        <w:rPr>
-          <w:b w:val="0"/>
-        </w:rPr>
-        <w:t xml:space="preserve">Teacher prompt: Draw your project trace and justify the deciding step using </w:t>
+      </w:pPr>
+      <w:r>
+        <w:rPr>
+          <w:b w:val="0"/>
+        </w:rPr>
+        <w:t xml:space="preserve">Supported practice key: x=1 and x=3 both give h = 0 and y = 2. After </w:t>
       </w:r>
       <w:r>
         <w:rPr>
           <w:b/>
         </w:rPr>
-        <w:t>evidence</w:t>
-      </w:r>
-      <w:r>
-        <w:rPr>
-          <w:b w:val="0"/>
-        </w:rPr>
-        <w:t>. Ask learners to describe one label or arrow in ordinary words. Use the adjacent transcript if the image is difficult to see.</w:t>
+        <w:t>ReLU</w:t>
+      </w:r>
+      <w:r>
+        <w:rPr>
+          <w:b w:val="0"/>
+        </w:rPr>
+        <w:t xml:space="preserve">, the downstream step receives identical values for those </w:t>
+      </w:r>
+      <w:r>
+        <w:rPr>
+          <w:b/>
+        </w:rPr>
+        <w:t>input</w:t>
+      </w:r>
+      <w:r>
+        <w:rPr>
+          <w:b w:val="0"/>
+        </w:rPr>
+        <w:t xml:space="preserve">s. Changed-case check: h becomes -2, 0, 1 and </w:t>
+      </w:r>
+      <w:r>
+        <w:rPr>
+          <w:b/>
+        </w:rPr>
+        <w:t>output</w:t>
+      </w:r>
+      <w:r>
+        <w:rPr>
+          <w:b w:val="0"/>
+        </w:rPr>
+        <w:t>s become -4, 2, 5.</w:t>
       </w:r>
     </w:p>
     <w:p>
       <w:pPr>
         <w:spacing w:line="336" w:lineRule="auto" w:after="180"/>
-        <w:shd w:fill="F1F6F8"/>
-      </w:pPr>
-      <w:r>
-        <w:rPr>
-          <w:b w:val="0"/>
-        </w:rPr>
-        <w:t xml:space="preserve">Supported practice key: x=1 and x=3 both give h = 0 and y = 2. After </w:t>
-      </w:r>
-      <w:r>
-        <w:rPr>
-          <w:b/>
-        </w:rPr>
-        <w:t>ReLU</w:t>
-      </w:r>
-      <w:r>
-        <w:rPr>
-          <w:b w:val="0"/>
-        </w:rPr>
-        <w:t xml:space="preserve">, the downstream step receives identical values for those </w:t>
-      </w:r>
-      <w:r>
-        <w:rPr>
-          <w:b/>
-        </w:rPr>
-        <w:t>input</w:t>
-      </w:r>
-      <w:r>
-        <w:rPr>
-          <w:b w:val="0"/>
-        </w:rPr>
-        <w:t xml:space="preserve">s. Changed-case check: h becomes -2, 0, 1 and </w:t>
-      </w:r>
-      <w:r>
-        <w:rPr>
-          <w:b/>
-        </w:rPr>
-        <w:t>output</w:t>
-      </w:r>
-      <w:r>
-        <w:rPr>
-          <w:b w:val="0"/>
-        </w:rPr>
-        <w:t>s become -4, 2, 5.</w:t>
+      </w:pPr>
+      <w:r>
+        <w:rPr>
+          <w:b w:val="0"/>
+        </w:rPr>
+        <w:t>Identity retains the negative intermediate value instead of clipping it.</w:t>
       </w:r>
     </w:p>
     <w:p>
       <w:pPr>
+        <w:pStyle w:val="Heading2"/>
+      </w:pPr>
+      <w:r>
+        <w:t>Earlier wording, alternatives and picture transcripts · reference / check after trying</w:t>
+      </w:r>
+    </w:p>
+    <w:p>
+      <w:pPr>
         <w:spacing w:line="336" w:lineRule="auto" w:after="180"/>
-        <w:shd w:fill="F1F6F8"/>
-      </w:pPr>
-      <w:r>
-        <w:rPr>
-          <w:b w:val="0"/>
-        </w:rPr>
-        <w:t>Identity retains the negative intermediate value instead of clipping it.</w:t>
+      </w:pPr>
+      <w:r>
+        <w:rPr>
+          <w:b w:val="0"/>
+        </w:rPr>
+        <w:t xml:space="preserve">Use one picture at a time. Hide a worked result before asking for a </w:t>
+      </w:r>
+      <w:r>
+        <w:rPr>
+          <w:b/>
+        </w:rPr>
+        <w:t>prediction</w:t>
+      </w:r>
+      <w:r>
+        <w:rPr>
+          <w:b w:val="0"/>
+        </w:rPr>
+        <w:t>, then reveal it for feedback. These are supported teaching cases; retain the separate independent assessment for a fresh first attempt.</w:t>
+      </w:r>
+    </w:p>
+    <w:p>
+      <w:pPr>
+        <w:pStyle w:val="Heading3"/>
+      </w:pPr>
+      <w:r>
+        <w:t>01. Activation functions: the case</w:t>
+      </w:r>
+    </w:p>
+    <w:p>
+      <w:pPr>
+        <w:pStyle w:val="Heading3"/>
+      </w:pPr>
+      <w:r>
+        <w:t>02. Follow the deciding steps</w:t>
+      </w:r>
+    </w:p>
+    <w:p>
+      <w:pPr>
+        <w:pStyle w:val="Heading3"/>
+      </w:pPr>
+      <w:r>
+        <w:t>03. ReLU hidden computation at x=1</w:t>
+      </w:r>
+    </w:p>
+    <w:p>
+      <w:pPr>
+        <w:pStyle w:val="Heading3"/>
+      </w:pPr>
+      <w:r>
+        <w:t>04. Change one thing. Trace what follows.</w:t>
+      </w:r>
+    </w:p>
+    <w:p>
+      <w:pPr>
+        <w:pStyle w:val="Heading3"/>
+      </w:pPr>
+      <w:r>
+        <w:t>05. Connect the explanation to its limit</w:t>
+      </w:r>
+    </w:p>
+    <w:p>
+      <w:pPr>
+        <w:pStyle w:val="Heading3"/>
+      </w:pPr>
+      <w:r>
+        <w:t>06. Make the idea visible in your project</w:t>
       </w:r>
     </w:p>
     <w:sectPr>
